--- a/zht/docx/095.content.docx
+++ b/zht/docx/095.content.docx
@@ -149,27 +149,7 @@
         <w:rPr>
           <w:lang w:val="zh_TW" w:bidi="zh_TW"/>
         </w:rPr>
-        <w:t>ren</w:t>
-      </w:r>
-      <w:r>
-        <w:rPr>
-          <w:lang w:val="zh_TW" w:bidi="zh_TW"/>
-        </w:rPr>
-      </w:r>
-    </w:p>
-    <w:p>
-      <w:pPr/>
-      <w:r>
-        <w:rPr>
-          <w:lang w:val="zh_TW" w:bidi="zh_TW"/>
-        </w:rPr>
-      </w:r>
-      <w:r>
-        <w:rPr>
-          <w:i/>
-          <w:lang w:val="zh_TW" w:bidi="zh_TW"/>
-        </w:rPr>
-        <w:t>人, 人的墮落, 人子, 任命，承接聖職</w:t>
+        <w:t>na</w:t>
       </w:r>
       <w:r>
         <w:rPr>
@@ -232,7 +212,7 @@
         <w:rPr>
           <w:lang w:val="zh_TW" w:bidi="zh_TW"/>
         </w:rPr>
-        <w:t>人</w:t>
+        <w:t>拿但業</w:t>
       </w:r>
       <w:r>
         <w:rPr>
@@ -251,7 +231,73 @@
         <w:rPr>
           <w:lang w:val="zh_TW" w:bidi="zh_TW"/>
         </w:rPr>
-        <w:t>人類，不論是男性或女性。</w:t>
+        <w:t>加利利迦拿的猶太人，被耶穌呼召成為門徒（</w:t>
+      </w:r>
+      <w:hyperlink r:id="rId13">
+        <w:r>
+          <w:rPr>
+            <w:lang w:val="zh_TW" w:bidi="zh_TW"/>
+          </w:rPr>
+          <w:rPr>
+            <w:color w:val="0000EE"/>
+            <w:u w:val="single"/>
+          </w:rPr>
+          <w:t>約1:45–50，</w:t>
+        </w:r>
+      </w:hyperlink>
+      <w:hyperlink r:id="rId14">
+        <w:r>
+          <w:rPr>
+            <w:lang w:val="zh_TW" w:bidi="zh_TW"/>
+          </w:rPr>
+          <w:rPr>
+            <w:color w:val="0000EE"/>
+            <w:u w:val="single"/>
+          </w:rPr>
+          <w:t>21:2</w:t>
+        </w:r>
+      </w:hyperlink>
+      <w:r>
+        <w:rPr>
+          <w:lang w:val="zh_TW" w:bidi="zh_TW"/>
+        </w:rPr>
+        <w:t>）。起初，當腓力描述耶穌為整本舊約的應驗者時，拿但業持懷疑態度（</w:t>
+      </w:r>
+      <w:hyperlink r:id="rId15">
+        <w:r>
+          <w:rPr>
+            <w:lang w:val="zh_TW" w:bidi="zh_TW"/>
+          </w:rPr>
+          <w:rPr>
+            <w:color w:val="0000EE"/>
+            <w:u w:val="single"/>
+          </w:rPr>
+          <w:t>1:45–46</w:t>
+        </w:r>
+      </w:hyperlink>
+      <w:r>
+        <w:rPr>
+          <w:lang w:val="zh_TW" w:bidi="zh_TW"/>
+        </w:rPr>
+        <w:t>），但在一次令人驚訝的個人相遇後，他就承認耶穌是神的兒子和以色列的王（</w:t>
+      </w:r>
+      <w:hyperlink r:id="rId16">
+        <w:r>
+          <w:rPr>
+            <w:lang w:val="zh_TW" w:bidi="zh_TW"/>
+          </w:rPr>
+          <w:rPr>
+            <w:color w:val="0000EE"/>
+            <w:u w:val="single"/>
+          </w:rPr>
+          <w:t>49</w:t>
+        </w:r>
+      </w:hyperlink>
+      <w:r>
+        <w:rPr>
+          <w:lang w:val="zh_TW" w:bidi="zh_TW"/>
+        </w:rPr>
+        <w:t>節）。</w:t>
       </w:r>
     </w:p>
     <w:p>
@@ -265,18 +311,61 @@
         <w:rPr>
           <w:lang w:val="zh_TW" w:bidi="zh_TW"/>
         </w:rPr>
-        <w:t>聖經對人的教導，始於對神正確的認識。聖經人論（anthropology，即對人的研究）的核心，是建基於高舉的神學（即對神的研究）脈絡之中。人若對神有崇高而敬虔的認識，就會肯定人的尊貴和尊嚴，相反，若對神的概念膚淺，就往往導致對人的觀點偏差。因此，人可能被看得比應有的更為重要，或比聖經所啟示的更不重要。這兩種看法都是不合乎聖經的。探討人的學問（本文中「人」一詞是包括男女在內的人類）的起點，必須從認識神——人的創造主開始。</w:t>
-      </w:r>
-    </w:p>
-    <w:p>
-      <w:pPr>
-        <w:pStyle w:val="Heading3"/>
-      </w:pPr>
-      <w:r>
-        <w:rPr>
-          <w:lang w:val="zh_TW" w:bidi="zh_TW"/>
-        </w:rPr>
-        <w:t>人的起源</w:t>
+        <w:t>由於拿但業在新約中僅於約翰福音中出現，一些學者認為他可能與對觀福音中的其他人物是同一人。因他與安得烈、彼得和腓力的呼召同時出現，有些人推測他是十二使徒之一，可能就是巴多羅買。支持此觀點的三個理由是：（1）巴多羅買是家族名（意即「多買的兒子」），應會有另一個名字；（2）在對觀福音中的十二使徒名單中，巴多羅買均緊隨腓力之後（</w:t>
+      </w:r>
+      <w:hyperlink r:id="rId17">
+        <w:r>
+          <w:rPr>
+            <w:lang w:val="zh_TW" w:bidi="zh_TW"/>
+          </w:rPr>
+          <w:rPr>
+            <w:color w:val="0000EE"/>
+            <w:u w:val="single"/>
+          </w:rPr>
+          <w:t>太10:2–4</w:t>
+        </w:r>
+      </w:hyperlink>
+      <w:r>
+        <w:rPr>
+          <w:lang w:val="zh_TW" w:bidi="zh_TW"/>
+        </w:rPr>
+        <w:t>；</w:t>
+      </w:r>
+      <w:hyperlink r:id="rId18">
+        <w:r>
+          <w:rPr>
+            <w:lang w:val="zh_TW" w:bidi="zh_TW"/>
+          </w:rPr>
+          <w:rPr>
+            <w:color w:val="0000EE"/>
+            <w:u w:val="single"/>
+          </w:rPr>
+          <w:t>可3:16–19</w:t>
+        </w:r>
+      </w:hyperlink>
+      <w:r>
+        <w:rPr>
+          <w:lang w:val="zh_TW" w:bidi="zh_TW"/>
+        </w:rPr>
+        <w:t>；</w:t>
+      </w:r>
+      <w:hyperlink r:id="rId19">
+        <w:r>
+          <w:rPr>
+            <w:lang w:val="zh_TW" w:bidi="zh_TW"/>
+          </w:rPr>
+          <w:rPr>
+            <w:color w:val="0000EE"/>
+            <w:u w:val="single"/>
+          </w:rPr>
+          <w:t>路6:14–16</w:t>
+        </w:r>
+      </w:hyperlink>
+      <w:r>
+        <w:rPr>
+          <w:lang w:val="zh_TW" w:bidi="zh_TW"/>
+        </w:rPr>
+        <w:t>），與約翰記載中拿但業跟隨腓力的呼召吻合；（3）巴多羅買的名字沒有出現在約翰福音中。</w:t>
       </w:r>
     </w:p>
     <w:p>
@@ -290,9 +379,9 @@
         <w:rPr>
           <w:lang w:val="zh_TW" w:bidi="zh_TW"/>
         </w:rPr>
-        <w:t>與自然主義（naturalistic）、唯物論（materialistic）的起源理論相對，聖經的觀點首先宣告永恆的神創造了人，而人是一切受造物中最重要的。人無須拘泥於某種特定的時序，來理解神創造人的工作。有些基督徒相信，聖經在</w:t>
-      </w:r>
-      <w:hyperlink r:id="rId13">
+        <w:t>另一種觀點認為，拿但業是亞勒腓的兒子雅各。根據此觀點，</w:t>
+      </w:r>
+      <w:hyperlink r:id="rId20">
         <w:r>
           <w:rPr>
             <w:lang w:val="zh_TW" w:bidi="zh_TW"/>
@@ -301,81 +390,38 @@
             <w:color w:val="0000EE"/>
             <w:u w:val="single"/>
           </w:rPr>
-          <w:t>創世記一章</w:t>
+          <w:t>約翰福音一章47節</w:t>
         </w:r>
       </w:hyperlink>
       <w:r>
         <w:rPr>
           <w:lang w:val="zh_TW" w:bidi="zh_TW"/>
         </w:rPr>
-        <w:t>中所呈現的是一個封閉的年表──六個實際的24小時日子（參</w:t>
-      </w:r>
-      <w:hyperlink r:id="rId14">
-        <w:r>
-          <w:rPr>
-            <w:lang w:val="zh_TW" w:bidi="zh_TW"/>
-          </w:rPr>
-          <w:rPr>
-            <w:color w:val="0000EE"/>
-            <w:u w:val="single"/>
-          </w:rPr>
-          <w:t>創1:5、8、13</w:t>
-        </w:r>
-      </w:hyperlink>
-      <w:r>
-        <w:rPr>
-          <w:lang w:val="zh_TW" w:bidi="zh_TW"/>
-        </w:rPr>
-        <w:t>等）；而人在其中驚人且突然出現，可能只是約6000年前的事（參跟大主教詹姆士‧烏社爾〔James Ussher〕的編年史〔</w:t>
-      </w:r>
-      <w:r>
-        <w:rPr>
-          <w:i/>
-          <w:lang w:val="zh_TW" w:bidi="zh_TW"/>
-        </w:rPr>
-        <w:t>Annales，</w:t>
-      </w:r>
-      <w:r>
-        <w:rPr>
-          <w:lang w:val="zh_TW" w:bidi="zh_TW"/>
-        </w:rPr>
-        <w:t xml:space="preserve"> 1650–58年〕相關，但不限於這著作的年表）。另一些持這種普遍觀點的人（有時稱為創造科學〔creation science〕），則對</w:t>
-      </w:r>
-      <w:hyperlink r:id="rId15">
-        <w:r>
-          <w:rPr>
-            <w:lang w:val="zh_TW" w:bidi="zh_TW"/>
-          </w:rPr>
-          <w:rPr>
-            <w:color w:val="0000EE"/>
-            <w:u w:val="single"/>
-          </w:rPr>
-          <w:t>創世記五</w:t>
-        </w:r>
-      </w:hyperlink>
-      <w:r>
-        <w:rPr>
-          <w:lang w:val="zh_TW" w:bidi="zh_TW"/>
-        </w:rPr>
-        <w:t>和</w:t>
-      </w:r>
-      <w:hyperlink r:id="rId16">
-        <w:r>
-          <w:rPr>
-            <w:lang w:val="zh_TW" w:bidi="zh_TW"/>
-          </w:rPr>
-          <w:rPr>
-            <w:color w:val="0000EE"/>
-            <w:u w:val="single"/>
-          </w:rPr>
-          <w:t>十一章</w:t>
-        </w:r>
-      </w:hyperlink>
-      <w:r>
-        <w:rPr>
-          <w:lang w:val="zh_TW" w:bidi="zh_TW"/>
-        </w:rPr>
-        <w:t>的年表抱持較為彈性的看法，把人的創造時間推算至約10000年前。</w:t>
+        <w:t>中耶穌的話應譯作「看哪，以色列</w:t>
+      </w:r>
+      <w:r>
+        <w:rPr>
+          <w:lang w:val="zh_TW" w:bidi="zh_TW"/>
+        </w:rPr>
+        <w:t>〔</w:t>
+      </w:r>
+      <w:r>
+        <w:rPr>
+          <w:lang w:val="zh_TW" w:bidi="zh_TW"/>
+        </w:rPr>
+        <w:t>而非『真以色列人』</w:t>
+      </w:r>
+      <w:r>
+        <w:rPr>
+          <w:lang w:val="zh_TW" w:bidi="zh_TW"/>
+        </w:rPr>
+        <w:t>〕</w:t>
+      </w:r>
+      <w:r>
+        <w:rPr>
+          <w:lang w:val="zh_TW" w:bidi="zh_TW"/>
+        </w:rPr>
+        <w:t>是沒有詭詐的！」以色列是神賜給雅各的名字，而雅各在新約中對應名是雅各（James）。約翰稱亞勒腓的兒子雅各為拿但業，以區別於早期教會中的其他同名者。</w:t>
       </w:r>
     </w:p>
     <w:p>
@@ -389,74 +435,7 @@
         <w:rPr>
           <w:lang w:val="zh_TW" w:bidi="zh_TW"/>
         </w:rPr>
-        <w:t>另一些人認為，</w:t>
-      </w:r>
-      <w:hyperlink r:id="rId13">
-        <w:r>
-          <w:rPr>
-            <w:lang w:val="zh_TW" w:bidi="zh_TW"/>
-          </w:rPr>
-          <w:rPr>
-            <w:color w:val="0000EE"/>
-            <w:u w:val="single"/>
-          </w:rPr>
-          <w:t>創世記一</w:t>
-        </w:r>
-      </w:hyperlink>
-      <w:r>
-        <w:rPr>
-          <w:lang w:val="zh_TW" w:bidi="zh_TW"/>
-        </w:rPr>
-        <w:t>和</w:t>
-      </w:r>
-      <w:hyperlink r:id="rId17">
-        <w:r>
-          <w:rPr>
-            <w:lang w:val="zh_TW" w:bidi="zh_TW"/>
-          </w:rPr>
-          <w:rPr>
-            <w:color w:val="0000EE"/>
-            <w:u w:val="single"/>
-          </w:rPr>
-          <w:t>二章</w:t>
-        </w:r>
-      </w:hyperlink>
-      <w:r>
-        <w:rPr>
-          <w:lang w:val="zh_TW" w:bidi="zh_TW"/>
-        </w:rPr>
-        <w:t>的經文可以從更廣闊的角度解釋，認為人的創造可追溯至極其遙遠的古代（甚至延伸至數百萬年前）。他們主張，在神的掌管與引導之下，該創造的過程可能在神的創造工作中扮演重要角色。這種觀點最合適的名稱是漸進創造論（progressive creationism），它與有神進化論（theistic evolution）相對，有神進化論通常認為神只是啟動了過程，而在過程展開之後，神幾乎不再介入。漸進創造論則認為，</w:t>
-      </w:r>
-      <w:hyperlink r:id="rId13">
-        <w:r>
-          <w:rPr>
-            <w:lang w:val="zh_TW" w:bidi="zh_TW"/>
-          </w:rPr>
-          <w:rPr>
-            <w:color w:val="0000EE"/>
-            <w:u w:val="single"/>
-          </w:rPr>
-          <w:t>創世記一章</w:t>
-        </w:r>
-      </w:hyperlink>
-      <w:r>
-        <w:rPr>
-          <w:lang w:val="zh_TW" w:bidi="zh_TW"/>
-        </w:rPr>
-        <w:t>中的希伯來文「日」（</w:t>
-      </w:r>
-      <w:r>
-        <w:rPr>
-          <w:i/>
-          <w:lang w:val="zh_TW" w:bidi="zh_TW"/>
-        </w:rPr>
-        <w:t>yom</w:t>
-      </w:r>
-      <w:r>
-        <w:rPr>
-          <w:lang w:val="zh_TW" w:bidi="zh_TW"/>
-        </w:rPr>
-        <w:t>）可以指一段延長的時間（例：「日代（day-age）」理論）；因此，「有晚上，有早晨，是第x日」這樣的措辭，可能是一種文學手法，用來展現神創造工作的場景，在時間歷程中逐步推進。</w:t>
+        <w:t>也有兩種可能性較低的說法認為，拿但業可能是馬太或迦拿人西門。第一個觀點基於馬太（「耶和華的禮物」）和拿但業（「耶和華已賜」）名稱的相似語源；第二個觀點則基於兩人都來自迦拿。</w:t>
       </w:r>
     </w:p>
     <w:p>
@@ -470,7 +449,109 @@
         <w:rPr>
           <w:lang w:val="zh_TW" w:bidi="zh_TW"/>
         </w:rPr>
-        <w:t>許多基督徒在人的起源問題上，立場介乎於保守的年代觀與廣泛的年代觀之間。然而，不論個人傾向如何，若要以聖經的方式思考人，就必須承認神在創造人這件事上的創意作為。信心的本質始於這句話：「我信神，全能的父，是創造天地的主。」</w:t>
+        <w:t>總結來看，最可能的結論是：拿但業並非十二使徒之一，而僅是約翰記載的門徒之一。此觀點與早期教父文獻相符。在約翰福音中，拿但業象徵了那些克服最初的懷疑，並信靠基督的真正猶太人。這一象徵性意義可從以下三點觀察到：（1）他對耶穌的最初反應類似於那些信仰律法和先知書之人的反應（</w:t>
+      </w:r>
+      <w:hyperlink r:id="rId21">
+        <w:r>
+          <w:rPr>
+            <w:lang w:val="zh_TW" w:bidi="zh_TW"/>
+          </w:rPr>
+          <w:rPr>
+            <w:color w:val="0000EE"/>
+            <w:u w:val="single"/>
+          </w:rPr>
+          <w:t>約7:15、27、41，</w:t>
+        </w:r>
+      </w:hyperlink>
+      <w:hyperlink r:id="rId22">
+        <w:r>
+          <w:rPr>
+            <w:lang w:val="zh_TW" w:bidi="zh_TW"/>
+          </w:rPr>
+          <w:rPr>
+            <w:color w:val="0000EE"/>
+            <w:u w:val="single"/>
+          </w:rPr>
+          <w:t>9:41</w:t>
+        </w:r>
+      </w:hyperlink>
+      <w:r>
+        <w:rPr>
+          <w:lang w:val="zh_TW" w:bidi="zh_TW"/>
+        </w:rPr>
+        <w:t>）；（2）耶穌提到祂看見拿但業在無花果樹下（</w:t>
+      </w:r>
+      <w:hyperlink r:id="rId23">
+        <w:r>
+          <w:rPr>
+            <w:lang w:val="zh_TW" w:bidi="zh_TW"/>
+          </w:rPr>
+          <w:rPr>
+            <w:color w:val="0000EE"/>
+            <w:u w:val="single"/>
+          </w:rPr>
+          <w:t>1:48</w:t>
+        </w:r>
+      </w:hyperlink>
+      <w:r>
+        <w:rPr>
+          <w:lang w:val="zh_TW" w:bidi="zh_TW"/>
+        </w:rPr>
+        <w:t>），這表明他對律法的虔誠（拉比文學中，學習律法的理想地點就是無花果樹下）；（3）耶穌將拿但業與以色列的祖先雅各聯繫起來。在</w:t>
+      </w:r>
+      <w:hyperlink r:id="rId24">
+        <w:r>
+          <w:rPr>
+            <w:lang w:val="zh_TW" w:bidi="zh_TW"/>
+          </w:rPr>
+          <w:rPr>
+            <w:color w:val="0000EE"/>
+            <w:u w:val="single"/>
+          </w:rPr>
+          <w:t>創世記二十五至三十二章</w:t>
+        </w:r>
+      </w:hyperlink>
+      <w:r>
+        <w:rPr>
+          <w:lang w:val="zh_TW" w:bidi="zh_TW"/>
+        </w:rPr>
+        <w:t>中，雅各確實在與以掃和拉班的相處中表現出狡猾和機智。</w:t>
+      </w:r>
+      <w:hyperlink r:id="rId25">
+        <w:r>
+          <w:rPr>
+            <w:lang w:val="zh_TW" w:bidi="zh_TW"/>
+          </w:rPr>
+          <w:rPr>
+            <w:color w:val="0000EE"/>
+            <w:u w:val="single"/>
+          </w:rPr>
+          <w:t>約翰福音一章51節</w:t>
+        </w:r>
+      </w:hyperlink>
+      <w:r>
+        <w:rPr>
+          <w:lang w:val="zh_TW" w:bidi="zh_TW"/>
+        </w:rPr>
+        <w:t>進一步加強了拿但業與雅各的關聯，呈現了天使上去下來的意象，這讓人想起雅各的夢境，並且發生地靠近伯特利和雅博河，即雅各的經歷之地。拿但業因此成為敬虔以色列人的象徵，表達出真正以色列人應對耶穌的適當回應——從起初的懷疑到信心的建立（參</w:t>
+      </w:r>
+      <w:hyperlink r:id="rId26">
+        <w:r>
+          <w:rPr>
+            <w:lang w:val="zh_TW" w:bidi="zh_TW"/>
+          </w:rPr>
+          <w:rPr>
+            <w:color w:val="0000EE"/>
+            <w:u w:val="single"/>
+          </w:rPr>
+          <w:t>羅9:6</w:t>
+        </w:r>
+      </w:hyperlink>
+      <w:r>
+        <w:rPr>
+          <w:lang w:val="zh_TW" w:bidi="zh_TW"/>
+        </w:rPr>
+        <w:t>）。</w:t>
       </w:r>
     </w:p>
     <w:p>
@@ -482,27 +563,38 @@
       </w:r>
       <w:r>
         <w:rPr>
-          <w:lang w:val="zh_TW" w:bidi="zh_TW"/>
-        </w:rPr>
-        <w:t>人不僅是神的創造，也是祂創造工作的巔峰。遠在現代精密科學出現之前，古人已經注意到人類在解剖學上的構造與動物界的成員相似。然而，儘管有這些相似之處，聖經的觀點從不把人與動物放在同一層次──人是獨特的，是神創造工作的高峰，是祂巧手工藝的極致。</w:t>
-      </w:r>
-      <w:hyperlink r:id="rId13">
-        <w:r>
-          <w:rPr>
-            <w:lang w:val="zh_TW" w:bidi="zh_TW"/>
-          </w:rPr>
-          <w:rPr>
-            <w:color w:val="0000EE"/>
-            <w:u w:val="single"/>
-          </w:rPr>
-          <w:t>創世記一章</w:t>
-        </w:r>
-      </w:hyperlink>
-      <w:r>
-        <w:rPr>
-          <w:lang w:val="zh_TW" w:bidi="zh_TW"/>
-        </w:rPr>
-        <w:t>的受造次序，本身就是漸進且逐步提升的；神一切的創造工作，最終以祂創造人類為高峰。</w:t>
+          <w:i/>
+          <w:lang w:val="zh_TW" w:bidi="zh_TW"/>
+        </w:rPr>
+        <w:t>另見</w:t>
+      </w:r>
+      <w:r>
+        <w:rPr>
+          <w:lang w:val="zh_TW" w:bidi="zh_TW"/>
+        </w:rPr>
+        <w:t xml:space="preserve"> </w:t>
+      </w:r>
+      <w:r>
+        <w:rPr>
+          <w:lang w:val="zh_TW" w:bidi="zh_TW"/>
+        </w:rPr>
+        <w:t>使徒，使徒職分</w:t>
+      </w:r>
+      <w:r>
+        <w:rPr>
+          <w:lang w:val="zh_TW" w:bidi="zh_TW"/>
+        </w:rPr>
+        <w:t>。</w:t>
+      </w:r>
+      <w:r>
+        <w:rPr>
+          <w:lang w:val="zh_TW" w:bidi="zh_TW"/>
+        </w:rPr>
+      </w:r>
+      <w:r>
+        <w:rPr>
+          <w:lang w:val="zh_TW" w:bidi="zh_TW"/>
+        </w:rPr>
       </w:r>
     </w:p>
     <w:p>
@@ -512,11 +604,161 @@
           <w:lang w:val="zh_TW" w:bidi="zh_TW"/>
         </w:rPr>
       </w:r>
-      <w:r>
-        <w:rPr>
-          <w:lang w:val="zh_TW" w:bidi="zh_TW"/>
-        </w:rPr>
-        <w:t>人的獨特行為特徵包括語言、工具製造與文化。人的獨特經驗特徵則包括反思的自覺、倫理的關懷、審美的追求、歷史的意識，以及形而上層面的關切。這些因素無論單獨存在或綜合起來，都使人有別於其它形式的動物生命。人遠遠不僅是某些現代進化論所說的「裸猿（naked ape）」。然而，單靠社會學並不足以解釋人的全貌本質，這正是神的啟示所要揭示的主題。</w:t>
+    </w:p>
+    <w:p>
+      <w:pPr>
+        <w:pStyle w:val="Heading2"/>
+      </w:pPr>
+      <w:r>
+        <w:rPr>
+          <w:lang w:val="zh_TW" w:bidi="zh_TW"/>
+        </w:rPr>
+        <w:t>拿瑪（人物）</w:t>
+      </w:r>
+      <w:r>
+        <w:rPr>
+          <w:lang w:val="zh_TW" w:bidi="zh_TW"/>
+        </w:rPr>
+      </w:r>
+    </w:p>
+    <w:p>
+      <w:pPr>
+        <w:pStyle w:val="ListNumber"/>
+        <w:numPr>
+          <w:ilvl w:val="0"/>
+          <w:numId w:val="14"/>
+        </w:numPr>
+        <w:spacing w:line="240" w:lineRule="auto"/>
+        <w:ind w:left="720"/>
+      </w:pPr>
+      <w:r>
+        <w:rPr>
+          <w:lang w:val="zh_TW" w:bidi="zh_TW"/>
+        </w:rPr>
+      </w:r>
+      <w:r>
+        <w:rPr>
+          <w:lang w:val="zh_TW" w:bidi="zh_TW"/>
+        </w:rPr>
+        <w:t>在該隱後代的名單中，洗拉和拉麥的女兒（</w:t>
+      </w:r>
+      <w:hyperlink r:id="rId27">
+        <w:r>
+          <w:rPr>
+            <w:lang w:val="zh_TW" w:bidi="zh_TW"/>
+          </w:rPr>
+          <w:rPr>
+            <w:color w:val="0000EE"/>
+            <w:u w:val="single"/>
+          </w:rPr>
+          <w:t>創4:22</w:t>
+        </w:r>
+      </w:hyperlink>
+      <w:r>
+        <w:rPr>
+          <w:lang w:val="zh_TW" w:bidi="zh_TW"/>
+        </w:rPr>
+        <w:t>）。</w:t>
+      </w:r>
+    </w:p>
+    <w:p>
+      <w:pPr>
+        <w:pStyle w:val="ListNumber"/>
+        <w:spacing w:line="240" w:lineRule="auto"/>
+        <w:ind w:left="720"/>
+      </w:pPr>
+      <w:r>
+        <w:rPr>
+          <w:lang w:val="zh_TW" w:bidi="zh_TW"/>
+        </w:rPr>
+      </w:r>
+      <w:r>
+        <w:rPr>
+          <w:lang w:val="zh_TW" w:bidi="zh_TW"/>
+        </w:rPr>
+        <w:t>所羅門王的其中一位妻子。她來自亞捫（</w:t>
+      </w:r>
+      <w:hyperlink r:id="rId28">
+        <w:r>
+          <w:rPr>
+            <w:lang w:val="zh_TW" w:bidi="zh_TW"/>
+          </w:rPr>
+          <w:rPr>
+            <w:color w:val="0000EE"/>
+            <w:u w:val="single"/>
+          </w:rPr>
+          <w:t>王上14:21</w:t>
+        </w:r>
+      </w:hyperlink>
+      <w:r>
+        <w:rPr>
+          <w:lang w:val="zh_TW" w:bidi="zh_TW"/>
+        </w:rPr>
+        <w:t>、</w:t>
+      </w:r>
+      <w:hyperlink r:id="rId28">
+        <w:r>
+          <w:rPr>
+            <w:lang w:val="zh_TW" w:bidi="zh_TW"/>
+          </w:rPr>
+          <w:rPr>
+            <w:color w:val="0000EE"/>
+            <w:u w:val="single"/>
+          </w:rPr>
+          <w:t>31</w:t>
+        </w:r>
+      </w:hyperlink>
+      <w:r>
+        <w:rPr>
+          <w:lang w:val="zh_TW" w:bidi="zh_TW"/>
+        </w:rPr>
+        <w:t>；</w:t>
+      </w:r>
+      <w:hyperlink r:id="rId29">
+        <w:r>
+          <w:rPr>
+            <w:lang w:val="zh_TW" w:bidi="zh_TW"/>
+          </w:rPr>
+          <w:rPr>
+            <w:color w:val="0000EE"/>
+            <w:u w:val="single"/>
+          </w:rPr>
+          <w:t>代下12:13</w:t>
+        </w:r>
+      </w:hyperlink>
+      <w:r>
+        <w:rPr>
+          <w:lang w:val="zh_TW" w:bidi="zh_TW"/>
+        </w:rPr>
+        <w:t>）。可以確定她要為所羅門的偶像崇拜負起部分責任。她的兒子羅波安在所羅門去世後統治猶大（</w:t>
+      </w:r>
+      <w:hyperlink r:id="rId30">
+        <w:r>
+          <w:rPr>
+            <w:lang w:val="zh_TW" w:bidi="zh_TW"/>
+          </w:rPr>
+          <w:rPr>
+            <w:color w:val="0000EE"/>
+            <w:u w:val="single"/>
+          </w:rPr>
+          <w:t>王上14:21–24</w:t>
+        </w:r>
+      </w:hyperlink>
+      <w:r>
+        <w:rPr>
+          <w:lang w:val="zh_TW" w:bidi="zh_TW"/>
+        </w:rPr>
+        <w:t>）。</w:t>
+      </w:r>
+      <w:r>
+        <w:rPr>
+          <w:lang w:val="zh_TW" w:bidi="zh_TW"/>
+        </w:rPr>
+      </w:r>
+      <w:r>
+        <w:rPr>
+          <w:lang w:val="zh_TW" w:bidi="zh_TW"/>
+        </w:rPr>
       </w:r>
     </w:p>
     <w:p>
@@ -526,127 +768,21 @@
           <w:lang w:val="zh_TW" w:bidi="zh_TW"/>
         </w:rPr>
       </w:r>
-      <w:r>
-        <w:rPr>
-          <w:lang w:val="zh_TW" w:bidi="zh_TW"/>
-        </w:rPr>
-        <w:t>雖然人與神的受造物之間有連續性（從</w:t>
-      </w:r>
-      <w:hyperlink r:id="rId18">
-        <w:r>
-          <w:rPr>
-            <w:lang w:val="zh_TW" w:bidi="zh_TW"/>
-          </w:rPr>
-          <w:rPr>
-            <w:color w:val="0000EE"/>
-            <w:u w:val="single"/>
-          </w:rPr>
-          <w:t>創2:7</w:t>
-        </w:r>
-      </w:hyperlink>
-      <w:r>
-        <w:rPr>
-          <w:lang w:val="zh_TW" w:bidi="zh_TW"/>
-        </w:rPr>
-        <w:t>所說「用地上的塵土造」可見一斑），但人同時又與先前一切受造物不同，因為神向他吹入生命的氣息，他就成了有靈的活人（</w:t>
-      </w:r>
-      <w:hyperlink r:id="rId18">
-        <w:r>
-          <w:rPr>
-            <w:lang w:val="zh_TW" w:bidi="zh_TW"/>
-          </w:rPr>
-          <w:rPr>
-            <w:color w:val="0000EE"/>
-            <w:u w:val="single"/>
-          </w:rPr>
-          <w:t>2:7</w:t>
-        </w:r>
-      </w:hyperlink>
-      <w:r>
-        <w:rPr>
-          <w:lang w:val="zh_TW" w:bidi="zh_TW"/>
-        </w:rPr>
-        <w:t>）。人是由神照著祂的形像，造成男和女（</w:t>
-      </w:r>
-      <w:hyperlink r:id="rId19">
-        <w:r>
-          <w:rPr>
-            <w:lang w:val="zh_TW" w:bidi="zh_TW"/>
-          </w:rPr>
-          <w:rPr>
-            <w:color w:val="0000EE"/>
-            <w:u w:val="single"/>
-          </w:rPr>
-          <w:t>1:27</w:t>
-        </w:r>
-      </w:hyperlink>
-      <w:r>
-        <w:rPr>
-          <w:lang w:val="zh_TW" w:bidi="zh_TW"/>
-        </w:rPr>
-        <w:t>），意味著凡是一般論及人的說話，都必須同時適用於男人和女人；而「何為人」的最準確描繪，乃在男人和女人同在的關係之中，才能完全顯明。生養眾多與治理全地的命令，是神交付給兩性共同承擔的責任。同樣，是男人和女人一同背叛神，他們要在墮落世界中承擔始祖犯罪的後果；而基督來要救贖的，也是男人和女人（參</w:t>
-      </w:r>
-      <w:hyperlink r:id="rId20">
-        <w:r>
-          <w:rPr>
-            <w:lang w:val="zh_TW" w:bidi="zh_TW"/>
-          </w:rPr>
-          <w:rPr>
-            <w:color w:val="0000EE"/>
-            <w:u w:val="single"/>
-          </w:rPr>
-          <w:t>加3:28</w:t>
-        </w:r>
-      </w:hyperlink>
-      <w:r>
-        <w:rPr>
-          <w:lang w:val="zh_TW" w:bidi="zh_TW"/>
-        </w:rPr>
-        <w:t>）。同時，「男性」與「女性」這兩個詞語確實表示真實的區別。許多被人視為性別差異的現象，可能是文化造成的，但在男性（希伯來文zakar</w:t>
-      </w:r>
-      <w:r>
-        <w:rPr>
-          <w:i/>
-          <w:lang w:val="zh_TW" w:bidi="zh_TW"/>
-        </w:rPr>
-        <w:t>，</w:t>
-      </w:r>
-      <w:r>
-        <w:rPr>
-          <w:lang w:val="zh_TW" w:bidi="zh_TW"/>
-        </w:rPr>
-        <w:t>意即「刺透者」）和女性（希伯來文neqeba</w:t>
-      </w:r>
-      <w:r>
-        <w:rPr>
-          <w:i/>
-          <w:lang w:val="zh_TW" w:bidi="zh_TW"/>
-        </w:rPr>
-        <w:t>，</w:t>
-      </w:r>
-      <w:r>
-        <w:rPr>
-          <w:lang w:val="zh_TW" w:bidi="zh_TW"/>
-        </w:rPr>
-        <w:t>意即「被刺透者」）之間最根本的性別差異，則是出於神的設計。只有男與女二者同在，才能完整展現神的形像（見</w:t>
-      </w:r>
-      <w:hyperlink r:id="rId19">
-        <w:r>
-          <w:rPr>
-            <w:lang w:val="zh_TW" w:bidi="zh_TW"/>
-          </w:rPr>
-          <w:rPr>
-            <w:color w:val="0000EE"/>
-            <w:u w:val="single"/>
-          </w:rPr>
-          <w:t>創1:27</w:t>
-        </w:r>
-      </w:hyperlink>
-      <w:r>
-        <w:rPr>
-          <w:lang w:val="zh_TW" w:bidi="zh_TW"/>
-        </w:rPr>
-        <w:t>）。</w:t>
+    </w:p>
+    <w:p>
+      <w:pPr>
+        <w:pStyle w:val="Heading2"/>
+      </w:pPr>
+      <w:r>
+        <w:rPr>
+          <w:lang w:val="zh_TW" w:bidi="zh_TW"/>
+        </w:rPr>
+        <w:t>拿撒勒</w:t>
+      </w:r>
+      <w:r>
+        <w:rPr>
+          <w:lang w:val="zh_TW" w:bidi="zh_TW"/>
+        </w:rPr>
       </w:r>
     </w:p>
     <w:p>
@@ -660,9 +796,9 @@
         <w:rPr>
           <w:lang w:val="zh_TW" w:bidi="zh_TW"/>
         </w:rPr>
-        <w:t>的確，有關人的聖經論述中，最令人驚嘆的宣告，就是神照著祂的形像造人。對其它任何受造物，甚至天使，都沒有這樣的說法。</w:t>
-      </w:r>
-      <w:hyperlink r:id="rId21">
+        <w:t>羅馬帝國加利利省的一個村莊，是約瑟、馬利亞和耶穌的家鄉。拿撒勒一直是個偏僻的小鎮。在舊約、次經、兩約之間時期的猶太文獻或約瑟夫的歷史著作中，都沒有提到這個地方。該城位於黎巴嫩南部山脈的石灰岩丘陵中，靠近以斯得倫（Esdraelon）平原北側，三面環山，形成了一個氣候溫和、適合水果和野花生長的庇護谷地。雖然拿撒勒附近有貿易路線和道路經過，但該村莊本身並不位於任何主要道路上。拿撒勒位於加利利海以西約15英里（24.1公里），地中海以東約20英里（32.2公里），而耶路撒冷則位於其南方約70英里（112.6公里）處。考古遺跡顯示，古代的拿撒勒比現今的村莊更靠近西邊的山丘（參</w:t>
+      </w:r>
+      <w:hyperlink r:id="rId31">
         <w:r>
           <w:rPr>
             <w:lang w:val="zh_TW" w:bidi="zh_TW"/>
@@ -671,16 +807,16 @@
             <w:color w:val="0000EE"/>
             <w:u w:val="single"/>
           </w:rPr>
-          <w:t>創世記一章26至28節</w:t>
+          <w:t>路4:29</w:t>
         </w:r>
       </w:hyperlink>
       <w:r>
         <w:rPr>
           <w:lang w:val="zh_TW" w:bidi="zh_TW"/>
         </w:rPr>
-        <w:t>所說的「照著他的形像」，正是</w:t>
-      </w:r>
-      <w:hyperlink r:id="rId22">
+        <w:t>）。在基督時代，拿撒勒及整個加利利南部地區都處於猶太生活的主流範圍之外，這也提供了拿但業對腓力所說「拿撒勒還能出甚麼好的嗎？」（見</w:t>
+      </w:r>
+      <w:hyperlink r:id="rId32">
         <w:r>
           <w:rPr>
             <w:lang w:val="zh_TW" w:bidi="zh_TW"/>
@@ -689,32 +825,14 @@
             <w:color w:val="0000EE"/>
             <w:u w:val="single"/>
           </w:rPr>
-          <w:t>詩篇八篇5節</w:t>
+          <w:t>約1:46</w:t>
         </w:r>
       </w:hyperlink>
       <w:r>
         <w:rPr>
           <w:lang w:val="zh_TW" w:bidi="zh_TW"/>
         </w:rPr>
-        <w:t>中詩人轉述的基礎：「你叫他比神微小一點」（直譯；七十士譯本則譯為「比天使微小一點」）。「神的形像」這個片語的意義一直是許多辯論的主題。有些人認為這個片語是指神的物理形像，但這點值得懷疑，因為神是靈（參</w:t>
-      </w:r>
-      <w:hyperlink r:id="rId23">
-        <w:r>
-          <w:rPr>
-            <w:lang w:val="zh_TW" w:bidi="zh_TW"/>
-          </w:rPr>
-          <w:rPr>
-            <w:color w:val="0000EE"/>
-            <w:u w:val="single"/>
-          </w:rPr>
-          <w:t>約4:24</w:t>
-        </w:r>
-      </w:hyperlink>
-      <w:r>
-        <w:rPr>
-          <w:lang w:val="zh_TW" w:bidi="zh_TW"/>
-        </w:rPr>
-        <w:t>）。其他人認為這個片語指的是人的人格（personhood），這與神的位格（personality）相對應（具有智力、感情和意志）。這些人的特質可能存在於神的形像中；然而，這些人格層面的不同面向，也同樣存在於動物界的其它成員之中，並非人所獨有。</w:t>
+        <w:t>）這句諷刺話的背景。</w:t>
       </w:r>
     </w:p>
     <w:p>
@@ -728,7 +846,241 @@
         <w:rPr>
           <w:lang w:val="zh_TW" w:bidi="zh_TW"/>
         </w:rPr>
-        <w:t>「形像」這個詞語的基本意思（希伯來文tselem）是「影子」、「代表」或「相似」。人裡面有神的形像，顯明神對人的價值與尊嚴的看法──人在受造的世界裡作為祂的影子或祂的代表。古代亞述的君王會在遙遠的地區設立自己實體的像，提醒那些容易忘記的人，這些地區仍屬於帝國。同樣，神也把祂自己的影子、祂同在的代表，放在人裡面，安置在祂所造的世界中。</w:t>
+        <w:t>拿撒勒首次在新約中被提及，是作為馬利亞和約瑟的家鄉（</w:t>
+      </w:r>
+      <w:hyperlink r:id="rId33">
+        <w:r>
+          <w:rPr>
+            <w:lang w:val="zh_TW" w:bidi="zh_TW"/>
+          </w:rPr>
+          <w:rPr>
+            <w:color w:val="0000EE"/>
+            <w:u w:val="single"/>
+          </w:rPr>
+          <w:t>路1:26–27</w:t>
+        </w:r>
+      </w:hyperlink>
+      <w:r>
+        <w:rPr>
+          <w:lang w:val="zh_TW" w:bidi="zh_TW"/>
+        </w:rPr>
+        <w:t>）。耶穌在祂父母的祖籍伯利恆（位於南方約80英里或128.7公里處）出生後不久，馬利亞和約瑟便返回拿撒勒（</w:t>
+      </w:r>
+      <w:hyperlink r:id="rId34">
+        <w:r>
+          <w:rPr>
+            <w:lang w:val="zh_TW" w:bidi="zh_TW"/>
+          </w:rPr>
+          <w:rPr>
+            <w:color w:val="0000EE"/>
+            <w:u w:val="single"/>
+          </w:rPr>
+          <w:t>太2:23</w:t>
+        </w:r>
+      </w:hyperlink>
+      <w:r>
+        <w:rPr>
+          <w:lang w:val="zh_TW" w:bidi="zh_TW"/>
+        </w:rPr>
+        <w:t>；</w:t>
+      </w:r>
+      <w:hyperlink r:id="rId35">
+        <w:r>
+          <w:rPr>
+            <w:lang w:val="zh_TW" w:bidi="zh_TW"/>
+          </w:rPr>
+          <w:rPr>
+            <w:color w:val="0000EE"/>
+            <w:u w:val="single"/>
+          </w:rPr>
+          <w:t>路2:39</w:t>
+        </w:r>
+      </w:hyperlink>
+      <w:r>
+        <w:rPr>
+          <w:lang w:val="zh_TW" w:bidi="zh_TW"/>
+        </w:rPr>
+        <w:t>）。耶穌在那裡長大（</w:t>
+      </w:r>
+      <w:hyperlink r:id="rId36">
+        <w:r>
+          <w:rPr>
+            <w:lang w:val="zh_TW" w:bidi="zh_TW"/>
+          </w:rPr>
+          <w:rPr>
+            <w:color w:val="0000EE"/>
+            <w:u w:val="single"/>
+          </w:rPr>
+          <w:t>路2:39–40、51</w:t>
+        </w:r>
+      </w:hyperlink>
+      <w:r>
+        <w:rPr>
+          <w:lang w:val="zh_TW" w:bidi="zh_TW"/>
+        </w:rPr>
+        <w:t>），後來離開村莊前往約旦河接受約翰的洗禮（</w:t>
+      </w:r>
+      <w:hyperlink r:id="rId37">
+        <w:r>
+          <w:rPr>
+            <w:lang w:val="zh_TW" w:bidi="zh_TW"/>
+          </w:rPr>
+          <w:rPr>
+            <w:color w:val="0000EE"/>
+            <w:u w:val="single"/>
+          </w:rPr>
+          <w:t>可1:9</w:t>
+        </w:r>
+      </w:hyperlink>
+      <w:r>
+        <w:rPr>
+          <w:lang w:val="zh_TW" w:bidi="zh_TW"/>
+        </w:rPr>
+        <w:t>）。約翰被捕後，耶穌搬到迦百農居住（</w:t>
+      </w:r>
+      <w:hyperlink r:id="rId38">
+        <w:r>
+          <w:rPr>
+            <w:lang w:val="zh_TW" w:bidi="zh_TW"/>
+          </w:rPr>
+          <w:rPr>
+            <w:color w:val="0000EE"/>
+            <w:u w:val="single"/>
+          </w:rPr>
+          <w:t>太4:13</w:t>
+        </w:r>
+      </w:hyperlink>
+      <w:r>
+        <w:rPr>
+          <w:lang w:val="zh_TW" w:bidi="zh_TW"/>
+        </w:rPr>
+        <w:t>）。雖然耶穌經常被人以祂的童年成長的城而稱為「拿撒勒人耶穌」（見</w:t>
+      </w:r>
+      <w:hyperlink r:id="rId39">
+        <w:r>
+          <w:rPr>
+            <w:lang w:val="zh_TW" w:bidi="zh_TW"/>
+          </w:rPr>
+          <w:rPr>
+            <w:color w:val="0000EE"/>
+            <w:u w:val="single"/>
+          </w:rPr>
+          <w:t>可10:47</w:t>
+        </w:r>
+      </w:hyperlink>
+      <w:r>
+        <w:rPr>
+          <w:lang w:val="zh_TW" w:bidi="zh_TW"/>
+        </w:rPr>
+        <w:t>；</w:t>
+      </w:r>
+      <w:hyperlink r:id="rId40">
+        <w:r>
+          <w:rPr>
+            <w:lang w:val="zh_TW" w:bidi="zh_TW"/>
+          </w:rPr>
+          <w:rPr>
+            <w:color w:val="0000EE"/>
+            <w:u w:val="single"/>
+          </w:rPr>
+          <w:t>約18:5、7</w:t>
+        </w:r>
+      </w:hyperlink>
+      <w:r>
+        <w:rPr>
+          <w:lang w:val="zh_TW" w:bidi="zh_TW"/>
+        </w:rPr>
+        <w:t>；</w:t>
+      </w:r>
+      <w:hyperlink r:id="rId41">
+        <w:r>
+          <w:rPr>
+            <w:lang w:val="zh_TW" w:bidi="zh_TW"/>
+          </w:rPr>
+          <w:rPr>
+            <w:color w:val="0000EE"/>
+            <w:u w:val="single"/>
+          </w:rPr>
+          <w:t>徒2:22</w:t>
+        </w:r>
+      </w:hyperlink>
+      <w:r>
+        <w:rPr>
+          <w:lang w:val="zh_TW" w:bidi="zh_TW"/>
+        </w:rPr>
+        <w:t>），但新約僅記載耶穌在事工期間只回過拿撒勒一次。那次祂在會堂中講道，但卻被鎮民拒絕（</w:t>
+      </w:r>
+      <w:hyperlink r:id="rId42">
+        <w:r>
+          <w:rPr>
+            <w:lang w:val="zh_TW" w:bidi="zh_TW"/>
+          </w:rPr>
+          <w:rPr>
+            <w:color w:val="0000EE"/>
+            <w:u w:val="single"/>
+          </w:rPr>
+          <w:t>路4:16–30</w:t>
+        </w:r>
+      </w:hyperlink>
+      <w:r>
+        <w:rPr>
+          <w:lang w:val="zh_TW" w:bidi="zh_TW"/>
+        </w:rPr>
+        <w:t>；參</w:t>
+      </w:r>
+      <w:hyperlink r:id="rId43">
+        <w:r>
+          <w:rPr>
+            <w:lang w:val="zh_TW" w:bidi="zh_TW"/>
+          </w:rPr>
+          <w:rPr>
+            <w:color w:val="0000EE"/>
+            <w:u w:val="single"/>
+          </w:rPr>
+          <w:t>太13:54–58</w:t>
+        </w:r>
+      </w:hyperlink>
+      <w:r>
+        <w:rPr>
+          <w:lang w:val="zh_TW" w:bidi="zh_TW"/>
+        </w:rPr>
+        <w:t>；</w:t>
+      </w:r>
+      <w:hyperlink r:id="rId44">
+        <w:r>
+          <w:rPr>
+            <w:lang w:val="zh_TW" w:bidi="zh_TW"/>
+          </w:rPr>
+          <w:rPr>
+            <w:color w:val="0000EE"/>
+            <w:u w:val="single"/>
+          </w:rPr>
+          <w:t>可6:1–6</w:t>
+        </w:r>
+      </w:hyperlink>
+      <w:r>
+        <w:rPr>
+          <w:lang w:val="zh_TW" w:bidi="zh_TW"/>
+        </w:rPr>
+        <w:t>）。耶穌的跟隨者也被譏諷地稱為「拿撒勒教黨（Nazarenes）」（</w:t>
+      </w:r>
+      <w:hyperlink r:id="rId45">
+        <w:r>
+          <w:rPr>
+            <w:lang w:val="zh_TW" w:bidi="zh_TW"/>
+          </w:rPr>
+          <w:rPr>
+            <w:color w:val="0000EE"/>
+            <w:u w:val="single"/>
+          </w:rPr>
+          <w:t>徒24:5</w:t>
+        </w:r>
+      </w:hyperlink>
+      <w:r>
+        <w:rPr>
+          <w:lang w:val="zh_TW" w:bidi="zh_TW"/>
+        </w:rPr>
+        <w:t>）。</w:t>
       </w:r>
     </w:p>
     <w:p>
@@ -742,90 +1094,7 @@
         <w:rPr>
           <w:lang w:val="zh_TW" w:bidi="zh_TW"/>
         </w:rPr>
-        <w:t>這種「神的形像在人裡面」的觀點，似乎也得到</w:t>
-      </w:r>
-      <w:hyperlink r:id="rId13">
-        <w:r>
-          <w:rPr>
-            <w:lang w:val="zh_TW" w:bidi="zh_TW"/>
-          </w:rPr>
-          <w:rPr>
-            <w:color w:val="0000EE"/>
-            <w:u w:val="single"/>
-          </w:rPr>
-          <w:t>創世記一章</w:t>
-        </w:r>
-      </w:hyperlink>
-      <w:r>
-        <w:rPr>
-          <w:lang w:val="zh_TW" w:bidi="zh_TW"/>
-        </w:rPr>
-        <w:t>直接上下文的印證。人是照著神的形像造的，要管理神一切其它的受造物（</w:t>
-      </w:r>
-      <w:hyperlink r:id="rId24">
-        <w:r>
-          <w:rPr>
-            <w:lang w:val="zh_TW" w:bidi="zh_TW"/>
-          </w:rPr>
-          <w:rPr>
-            <w:color w:val="0000EE"/>
-            <w:u w:val="single"/>
-          </w:rPr>
-          <w:t>創1:26</w:t>
-        </w:r>
-      </w:hyperlink>
-      <w:r>
-        <w:rPr>
-          <w:lang w:val="zh_TW" w:bidi="zh_TW"/>
-        </w:rPr>
-        <w:t>；另見</w:t>
-      </w:r>
-      <w:hyperlink r:id="rId22">
-        <w:r>
-          <w:rPr>
-            <w:lang w:val="zh_TW" w:bidi="zh_TW"/>
-          </w:rPr>
-          <w:rPr>
-            <w:color w:val="0000EE"/>
-            <w:u w:val="single"/>
-          </w:rPr>
-          <w:t>詩8:5</w:t>
-        </w:r>
-      </w:hyperlink>
-      <w:r>
-        <w:rPr>
-          <w:lang w:val="zh_TW" w:bidi="zh_TW"/>
-        </w:rPr>
-        <w:t>）。進一步說，作為造物主的代表，人應當回應祂。耶穌宣告神是靈，而這宣告的結果，是人要以心靈和誠實敬拜祂（</w:t>
-      </w:r>
-      <w:hyperlink r:id="rId25">
-        <w:r>
-          <w:rPr>
-            <w:lang w:val="zh_TW" w:bidi="zh_TW"/>
-          </w:rPr>
-          <w:rPr>
-            <w:color w:val="0000EE"/>
-            <w:u w:val="single"/>
-          </w:rPr>
-          <w:t>約4:21–24</w:t>
-        </w:r>
-      </w:hyperlink>
-      <w:r>
-        <w:rPr>
-          <w:lang w:val="zh_TW" w:bidi="zh_TW"/>
-        </w:rPr>
-        <w:t>）。</w:t>
-      </w:r>
-    </w:p>
-    <w:p>
-      <w:pPr>
-        <w:pStyle w:val="Heading3"/>
-      </w:pPr>
-      <w:r>
-        <w:rPr>
-          <w:lang w:val="zh_TW" w:bidi="zh_TW"/>
-        </w:rPr>
-        <w:t>人的本性</w:t>
+        <w:t>拿撒勒一直是猶太人的城，直到君士坦丁皇帝（卒於公元327年）時期，它才成為基督徒朝聖的聖地。大約在公元600年，在拿撒勒建造了一座大型聖殿。阿拉伯人和十字軍先後控制該村莊，直到公元1517年村莊被土耳其人佔領，他們驅逐了所有的基督徒。基督徒於公元1620年返回，該城成為重要的基督教中心。</w:t>
       </w:r>
     </w:p>
     <w:p>
@@ -837,27 +1106,38 @@
       </w:r>
       <w:r>
         <w:rPr>
-          <w:lang w:val="zh_TW" w:bidi="zh_TW"/>
-        </w:rPr>
-        <w:t>人往往會傾向把「人」看成由不同部分組成，但聖經的重點卻是強調人的整全。關於人的本性究竟是三方（tripartite，即三重結構）：靈、魂與體（參</w:t>
-      </w:r>
-      <w:hyperlink r:id="rId26">
-        <w:r>
-          <w:rPr>
-            <w:lang w:val="zh_TW" w:bidi="zh_TW"/>
-          </w:rPr>
-          <w:rPr>
-            <w:color w:val="0000EE"/>
-            <w:u w:val="single"/>
-          </w:rPr>
-          <w:t>帖前5:23</w:t>
-        </w:r>
-      </w:hyperlink>
-      <w:r>
-        <w:rPr>
-          <w:lang w:val="zh_TW" w:bidi="zh_TW"/>
-        </w:rPr>
-        <w:t>）；還是二方（bipartite，即二重結構）：物質與非物質，至今仍然爭辯不休。雖然聖經似乎可以支持這兩種立場，但有關人的本性，最重要的問題不在於人有多少部分，而在於人的合一。因此，聖經論及人時，首先宣告：人是一個同時由物質屬性與非物質屬性構成的「位格」。用巴特（Karl Barth）的話說，人是「有身體的魂，同時也是有魂的身體」沒有只具身體而無魂的人，也難以把沒有身體的靈看作完整的人，除非處於暫時的、過渡性的狀態。希伯來文nephesh，常譯作「魂」，在多數語境中更合宜的翻譯是「人」。希伯來文ruach（「氣息」、「風」、「靈」）和希臘文pneuma（「靈」）和psuche（「魂」）常用來指人的非物質部分。這部分與身體相比並不因此而不真實。若僅以純物質、純身體的觀點看人，是極其貧乏的。同樣，若過度強調靈，卻輕忽身體，也是不真實、不平衡的。人可以這樣說：「我是個人，而我的存在目前極度依賴我的身體。但我不只是身體，也不只是血肉。當我的身體死去，我仍然活著；當我的血肉朽壞，我依然存在。但有一天，我要再一次在身體裡活著。因為一個沒有身體的靈魂，並不能完全表達我的人性。神為我所設立的理想，是要我在一個〔新的〕身體裡過生活。因此，在永恆狀態的盼望裡，我信身體的復活和永遠的生命。」</w:t>
+          <w:i/>
+          <w:lang w:val="zh_TW" w:bidi="zh_TW"/>
+        </w:rPr>
+        <w:t>另見</w:t>
+      </w:r>
+      <w:r>
+        <w:rPr>
+          <w:lang w:val="zh_TW" w:bidi="zh_TW"/>
+        </w:rPr>
+        <w:t xml:space="preserve"> </w:t>
+      </w:r>
+      <w:r>
+        <w:rPr>
+          <w:lang w:val="zh_TW" w:bidi="zh_TW"/>
+        </w:rPr>
+        <w:t>拿撒勒人</w:t>
+      </w:r>
+      <w:r>
+        <w:rPr>
+          <w:lang w:val="zh_TW" w:bidi="zh_TW"/>
+        </w:rPr>
+        <w:t>。</w:t>
+      </w:r>
+      <w:r>
+        <w:rPr>
+          <w:lang w:val="zh_TW" w:bidi="zh_TW"/>
+        </w:rPr>
+      </w:r>
+      <w:r>
+        <w:rPr>
+          <w:lang w:val="zh_TW" w:bidi="zh_TW"/>
+        </w:rPr>
       </w:r>
     </w:p>
     <w:p>
@@ -867,29 +1147,21 @@
           <w:lang w:val="zh_TW" w:bidi="zh_TW"/>
         </w:rPr>
       </w:r>
-      <w:r>
-        <w:rPr>
-          <w:lang w:val="zh_TW" w:bidi="zh_TW"/>
-        </w:rPr>
-        <w:t>若要從聖經的角度思考人的本性，就不能不面對墮落的問題。</w:t>
-      </w:r>
-      <w:hyperlink r:id="rId27">
-        <w:r>
-          <w:rPr>
-            <w:lang w:val="zh_TW" w:bidi="zh_TW"/>
-          </w:rPr>
-          <w:rPr>
-            <w:color w:val="0000EE"/>
-            <w:u w:val="single"/>
-          </w:rPr>
-          <w:t>創世記三章</w:t>
-        </w:r>
-      </w:hyperlink>
-      <w:r>
-        <w:rPr>
-          <w:lang w:val="zh_TW" w:bidi="zh_TW"/>
-        </w:rPr>
-        <w:t>顯示，未墮落的人原本是不死的，他生育的能力起初並不受生產痛苦的限制，他的工作也不會因自然界的反覆無常而受挫。然而，墮落之後，一切都改變了：在人內在的生命裡、在男女彼此之間、在人與自然的互動中，以及在人與造物主的關係上，全都發生了變化。</w:t>
+    </w:p>
+    <w:p>
+      <w:pPr>
+        <w:pStyle w:val="Heading2"/>
+      </w:pPr>
+      <w:r>
+        <w:rPr>
+          <w:lang w:val="zh_TW" w:bidi="zh_TW"/>
+        </w:rPr>
+        <w:t>拿撒勒人</w:t>
+      </w:r>
+      <w:r>
+        <w:rPr>
+          <w:lang w:val="zh_TW" w:bidi="zh_TW"/>
+        </w:rPr>
       </w:r>
     </w:p>
     <w:p>
@@ -903,25 +1175,7 @@
         <w:rPr>
           <w:lang w:val="zh_TW" w:bidi="zh_TW"/>
         </w:rPr>
-        <w:t>墮落的結果是，人深深地墮落了，這墮落滲透到他全人的每一部分。「全然敗壞」這個片語，不一定是指人已經壞到不能再壞，而是指罪的影響波及人的整個存在。同時，神的形像在墮落之後，仍以某種方式繼續存在於人的身上，這就成了神施行救恩的依據（參</w:t>
-      </w:r>
-      <w:hyperlink r:id="rId28">
-        <w:r>
-          <w:rPr>
-            <w:lang w:val="zh_TW" w:bidi="zh_TW"/>
-          </w:rPr>
-          <w:rPr>
-            <w:color w:val="0000EE"/>
-            <w:u w:val="single"/>
-          </w:rPr>
-          <w:t>羅5章</w:t>
-        </w:r>
-      </w:hyperlink>
-      <w:r>
-        <w:rPr>
-          <w:lang w:val="zh_TW" w:bidi="zh_TW"/>
-        </w:rPr>
-        <w:t>）。基本上，正因神看重人內在的價值，救恩才有其神所立的合理性。</w:t>
+        <w:t>指來自新約時期加利利拿撒勒城的原住民或居民。</w:t>
       </w:r>
     </w:p>
     <w:p>
@@ -935,7 +1189,79 @@
         <w:rPr>
           <w:lang w:val="zh_TW" w:bidi="zh_TW"/>
         </w:rPr>
-        <w:t>關於人本質上是良善還是邪惡的舊爭論，在創世記的記載裡既顯出其困境，也提供了解答：神造人，乃是要他有意識地反映造物主的尊嚴與高貴。然而，人卻因刻意的悖逆而背叛了造物主，從此陷入罪中，罪成了他一生的烙印；除非有神的恩典，否則他仍要不斷活在其中。這隨之而來的罪，既是墮落之人存在本質上的特質，也是他不斷表現出來，無數驕傲與自私的行為。雖然神的形像因人的墮落而在人裡面受損，但當一個人在基督裡得著新生命時，神的靈就在他裡面運行，有效重新激發這形像。神的恩典因此帶來個人的更新、人與人關係的復和，以及恢復與神的相交。</w:t>
+        <w:t>拿撒勒是耶穌在世上頭三十年間所居住的家鄉。由於「耶穌」這個名字在猶太人中非常普遍，而且當時並沒有使用姓氏，因此「拿撒勒人」這一稱號可能是用來區別拿撒勒的耶穌與其他同名的人（見希臘文譯本的</w:t>
+      </w:r>
+      <w:hyperlink r:id="rId46">
+        <w:r>
+          <w:rPr>
+            <w:lang w:val="zh_TW" w:bidi="zh_TW"/>
+          </w:rPr>
+          <w:rPr>
+            <w:color w:val="0000EE"/>
+            <w:u w:val="single"/>
+          </w:rPr>
+          <w:t>太27:16–17</w:t>
+        </w:r>
+      </w:hyperlink>
+      <w:r>
+        <w:rPr>
+          <w:lang w:val="zh_TW" w:bidi="zh_TW"/>
+        </w:rPr>
+        <w:t>；</w:t>
+      </w:r>
+      <w:hyperlink r:id="rId47">
+        <w:r>
+          <w:rPr>
+            <w:lang w:val="zh_TW" w:bidi="zh_TW"/>
+          </w:rPr>
+          <w:rPr>
+            <w:color w:val="0000EE"/>
+            <w:u w:val="single"/>
+          </w:rPr>
+          <w:t>徒7:45</w:t>
+        </w:r>
+      </w:hyperlink>
+      <w:r>
+        <w:rPr>
+          <w:lang w:val="zh_TW" w:bidi="zh_TW"/>
+        </w:rPr>
+        <w:t>；</w:t>
+      </w:r>
+      <w:hyperlink r:id="rId48">
+        <w:r>
+          <w:rPr>
+            <w:lang w:val="zh_TW" w:bidi="zh_TW"/>
+          </w:rPr>
+          <w:rPr>
+            <w:color w:val="0000EE"/>
+            <w:u w:val="single"/>
+          </w:rPr>
+          <w:t>西4:11</w:t>
+        </w:r>
+      </w:hyperlink>
+      <w:r>
+        <w:rPr>
+          <w:lang w:val="zh_TW" w:bidi="zh_TW"/>
+        </w:rPr>
+        <w:t>；</w:t>
+      </w:r>
+      <w:hyperlink r:id="rId49">
+        <w:r>
+          <w:rPr>
+            <w:lang w:val="zh_TW" w:bidi="zh_TW"/>
+          </w:rPr>
+          <w:rPr>
+            <w:color w:val="0000EE"/>
+            <w:u w:val="single"/>
+          </w:rPr>
+          <w:t>來4:8</w:t>
+        </w:r>
+      </w:hyperlink>
+      <w:r>
+        <w:rPr>
+          <w:lang w:val="zh_TW" w:bidi="zh_TW"/>
+        </w:rPr>
+        <w:t>，其中「耶穌」這個名字是指其他人）。</w:t>
       </w:r>
     </w:p>
     <w:p>
@@ -949,18 +1275,169 @@
         <w:rPr>
           <w:lang w:val="zh_TW" w:bidi="zh_TW"/>
         </w:rPr>
-        <w:t>人起初是神所造的善，但因自己的計謀而成了惡；然而，靠著神的大能，人仍能重新得著那善。要明白「作為一個完整的人」的真正意義，必須從耶穌的生命去重新發現，祂的人性生活就是人的新起點。因此，耶穌是新的亞當；在祂的樣式中，有一個取代舊樣式的新開端。</w:t>
-      </w:r>
-    </w:p>
-    <w:p>
-      <w:pPr>
-        <w:pStyle w:val="Heading3"/>
-      </w:pPr>
-      <w:r>
-        <w:rPr>
-          <w:lang w:val="zh_TW" w:bidi="zh_TW"/>
-        </w:rPr>
-        <w:t>人的歸宿</w:t>
+        <w:t>在原文中，拿撒勒人耶穌的稱號被污鬼（</w:t>
+      </w:r>
+      <w:hyperlink r:id="rId50">
+        <w:r>
+          <w:rPr>
+            <w:lang w:val="zh_TW" w:bidi="zh_TW"/>
+          </w:rPr>
+          <w:rPr>
+            <w:color w:val="0000EE"/>
+            <w:u w:val="single"/>
+          </w:rPr>
+          <w:t>可1:24</w:t>
+        </w:r>
+      </w:hyperlink>
+      <w:r>
+        <w:rPr>
+          <w:lang w:val="zh_TW" w:bidi="zh_TW"/>
+        </w:rPr>
+        <w:t>；</w:t>
+      </w:r>
+      <w:hyperlink r:id="rId51">
+        <w:r>
+          <w:rPr>
+            <w:lang w:val="zh_TW" w:bidi="zh_TW"/>
+          </w:rPr>
+          <w:rPr>
+            <w:color w:val="0000EE"/>
+            <w:u w:val="single"/>
+          </w:rPr>
+          <w:t>路4:34</w:t>
+        </w:r>
+      </w:hyperlink>
+      <w:r>
+        <w:rPr>
+          <w:lang w:val="zh_TW" w:bidi="zh_TW"/>
+        </w:rPr>
+        <w:t>）、耶利哥城外的群眾（</w:t>
+      </w:r>
+      <w:hyperlink r:id="rId39">
+        <w:r>
+          <w:rPr>
+            <w:lang w:val="zh_TW" w:bidi="zh_TW"/>
+          </w:rPr>
+          <w:rPr>
+            <w:color w:val="0000EE"/>
+            <w:u w:val="single"/>
+          </w:rPr>
+          <w:t>可10:47</w:t>
+        </w:r>
+      </w:hyperlink>
+      <w:r>
+        <w:rPr>
+          <w:lang w:val="zh_TW" w:bidi="zh_TW"/>
+        </w:rPr>
+        <w:t>；</w:t>
+      </w:r>
+      <w:hyperlink r:id="rId52">
+        <w:r>
+          <w:rPr>
+            <w:lang w:val="zh_TW" w:bidi="zh_TW"/>
+          </w:rPr>
+          <w:rPr>
+            <w:color w:val="0000EE"/>
+            <w:u w:val="single"/>
+          </w:rPr>
+          <w:t>路18:37</w:t>
+        </w:r>
+      </w:hyperlink>
+      <w:r>
+        <w:rPr>
+          <w:lang w:val="zh_TW" w:bidi="zh_TW"/>
+        </w:rPr>
+        <w:t>）、一個使女（</w:t>
+      </w:r>
+      <w:hyperlink r:id="rId53">
+        <w:r>
+          <w:rPr>
+            <w:lang w:val="zh_TW" w:bidi="zh_TW"/>
+          </w:rPr>
+          <w:rPr>
+            <w:color w:val="0000EE"/>
+            <w:u w:val="single"/>
+          </w:rPr>
+          <w:t>可14:67</w:t>
+        </w:r>
+      </w:hyperlink>
+      <w:r>
+        <w:rPr>
+          <w:lang w:val="zh_TW" w:bidi="zh_TW"/>
+        </w:rPr>
+        <w:t>）、兵丁（</w:t>
+      </w:r>
+      <w:hyperlink r:id="rId54">
+        <w:r>
+          <w:rPr>
+            <w:lang w:val="zh_TW" w:bidi="zh_TW"/>
+          </w:rPr>
+          <w:rPr>
+            <w:color w:val="0000EE"/>
+            <w:u w:val="single"/>
+          </w:rPr>
+          <w:t>約18:5–7</w:t>
+        </w:r>
+      </w:hyperlink>
+      <w:r>
+        <w:rPr>
+          <w:lang w:val="zh_TW" w:bidi="zh_TW"/>
+        </w:rPr>
+        <w:t>）、彼拉多（</w:t>
+      </w:r>
+      <w:hyperlink r:id="rId55">
+        <w:r>
+          <w:rPr>
+            <w:lang w:val="zh_TW" w:bidi="zh_TW"/>
+          </w:rPr>
+          <w:rPr>
+            <w:color w:val="0000EE"/>
+            <w:u w:val="single"/>
+          </w:rPr>
+          <w:t>約19:19</w:t>
+        </w:r>
+      </w:hyperlink>
+      <w:r>
+        <w:rPr>
+          <w:lang w:val="zh_TW" w:bidi="zh_TW"/>
+        </w:rPr>
+        <w:t>）、在往以馬忤斯路上的兩個門徒（</w:t>
+      </w:r>
+      <w:hyperlink r:id="rId56">
+        <w:r>
+          <w:rPr>
+            <w:lang w:val="zh_TW" w:bidi="zh_TW"/>
+          </w:rPr>
+          <w:rPr>
+            <w:color w:val="0000EE"/>
+            <w:u w:val="single"/>
+          </w:rPr>
+          <w:t>路24:19</w:t>
+        </w:r>
+      </w:hyperlink>
+      <w:r>
+        <w:rPr>
+          <w:lang w:val="zh_TW" w:bidi="zh_TW"/>
+        </w:rPr>
+        <w:t>）和墓旁的天使（</w:t>
+      </w:r>
+      <w:hyperlink r:id="rId57">
+        <w:r>
+          <w:rPr>
+            <w:lang w:val="zh_TW" w:bidi="zh_TW"/>
+          </w:rPr>
+          <w:rPr>
+            <w:color w:val="0000EE"/>
+            <w:u w:val="single"/>
+          </w:rPr>
+          <w:t>可16:6</w:t>
+        </w:r>
+      </w:hyperlink>
+      <w:r>
+        <w:rPr>
+          <w:lang w:val="zh_TW" w:bidi="zh_TW"/>
+        </w:rPr>
+        <w:t>）所使用。</w:t>
       </w:r>
     </w:p>
     <w:p>
@@ -974,7 +1451,79 @@
         <w:rPr>
           <w:lang w:val="zh_TW" w:bidi="zh_TW"/>
         </w:rPr>
-        <w:t>聖經對人的看法，必須平衡地涵蓋：人出自神的創造、人悖逆了神的恩典、人要面對的審判，以及因救主耶穌而得著救贖和永生應許的盼望。人有一個起點，卻要永遠存在。這宣告與自然主義的起源與歸宿理論形成強烈對比。現代思想中最具欺騙性的傾向之一，就是「與死亡和解」的觀念。那些不思念神、也不盼望永恆的人，彼此勸勉，要把身體不可避免的衰敗與死亡，視為人生命的自然結局。但聖經的觀點認為，人類的死亡根本不是自然的。</w:t>
+        <w:t>使徒行傳中的使徒們也用「拿撒勒人」這個稱號來指認耶穌，彼得在五旬節那天的講道中提到拿撒勒人耶穌（</w:t>
+      </w:r>
+      <w:hyperlink r:id="rId41">
+        <w:r>
+          <w:rPr>
+            <w:lang w:val="zh_TW" w:bidi="zh_TW"/>
+          </w:rPr>
+          <w:rPr>
+            <w:color w:val="0000EE"/>
+            <w:u w:val="single"/>
+          </w:rPr>
+          <w:t>徒2:22</w:t>
+        </w:r>
+      </w:hyperlink>
+      <w:r>
+        <w:rPr>
+          <w:lang w:val="zh_TW" w:bidi="zh_TW"/>
+        </w:rPr>
+        <w:t>），並在隨後的聖殿門口的醫治事蹟中再次提及（</w:t>
+      </w:r>
+      <w:hyperlink r:id="rId58">
+        <w:r>
+          <w:rPr>
+            <w:lang w:val="zh_TW" w:bidi="zh_TW"/>
+          </w:rPr>
+          <w:rPr>
+            <w:color w:val="0000EE"/>
+            <w:u w:val="single"/>
+          </w:rPr>
+          <w:t>3:6</w:t>
+        </w:r>
+      </w:hyperlink>
+      <w:r>
+        <w:rPr>
+          <w:lang w:val="zh_TW" w:bidi="zh_TW"/>
+        </w:rPr>
+        <w:t>，</w:t>
+      </w:r>
+      <w:hyperlink r:id="rId59">
+        <w:r>
+          <w:rPr>
+            <w:lang w:val="zh_TW" w:bidi="zh_TW"/>
+          </w:rPr>
+          <w:rPr>
+            <w:color w:val="0000EE"/>
+            <w:u w:val="single"/>
+          </w:rPr>
+          <w:t>4:10</w:t>
+        </w:r>
+      </w:hyperlink>
+      <w:r>
+        <w:rPr>
+          <w:lang w:val="zh_TW" w:bidi="zh_TW"/>
+        </w:rPr>
+        <w:t>）。保羅在</w:t>
+      </w:r>
+      <w:hyperlink r:id="rId60">
+        <w:r>
+          <w:rPr>
+            <w:lang w:val="zh_TW" w:bidi="zh_TW"/>
+          </w:rPr>
+          <w:rPr>
+            <w:color w:val="0000EE"/>
+            <w:u w:val="single"/>
+          </w:rPr>
+          <w:t>使徒行傳二十六章9節</w:t>
+        </w:r>
+      </w:hyperlink>
+      <w:r>
+        <w:rPr>
+          <w:lang w:val="zh_TW" w:bidi="zh_TW"/>
+        </w:rPr>
+        <w:t>中也稱耶穌為「拿撒勒人」。</w:t>
       </w:r>
     </w:p>
     <w:p>
@@ -988,9 +1537,9 @@
         <w:rPr>
           <w:lang w:val="zh_TW" w:bidi="zh_TW"/>
         </w:rPr>
-        <w:t>死亡是後來進入的特質，而不是人的天然歸宿。死亡可以用來描述身體，卻不能用來描述靈。聖經的教導是：雖然身體會死、會朽壞，但人仍存活，並盼望將來得著更新的身體。那些認識基督的人，在肉身死去時就與祂同在（</w:t>
-      </w:r>
-      <w:hyperlink r:id="rId29">
+        <w:t>有一處敵對性的提及是在</w:t>
+      </w:r>
+      <w:hyperlink r:id="rId61">
         <w:r>
           <w:rPr>
             <w:lang w:val="zh_TW" w:bidi="zh_TW"/>
@@ -999,16 +1548,16 @@
             <w:color w:val="0000EE"/>
             <w:u w:val="single"/>
           </w:rPr>
-          <w:t>腓1:23</w:t>
+          <w:t>使徒行傳六章14節</w:t>
         </w:r>
       </w:hyperlink>
       <w:r>
         <w:rPr>
           <w:lang w:val="zh_TW" w:bidi="zh_TW"/>
         </w:rPr>
-        <w:t>），並等候身體復活，進入永恆的生命 （</w:t>
-      </w:r>
-      <w:hyperlink r:id="rId30">
+        <w:t>。針對司提反作假見證的人在公會前控告他說：「這拿撒勒人耶穌要毀壞此地（聖殿），也要改變摩西所交給我們的規條。」（見希臘文譯本）。另一個敵對性的提及在</w:t>
+      </w:r>
+      <w:hyperlink r:id="rId45">
         <w:r>
           <w:rPr>
             <w:lang w:val="zh_TW" w:bidi="zh_TW"/>
@@ -1017,14 +1566,14 @@
             <w:color w:val="0000EE"/>
             <w:u w:val="single"/>
           </w:rPr>
-          <w:t>林前15:35–49</w:t>
+          <w:t>使徒行傳二十四章5節</w:t>
         </w:r>
       </w:hyperlink>
       <w:r>
         <w:rPr>
           <w:lang w:val="zh_TW" w:bidi="zh_TW"/>
         </w:rPr>
-        <w:t>）。至於那些離世時與基督無關的人，並不是就此消失，而是要進入一種永遠的存在狀態，清醒意識到自己與神隔絕，失落了原本該享有祂同在直到永遠的命定。聖經教導有關失喪之人的結局，對現代人來說極其難以接受。甚至一些高度尊重聖經權威的基督徒，一想到惡人要受永遠刑罰，也可能會感到震驚。然而，聖經中有關惡人終極審判的教義，卻是與聖經許多其它教導，一樣確實而穩固的。</w:t>
+        <w:t>，這是唯一一次提到耶穌的跟隨者為拿撒勒教黨。帖土羅控告保羅說：「我們看這個人，如同瘟疫一般，是鼓動普天下眾猶太人生亂的，又是拿撒勒教黨裡的一個頭目。」</w:t>
       </w:r>
     </w:p>
     <w:p>
@@ -1038,9 +1587,9 @@
         <w:rPr>
           <w:lang w:val="zh_TW" w:bidi="zh_TW"/>
         </w:rPr>
-        <w:t>在聖經中，有關人性最震撼的真理之一，就是明白神所開始救恩工作，最終導致永恆聖子道成肉身，原因竟然是為了人。在祂復活升天之後，主耶穌基督回到天上榮耀威嚴的永恆地位，並且永遠作為神－人（God-man）而存留。耶穌是神，祂分享聖父與聖靈一切的屬性；耶穌是人，祂與人同在、認同人。祂在一個有形的身體裡顯明自己，雖然那是復活的身體，卻是所有屬祂之人復活的初熟果子。因此，道成肉身在神性（deity）裡帶來了一個永恆的改變。若不是因為神極其看重人的價值，祂決不會在自己裡面作出如此根本的改變。正如希伯來書的作者所說：「兒女既同有血肉之體，他也照樣親自成了血肉之體」（</w:t>
-      </w:r>
-      <w:hyperlink r:id="rId31">
+        <w:t>關於「拿撒勒人」這個名稱，在</w:t>
+      </w:r>
+      <w:hyperlink r:id="rId34">
         <w:r>
           <w:rPr>
             <w:lang w:val="zh_TW" w:bidi="zh_TW"/>
@@ -1049,7 +1598,97 @@
             <w:color w:val="0000EE"/>
             <w:u w:val="single"/>
           </w:rPr>
-          <w:t>來2:14</w:t>
+          <w:t>馬太福音二章23節</w:t>
+        </w:r>
+      </w:hyperlink>
+      <w:r>
+        <w:rPr>
+          <w:lang w:val="zh_TW" w:bidi="zh_TW"/>
+        </w:rPr>
+        <w:t>一直是個難題：「到了一座城，名叫拿撒勒，就住在那裡。這是要應驗先知所說，他將稱為拿撒勒人的話了」。舊約中沒有任何先知直接預言彌賽亞將被稱為拿撒勒人。一些學者將馬太福音的引用與</w:t>
+      </w:r>
+      <w:hyperlink r:id="rId62">
+        <w:r>
+          <w:rPr>
+            <w:lang w:val="zh_TW" w:bidi="zh_TW"/>
+          </w:rPr>
+          <w:rPr>
+            <w:color w:val="0000EE"/>
+            <w:u w:val="single"/>
+          </w:rPr>
+          <w:t>以賽亞書十一章1節</w:t>
+        </w:r>
+      </w:hyperlink>
+      <w:r>
+        <w:rPr>
+          <w:lang w:val="zh_TW" w:bidi="zh_TW"/>
+        </w:rPr>
+        <w:t>聯繫起來，該處提到彌賽亞是枝子，這個希伯來文詞語源自與「拿撒勒」相同的詞根。另一些人則認為這段舊約預言指的是彌賽亞將被人輕視和辱罵，因為他們認為彌賽亞應該來自大衛之城伯利恆。然而，儘管耶穌確實在伯利恆出生，但祂卻在拿撒勒長大，後來被稱為拿撒勒人，因而被人嘲笑。因此，當一些同時代的人稱祂為拿撒勒人時，這預言就應驗了，因為拿撒勒被視為一個不受人重視的地方（</w:t>
+      </w:r>
+      <w:hyperlink r:id="rId32">
+        <w:r>
+          <w:rPr>
+            <w:lang w:val="zh_TW" w:bidi="zh_TW"/>
+          </w:rPr>
+          <w:rPr>
+            <w:color w:val="0000EE"/>
+            <w:u w:val="single"/>
+          </w:rPr>
+          <w:t>約1:46</w:t>
+        </w:r>
+      </w:hyperlink>
+      <w:r>
+        <w:rPr>
+          <w:lang w:val="zh_TW" w:bidi="zh_TW"/>
+        </w:rPr>
+        <w:t>；參</w:t>
+      </w:r>
+      <w:hyperlink r:id="rId63">
+        <w:r>
+          <w:rPr>
+            <w:lang w:val="zh_TW" w:bidi="zh_TW"/>
+          </w:rPr>
+          <w:rPr>
+            <w:color w:val="0000EE"/>
+            <w:u w:val="single"/>
+          </w:rPr>
+          <w:t>太13:54</w:t>
+        </w:r>
+      </w:hyperlink>
+      <w:r>
+        <w:rPr>
+          <w:lang w:val="zh_TW" w:bidi="zh_TW"/>
+        </w:rPr>
+        <w:t>；</w:t>
+      </w:r>
+      <w:hyperlink r:id="rId64">
+        <w:r>
+          <w:rPr>
+            <w:lang w:val="zh_TW" w:bidi="zh_TW"/>
+          </w:rPr>
+          <w:rPr>
+            <w:color w:val="0000EE"/>
+            <w:u w:val="single"/>
+          </w:rPr>
+          <w:t>可6:2–3</w:t>
+        </w:r>
+      </w:hyperlink>
+      <w:r>
+        <w:rPr>
+          <w:lang w:val="zh_TW" w:bidi="zh_TW"/>
+        </w:rPr>
+        <w:t>；</w:t>
+      </w:r>
+      <w:hyperlink r:id="rId65">
+        <w:r>
+          <w:rPr>
+            <w:lang w:val="zh_TW" w:bidi="zh_TW"/>
+          </w:rPr>
+          <w:rPr>
+            <w:color w:val="0000EE"/>
+            <w:u w:val="single"/>
+          </w:rPr>
+          <w:t>路4:22</w:t>
         </w:r>
       </w:hyperlink>
       <w:r>
@@ -1068,52 +1707,6 @@
       </w:r>
       <w:r>
         <w:rPr>
-          <w:lang w:val="zh_TW" w:bidi="zh_TW"/>
-        </w:rPr>
-        <w:t>我們人性的最終指標，就是人是為了敬拜神並永遠享受祂而被造的。神從未將這樣的心意，賜給其它受造之物。即便是那些仍然維持完美狀態、並在清醒喜樂中敬拜父的天使，他們與神的關係也不及蒙救贖的人那樣親密（</w:t>
-      </w:r>
-      <w:hyperlink r:id="rId32">
-        <w:r>
-          <w:rPr>
-            <w:lang w:val="zh_TW" w:bidi="zh_TW"/>
-          </w:rPr>
-          <w:rPr>
-            <w:color w:val="0000EE"/>
-            <w:u w:val="single"/>
-          </w:rPr>
-          <w:t>來2:16</w:t>
-        </w:r>
-      </w:hyperlink>
-      <w:r>
-        <w:rPr>
-          <w:lang w:val="zh_TW" w:bidi="zh_TW"/>
-        </w:rPr>
-        <w:t>）。</w:t>
-      </w:r>
-    </w:p>
-    <w:p>
-      <w:pPr/>
-      <w:r>
-        <w:rPr>
-          <w:lang w:val="zh_TW" w:bidi="zh_TW"/>
-        </w:rPr>
-      </w:r>
-      <w:r>
-        <w:rPr>
-          <w:lang w:val="zh_TW" w:bidi="zh_TW"/>
-        </w:rPr>
-        <w:t>人算什麼？在基督裡，人就是神原本要他成為的樣式，滿有尊榮與尊貴，並且永遠在祂寶座前歡喜快樂。</w:t>
-      </w:r>
-    </w:p>
-    <w:p>
-      <w:pPr/>
-      <w:r>
-        <w:rPr>
-          <w:lang w:val="zh_TW" w:bidi="zh_TW"/>
-        </w:rPr>
-      </w:r>
-      <w:r>
-        <w:rPr>
           <w:i/>
           <w:lang w:val="zh_TW" w:bidi="zh_TW"/>
         </w:rPr>
@@ -1123,3701 +1716,7 @@
         <w:rPr>
           <w:lang w:val="zh_TW" w:bidi="zh_TW"/>
         </w:rPr>
-        <w:t xml:space="preserve"> </w:t>
-      </w:r>
-      <w:r>
-        <w:rPr>
-          <w:lang w:val="zh_TW" w:bidi="zh_TW"/>
-        </w:rPr>
-        <w:t>神的形象；屬血氣的</w:t>
-      </w:r>
-      <w:r>
-        <w:rPr>
-          <w:lang w:val="zh_TW" w:bidi="zh_TW"/>
-        </w:rPr>
-        <w:t>人；</w:t>
-      </w:r>
-      <w:r>
-        <w:rPr>
-          <w:lang w:val="zh_TW" w:bidi="zh_TW"/>
-        </w:rPr>
-        <w:t>舊人與新人</w:t>
-      </w:r>
-      <w:r>
-        <w:rPr>
-          <w:lang w:val="zh_TW" w:bidi="zh_TW"/>
-        </w:rPr>
-        <w:t>。</w:t>
-      </w:r>
-      <w:r>
-        <w:rPr>
-          <w:lang w:val="zh_TW" w:bidi="zh_TW"/>
-        </w:rPr>
-      </w:r>
-      <w:r>
-        <w:rPr>
-          <w:lang w:val="zh_TW" w:bidi="zh_TW"/>
-        </w:rPr>
-      </w:r>
-    </w:p>
-    <w:p>
-      <w:pPr/>
-      <w:r>
-        <w:rPr>
-          <w:lang w:val="zh_TW" w:bidi="zh_TW"/>
-        </w:rPr>
-      </w:r>
-    </w:p>
-    <w:p>
-      <w:pPr>
-        <w:pStyle w:val="Heading2"/>
-      </w:pPr>
-      <w:r>
-        <w:rPr>
-          <w:lang w:val="zh_TW" w:bidi="zh_TW"/>
-        </w:rPr>
-        <w:t>人的墮落</w:t>
-      </w:r>
-      <w:r>
-        <w:rPr>
-          <w:lang w:val="zh_TW" w:bidi="zh_TW"/>
-        </w:rPr>
-      </w:r>
-    </w:p>
-    <w:p>
-      <w:pPr/>
-      <w:r>
-        <w:rPr>
-          <w:lang w:val="zh_TW" w:bidi="zh_TW"/>
-        </w:rPr>
-      </w:r>
-      <w:r>
-        <w:rPr>
-          <w:lang w:val="zh_TW" w:bidi="zh_TW"/>
-        </w:rPr>
-        <w:t>在人類歷史中，亞當吃了那禁果，使人類由道德上純真、蒙神喜悅的狀態，轉變為被定罪、終必死亡的光景。</w:t>
-      </w:r>
-    </w:p>
-    <w:p>
-      <w:pPr>
-        <w:pStyle w:val="Heading3"/>
-      </w:pPr>
-      <w:r>
-        <w:rPr>
-          <w:lang w:val="zh_TW" w:bidi="zh_TW"/>
-        </w:rPr>
-        <w:t>聖經的證據</w:t>
-      </w:r>
-    </w:p>
-    <w:p>
-      <w:pPr/>
-      <w:r>
-        <w:rPr>
-          <w:lang w:val="zh_TW" w:bidi="zh_TW"/>
-        </w:rPr>
-      </w:r>
-      <w:hyperlink r:id="rId13">
-        <w:r>
-          <w:rPr>
-            <w:lang w:val="zh_TW" w:bidi="zh_TW"/>
-          </w:rPr>
-          <w:rPr>
-            <w:color w:val="0000EE"/>
-            <w:u w:val="single"/>
-          </w:rPr>
-          <w:t>創世記一</w:t>
-        </w:r>
-      </w:hyperlink>
-      <w:r>
-        <w:rPr>
-          <w:lang w:val="zh_TW" w:bidi="zh_TW"/>
-        </w:rPr>
-        <w:t>和</w:t>
-      </w:r>
-      <w:hyperlink r:id="rId17">
-        <w:r>
-          <w:rPr>
-            <w:lang w:val="zh_TW" w:bidi="zh_TW"/>
-          </w:rPr>
-          <w:rPr>
-            <w:color w:val="0000EE"/>
-            <w:u w:val="single"/>
-          </w:rPr>
-          <w:t>二章</w:t>
-        </w:r>
-      </w:hyperlink>
-      <w:r>
-        <w:rPr>
-          <w:lang w:val="zh_TW" w:bidi="zh_TW"/>
-        </w:rPr>
-        <w:t>的創世敘事，肯定了人的本質與使命的獨特性。人是按著神的形像被造，為要與神相交、彼此交通。作為神的代表，人被賦予治理全地的權柄，要開發並使用地上的資源，使神得榮耀。</w:t>
-      </w:r>
-    </w:p>
-    <w:p>
-      <w:pPr/>
-      <w:r>
-        <w:rPr>
-          <w:lang w:val="zh_TW" w:bidi="zh_TW"/>
-        </w:rPr>
-      </w:r>
-      <w:r>
-        <w:rPr>
-          <w:lang w:val="zh_TW" w:bidi="zh_TW"/>
-        </w:rPr>
-        <w:t>除了文化使命以外，人同時也領受一條具體的命令：神准許他吃伊甸園的各樣植物，卻明確禁止他吃分別善惡樹上的果子。這命令的目的，乃是為了在人的意識中，建立善與惡之間的根本對立，並使人肯定其定位就是事奉造物主。人若能忠心事奉，便可享受天父所賜的一切福分，並最終進入與神同在，享受永恆生命的豐盛。</w:t>
-      </w:r>
-    </w:p>
-    <w:p>
-      <w:pPr/>
-      <w:r>
-        <w:rPr>
-          <w:lang w:val="zh_TW" w:bidi="zh_TW"/>
-        </w:rPr>
-      </w:r>
-      <w:r>
-        <w:rPr>
-          <w:lang w:val="zh_TW" w:bidi="zh_TW"/>
-        </w:rPr>
-        <w:t>雖然人與動物一樣被造為有生命的活物，但人生命的核心在於與神的聯合與相交。與神的交通本應是亞當自覺擁有的特權，這與動物形成對比，因牠們既沒有犯罪的可能，也沒有與神有意識的相交。人在充分明白另一選擇所帶來的邪惡後，應當甘心樂意、出於愛心地事奉神。因此，他在神面前的生命本質應是敬虔的，而不是單憑本能的。</w:t>
-      </w:r>
-    </w:p>
-    <w:p>
-      <w:pPr/>
-      <w:r>
-        <w:rPr>
-          <w:lang w:val="zh_TW" w:bidi="zh_TW"/>
-        </w:rPr>
-      </w:r>
-      <w:r>
-        <w:rPr>
-          <w:lang w:val="zh_TW" w:bidi="zh_TW"/>
-        </w:rPr>
-        <w:t>神吩咐不可吃分別善惡樹的果子，其目的在於要使人堅立於公義和信心的道路上，然而，撒但卻利用這條命令作為機會，引誘人背叛神。雖然人面對試探本身並不是邪惡，但撒但引誘人犯罪卻是邪惡的。這意味著在人墮落之前，宇宙已經存在邪惡。撒但的目的明顯是要使人歸服於牠，並藉著人將牠黑暗的國度擴展到全地。人的墮落，以及其後神所展開的救贖計劃，必須在神與撒但之間的宇宙性衝突這個背景下來理解，而在這場爭戰中，神最終的得勝是確定無疑的。撒但藉著蛇作為工具，先接近夏娃來引誘亞當，誘惑他們吃分別善惡樹的果子。</w:t>
-      </w:r>
-    </w:p>
-    <w:p>
-      <w:pPr/>
-      <w:r>
-        <w:rPr>
-          <w:lang w:val="zh_TW" w:bidi="zh_TW"/>
-        </w:rPr>
-      </w:r>
-      <w:r>
-        <w:rPr>
-          <w:lang w:val="zh_TW" w:bidi="zh_TW"/>
-        </w:rPr>
-        <w:t>在人墮落之前，對善惡的分別並非一無所知，只是他在經驗上只認識善。亞當應當只從神那裡領受有關善惡分別的本質，以及領受教導，知道吃或不吃生命樹上的果子所帶來的後果。正如他起初從造物主得著生命，如今他也當順服神口中所出的一切話，並藉此而活。試探的目的，是要人離開對神的依靠。撒但質疑神話語的真實，並挑戰祂的權柄，引誘人以為自己能判斷善惡，並能掌握後果，使後果有利自己。這試探的核心，就是要人自以為神。</w:t>
-      </w:r>
-    </w:p>
-    <w:p>
-      <w:pPr/>
-      <w:r>
-        <w:rPr>
-          <w:lang w:val="zh_TW" w:bidi="zh_TW"/>
-        </w:rPr>
-      </w:r>
-      <w:r>
-        <w:rPr>
-          <w:lang w:val="zh_TW" w:bidi="zh_TW"/>
-        </w:rPr>
-        <w:t>亞當在屈服於撒但的試探後，與妻子一同吃了禁果，因而墮落。這悖逆的行為，乃是背叛、不忠、失信與不信的行為。正如「不可吃」這條命令總結並集中表明了人在神面前公義的一切要求，這違命的舉動則彰顯出徹底的背道。全心的背叛與完全的悖逆取代了對神完全的順服：人拒絕神的權柄，懷疑神的美善，爭論神的智慧，否定神的真理。一個全新的情感與思想的複雜體系，掌控了人的心思意念。</w:t>
-      </w:r>
-    </w:p>
-    <w:p>
-      <w:pPr>
-        <w:pStyle w:val="Heading3"/>
-      </w:pPr>
-      <w:r>
-        <w:rPr>
-          <w:lang w:val="zh_TW" w:bidi="zh_TW"/>
-        </w:rPr>
-        <w:t>墮落的後果</w:t>
-      </w:r>
-    </w:p>
-    <w:p>
-      <w:pPr/>
-      <w:r>
-        <w:rPr>
-          <w:lang w:val="zh_TW" w:bidi="zh_TW"/>
-        </w:rPr>
-      </w:r>
-      <w:r>
-        <w:rPr>
-          <w:lang w:val="zh_TW" w:bidi="zh_TW"/>
-        </w:rPr>
-        <w:t>人墮落的最直接後果，就是在神面前失去了坦然與喜樂，轉而生出懼怕與羞恥。亞當與夏娃與神隔絕，也清楚顯明了這一點。這既表現在臨到人的咒詛，更明顯體現在亞當和夏娃被逐出伊甸園。伊甸園原是公義的居所，是人與神聯合和相交的範圍；一旦人因不義斷絕了與神的相交，就必然會被逐出伊甸園。正如神所警告的，罪的結果就是死。因為死亡會臨到一切有生命之處，也使人的身體在墳墓裡歸於朽壞。</w:t>
-      </w:r>
-    </w:p>
-    <w:p>
-      <w:pPr/>
-      <w:r>
-        <w:rPr>
-          <w:lang w:val="zh_TW" w:bidi="zh_TW"/>
-        </w:rPr>
-      </w:r>
-      <w:r>
-        <w:rPr>
-          <w:lang w:val="zh_TW" w:bidi="zh_TW"/>
-        </w:rPr>
-        <w:t>墮落的後果不僅臨到亞當和夏娃，也延伸到一切由他們自然繁衍而來的人身上，因為亞當與全人類之間存在獨特的連帶關係。有些神學家特別強調亞當與後裔之間的普遍聯繫，而另一些則注重約的關係，以亞當作為後裔之首和代表。亞當犯罪對全人類的後果，就是他的罪被算在所有後裔的身上，他們因此都必面對死亡的刑罰，並且承受敗壞的本性。</w:t>
-      </w:r>
-    </w:p>
-    <w:p>
-      <w:pPr/>
-      <w:r>
-        <w:rPr>
-          <w:lang w:val="zh_TW" w:bidi="zh_TW"/>
-        </w:rPr>
-      </w:r>
-      <w:r>
-        <w:rPr>
-          <w:lang w:val="zh_TW" w:bidi="zh_TW"/>
-        </w:rPr>
-        <w:t>墮落的後果也顯明在整個受造界，因咒詛的作用，使人在完成原本文化使命時遭遇阻力。人要繁衍遍布世界，就必須經歷生產的痛苦與危險，而維持生命所需的食物、衣物與居所，也只能經過艱辛和勞苦的勞動才能得來。</w:t>
-      </w:r>
-    </w:p>
-    <w:p>
-      <w:pPr/>
-      <w:r>
-        <w:rPr>
-          <w:lang w:val="zh_TW" w:bidi="zh_TW"/>
-        </w:rPr>
-      </w:r>
-      <w:r>
-        <w:rPr>
-          <w:lang w:val="zh_TW" w:bidi="zh_TW"/>
-        </w:rPr>
-        <w:t>然而，人墮落後，死亡並沒有</w:t>
-      </w:r>
-      <w:r>
-        <w:rPr>
-          <w:b/>
-          <w:lang w:val="zh_TW" w:bidi="zh_TW"/>
-        </w:rPr>
-        <w:t>立刻</w:t>
-      </w:r>
-      <w:r>
-        <w:rPr>
-          <w:lang w:val="zh_TW" w:bidi="zh_TW"/>
-        </w:rPr>
-        <w:t>臨到作為</w:t>
-      </w:r>
-      <w:r>
-        <w:rPr>
-          <w:b/>
-          <w:lang w:val="zh_TW" w:bidi="zh_TW"/>
-        </w:rPr>
-        <w:t>最終</w:t>
-      </w:r>
-      <w:r>
-        <w:rPr>
-          <w:lang w:val="zh_TW" w:bidi="zh_TW"/>
-        </w:rPr>
-        <w:t>的審判，這正顯出神對人的拯救旨意。亞當在聽見死亡的咒詛之前，已經先聽見一位救主的應許（</w:t>
-      </w:r>
-      <w:hyperlink r:id="rId33">
-        <w:r>
-          <w:rPr>
-            <w:lang w:val="zh_TW" w:bidi="zh_TW"/>
-          </w:rPr>
-          <w:rPr>
-            <w:color w:val="0000EE"/>
-            <w:u w:val="single"/>
-          </w:rPr>
-          <w:t>創3:15</w:t>
-        </w:r>
-      </w:hyperlink>
-      <w:r>
-        <w:rPr>
-          <w:lang w:val="zh_TW" w:bidi="zh_TW"/>
-        </w:rPr>
-        <w:t>）。</w:t>
-      </w:r>
-    </w:p>
-    <w:p>
-      <w:pPr/>
-      <w:r>
-        <w:rPr>
-          <w:lang w:val="zh_TW" w:bidi="zh_TW"/>
-        </w:rPr>
-      </w:r>
-      <w:r>
-        <w:rPr>
-          <w:lang w:val="zh_TW" w:bidi="zh_TW"/>
-        </w:rPr>
-        <w:t>自</w:t>
-      </w:r>
-      <w:hyperlink r:id="rId27">
-        <w:r>
-          <w:rPr>
-            <w:lang w:val="zh_TW" w:bidi="zh_TW"/>
-          </w:rPr>
-          <w:rPr>
-            <w:color w:val="0000EE"/>
-            <w:u w:val="single"/>
-          </w:rPr>
-          <w:t>創世記三章</w:t>
-        </w:r>
-      </w:hyperlink>
-      <w:r>
-        <w:rPr>
-          <w:lang w:val="zh_TW" w:bidi="zh_TW"/>
-        </w:rPr>
-        <w:t>之後，聖經很少提到人的墮落，但這一歷史事件卻是其後一切經文的必要前提。聖經的重點是面向未來——罪惡不斷擴大的影響，以及神展開祂的救贖計劃。</w:t>
-      </w:r>
-    </w:p>
-    <w:p>
-      <w:pPr/>
-      <w:r>
-        <w:rPr>
-          <w:lang w:val="zh_TW" w:bidi="zh_TW"/>
-        </w:rPr>
-      </w:r>
-      <w:r>
-        <w:rPr>
-          <w:i/>
-          <w:lang w:val="zh_TW" w:bidi="zh_TW"/>
-        </w:rPr>
-        <w:t>另見</w:t>
-      </w:r>
-      <w:r>
-        <w:rPr>
-          <w:lang w:val="zh_TW" w:bidi="zh_TW"/>
-        </w:rPr>
-        <w:t xml:space="preserve"> </w:t>
-      </w:r>
-      <w:r>
-        <w:rPr>
-          <w:lang w:val="zh_TW" w:bidi="zh_TW"/>
-        </w:rPr>
-        <w:t>亞當（人物）；</w:t>
-      </w:r>
-      <w:r>
-        <w:rPr>
-          <w:lang w:val="zh_TW" w:bidi="zh_TW"/>
-        </w:rPr>
-        <w:t>死亡；</w:t>
-      </w:r>
-      <w:r>
-        <w:rPr>
-          <w:lang w:val="zh_TW" w:bidi="zh_TW"/>
-        </w:rPr>
-        <w:t>罪</w:t>
-      </w:r>
-      <w:r>
-        <w:rPr>
-          <w:lang w:val="zh_TW" w:bidi="zh_TW"/>
-        </w:rPr>
-        <w:t>。</w:t>
-      </w:r>
-      <w:r>
-        <w:rPr>
-          <w:lang w:val="zh_TW" w:bidi="zh_TW"/>
-        </w:rPr>
-      </w:r>
-      <w:r>
-        <w:rPr>
-          <w:lang w:val="zh_TW" w:bidi="zh_TW"/>
-        </w:rPr>
-      </w:r>
-    </w:p>
-    <w:p>
-      <w:pPr/>
-      <w:r>
-        <w:rPr>
-          <w:lang w:val="zh_TW" w:bidi="zh_TW"/>
-        </w:rPr>
-      </w:r>
-    </w:p>
-    <w:p>
-      <w:pPr>
-        <w:pStyle w:val="Heading2"/>
-      </w:pPr>
-      <w:r>
-        <w:rPr>
-          <w:lang w:val="zh_TW" w:bidi="zh_TW"/>
-        </w:rPr>
-        <w:t>人子</w:t>
-      </w:r>
-      <w:r>
-        <w:rPr>
-          <w:lang w:val="zh_TW" w:bidi="zh_TW"/>
-        </w:rPr>
-      </w:r>
-    </w:p>
-    <w:p>
-      <w:pPr/>
-      <w:r>
-        <w:rPr>
-          <w:lang w:val="zh_TW" w:bidi="zh_TW"/>
-        </w:rPr>
-      </w:r>
-      <w:r>
-        <w:rPr>
-          <w:lang w:val="zh_TW" w:bidi="zh_TW"/>
-        </w:rPr>
-        <w:t>這是耶穌使用的彌賽亞稱號，用來表達祂屬天的根源、地上的使命以及將來的榮耀再來。這稱號不僅僅如一些教會的教父或近代學者所認為僅指祂具有人的本質和人性，而是反映出耶穌的天上根源和神的威嚴；祂以人的形式所顯現的奧秘；以及祂在地上的使命，這使命促使祂被釘在十字架上，並進入榮耀。</w:t>
-      </w:r>
-    </w:p>
-    <w:p>
-      <w:pPr/>
-      <w:r>
-        <w:rPr>
-          <w:lang w:val="zh_TW" w:bidi="zh_TW"/>
-        </w:rPr>
-      </w:r>
-      <w:r>
-        <w:rPr>
-          <w:lang w:val="zh_TW" w:bidi="zh_TW"/>
-        </w:rPr>
-        <w:t>「人子」這個稱號的背景可以追溯到舊約，特別是在以西結書中出現，因為這位先知被稱為「人子」多達90次。例如，神對他說：「人子啊，你站起來，我要和你說話」（</w:t>
-      </w:r>
-      <w:hyperlink r:id="rId34">
-        <w:r>
-          <w:rPr>
-            <w:lang w:val="zh_TW" w:bidi="zh_TW"/>
-          </w:rPr>
-          <w:rPr>
-            <w:color w:val="0000EE"/>
-            <w:u w:val="single"/>
-          </w:rPr>
-          <w:t>結2:1</w:t>
-        </w:r>
-      </w:hyperlink>
-      <w:r>
-        <w:rPr>
-          <w:lang w:val="zh_TW" w:bidi="zh_TW"/>
-        </w:rPr>
-        <w:t>）。耶穌使用「人子」這個稱號以及許多來自以西結書的主題，顯示耶穌要表明自己是末世的先知，就像以西結一樣（</w:t>
-      </w:r>
-      <w:hyperlink r:id="rId35">
-        <w:r>
-          <w:rPr>
-            <w:lang w:val="zh_TW" w:bidi="zh_TW"/>
-          </w:rPr>
-          <w:rPr>
-            <w:color w:val="0000EE"/>
-            <w:u w:val="single"/>
-          </w:rPr>
-          <w:t>4</w:t>
-        </w:r>
-      </w:hyperlink>
-      <w:r>
-        <w:rPr>
-          <w:lang w:val="zh_TW" w:bidi="zh_TW"/>
-        </w:rPr>
-        <w:t>、</w:t>
-      </w:r>
-      <w:hyperlink r:id="rId36">
-        <w:r>
-          <w:rPr>
-            <w:lang w:val="zh_TW" w:bidi="zh_TW"/>
-          </w:rPr>
-          <w:rPr>
-            <w:color w:val="0000EE"/>
-            <w:u w:val="single"/>
-          </w:rPr>
-          <w:t>7</w:t>
-        </w:r>
-      </w:hyperlink>
-      <w:r>
-        <w:rPr>
-          <w:lang w:val="zh_TW" w:bidi="zh_TW"/>
-        </w:rPr>
-        <w:t>、</w:t>
-      </w:r>
-      <w:hyperlink r:id="rId37">
-        <w:r>
-          <w:rPr>
-            <w:lang w:val="zh_TW" w:bidi="zh_TW"/>
-          </w:rPr>
-          <w:rPr>
-            <w:color w:val="0000EE"/>
-            <w:u w:val="single"/>
-          </w:rPr>
-          <w:t>10</w:t>
-        </w:r>
-      </w:hyperlink>
-      <w:r>
-        <w:rPr>
-          <w:lang w:val="zh_TW" w:bidi="zh_TW"/>
-        </w:rPr>
-        <w:t>、</w:t>
-      </w:r>
-      <w:hyperlink r:id="rId38">
-        <w:r>
-          <w:rPr>
-            <w:lang w:val="zh_TW" w:bidi="zh_TW"/>
-          </w:rPr>
-          <w:rPr>
-            <w:color w:val="0000EE"/>
-            <w:u w:val="single"/>
-          </w:rPr>
-          <w:t>22</w:t>
-        </w:r>
-      </w:hyperlink>
-      <w:r>
-        <w:rPr>
-          <w:lang w:val="zh_TW" w:bidi="zh_TW"/>
-        </w:rPr>
-        <w:t>、</w:t>
-      </w:r>
-      <w:hyperlink r:id="rId39">
-        <w:r>
-          <w:rPr>
-            <w:lang w:val="zh_TW" w:bidi="zh_TW"/>
-          </w:rPr>
-          <w:rPr>
-            <w:color w:val="0000EE"/>
-            <w:u w:val="single"/>
-          </w:rPr>
-          <w:t>40–48</w:t>
-        </w:r>
-      </w:hyperlink>
-      <w:r>
-        <w:rPr>
-          <w:lang w:val="zh_TW" w:bidi="zh_TW"/>
-        </w:rPr>
-        <w:t>章），對耶路撒冷的毀滅和神國在以色列的復興有最終的宣告（</w:t>
-      </w:r>
-      <w:hyperlink r:id="rId40">
-        <w:r>
-          <w:rPr>
-            <w:lang w:val="zh_TW" w:bidi="zh_TW"/>
-          </w:rPr>
-          <w:rPr>
-            <w:color w:val="0000EE"/>
-            <w:u w:val="single"/>
-          </w:rPr>
-          <w:t>太23–24章</w:t>
-        </w:r>
-      </w:hyperlink>
-      <w:r>
-        <w:rPr>
-          <w:lang w:val="zh_TW" w:bidi="zh_TW"/>
-        </w:rPr>
-        <w:t>；</w:t>
-      </w:r>
-      <w:hyperlink r:id="rId41">
-        <w:r>
-          <w:rPr>
-            <w:lang w:val="zh_TW" w:bidi="zh_TW"/>
-          </w:rPr>
-          <w:rPr>
-            <w:color w:val="0000EE"/>
-            <w:u w:val="single"/>
-          </w:rPr>
-          <w:t>徒1:6–8</w:t>
-        </w:r>
-      </w:hyperlink>
-      <w:r>
-        <w:rPr>
-          <w:lang w:val="zh_TW" w:bidi="zh_TW"/>
-        </w:rPr>
-        <w:t>）。</w:t>
-      </w:r>
-    </w:p>
-    <w:p>
-      <w:pPr/>
-      <w:r>
-        <w:rPr>
-          <w:lang w:val="zh_TW" w:bidi="zh_TW"/>
-        </w:rPr>
-      </w:r>
-      <w:r>
-        <w:rPr>
-          <w:lang w:val="zh_TW" w:bidi="zh_TW"/>
-        </w:rPr>
-        <w:t>這個稱號的具體來源是</w:t>
-      </w:r>
-      <w:hyperlink r:id="rId42">
-        <w:r>
-          <w:rPr>
-            <w:lang w:val="zh_TW" w:bidi="zh_TW"/>
-          </w:rPr>
-          <w:rPr>
-            <w:color w:val="0000EE"/>
-            <w:u w:val="single"/>
-          </w:rPr>
-          <w:t>但以理書七章13至14節</w:t>
-        </w:r>
-      </w:hyperlink>
-      <w:r>
-        <w:rPr>
-          <w:lang w:val="zh_TW" w:bidi="zh_TW"/>
-        </w:rPr>
-        <w:t>，在那裡但以理看到一個「像人子」的異象，他「駕著天雲」而來，被領到「亙古常在者」面前，而亙古常在者賜給祂權柄、榮耀、國度。耶穌在教導祂的再來時多次引用這處經文的一部分（</w:t>
-      </w:r>
-      <w:hyperlink r:id="rId43">
-        <w:r>
-          <w:rPr>
-            <w:lang w:val="zh_TW" w:bidi="zh_TW"/>
-          </w:rPr>
-          <w:rPr>
-            <w:color w:val="0000EE"/>
-            <w:u w:val="single"/>
-          </w:rPr>
-          <w:t>太16:27</w:t>
-        </w:r>
-      </w:hyperlink>
-      <w:r>
-        <w:rPr>
-          <w:lang w:val="zh_TW" w:bidi="zh_TW"/>
-        </w:rPr>
-        <w:t>，</w:t>
-      </w:r>
-      <w:hyperlink r:id="rId44">
-        <w:r>
-          <w:rPr>
-            <w:lang w:val="zh_TW" w:bidi="zh_TW"/>
-          </w:rPr>
-          <w:rPr>
-            <w:color w:val="0000EE"/>
-            <w:u w:val="single"/>
-          </w:rPr>
-          <w:t>19:28，</w:t>
-        </w:r>
-      </w:hyperlink>
-      <w:hyperlink r:id="rId45">
-        <w:r>
-          <w:rPr>
-            <w:lang w:val="zh_TW" w:bidi="zh_TW"/>
-          </w:rPr>
-          <w:rPr>
-            <w:color w:val="0000EE"/>
-            <w:u w:val="single"/>
-          </w:rPr>
-          <w:t>24:30，2</w:t>
-        </w:r>
-      </w:hyperlink>
-      <w:hyperlink r:id="rId46">
-        <w:r>
-          <w:rPr>
-            <w:lang w:val="zh_TW" w:bidi="zh_TW"/>
-          </w:rPr>
-          <w:rPr>
-            <w:color w:val="0000EE"/>
-            <w:u w:val="single"/>
-          </w:rPr>
-          <w:t>5:31，</w:t>
-        </w:r>
-      </w:hyperlink>
-      <w:hyperlink r:id="rId47">
-        <w:r>
-          <w:rPr>
-            <w:lang w:val="zh_TW" w:bidi="zh_TW"/>
-          </w:rPr>
-          <w:rPr>
-            <w:color w:val="0000EE"/>
-            <w:u w:val="single"/>
-          </w:rPr>
-          <w:t>26:64</w:t>
-        </w:r>
-      </w:hyperlink>
-      <w:r>
-        <w:rPr>
-          <w:lang w:val="zh_TW" w:bidi="zh_TW"/>
-        </w:rPr>
-        <w:t>）。顯然，耶穌將這處經文理解為是祂自己的預言，描繪了祂的道成肉身、升天和承受神的國度。</w:t>
-      </w:r>
-    </w:p>
-    <w:p>
-      <w:pPr/>
-      <w:r>
-        <w:rPr>
-          <w:lang w:val="zh_TW" w:bidi="zh_TW"/>
-        </w:rPr>
-      </w:r>
-      <w:r>
-        <w:rPr>
-          <w:lang w:val="zh_TW" w:bidi="zh_TW"/>
-        </w:rPr>
-        <w:t>在福音書中，「人子」這個稱號被耶穌使用了大約80次，以隱晦、間接的方式來說明耶穌自己（太，32次；可，14次；路，26次；約，10次）。在所有這些經文中，耶穌都是說話者，從來沒有人稱呼祂為「人子」。在有些經文中的描述非常奧秘，以至於有些解經家認為耶穌是在談論另一個人。這種懷疑只出現在約翰福音中唯一的一處經文中，群眾問耶穌：「這人子是誰呢？」（</w:t>
-      </w:r>
-      <w:hyperlink r:id="rId48">
-        <w:r>
-          <w:rPr>
-            <w:lang w:val="zh_TW" w:bidi="zh_TW"/>
-          </w:rPr>
-          <w:rPr>
-            <w:color w:val="0000EE"/>
-            <w:u w:val="single"/>
-          </w:rPr>
-          <w:t>約12:34</w:t>
-        </w:r>
-      </w:hyperlink>
-      <w:r>
-        <w:rPr>
-          <w:lang w:val="zh_TW" w:bidi="zh_TW"/>
-        </w:rPr>
-        <w:t>）。在大多數經文中，耶穌的身份是明確的。在一些經文中是明顯的：「人說我——人子是誰？」——接著是「你們說我是誰？」（</w:t>
-      </w:r>
-      <w:hyperlink r:id="rId49">
-        <w:r>
-          <w:rPr>
-            <w:lang w:val="zh_TW" w:bidi="zh_TW"/>
-          </w:rPr>
-          <w:rPr>
-            <w:color w:val="0000EE"/>
-            <w:u w:val="single"/>
-          </w:rPr>
-          <w:t>太16:13、15</w:t>
-        </w:r>
-      </w:hyperlink>
-      <w:r>
-        <w:rPr>
-          <w:lang w:val="zh_TW" w:bidi="zh_TW"/>
-        </w:rPr>
-        <w:t>）。通常的結論是，耶穌將這個稱號用作祂自己的彌賽亞稱號，這樣祂就可以謙卑地談論祂自己和祂的使命，並傳達耶穌希望揭示關於祂自己的重要事實。祂可以這樣做，因為當這個稱號用於耶穌的彌賽亞身分時，這一稱號並未帶來普遍的錯誤觀念和誤解。</w:t>
-      </w:r>
-    </w:p>
-    <w:p>
-      <w:pPr/>
-      <w:r>
-        <w:rPr>
-          <w:lang w:val="zh_TW" w:bidi="zh_TW"/>
-        </w:rPr>
-      </w:r>
-      <w:r>
-        <w:rPr>
-          <w:lang w:val="zh_TW" w:bidi="zh_TW"/>
-        </w:rPr>
-        <w:t>這個稱號在新約中只出現了另外四次。在</w:t>
-      </w:r>
-      <w:hyperlink r:id="rId50">
-        <w:r>
-          <w:rPr>
-            <w:lang w:val="zh_TW" w:bidi="zh_TW"/>
-          </w:rPr>
-          <w:rPr>
-            <w:color w:val="0000EE"/>
-            <w:u w:val="single"/>
-          </w:rPr>
-          <w:t>使徒行傳七章56節</w:t>
-        </w:r>
-      </w:hyperlink>
-      <w:r>
-        <w:rPr>
-          <w:lang w:val="zh_TW" w:bidi="zh_TW"/>
-        </w:rPr>
-        <w:t>，司提反說：「我看見天開了，人子站在神的右邊。」</w:t>
-      </w:r>
-      <w:hyperlink r:id="rId51">
-        <w:r>
-          <w:rPr>
-            <w:lang w:val="zh_TW" w:bidi="zh_TW"/>
-          </w:rPr>
-          <w:rPr>
-            <w:color w:val="0000EE"/>
-            <w:u w:val="single"/>
-          </w:rPr>
-          <w:t>希伯來書二章6節</w:t>
-        </w:r>
-      </w:hyperlink>
-      <w:r>
-        <w:rPr>
-          <w:lang w:val="zh_TW" w:bidi="zh_TW"/>
-        </w:rPr>
-        <w:t>將</w:t>
-      </w:r>
-      <w:hyperlink r:id="rId52">
-        <w:r>
-          <w:rPr>
-            <w:lang w:val="zh_TW" w:bidi="zh_TW"/>
-          </w:rPr>
-          <w:rPr>
-            <w:color w:val="0000EE"/>
-            <w:u w:val="single"/>
-          </w:rPr>
-          <w:t>詩篇八篇4節</w:t>
-        </w:r>
-      </w:hyperlink>
-      <w:r>
-        <w:rPr>
-          <w:lang w:val="zh_TW" w:bidi="zh_TW"/>
-        </w:rPr>
-        <w:t>應用在耶穌身上。最後，</w:t>
-      </w:r>
-      <w:hyperlink r:id="rId53">
-        <w:r>
-          <w:rPr>
-            <w:lang w:val="zh_TW" w:bidi="zh_TW"/>
-          </w:rPr>
-          <w:rPr>
-            <w:color w:val="0000EE"/>
-            <w:u w:val="single"/>
-          </w:rPr>
-          <w:t>啟示錄一章13節</w:t>
-        </w:r>
-      </w:hyperlink>
-      <w:r>
-        <w:rPr>
-          <w:lang w:val="zh_TW" w:bidi="zh_TW"/>
-        </w:rPr>
-        <w:t>和</w:t>
-      </w:r>
-      <w:hyperlink r:id="rId54">
-        <w:r>
-          <w:rPr>
-            <w:lang w:val="zh_TW" w:bidi="zh_TW"/>
-          </w:rPr>
-          <w:rPr>
-            <w:color w:val="0000EE"/>
-            <w:u w:val="single"/>
-          </w:rPr>
-          <w:t>十四章14節</w:t>
-        </w:r>
-      </w:hyperlink>
-      <w:r>
-        <w:rPr>
-          <w:lang w:val="zh_TW" w:bidi="zh_TW"/>
-        </w:rPr>
-        <w:t>描繪兩個「像人子的」異象，毫無疑問是榮耀的耶穌。</w:t>
-      </w:r>
-    </w:p>
-    <w:p>
-      <w:pPr/>
-      <w:r>
-        <w:rPr>
-          <w:lang w:val="zh_TW" w:bidi="zh_TW"/>
-        </w:rPr>
-      </w:r>
-      <w:r>
-        <w:rPr>
-          <w:lang w:val="zh_TW" w:bidi="zh_TW"/>
-        </w:rPr>
-        <w:t>在對觀福音中，耶穌使用「人子」這個稱號的第一個主題，是祂來到世上完成彌賽亞使命。耶穌通過說「狐狸有洞，天空的飛鳥有窩，人子卻沒有枕頭的地方」，來比較祂在地上的狀況與祂先前在天上的榮耀（</w:t>
-      </w:r>
-      <w:hyperlink r:id="rId55">
-        <w:r>
-          <w:rPr>
-            <w:lang w:val="zh_TW" w:bidi="zh_TW"/>
-          </w:rPr>
-          <w:rPr>
-            <w:color w:val="0000EE"/>
-            <w:u w:val="single"/>
-          </w:rPr>
-          <w:t>太8:20</w:t>
-        </w:r>
-      </w:hyperlink>
-      <w:r>
-        <w:rPr>
-          <w:lang w:val="zh_TW" w:bidi="zh_TW"/>
-        </w:rPr>
-        <w:t>；見</w:t>
-      </w:r>
-      <w:hyperlink r:id="rId56">
-        <w:r>
-          <w:rPr>
-            <w:lang w:val="zh_TW" w:bidi="zh_TW"/>
-          </w:rPr>
-          <w:rPr>
-            <w:color w:val="0000EE"/>
-            <w:u w:val="single"/>
-          </w:rPr>
-          <w:t>路9:58</w:t>
-        </w:r>
-      </w:hyperlink>
-      <w:r>
-        <w:rPr>
-          <w:lang w:val="zh_TW" w:bidi="zh_TW"/>
-        </w:rPr>
-        <w:t>）。這表明人子捨棄了祂的天家，來到地上承受事工中的一切羞辱（</w:t>
-      </w:r>
-      <w:hyperlink r:id="rId57">
-        <w:r>
-          <w:rPr>
-            <w:lang w:val="zh_TW" w:bidi="zh_TW"/>
-          </w:rPr>
-          <w:rPr>
-            <w:color w:val="0000EE"/>
-            <w:u w:val="single"/>
-          </w:rPr>
-          <w:t>腓2:5–11</w:t>
-        </w:r>
-      </w:hyperlink>
-      <w:r>
-        <w:rPr>
-          <w:lang w:val="zh_TW" w:bidi="zh_TW"/>
-        </w:rPr>
-        <w:t>）。</w:t>
-      </w:r>
-    </w:p>
-    <w:p>
-      <w:pPr/>
-      <w:r>
-        <w:rPr>
-          <w:lang w:val="zh_TW" w:bidi="zh_TW"/>
-        </w:rPr>
-      </w:r>
-      <w:r>
-        <w:rPr>
-          <w:lang w:val="zh_TW" w:bidi="zh_TW"/>
-        </w:rPr>
-        <w:t>耶穌使用這個稱號來宣告神的特權，說：「人子是安息日的主」（</w:t>
-      </w:r>
-      <w:hyperlink r:id="rId58">
-        <w:r>
-          <w:rPr>
-            <w:lang w:val="zh_TW" w:bidi="zh_TW"/>
-          </w:rPr>
-          <w:rPr>
-            <w:color w:val="0000EE"/>
-            <w:u w:val="single"/>
-          </w:rPr>
-          <w:t>太12:8</w:t>
-        </w:r>
-      </w:hyperlink>
-      <w:r>
-        <w:rPr>
-          <w:lang w:val="zh_TW" w:bidi="zh_TW"/>
-        </w:rPr>
-        <w:t>；</w:t>
-      </w:r>
-      <w:hyperlink r:id="rId59">
-        <w:r>
-          <w:rPr>
-            <w:lang w:val="zh_TW" w:bidi="zh_TW"/>
-          </w:rPr>
-          <w:rPr>
-            <w:color w:val="0000EE"/>
-            <w:u w:val="single"/>
-          </w:rPr>
-          <w:t>可2:28</w:t>
-        </w:r>
-      </w:hyperlink>
-      <w:r>
-        <w:rPr>
-          <w:lang w:val="zh_TW" w:bidi="zh_TW"/>
-        </w:rPr>
-        <w:t>；</w:t>
-      </w:r>
-      <w:hyperlink r:id="rId60">
-        <w:r>
-          <w:rPr>
-            <w:lang w:val="zh_TW" w:bidi="zh_TW"/>
-          </w:rPr>
-          <w:rPr>
-            <w:color w:val="0000EE"/>
-            <w:u w:val="single"/>
-          </w:rPr>
-          <w:t>路6:5</w:t>
-        </w:r>
-      </w:hyperlink>
-      <w:r>
-        <w:rPr>
-          <w:lang w:val="zh_TW" w:bidi="zh_TW"/>
-        </w:rPr>
-        <w:t>）。安息日是神所設立的制度，一般人不得修改。但因為耶穌是從天上來的人子，祂就可以自由地作為安息日的主宰，因為祂就是設立安息日的那位主（</w:t>
-      </w:r>
-      <w:hyperlink r:id="rId61">
-        <w:r>
-          <w:rPr>
-            <w:lang w:val="zh_TW" w:bidi="zh_TW"/>
-          </w:rPr>
-          <w:rPr>
-            <w:color w:val="0000EE"/>
-            <w:u w:val="single"/>
-          </w:rPr>
-          <w:t>創2:2</w:t>
-        </w:r>
-      </w:hyperlink>
-      <w:r>
-        <w:rPr>
-          <w:lang w:val="zh_TW" w:bidi="zh_TW"/>
-        </w:rPr>
-        <w:t>；</w:t>
-      </w:r>
-      <w:hyperlink r:id="rId62">
-        <w:r>
-          <w:rPr>
-            <w:lang w:val="zh_TW" w:bidi="zh_TW"/>
-          </w:rPr>
-          <w:rPr>
-            <w:color w:val="0000EE"/>
-            <w:u w:val="single"/>
-          </w:rPr>
-          <w:t>出20:8–11）</w:t>
-        </w:r>
-      </w:hyperlink>
-      <w:r>
-        <w:rPr>
-          <w:lang w:val="zh_TW" w:bidi="zh_TW"/>
-        </w:rPr>
-        <w:t>。在迦百農醫治癱子之後，耶穌宣稱「人子在地上有赦罪的權柄」（</w:t>
-      </w:r>
-      <w:hyperlink r:id="rId63">
-        <w:r>
-          <w:rPr>
-            <w:lang w:val="zh_TW" w:bidi="zh_TW"/>
-          </w:rPr>
-          <w:rPr>
-            <w:color w:val="0000EE"/>
-            <w:u w:val="single"/>
-          </w:rPr>
-          <w:t>太9:6</w:t>
-        </w:r>
-      </w:hyperlink>
-      <w:r>
-        <w:rPr>
-          <w:lang w:val="zh_TW" w:bidi="zh_TW"/>
-        </w:rPr>
-        <w:t>；</w:t>
-      </w:r>
-      <w:hyperlink r:id="rId64">
-        <w:r>
-          <w:rPr>
-            <w:lang w:val="zh_TW" w:bidi="zh_TW"/>
-          </w:rPr>
-          <w:rPr>
-            <w:color w:val="0000EE"/>
-            <w:u w:val="single"/>
-          </w:rPr>
-          <w:t>可2:10</w:t>
-        </w:r>
-      </w:hyperlink>
-      <w:r>
-        <w:rPr>
-          <w:lang w:val="zh_TW" w:bidi="zh_TW"/>
-        </w:rPr>
-        <w:t>；</w:t>
-      </w:r>
-      <w:hyperlink r:id="rId65">
-        <w:r>
-          <w:rPr>
-            <w:lang w:val="zh_TW" w:bidi="zh_TW"/>
-          </w:rPr>
-          <w:rPr>
-            <w:color w:val="0000EE"/>
-            <w:u w:val="single"/>
-          </w:rPr>
-          <w:t>路5:24</w:t>
-        </w:r>
-      </w:hyperlink>
-      <w:r>
-        <w:rPr>
-          <w:lang w:val="zh_TW" w:bidi="zh_TW"/>
-        </w:rPr>
-        <w:t>）。以前，赦罪是從天上和神而來的，但現在赦罪是由耶穌在地上賜予的。</w:t>
-      </w:r>
-    </w:p>
-    <w:p>
-      <w:pPr/>
-      <w:r>
-        <w:rPr>
-          <w:lang w:val="zh_TW" w:bidi="zh_TW"/>
-        </w:rPr>
-      </w:r>
-      <w:r>
-        <w:rPr>
-          <w:lang w:val="zh_TW" w:bidi="zh_TW"/>
-        </w:rPr>
-        <w:t>耶穌使用「人子」這個稱號的第二個方面涉及祂的受苦、死亡和榮耀的復活，這是祂以奧秘的方式成就祂作為人子在地上的使命。在彼得認耶穌為彌賽亞和神的兒子之後，耶穌開始詳細說明祂必須受苦（</w:t>
-      </w:r>
-      <w:hyperlink r:id="rId66">
-        <w:r>
-          <w:rPr>
-            <w:lang w:val="zh_TW" w:bidi="zh_TW"/>
-          </w:rPr>
-          <w:rPr>
-            <w:color w:val="0000EE"/>
-            <w:u w:val="single"/>
-          </w:rPr>
-          <w:t>太16:16</w:t>
-        </w:r>
-      </w:hyperlink>
-      <w:r>
-        <w:rPr>
-          <w:lang w:val="zh_TW" w:bidi="zh_TW"/>
-        </w:rPr>
-        <w:t>）。耶穌第一次預言祂作為人子要受苦是在</w:t>
-      </w:r>
-      <w:hyperlink r:id="rId67">
-        <w:r>
-          <w:rPr>
-            <w:lang w:val="zh_TW" w:bidi="zh_TW"/>
-          </w:rPr>
-          <w:rPr>
-            <w:color w:val="0000EE"/>
-            <w:u w:val="single"/>
-          </w:rPr>
-          <w:t>馬可福音八章31至32節</w:t>
-        </w:r>
-      </w:hyperlink>
-      <w:r>
-        <w:rPr>
-          <w:lang w:val="zh_TW" w:bidi="zh_TW"/>
-        </w:rPr>
-        <w:t>，並在其它多處經文中，這預言被重複。福音書進一步擴展了這一主題，提到被戲弄和鞭打（</w:t>
-      </w:r>
-      <w:hyperlink r:id="rId68">
-        <w:r>
-          <w:rPr>
-            <w:lang w:val="zh_TW" w:bidi="zh_TW"/>
-          </w:rPr>
-          <w:rPr>
-            <w:color w:val="0000EE"/>
-            <w:u w:val="single"/>
-          </w:rPr>
-          <w:t>太17:12</w:t>
-        </w:r>
-      </w:hyperlink>
-      <w:r>
-        <w:rPr>
-          <w:lang w:val="zh_TW" w:bidi="zh_TW"/>
-        </w:rPr>
-        <w:t>，</w:t>
-      </w:r>
-      <w:hyperlink r:id="rId69">
-        <w:r>
-          <w:rPr>
-            <w:lang w:val="zh_TW" w:bidi="zh_TW"/>
-          </w:rPr>
-          <w:rPr>
-            <w:color w:val="0000EE"/>
-            <w:u w:val="single"/>
-          </w:rPr>
-          <w:t>20:18</w:t>
-        </w:r>
-      </w:hyperlink>
-      <w:r>
-        <w:rPr>
-          <w:lang w:val="zh_TW" w:bidi="zh_TW"/>
-        </w:rPr>
-        <w:t>；</w:t>
-      </w:r>
-      <w:hyperlink r:id="rId70">
-        <w:r>
-          <w:rPr>
-            <w:lang w:val="zh_TW" w:bidi="zh_TW"/>
-          </w:rPr>
-          <w:rPr>
-            <w:color w:val="0000EE"/>
-            <w:u w:val="single"/>
-          </w:rPr>
-          <w:t>可8:31</w:t>
-        </w:r>
-      </w:hyperlink>
-      <w:r>
-        <w:rPr>
-          <w:lang w:val="zh_TW" w:bidi="zh_TW"/>
-        </w:rPr>
-        <w:t>；</w:t>
-      </w:r>
-      <w:hyperlink r:id="rId71">
-        <w:r>
-          <w:rPr>
-            <w:lang w:val="zh_TW" w:bidi="zh_TW"/>
-          </w:rPr>
-          <w:rPr>
-            <w:color w:val="0000EE"/>
-            <w:u w:val="single"/>
-          </w:rPr>
-          <w:t>路9:22</w:t>
-        </w:r>
-      </w:hyperlink>
-      <w:r>
-        <w:rPr>
-          <w:lang w:val="zh_TW" w:bidi="zh_TW"/>
-        </w:rPr>
-        <w:t>）、被猶大出賣（</w:t>
-      </w:r>
-      <w:hyperlink r:id="rId72">
-        <w:r>
-          <w:rPr>
-            <w:lang w:val="zh_TW" w:bidi="zh_TW"/>
-          </w:rPr>
-          <w:rPr>
-            <w:color w:val="0000EE"/>
-            <w:u w:val="single"/>
-          </w:rPr>
-          <w:t>太17:22</w:t>
-        </w:r>
-      </w:hyperlink>
-      <w:r>
-        <w:rPr>
-          <w:lang w:val="zh_TW" w:bidi="zh_TW"/>
-        </w:rPr>
-        <w:t>，</w:t>
-      </w:r>
-      <w:hyperlink r:id="rId73">
-        <w:r>
-          <w:rPr>
-            <w:lang w:val="zh_TW" w:bidi="zh_TW"/>
-          </w:rPr>
-          <w:rPr>
-            <w:color w:val="0000EE"/>
-            <w:u w:val="single"/>
-          </w:rPr>
-          <w:t>26:24–25</w:t>
-        </w:r>
-      </w:hyperlink>
-      <w:r>
-        <w:rPr>
-          <w:lang w:val="zh_TW" w:bidi="zh_TW"/>
-        </w:rPr>
-        <w:t>；</w:t>
-      </w:r>
-      <w:hyperlink r:id="rId74">
-        <w:r>
-          <w:rPr>
-            <w:lang w:val="zh_TW" w:bidi="zh_TW"/>
-          </w:rPr>
-          <w:rPr>
-            <w:color w:val="0000EE"/>
-            <w:u w:val="single"/>
-          </w:rPr>
-          <w:t>可14:21、41</w:t>
-        </w:r>
-      </w:hyperlink>
-      <w:r>
-        <w:rPr>
-          <w:lang w:val="zh_TW" w:bidi="zh_TW"/>
-        </w:rPr>
-        <w:t>）、被猶太領袖拒絕（</w:t>
-      </w:r>
-      <w:hyperlink r:id="rId69">
-        <w:r>
-          <w:rPr>
-            <w:lang w:val="zh_TW" w:bidi="zh_TW"/>
-          </w:rPr>
-          <w:rPr>
-            <w:color w:val="0000EE"/>
-            <w:u w:val="single"/>
-          </w:rPr>
-          <w:t>太20:18</w:t>
-        </w:r>
-      </w:hyperlink>
-      <w:r>
-        <w:rPr>
-          <w:lang w:val="zh_TW" w:bidi="zh_TW"/>
-        </w:rPr>
-        <w:t>）、被釘十字架（</w:t>
-      </w:r>
-      <w:hyperlink r:id="rId75">
-        <w:r>
-          <w:rPr>
-            <w:lang w:val="zh_TW" w:bidi="zh_TW"/>
-          </w:rPr>
-          <w:rPr>
-            <w:color w:val="0000EE"/>
-            <w:u w:val="single"/>
-          </w:rPr>
-          <w:t>太20:19</w:t>
-        </w:r>
-      </w:hyperlink>
-      <w:r>
-        <w:rPr>
-          <w:lang w:val="zh_TW" w:bidi="zh_TW"/>
-        </w:rPr>
-        <w:t>；</w:t>
-      </w:r>
-      <w:hyperlink r:id="rId76">
-        <w:r>
-          <w:rPr>
-            <w:lang w:val="zh_TW" w:bidi="zh_TW"/>
-          </w:rPr>
-          <w:rPr>
-            <w:color w:val="0000EE"/>
-            <w:u w:val="single"/>
-          </w:rPr>
-          <w:t>可9:12、31</w:t>
-        </w:r>
-      </w:hyperlink>
-      <w:r>
-        <w:rPr>
-          <w:lang w:val="zh_TW" w:bidi="zh_TW"/>
-        </w:rPr>
-        <w:t>，</w:t>
-      </w:r>
-      <w:hyperlink r:id="rId77">
-        <w:r>
-          <w:rPr>
-            <w:lang w:val="zh_TW" w:bidi="zh_TW"/>
-          </w:rPr>
-          <w:rPr>
-            <w:color w:val="0000EE"/>
-            <w:u w:val="single"/>
-          </w:rPr>
-          <w:t>10:33</w:t>
-        </w:r>
-      </w:hyperlink>
-      <w:r>
-        <w:rPr>
-          <w:lang w:val="zh_TW" w:bidi="zh_TW"/>
-        </w:rPr>
-        <w:t>）、埋葬三天（</w:t>
-      </w:r>
-      <w:hyperlink r:id="rId78">
-        <w:r>
-          <w:rPr>
-            <w:lang w:val="zh_TW" w:bidi="zh_TW"/>
-          </w:rPr>
-          <w:rPr>
-            <w:color w:val="0000EE"/>
-            <w:u w:val="single"/>
-          </w:rPr>
-          <w:t>太12:40</w:t>
-        </w:r>
-      </w:hyperlink>
-      <w:r>
-        <w:rPr>
-          <w:lang w:val="zh_TW" w:bidi="zh_TW"/>
-        </w:rPr>
-        <w:t>；</w:t>
-      </w:r>
-      <w:hyperlink r:id="rId79">
-        <w:r>
-          <w:rPr>
-            <w:lang w:val="zh_TW" w:bidi="zh_TW"/>
-          </w:rPr>
-          <w:rPr>
-            <w:color w:val="0000EE"/>
-            <w:u w:val="single"/>
-          </w:rPr>
-          <w:t>路11:30</w:t>
-        </w:r>
-      </w:hyperlink>
-      <w:r>
-        <w:rPr>
-          <w:lang w:val="zh_TW" w:bidi="zh_TW"/>
-        </w:rPr>
-        <w:t>），以及復活（</w:t>
-      </w:r>
-      <w:hyperlink r:id="rId80">
-        <w:r>
-          <w:rPr>
-            <w:lang w:val="zh_TW" w:bidi="zh_TW"/>
-          </w:rPr>
-          <w:rPr>
-            <w:color w:val="0000EE"/>
-            <w:u w:val="single"/>
-          </w:rPr>
-          <w:t>太17:22–23</w:t>
-        </w:r>
-      </w:hyperlink>
-      <w:r>
-        <w:rPr>
-          <w:lang w:val="zh_TW" w:bidi="zh_TW"/>
-        </w:rPr>
-        <w:t>；</w:t>
-      </w:r>
-      <w:hyperlink r:id="rId70">
-        <w:r>
-          <w:rPr>
-            <w:lang w:val="zh_TW" w:bidi="zh_TW"/>
-          </w:rPr>
-          <w:rPr>
-            <w:color w:val="0000EE"/>
-            <w:u w:val="single"/>
-          </w:rPr>
-          <w:t>可8:31</w:t>
-        </w:r>
-      </w:hyperlink>
-      <w:r>
-        <w:rPr>
-          <w:lang w:val="zh_TW" w:bidi="zh_TW"/>
-        </w:rPr>
-        <w:t>）。</w:t>
-      </w:r>
-    </w:p>
-    <w:p>
-      <w:pPr/>
-      <w:r>
-        <w:rPr>
-          <w:lang w:val="zh_TW" w:bidi="zh_TW"/>
-        </w:rPr>
-      </w:r>
-      <w:r>
-        <w:rPr>
-          <w:lang w:val="zh_TW" w:bidi="zh_TW"/>
-        </w:rPr>
-        <w:t>在著名的經文「人子來，不是要受人的服事，乃是要服事人，並且要捨命，作多人的贖價」（</w:t>
-      </w:r>
-      <w:hyperlink r:id="rId81">
-        <w:r>
-          <w:rPr>
-            <w:lang w:val="zh_TW" w:bidi="zh_TW"/>
-          </w:rPr>
-          <w:rPr>
-            <w:color w:val="0000EE"/>
-            <w:u w:val="single"/>
-          </w:rPr>
-          <w:t>太20:28</w:t>
-        </w:r>
-      </w:hyperlink>
-      <w:r>
-        <w:rPr>
-          <w:lang w:val="zh_TW" w:bidi="zh_TW"/>
-        </w:rPr>
-        <w:t>；</w:t>
-      </w:r>
-      <w:hyperlink r:id="rId82">
-        <w:r>
-          <w:rPr>
-            <w:lang w:val="zh_TW" w:bidi="zh_TW"/>
-          </w:rPr>
-          <w:rPr>
-            <w:color w:val="0000EE"/>
-            <w:u w:val="single"/>
-          </w:rPr>
-          <w:t>可10:45</w:t>
-        </w:r>
-      </w:hyperlink>
-      <w:r>
-        <w:rPr>
-          <w:lang w:val="zh_TW" w:bidi="zh_TW"/>
-        </w:rPr>
-        <w:t>）中，耶穌教導說，祂的死亡是為祂的百姓帶來救恩的贖罪祭。這一思想源自耶穌對祂自己是受苦的耶和華僕人的理解（</w:t>
-      </w:r>
-      <w:hyperlink r:id="rId83">
-        <w:r>
-          <w:rPr>
-            <w:lang w:val="zh_TW" w:bidi="zh_TW"/>
-          </w:rPr>
-          <w:rPr>
-            <w:color w:val="0000EE"/>
-            <w:u w:val="single"/>
-          </w:rPr>
-          <w:t>賽53章</w:t>
-        </w:r>
-      </w:hyperlink>
-      <w:r>
-        <w:rPr>
-          <w:lang w:val="zh_TW" w:bidi="zh_TW"/>
-        </w:rPr>
-        <w:t>）。</w:t>
-      </w:r>
-    </w:p>
-    <w:p>
-      <w:pPr/>
-      <w:r>
-        <w:rPr>
-          <w:lang w:val="zh_TW" w:bidi="zh_TW"/>
-        </w:rPr>
-      </w:r>
-      <w:r>
-        <w:rPr>
-          <w:lang w:val="zh_TW" w:bidi="zh_TW"/>
-        </w:rPr>
-        <w:t>耶穌也用「人子」的稱號來教導關於祂的再來。作為人子，耶穌將在天父的榮耀中，與眾天使一同從天降臨（</w:t>
-      </w:r>
-      <w:hyperlink r:id="rId43">
-        <w:r>
-          <w:rPr>
-            <w:lang w:val="zh_TW" w:bidi="zh_TW"/>
-          </w:rPr>
-          <w:rPr>
-            <w:color w:val="0000EE"/>
-            <w:u w:val="single"/>
-          </w:rPr>
-          <w:t>太16:27</w:t>
-        </w:r>
-      </w:hyperlink>
-      <w:r>
-        <w:rPr>
-          <w:lang w:val="zh_TW" w:bidi="zh_TW"/>
-        </w:rPr>
-        <w:t>；</w:t>
-      </w:r>
-      <w:hyperlink r:id="rId84">
-        <w:r>
-          <w:rPr>
-            <w:lang w:val="zh_TW" w:bidi="zh_TW"/>
-          </w:rPr>
-          <w:rPr>
-            <w:color w:val="0000EE"/>
-            <w:u w:val="single"/>
-          </w:rPr>
-          <w:t>可8:38</w:t>
-        </w:r>
-      </w:hyperlink>
-      <w:r>
-        <w:rPr>
-          <w:lang w:val="zh_TW" w:bidi="zh_TW"/>
-        </w:rPr>
-        <w:t>；</w:t>
-      </w:r>
-      <w:hyperlink r:id="rId85">
-        <w:r>
-          <w:rPr>
-            <w:lang w:val="zh_TW" w:bidi="zh_TW"/>
-          </w:rPr>
-          <w:rPr>
-            <w:color w:val="0000EE"/>
-            <w:u w:val="single"/>
-          </w:rPr>
-          <w:t>路9:26</w:t>
-        </w:r>
-      </w:hyperlink>
-      <w:r>
-        <w:rPr>
-          <w:lang w:val="zh_TW" w:bidi="zh_TW"/>
-        </w:rPr>
-        <w:t>）。首先，祂將坐在神的右邊，然後祂會再來（</w:t>
-      </w:r>
-      <w:hyperlink r:id="rId47">
-        <w:r>
-          <w:rPr>
-            <w:lang w:val="zh_TW" w:bidi="zh_TW"/>
-          </w:rPr>
-          <w:rPr>
-            <w:color w:val="0000EE"/>
-            <w:u w:val="single"/>
-          </w:rPr>
-          <w:t>太26:64</w:t>
-        </w:r>
-      </w:hyperlink>
-      <w:r>
-        <w:rPr>
-          <w:lang w:val="zh_TW" w:bidi="zh_TW"/>
-        </w:rPr>
-        <w:t>；</w:t>
-      </w:r>
-      <w:hyperlink r:id="rId86">
-        <w:r>
-          <w:rPr>
-            <w:lang w:val="zh_TW" w:bidi="zh_TW"/>
-          </w:rPr>
-          <w:rPr>
-            <w:color w:val="0000EE"/>
-            <w:u w:val="single"/>
-          </w:rPr>
-          <w:t>可14:62</w:t>
-        </w:r>
-      </w:hyperlink>
-      <w:r>
-        <w:rPr>
-          <w:lang w:val="zh_TW" w:bidi="zh_TW"/>
-        </w:rPr>
-        <w:t>；</w:t>
-      </w:r>
-      <w:hyperlink r:id="rId87">
-        <w:r>
-          <w:rPr>
-            <w:lang w:val="zh_TW" w:bidi="zh_TW"/>
-          </w:rPr>
-          <w:rPr>
-            <w:color w:val="0000EE"/>
-            <w:u w:val="single"/>
-          </w:rPr>
-          <w:t>路22:69</w:t>
-        </w:r>
-      </w:hyperlink>
-      <w:r>
-        <w:rPr>
-          <w:lang w:val="zh_TW" w:bidi="zh_TW"/>
-        </w:rPr>
-        <w:t>），伴隨著雲彩而來（</w:t>
-      </w:r>
-      <w:hyperlink r:id="rId45">
-        <w:r>
-          <w:rPr>
-            <w:lang w:val="zh_TW" w:bidi="zh_TW"/>
-          </w:rPr>
-          <w:rPr>
-            <w:color w:val="0000EE"/>
-            <w:u w:val="single"/>
-          </w:rPr>
-          <w:t>太24:30</w:t>
-        </w:r>
-      </w:hyperlink>
-      <w:r>
-        <w:rPr>
-          <w:lang w:val="zh_TW" w:bidi="zh_TW"/>
-        </w:rPr>
-        <w:t>；</w:t>
-      </w:r>
-      <w:hyperlink r:id="rId88">
-        <w:r>
-          <w:rPr>
-            <w:lang w:val="zh_TW" w:bidi="zh_TW"/>
-          </w:rPr>
-          <w:rPr>
-            <w:color w:val="0000EE"/>
-            <w:u w:val="single"/>
-          </w:rPr>
-          <w:t>可13:26</w:t>
-        </w:r>
-      </w:hyperlink>
-      <w:r>
-        <w:rPr>
-          <w:lang w:val="zh_TW" w:bidi="zh_TW"/>
-        </w:rPr>
-        <w:t>；</w:t>
-      </w:r>
-      <w:hyperlink r:id="rId89">
-        <w:r>
-          <w:rPr>
-            <w:lang w:val="zh_TW" w:bidi="zh_TW"/>
-          </w:rPr>
-          <w:rPr>
-            <w:color w:val="0000EE"/>
-            <w:u w:val="single"/>
-          </w:rPr>
-          <w:t>路21:27</w:t>
-        </w:r>
-      </w:hyperlink>
-      <w:r>
-        <w:rPr>
-          <w:lang w:val="zh_TW" w:bidi="zh_TW"/>
-        </w:rPr>
-        <w:t>）。這次再來將是出乎意料的（</w:t>
-      </w:r>
-      <w:hyperlink r:id="rId90">
-        <w:r>
-          <w:rPr>
-            <w:lang w:val="zh_TW" w:bidi="zh_TW"/>
-          </w:rPr>
-          <w:rPr>
-            <w:color w:val="0000EE"/>
-            <w:u w:val="single"/>
-          </w:rPr>
-          <w:t>太24:27</w:t>
-        </w:r>
-      </w:hyperlink>
-      <w:r>
-        <w:rPr>
-          <w:lang w:val="zh_TW" w:bidi="zh_TW"/>
-        </w:rPr>
-        <w:t>；</w:t>
-      </w:r>
-      <w:hyperlink r:id="rId91">
-        <w:r>
-          <w:rPr>
-            <w:lang w:val="zh_TW" w:bidi="zh_TW"/>
-          </w:rPr>
-          <w:rPr>
-            <w:color w:val="0000EE"/>
-            <w:u w:val="single"/>
-          </w:rPr>
-          <w:t>路12:40</w:t>
-        </w:r>
-      </w:hyperlink>
-      <w:r>
-        <w:rPr>
-          <w:lang w:val="zh_TW" w:bidi="zh_TW"/>
-        </w:rPr>
-        <w:t>），如閃電或挪亞的洪水（</w:t>
-      </w:r>
-      <w:hyperlink r:id="rId92">
-        <w:r>
-          <w:rPr>
-            <w:lang w:val="zh_TW" w:bidi="zh_TW"/>
-          </w:rPr>
-          <w:rPr>
-            <w:color w:val="0000EE"/>
-            <w:u w:val="single"/>
-          </w:rPr>
-          <w:t>太24:37</w:t>
-        </w:r>
-      </w:hyperlink>
-      <w:r>
-        <w:rPr>
-          <w:lang w:val="zh_TW" w:bidi="zh_TW"/>
-        </w:rPr>
-        <w:t>；</w:t>
-      </w:r>
-      <w:hyperlink r:id="rId93">
-        <w:r>
-          <w:rPr>
-            <w:lang w:val="zh_TW" w:bidi="zh_TW"/>
-          </w:rPr>
-          <w:rPr>
-            <w:color w:val="0000EE"/>
-            <w:u w:val="single"/>
-          </w:rPr>
-          <w:t>路17:24</w:t>
-        </w:r>
-      </w:hyperlink>
-      <w:r>
-        <w:rPr>
-          <w:lang w:val="zh_TW" w:bidi="zh_TW"/>
-        </w:rPr>
-        <w:t>）。祂再來是為了召聚選民、審判地上萬國（</w:t>
-      </w:r>
-      <w:hyperlink r:id="rId44">
-        <w:r>
-          <w:rPr>
-            <w:lang w:val="zh_TW" w:bidi="zh_TW"/>
-          </w:rPr>
-          <w:rPr>
-            <w:color w:val="0000EE"/>
-            <w:u w:val="single"/>
-          </w:rPr>
-          <w:t>太19:28</w:t>
-        </w:r>
-      </w:hyperlink>
-      <w:r>
-        <w:rPr>
-          <w:lang w:val="zh_TW" w:bidi="zh_TW"/>
-        </w:rPr>
-        <w:t>，</w:t>
-      </w:r>
-      <w:hyperlink r:id="rId94">
-        <w:r>
-          <w:rPr>
-            <w:lang w:val="zh_TW" w:bidi="zh_TW"/>
-          </w:rPr>
-          <w:rPr>
-            <w:color w:val="0000EE"/>
-            <w:u w:val="single"/>
-          </w:rPr>
-          <w:t>25:32</w:t>
-        </w:r>
-      </w:hyperlink>
-      <w:r>
-        <w:rPr>
-          <w:lang w:val="zh_TW" w:bidi="zh_TW"/>
-        </w:rPr>
-        <w:t>），以及在世上恢復最終的公義（</w:t>
-      </w:r>
-      <w:hyperlink r:id="rId44">
-        <w:r>
-          <w:rPr>
-            <w:lang w:val="zh_TW" w:bidi="zh_TW"/>
-          </w:rPr>
-          <w:rPr>
-            <w:color w:val="0000EE"/>
-            <w:u w:val="single"/>
-          </w:rPr>
-          <w:t>19:28，</w:t>
-        </w:r>
-      </w:hyperlink>
-      <w:hyperlink r:id="rId95">
-        <w:r>
-          <w:rPr>
-            <w:lang w:val="zh_TW" w:bidi="zh_TW"/>
-          </w:rPr>
-          <w:rPr>
-            <w:color w:val="0000EE"/>
-            <w:u w:val="single"/>
-          </w:rPr>
-          <w:t>25:46</w:t>
-        </w:r>
-      </w:hyperlink>
-      <w:r>
-        <w:rPr>
-          <w:lang w:val="zh_TW" w:bidi="zh_TW"/>
-        </w:rPr>
-        <w:t>）。</w:t>
-      </w:r>
-    </w:p>
-    <w:p>
-      <w:pPr/>
-      <w:r>
-        <w:rPr>
-          <w:lang w:val="zh_TW" w:bidi="zh_TW"/>
-        </w:rPr>
-      </w:r>
-      <w:r>
-        <w:rPr>
-          <w:lang w:val="zh_TW" w:bidi="zh_TW"/>
-        </w:rPr>
-        <w:t>在這些經文中，耶穌將焦點從祂受苦與復活的暫時得勝中，轉向人子在祂再來時的最終得勝。再一次強調人子的天上根源與人子的神聖特權。這位人子耶穌將成為最終的審判者（參</w:t>
-      </w:r>
-      <w:hyperlink r:id="rId96">
-        <w:r>
-          <w:rPr>
-            <w:lang w:val="zh_TW" w:bidi="zh_TW"/>
-          </w:rPr>
-          <w:rPr>
-            <w:color w:val="0000EE"/>
-            <w:u w:val="single"/>
-          </w:rPr>
-          <w:t>徒17:31</w:t>
-        </w:r>
-      </w:hyperlink>
-      <w:r>
-        <w:rPr>
-          <w:lang w:val="zh_TW" w:bidi="zh_TW"/>
-        </w:rPr>
-        <w:t>）。</w:t>
-      </w:r>
-    </w:p>
-    <w:p>
-      <w:pPr/>
-      <w:r>
-        <w:rPr>
-          <w:lang w:val="zh_TW" w:bidi="zh_TW"/>
-        </w:rPr>
-      </w:r>
-      <w:r>
-        <w:rPr>
-          <w:lang w:val="zh_TW" w:bidi="zh_TW"/>
-        </w:rPr>
-        <w:t>約翰福音對於「人子」有其獨特的論述。天使被說成在「人子」身上上去下來（</w:t>
-      </w:r>
-      <w:hyperlink r:id="rId97">
-        <w:r>
-          <w:rPr>
-            <w:lang w:val="zh_TW" w:bidi="zh_TW"/>
-          </w:rPr>
-          <w:rPr>
-            <w:color w:val="0000EE"/>
-            <w:u w:val="single"/>
-          </w:rPr>
-          <w:t>約1:51</w:t>
-        </w:r>
-      </w:hyperlink>
-      <w:r>
-        <w:rPr>
-          <w:lang w:val="zh_TW" w:bidi="zh_TW"/>
-        </w:rPr>
-        <w:t>），象徵祂是存在於時間之前，並且從天上來到地上的那一位（</w:t>
-      </w:r>
-      <w:hyperlink r:id="rId98">
-        <w:r>
-          <w:rPr>
-            <w:lang w:val="zh_TW" w:bidi="zh_TW"/>
-          </w:rPr>
-          <w:rPr>
-            <w:color w:val="0000EE"/>
-            <w:u w:val="single"/>
-          </w:rPr>
-          <w:t>3:13</w:t>
-        </w:r>
-      </w:hyperlink>
-      <w:r>
-        <w:rPr>
-          <w:lang w:val="zh_TW" w:bidi="zh_TW"/>
-        </w:rPr>
-        <w:t>，</w:t>
-      </w:r>
-      <w:hyperlink r:id="rId99">
-        <w:r>
-          <w:rPr>
-            <w:lang w:val="zh_TW" w:bidi="zh_TW"/>
-          </w:rPr>
-          <w:rPr>
-            <w:color w:val="0000EE"/>
-            <w:u w:val="single"/>
-          </w:rPr>
-          <w:t>6:62</w:t>
-        </w:r>
-      </w:hyperlink>
-      <w:r>
-        <w:rPr>
-          <w:lang w:val="zh_TW" w:bidi="zh_TW"/>
-        </w:rPr>
-        <w:t>）。祂被「舉起」（藉著釘十字架）將帶給一切信祂的人永生（</w:t>
-      </w:r>
-      <w:hyperlink r:id="rId100">
-        <w:r>
-          <w:rPr>
-            <w:lang w:val="zh_TW" w:bidi="zh_TW"/>
-          </w:rPr>
-          <w:rPr>
-            <w:color w:val="0000EE"/>
-            <w:u w:val="single"/>
-          </w:rPr>
-          <w:t>3:14</w:t>
-        </w:r>
-      </w:hyperlink>
-      <w:r>
-        <w:rPr>
-          <w:lang w:val="zh_TW" w:bidi="zh_TW"/>
-        </w:rPr>
-        <w:t>）。「人子」（</w:t>
-      </w:r>
-      <w:hyperlink r:id="rId100">
-        <w:r>
-          <w:rPr>
-            <w:lang w:val="zh_TW" w:bidi="zh_TW"/>
-          </w:rPr>
-          <w:rPr>
-            <w:color w:val="0000EE"/>
-            <w:u w:val="single"/>
-          </w:rPr>
-          <w:t>3:14</w:t>
-        </w:r>
-      </w:hyperlink>
-      <w:r>
-        <w:rPr>
-          <w:lang w:val="zh_TW" w:bidi="zh_TW"/>
-        </w:rPr>
-        <w:t>）同時也是「神的兒子」（</w:t>
-      </w:r>
-      <w:hyperlink r:id="rId101">
-        <w:r>
-          <w:rPr>
-            <w:lang w:val="zh_TW" w:bidi="zh_TW"/>
-          </w:rPr>
-          <w:rPr>
-            <w:color w:val="0000EE"/>
-            <w:u w:val="single"/>
-          </w:rPr>
-          <w:t>3:16</w:t>
-        </w:r>
-      </w:hyperlink>
-      <w:r>
-        <w:rPr>
-          <w:lang w:val="zh_TW" w:bidi="zh_TW"/>
-        </w:rPr>
-        <w:t>），是神的獨生子（</w:t>
-      </w:r>
-      <w:hyperlink r:id="rId102">
-        <w:r>
-          <w:rPr>
-            <w:lang w:val="zh_TW" w:bidi="zh_TW"/>
-          </w:rPr>
-          <w:rPr>
-            <w:color w:val="0000EE"/>
-            <w:u w:val="single"/>
-          </w:rPr>
-          <w:t>1:18</w:t>
-        </w:r>
-      </w:hyperlink>
-      <w:r>
-        <w:rPr>
-          <w:lang w:val="zh_TW" w:bidi="zh_TW"/>
-        </w:rPr>
-        <w:t>，</w:t>
-      </w:r>
-      <w:hyperlink r:id="rId103">
-        <w:r>
-          <w:rPr>
-            <w:lang w:val="zh_TW" w:bidi="zh_TW"/>
-          </w:rPr>
-          <w:rPr>
-            <w:color w:val="0000EE"/>
-            <w:u w:val="single"/>
-          </w:rPr>
-          <w:t>3:18</w:t>
-        </w:r>
-      </w:hyperlink>
-      <w:r>
-        <w:rPr>
-          <w:lang w:val="zh_TW" w:bidi="zh_TW"/>
-        </w:rPr>
-        <w:t>）。簡言之，在約翰福音中，「人子」的稱號等同於「神的兒子」的稱號。這一稱號揭示了祂的神性、超越時間的存在、天上根源和神聖的特權。它也確立了耶穌現今在地上啟示與受苦的身分，以及祂未來末世榮耀的身分。父已賜給人子權柄，叫死人復活並審判世人（</w:t>
-      </w:r>
-      <w:hyperlink r:id="rId104">
-        <w:r>
-          <w:rPr>
-            <w:lang w:val="zh_TW" w:bidi="zh_TW"/>
-          </w:rPr>
-          <w:rPr>
-            <w:color w:val="0000EE"/>
-            <w:u w:val="single"/>
-          </w:rPr>
-          <w:t>5:25–27</w:t>
-        </w:r>
-      </w:hyperlink>
-      <w:r>
-        <w:rPr>
-          <w:lang w:val="zh_TW" w:bidi="zh_TW"/>
-        </w:rPr>
-        <w:t>）。</w:t>
-      </w:r>
-    </w:p>
-    <w:p>
-      <w:pPr/>
-      <w:r>
-        <w:rPr>
-          <w:lang w:val="zh_TW" w:bidi="zh_TW"/>
-        </w:rPr>
-      </w:r>
-      <w:r>
-        <w:rPr>
-          <w:i/>
-          <w:lang w:val="zh_TW" w:bidi="zh_TW"/>
-        </w:rPr>
-        <w:t>另見</w:t>
-      </w:r>
-      <w:r>
-        <w:rPr>
-          <w:lang w:val="zh_TW" w:bidi="zh_TW"/>
-        </w:rPr>
-        <w:t>基督論</w:t>
-      </w:r>
-      <w:r>
-        <w:rPr>
-          <w:lang w:val="zh_TW" w:bidi="zh_TW"/>
-        </w:rPr>
-        <w:t>；</w:t>
-      </w:r>
-      <w:r>
-        <w:rPr>
-          <w:lang w:val="zh_TW" w:bidi="zh_TW"/>
-        </w:rPr>
-        <w:t>耶穌基督的教導</w:t>
-      </w:r>
-      <w:r>
-        <w:rPr>
-          <w:lang w:val="zh_TW" w:bidi="zh_TW"/>
-        </w:rPr>
-        <w:t>；</w:t>
-      </w:r>
-      <w:r>
-        <w:rPr>
-          <w:lang w:val="zh_TW" w:bidi="zh_TW"/>
-        </w:rPr>
-        <w:t>彌賽亞</w:t>
-      </w:r>
-      <w:r>
-        <w:rPr>
-          <w:lang w:val="zh_TW" w:bidi="zh_TW"/>
-        </w:rPr>
-        <w:t>；</w:t>
-      </w:r>
-      <w:r>
-        <w:rPr>
-          <w:lang w:val="zh_TW" w:bidi="zh_TW"/>
-        </w:rPr>
-        <w:t>神的兒子</w:t>
-      </w:r>
-      <w:r>
-        <w:rPr>
-          <w:lang w:val="zh_TW" w:bidi="zh_TW"/>
-        </w:rPr>
-        <w:t>。</w:t>
-      </w:r>
-      <w:r>
-        <w:rPr>
-          <w:lang w:val="zh_TW" w:bidi="zh_TW"/>
-        </w:rPr>
-      </w:r>
-      <w:r>
-        <w:rPr>
-          <w:lang w:val="zh_TW" w:bidi="zh_TW"/>
-        </w:rPr>
-      </w:r>
-    </w:p>
-    <w:p>
-      <w:pPr/>
-      <w:r>
-        <w:rPr>
-          <w:lang w:val="zh_TW" w:bidi="zh_TW"/>
-        </w:rPr>
-      </w:r>
-    </w:p>
-    <w:p>
-      <w:pPr>
-        <w:pStyle w:val="Heading2"/>
-      </w:pPr>
-      <w:r>
-        <w:rPr>
-          <w:lang w:val="zh_TW" w:bidi="zh_TW"/>
-        </w:rPr>
-        <w:t>任命，承接聖職</w:t>
-      </w:r>
-      <w:r>
-        <w:rPr>
-          <w:lang w:val="zh_TW" w:bidi="zh_TW"/>
-        </w:rPr>
-      </w:r>
-    </w:p>
-    <w:p>
-      <w:pPr/>
-      <w:r>
-        <w:rPr>
-          <w:lang w:val="zh_TW" w:bidi="zh_TW"/>
-        </w:rPr>
-      </w:r>
-      <w:r>
-        <w:rPr>
-          <w:lang w:val="zh_TW" w:bidi="zh_TW"/>
-        </w:rPr>
-        <w:t>正式授予某人宗教權威的行為。其他用來表達相似意思的詞彙包括「分派（appoint）」、「設立（institute）」、「使成為（make）」和「建立（establish）」。今天，我們使用「按立（ordain）」和「按立禮（ordination）」來指選擇和任命人來服事神。</w:t>
-      </w:r>
-    </w:p>
-    <w:p>
-      <w:pPr>
-        <w:pStyle w:val="Heading3"/>
-      </w:pPr>
-      <w:r>
-        <w:rPr>
-          <w:lang w:val="zh_TW" w:bidi="zh_TW"/>
-        </w:rPr>
-        <w:t>舊約中的承接聖職</w:t>
-      </w:r>
-    </w:p>
-    <w:p>
-      <w:pPr/>
-      <w:r>
-        <w:rPr>
-          <w:lang w:val="zh_TW" w:bidi="zh_TW"/>
-        </w:rPr>
-      </w:r>
-      <w:r>
-        <w:rPr>
-          <w:lang w:val="zh_TW" w:bidi="zh_TW"/>
-        </w:rPr>
-        <w:t>在整個舊約中，神揀選了神想要的人服事祂。祭司的角色最初屬於每個家族的族長。後來，神揀選了利未支派作為祭司（</w:t>
-      </w:r>
-      <w:hyperlink r:id="rId105">
-        <w:r>
-          <w:rPr>
-            <w:lang w:val="zh_TW" w:bidi="zh_TW"/>
-          </w:rPr>
-          <w:rPr>
-            <w:color w:val="0000EE"/>
-            <w:u w:val="single"/>
-          </w:rPr>
-          <w:t>申33:8–11</w:t>
-        </w:r>
-      </w:hyperlink>
-      <w:r>
-        <w:rPr>
-          <w:lang w:val="zh_TW" w:bidi="zh_TW"/>
-        </w:rPr>
-        <w:t>；</w:t>
-      </w:r>
-      <w:hyperlink r:id="rId106">
-        <w:r>
-          <w:rPr>
-            <w:lang w:val="zh_TW" w:bidi="zh_TW"/>
-          </w:rPr>
-          <w:rPr>
-            <w:color w:val="0000EE"/>
-            <w:u w:val="single"/>
-          </w:rPr>
-          <w:t>士17:13</w:t>
-        </w:r>
-      </w:hyperlink>
-      <w:r>
-        <w:rPr>
-          <w:lang w:val="zh_TW" w:bidi="zh_TW"/>
-        </w:rPr>
-        <w:t>）。即使是不同的家族群體爭奪權力（如撒督家族〔Zadokites〕、亞倫家族〔Aaronites〕和哈斯蒙尼家族〔Hasmonean〕），他們都會聲稱這個特殊的角色是在他們家族中傳承下來的。通過利未支派神聖的任命可以追溯到摩西（</w:t>
-      </w:r>
-      <w:hyperlink r:id="rId107">
-        <w:r>
-          <w:rPr>
-            <w:lang w:val="zh_TW" w:bidi="zh_TW"/>
-          </w:rPr>
-          <w:rPr>
-            <w:color w:val="0000EE"/>
-            <w:u w:val="single"/>
-          </w:rPr>
-          <w:t>出4:14</w:t>
-        </w:r>
-      </w:hyperlink>
-      <w:r>
-        <w:rPr>
-          <w:lang w:val="zh_TW" w:bidi="zh_TW"/>
-        </w:rPr>
-        <w:t>，</w:t>
-      </w:r>
-      <w:hyperlink r:id="rId108">
-        <w:r>
-          <w:rPr>
-            <w:lang w:val="zh_TW" w:bidi="zh_TW"/>
-          </w:rPr>
-          <w:rPr>
-            <w:color w:val="0000EE"/>
-            <w:u w:val="single"/>
-          </w:rPr>
-          <w:t>28:41，</w:t>
-        </w:r>
-      </w:hyperlink>
-      <w:hyperlink r:id="rId109">
-        <w:r>
-          <w:rPr>
-            <w:lang w:val="zh_TW" w:bidi="zh_TW"/>
-          </w:rPr>
-          <w:rPr>
-            <w:color w:val="0000EE"/>
-            <w:u w:val="single"/>
-          </w:rPr>
-          <w:t>29:9</w:t>
-        </w:r>
-      </w:hyperlink>
-      <w:r>
-        <w:rPr>
-          <w:lang w:val="zh_TW" w:bidi="zh_TW"/>
-        </w:rPr>
-        <w:t>）。撒母耳也被宣稱擁有這種特殊的角色，但他是來自以法蓮支派，而不是利未支派（</w:t>
-      </w:r>
-      <w:hyperlink r:id="rId110">
-        <w:r>
-          <w:rPr>
-            <w:lang w:val="zh_TW" w:bidi="zh_TW"/>
-          </w:rPr>
-          <w:rPr>
-            <w:color w:val="0000EE"/>
-            <w:u w:val="single"/>
-          </w:rPr>
-          <w:t>代上6:28</w:t>
-        </w:r>
-      </w:hyperlink>
-      <w:r>
-        <w:rPr>
-          <w:lang w:val="zh_TW" w:bidi="zh_TW"/>
-        </w:rPr>
-        <w:t>）。這個觀念在後來的著作中仍然受到推崇，例如大約在公元前180年寫成的便西拉智訓（</w:t>
-      </w:r>
-      <w:hyperlink r:id="rId111">
-        <w:r>
-          <w:rPr>
-            <w:lang w:val="zh_TW" w:bidi="zh_TW"/>
-          </w:rPr>
-          <w:rPr>
-            <w:color w:val="0000EE"/>
-            <w:u w:val="single"/>
-          </w:rPr>
-          <w:t>德訓篇45:6–22</w:t>
-        </w:r>
-      </w:hyperlink>
-      <w:r>
-        <w:rPr>
-          <w:lang w:val="zh_TW" w:bidi="zh_TW"/>
-        </w:rPr>
-        <w:t>）。希伯來書解釋說，沒有人會為自己選擇這種榮譽，如</w:t>
-      </w:r>
-      <w:hyperlink r:id="rId112">
-        <w:r>
-          <w:rPr>
-            <w:lang w:val="zh_TW" w:bidi="zh_TW"/>
-          </w:rPr>
-          <w:rPr>
-            <w:color w:val="0000EE"/>
-            <w:u w:val="single"/>
-          </w:rPr>
-          <w:t>希伯來書五章1節和4節</w:t>
-        </w:r>
-      </w:hyperlink>
-      <w:r>
-        <w:rPr>
-          <w:lang w:val="zh_TW" w:bidi="zh_TW"/>
-        </w:rPr>
-        <w:t>所說，一個人是「蒙神所召，像亞倫一樣」。這意味著他們是出生在一個擁有這種特殊角色的家族中。</w:t>
-      </w:r>
-    </w:p>
-    <w:p>
-      <w:pPr/>
-      <w:r>
-        <w:rPr>
-          <w:lang w:val="zh_TW" w:bidi="zh_TW"/>
-        </w:rPr>
-      </w:r>
-      <w:r>
-        <w:rPr>
-          <w:lang w:val="zh_TW" w:bidi="zh_TW"/>
-        </w:rPr>
-        <w:t>第一批利未人在會幕（用於敬拜的特殊帳幕）中當著眾人的面被獻上，百姓通過按手在他們身上來承認他們是祭司（</w:t>
-      </w:r>
-      <w:hyperlink r:id="rId113">
-        <w:r>
-          <w:rPr>
-            <w:lang w:val="zh_TW" w:bidi="zh_TW"/>
-          </w:rPr>
-          <w:rPr>
-            <w:color w:val="0000EE"/>
-            <w:u w:val="single"/>
-          </w:rPr>
-          <w:t>民8:10、14–18</w:t>
-        </w:r>
-      </w:hyperlink>
-      <w:r>
-        <w:rPr>
-          <w:lang w:val="zh_TW" w:bidi="zh_TW"/>
-        </w:rPr>
-        <w:t>）。同樣，神也指示摩西舉行一個為期一週的儀式，使亞倫和他的兒子們成為祭司。這個儀式涉及許多獻祭、穿著特殊服裝、用油膏抹和其他儀式（</w:t>
-      </w:r>
-      <w:hyperlink r:id="rId114">
-        <w:r>
-          <w:rPr>
-            <w:lang w:val="zh_TW" w:bidi="zh_TW"/>
-          </w:rPr>
-          <w:rPr>
-            <w:color w:val="0000EE"/>
-            <w:u w:val="single"/>
-          </w:rPr>
-          <w:t>出29章</w:t>
-        </w:r>
-      </w:hyperlink>
-      <w:r>
-        <w:rPr>
-          <w:lang w:val="zh_TW" w:bidi="zh_TW"/>
-        </w:rPr>
-        <w:t>；</w:t>
-      </w:r>
-      <w:hyperlink r:id="rId115">
-        <w:r>
-          <w:rPr>
-            <w:lang w:val="zh_TW" w:bidi="zh_TW"/>
-          </w:rPr>
-          <w:rPr>
-            <w:color w:val="0000EE"/>
-            <w:u w:val="single"/>
-          </w:rPr>
-          <w:t>利8章</w:t>
-        </w:r>
-      </w:hyperlink>
-      <w:r>
-        <w:rPr>
-          <w:lang w:val="zh_TW" w:bidi="zh_TW"/>
-        </w:rPr>
-        <w:t>）。聖經仔細記載這些儀式的細節，這表明這些儀式至少以某種形式在此後的許多年裡仍被繼續使用。然而，聖經並未重覆記載後來這些儀式被實行的情況。</w:t>
-      </w:r>
-    </w:p>
-    <w:p>
-      <w:pPr/>
-      <w:r>
-        <w:rPr>
-          <w:lang w:val="zh_TW" w:bidi="zh_TW"/>
-        </w:rPr>
-      </w:r>
-      <w:r>
-        <w:rPr>
-          <w:lang w:val="zh_TW" w:bidi="zh_TW"/>
-        </w:rPr>
-        <w:t>除了祭司，還有一些被認可的先知群體或先知社群。有時這些群體得到王的支持（</w:t>
-      </w:r>
-      <w:hyperlink r:id="rId116">
-        <w:r>
-          <w:rPr>
-            <w:lang w:val="zh_TW" w:bidi="zh_TW"/>
-          </w:rPr>
-          <w:rPr>
-            <w:color w:val="0000EE"/>
-            <w:u w:val="single"/>
-          </w:rPr>
-          <w:t>撒上10:5</w:t>
-        </w:r>
-      </w:hyperlink>
-      <w:r>
-        <w:rPr>
-          <w:lang w:val="zh_TW" w:bidi="zh_TW"/>
-        </w:rPr>
-        <w:t>；</w:t>
-      </w:r>
-      <w:hyperlink r:id="rId117">
-        <w:r>
-          <w:rPr>
-            <w:lang w:val="zh_TW" w:bidi="zh_TW"/>
-          </w:rPr>
-          <w:rPr>
-            <w:color w:val="0000EE"/>
-            <w:u w:val="single"/>
-          </w:rPr>
-          <w:t>王上1:9–10，</w:t>
-        </w:r>
-      </w:hyperlink>
-      <w:hyperlink r:id="rId118">
-        <w:r>
-          <w:rPr>
-            <w:lang w:val="zh_TW" w:bidi="zh_TW"/>
-          </w:rPr>
-          <w:rPr>
-            <w:color w:val="0000EE"/>
-            <w:u w:val="single"/>
-          </w:rPr>
-          <w:t>18:17–19，</w:t>
-        </w:r>
-      </w:hyperlink>
-      <w:hyperlink r:id="rId119">
-        <w:r>
-          <w:rPr>
-            <w:lang w:val="zh_TW" w:bidi="zh_TW"/>
-          </w:rPr>
-          <w:rPr>
-            <w:color w:val="0000EE"/>
-            <w:u w:val="single"/>
-          </w:rPr>
-          <w:t>20:35，</w:t>
-        </w:r>
-      </w:hyperlink>
-      <w:hyperlink r:id="rId120">
-        <w:r>
-          <w:rPr>
-            <w:lang w:val="zh_TW" w:bidi="zh_TW"/>
-          </w:rPr>
-          <w:rPr>
-            <w:color w:val="0000EE"/>
-            <w:u w:val="single"/>
-          </w:rPr>
-          <w:t>22:5–28</w:t>
-        </w:r>
-      </w:hyperlink>
-      <w:r>
-        <w:rPr>
-          <w:lang w:val="zh_TW" w:bidi="zh_TW"/>
-        </w:rPr>
-        <w:t>；</w:t>
-      </w:r>
-      <w:hyperlink r:id="rId121">
-        <w:r>
-          <w:rPr>
-            <w:lang w:val="zh_TW" w:bidi="zh_TW"/>
-          </w:rPr>
-          <w:rPr>
-            <w:color w:val="0000EE"/>
-            <w:u w:val="single"/>
-          </w:rPr>
-          <w:t>王下2:3–7，</w:t>
-        </w:r>
-      </w:hyperlink>
-      <w:hyperlink r:id="rId122">
-        <w:r>
-          <w:rPr>
-            <w:lang w:val="zh_TW" w:bidi="zh_TW"/>
-          </w:rPr>
-          <w:rPr>
-            <w:color w:val="0000EE"/>
-            <w:u w:val="single"/>
-          </w:rPr>
-          <w:t>23:2</w:t>
-        </w:r>
-      </w:hyperlink>
-      <w:r>
-        <w:rPr>
-          <w:lang w:val="zh_TW" w:bidi="zh_TW"/>
-        </w:rPr>
-        <w:t>）。人們追溯預言的歷史可以追溯到很早的時代（見</w:t>
-      </w:r>
-      <w:hyperlink r:id="rId123">
-        <w:r>
-          <w:rPr>
-            <w:lang w:val="zh_TW" w:bidi="zh_TW"/>
-          </w:rPr>
-          <w:rPr>
-            <w:color w:val="0000EE"/>
-            <w:u w:val="single"/>
-          </w:rPr>
-          <w:t>創20:7</w:t>
-        </w:r>
-      </w:hyperlink>
-      <w:r>
-        <w:rPr>
-          <w:lang w:val="zh_TW" w:bidi="zh_TW"/>
-        </w:rPr>
-        <w:t>；</w:t>
-      </w:r>
-      <w:hyperlink r:id="rId124">
-        <w:r>
-          <w:rPr>
-            <w:lang w:val="zh_TW" w:bidi="zh_TW"/>
-          </w:rPr>
-          <w:rPr>
-            <w:color w:val="0000EE"/>
-            <w:u w:val="single"/>
-          </w:rPr>
-          <w:t>申34:10</w:t>
-        </w:r>
-      </w:hyperlink>
-      <w:r>
-        <w:rPr>
-          <w:lang w:val="zh_TW" w:bidi="zh_TW"/>
-        </w:rPr>
-        <w:t>；</w:t>
-      </w:r>
-      <w:hyperlink r:id="rId125">
-        <w:r>
-          <w:rPr>
-            <w:lang w:val="zh_TW" w:bidi="zh_TW"/>
-          </w:rPr>
-          <w:rPr>
-            <w:color w:val="0000EE"/>
-            <w:u w:val="single"/>
-          </w:rPr>
-          <w:t>士4:4</w:t>
-        </w:r>
-      </w:hyperlink>
-      <w:r>
-        <w:rPr>
-          <w:lang w:val="zh_TW" w:bidi="zh_TW"/>
-        </w:rPr>
-        <w:t>；</w:t>
-      </w:r>
-      <w:hyperlink r:id="rId126">
-        <w:r>
-          <w:rPr>
-            <w:lang w:val="zh_TW" w:bidi="zh_TW"/>
-          </w:rPr>
-          <w:rPr>
-            <w:color w:val="0000EE"/>
-            <w:u w:val="single"/>
-          </w:rPr>
-          <w:t>耶7:25</w:t>
-        </w:r>
-      </w:hyperlink>
-      <w:r>
-        <w:rPr>
-          <w:lang w:val="zh_TW" w:bidi="zh_TW"/>
-        </w:rPr>
-        <w:t>）。「先知的子孫」這個詞，以及</w:t>
-      </w:r>
-      <w:hyperlink r:id="rId127">
-        <w:r>
-          <w:rPr>
-            <w:lang w:val="zh_TW" w:bidi="zh_TW"/>
-          </w:rPr>
-          <w:rPr>
-            <w:color w:val="0000EE"/>
-            <w:u w:val="single"/>
-          </w:rPr>
-          <w:t>耶利米書三十五章4節</w:t>
-        </w:r>
-      </w:hyperlink>
-      <w:r>
-        <w:rPr>
-          <w:lang w:val="zh_TW" w:bidi="zh_TW"/>
-        </w:rPr>
-        <w:t>中的暗示，可能表明先知的角色有時像祭司一樣，是從父母傳給子女的。然而，我們並不確切知道先知是如何被揀選或被任命的。</w:t>
-      </w:r>
-    </w:p>
-    <w:p>
-      <w:pPr/>
-      <w:r>
-        <w:rPr>
-          <w:lang w:val="zh_TW" w:bidi="zh_TW"/>
-        </w:rPr>
-      </w:r>
-      <w:r>
-        <w:rPr>
-          <w:lang w:val="zh_TW" w:bidi="zh_TW"/>
-        </w:rPr>
-        <w:t>最重要的先知經常與這些先知群體或「學派」意見不合（</w:t>
-      </w:r>
-      <w:hyperlink r:id="rId128">
-        <w:r>
-          <w:rPr>
-            <w:lang w:val="zh_TW" w:bidi="zh_TW"/>
-          </w:rPr>
-          <w:rPr>
-            <w:color w:val="0000EE"/>
-            <w:u w:val="single"/>
-          </w:rPr>
-          <w:t>王上17章</w:t>
-        </w:r>
-      </w:hyperlink>
-      <w:r>
-        <w:rPr>
-          <w:lang w:val="zh_TW" w:bidi="zh_TW"/>
-        </w:rPr>
-        <w:t>的以利亞；</w:t>
-      </w:r>
-      <w:hyperlink r:id="rId120">
-        <w:r>
-          <w:rPr>
-            <w:lang w:val="zh_TW" w:bidi="zh_TW"/>
-          </w:rPr>
-          <w:rPr>
-            <w:color w:val="0000EE"/>
-            <w:u w:val="single"/>
-          </w:rPr>
-          <w:t>王上22:5–28</w:t>
-        </w:r>
-      </w:hyperlink>
-      <w:r>
-        <w:rPr>
-          <w:lang w:val="zh_TW" w:bidi="zh_TW"/>
-        </w:rPr>
-        <w:t>的米該雅；</w:t>
-      </w:r>
-      <w:hyperlink r:id="rId129">
-        <w:r>
-          <w:rPr>
-            <w:lang w:val="zh_TW" w:bidi="zh_TW"/>
-          </w:rPr>
-          <w:rPr>
-            <w:color w:val="0000EE"/>
-            <w:u w:val="single"/>
-          </w:rPr>
-          <w:t>耶27:14–16</w:t>
-        </w:r>
-      </w:hyperlink>
-      <w:r>
-        <w:rPr>
-          <w:lang w:val="zh_TW" w:bidi="zh_TW"/>
-        </w:rPr>
-        <w:t>，</w:t>
-      </w:r>
-      <w:hyperlink r:id="rId130">
-        <w:r>
-          <w:rPr>
-            <w:lang w:val="zh_TW" w:bidi="zh_TW"/>
-          </w:rPr>
-          <w:rPr>
-            <w:color w:val="0000EE"/>
-            <w:u w:val="single"/>
-          </w:rPr>
-          <w:t>28章</w:t>
-        </w:r>
-      </w:hyperlink>
-      <w:r>
-        <w:rPr>
-          <w:lang w:val="zh_TW" w:bidi="zh_TW"/>
-        </w:rPr>
-        <w:t>的耶利米）。神直接呼召這些主要的先知（</w:t>
-      </w:r>
-      <w:hyperlink r:id="rId131">
-        <w:r>
-          <w:rPr>
-            <w:lang w:val="zh_TW" w:bidi="zh_TW"/>
-          </w:rPr>
-          <w:rPr>
-            <w:color w:val="0000EE"/>
-            <w:u w:val="single"/>
-          </w:rPr>
-          <w:t>王上17:1</w:t>
-        </w:r>
-      </w:hyperlink>
-      <w:r>
-        <w:rPr>
-          <w:lang w:val="zh_TW" w:bidi="zh_TW"/>
-        </w:rPr>
-        <w:t>，</w:t>
-      </w:r>
-      <w:hyperlink r:id="rId132">
-        <w:r>
-          <w:rPr>
-            <w:lang w:val="zh_TW" w:bidi="zh_TW"/>
-          </w:rPr>
-          <w:rPr>
-            <w:color w:val="0000EE"/>
-            <w:u w:val="single"/>
-          </w:rPr>
-          <w:t>21:17</w:t>
-        </w:r>
-      </w:hyperlink>
-      <w:r>
-        <w:rPr>
-          <w:lang w:val="zh_TW" w:bidi="zh_TW"/>
-        </w:rPr>
-        <w:t>；</w:t>
-      </w:r>
-      <w:hyperlink r:id="rId133">
-        <w:r>
-          <w:rPr>
-            <w:lang w:val="zh_TW" w:bidi="zh_TW"/>
-          </w:rPr>
-          <w:rPr>
-            <w:color w:val="0000EE"/>
-            <w:u w:val="single"/>
-          </w:rPr>
-          <w:t>賽6章</w:t>
-        </w:r>
-      </w:hyperlink>
-      <w:r>
-        <w:rPr>
-          <w:lang w:val="zh_TW" w:bidi="zh_TW"/>
-        </w:rPr>
-        <w:t>；</w:t>
-      </w:r>
-      <w:hyperlink r:id="rId134">
-        <w:r>
-          <w:rPr>
-            <w:lang w:val="zh_TW" w:bidi="zh_TW"/>
-          </w:rPr>
-          <w:rPr>
-            <w:color w:val="0000EE"/>
-            <w:u w:val="single"/>
-          </w:rPr>
-          <w:t>耶1章</w:t>
-        </w:r>
-      </w:hyperlink>
-      <w:r>
-        <w:rPr>
-          <w:lang w:val="zh_TW" w:bidi="zh_TW"/>
-        </w:rPr>
-        <w:t>；</w:t>
-      </w:r>
-      <w:hyperlink r:id="rId135">
-        <w:r>
-          <w:rPr>
-            <w:lang w:val="zh_TW" w:bidi="zh_TW"/>
-          </w:rPr>
-          <w:rPr>
-            <w:color w:val="0000EE"/>
-            <w:u w:val="single"/>
-          </w:rPr>
-          <w:t>摩7:15</w:t>
-        </w:r>
-      </w:hyperlink>
-      <w:r>
-        <w:rPr>
-          <w:lang w:val="zh_TW" w:bidi="zh_TW"/>
-        </w:rPr>
-        <w:t>）。唯一的例外是以利沙，神告訴以利亞要呼召並膏立他為先知（</w:t>
-      </w:r>
-      <w:hyperlink r:id="rId136">
-        <w:r>
-          <w:rPr>
-            <w:lang w:val="zh_TW" w:bidi="zh_TW"/>
-          </w:rPr>
-          <w:rPr>
-            <w:color w:val="0000EE"/>
-            <w:u w:val="single"/>
-          </w:rPr>
-          <w:t>王上19:16</w:t>
-        </w:r>
-      </w:hyperlink>
-      <w:r>
-        <w:rPr>
-          <w:lang w:val="zh_TW" w:bidi="zh_TW"/>
-        </w:rPr>
-        <w:t>；參</w:t>
-      </w:r>
-      <w:hyperlink r:id="rId137">
-        <w:r>
-          <w:rPr>
-            <w:lang w:val="zh_TW" w:bidi="zh_TW"/>
-          </w:rPr>
-          <w:rPr>
-            <w:color w:val="0000EE"/>
-            <w:u w:val="single"/>
-          </w:rPr>
-          <w:t>賽61:1</w:t>
-        </w:r>
-      </w:hyperlink>
-      <w:r>
-        <w:rPr>
-          <w:lang w:val="zh_TW" w:bidi="zh_TW"/>
-        </w:rPr>
-        <w:t>）。百姓辨別一位先知是否真正來自神，不在於任何特殊的儀式，而在於他們的信息是否明顯真實。對於預言未來的事情，當預言成真時，百姓就可以知道是否是真的先知（</w:t>
-      </w:r>
-      <w:hyperlink r:id="rId138">
-        <w:r>
-          <w:rPr>
-            <w:lang w:val="zh_TW" w:bidi="zh_TW"/>
-          </w:rPr>
-          <w:rPr>
-            <w:color w:val="0000EE"/>
-            <w:u w:val="single"/>
-          </w:rPr>
-          <w:t>王上22:13–14、26–28</w:t>
-        </w:r>
-      </w:hyperlink>
-      <w:r>
-        <w:rPr>
-          <w:lang w:val="zh_TW" w:bidi="zh_TW"/>
-        </w:rPr>
-        <w:t>；</w:t>
-      </w:r>
-      <w:hyperlink r:id="rId139">
-        <w:r>
-          <w:rPr>
-            <w:lang w:val="zh_TW" w:bidi="zh_TW"/>
-          </w:rPr>
-          <w:rPr>
-            <w:color w:val="0000EE"/>
-            <w:u w:val="single"/>
-          </w:rPr>
-          <w:t>耶28:5–9</w:t>
-        </w:r>
-      </w:hyperlink>
-      <w:r>
-        <w:rPr>
-          <w:lang w:val="zh_TW" w:bidi="zh_TW"/>
-        </w:rPr>
-        <w:t>）。</w:t>
-      </w:r>
-    </w:p>
-    <w:p>
-      <w:pPr>
-        <w:pStyle w:val="Heading3"/>
-      </w:pPr>
-      <w:r>
-        <w:rPr>
-          <w:lang w:val="zh_TW" w:bidi="zh_TW"/>
-        </w:rPr>
-        <w:t>新約中的承接聖職</w:t>
-      </w:r>
-    </w:p>
-    <w:p>
-      <w:pPr/>
-      <w:r>
-        <w:rPr>
-          <w:lang w:val="zh_TW" w:bidi="zh_TW"/>
-        </w:rPr>
-      </w:r>
-      <w:r>
-        <w:rPr>
-          <w:lang w:val="zh_TW" w:bidi="zh_TW"/>
-        </w:rPr>
-        <w:t>基督教的承接聖職（使人成為教會領袖的過程）也是基於神的揀選。耶穌和祂的門徒並不是來自當時的專業宗教團體。當耶穌揀選祂的十二使徒時，耶穌呼召了祂想要的人。耶穌後來告訴他們：「不是你們揀選了我，是我揀選了你們。」（</w:t>
-      </w:r>
-      <w:hyperlink r:id="rId140">
-        <w:r>
-          <w:rPr>
-            <w:lang w:val="zh_TW" w:bidi="zh_TW"/>
-          </w:rPr>
-          <w:rPr>
-            <w:color w:val="0000EE"/>
-            <w:u w:val="single"/>
-          </w:rPr>
-          <w:t>約15:16</w:t>
-        </w:r>
-      </w:hyperlink>
-      <w:r>
-        <w:rPr>
-          <w:lang w:val="zh_TW" w:bidi="zh_TW"/>
-        </w:rPr>
-        <w:t xml:space="preserve">）。 </w:t>
-      </w:r>
-    </w:p>
-    <w:p>
-      <w:pPr/>
-      <w:r>
-        <w:rPr>
-          <w:lang w:val="zh_TW" w:bidi="zh_TW"/>
-        </w:rPr>
-      </w:r>
-      <w:r>
-        <w:rPr>
-          <w:lang w:val="zh_TW" w:bidi="zh_TW"/>
-        </w:rPr>
-        <w:t>在早期基督教會中，領袖的揀選方式各不相同，但始終相信是神在引導這個過程。例如：</w:t>
-      </w:r>
-    </w:p>
-    <w:p>
-      <w:pPr>
-        <w:pStyle w:val="ListBullet"/>
-        <w:spacing w:line="240" w:lineRule="auto"/>
-        <w:ind w:left="720"/>
-      </w:pPr>
-      <w:r>
-        <w:rPr>
-          <w:lang w:val="zh_TW" w:bidi="zh_TW"/>
-        </w:rPr>
-      </w:r>
-      <w:r>
-        <w:rPr>
-          <w:lang w:val="zh_TW" w:bidi="zh_TW"/>
-        </w:rPr>
-        <w:t>當使徒們揀選馬提亞來取代猶大時，他們禱告並使用一種特殊的方法（搖籤）來確定神的旨意（</w:t>
-      </w:r>
-      <w:hyperlink r:id="rId141">
-        <w:r>
-          <w:rPr>
-            <w:lang w:val="zh_TW" w:bidi="zh_TW"/>
-          </w:rPr>
-          <w:rPr>
-            <w:color w:val="0000EE"/>
-            <w:u w:val="single"/>
-          </w:rPr>
-          <w:t>徒1:24–26</w:t>
-        </w:r>
-      </w:hyperlink>
-      <w:r>
-        <w:rPr>
-          <w:lang w:val="zh_TW" w:bidi="zh_TW"/>
-        </w:rPr>
-        <w:t xml:space="preserve">）。 </w:t>
-      </w:r>
-    </w:p>
-    <w:p>
-      <w:pPr>
-        <w:pStyle w:val="ListBullet"/>
-        <w:spacing w:line="240" w:lineRule="auto"/>
-        <w:ind w:left="720"/>
-      </w:pPr>
-      <w:r>
-        <w:rPr>
-          <w:lang w:val="zh_TW" w:bidi="zh_TW"/>
-        </w:rPr>
-      </w:r>
-      <w:r>
-        <w:rPr>
-          <w:lang w:val="zh_TW" w:bidi="zh_TW"/>
-        </w:rPr>
-        <w:t>保羅說在他出生以前神就已經揀選他作使徒。他堅持說，這一職分並不是從任何人那裡領受的（</w:t>
-      </w:r>
-      <w:hyperlink r:id="rId142">
-        <w:r>
-          <w:rPr>
-            <w:lang w:val="zh_TW" w:bidi="zh_TW"/>
-          </w:rPr>
-          <w:rPr>
-            <w:color w:val="0000EE"/>
-            <w:u w:val="single"/>
-          </w:rPr>
-          <w:t>加1:1、15</w:t>
-        </w:r>
-      </w:hyperlink>
-      <w:r>
-        <w:rPr>
-          <w:lang w:val="zh_TW" w:bidi="zh_TW"/>
-        </w:rPr>
-        <w:t xml:space="preserve">）。 </w:t>
-      </w:r>
-    </w:p>
-    <w:p>
-      <w:pPr>
-        <w:pStyle w:val="ListBullet"/>
-        <w:spacing w:line="240" w:lineRule="auto"/>
-        <w:ind w:left="720"/>
-      </w:pPr>
-      <w:r>
-        <w:rPr>
-          <w:lang w:val="zh_TW" w:bidi="zh_TW"/>
-        </w:rPr>
-      </w:r>
-      <w:r>
-        <w:rPr>
-          <w:lang w:val="zh_TW" w:bidi="zh_TW"/>
-        </w:rPr>
-        <w:t>聖靈指示教會差派保羅和巴拿巴作為傳教士，可能是通過某位基督教先知的話語來傳達的。</w:t>
-      </w:r>
-    </w:p>
-    <w:p>
-      <w:pPr>
-        <w:pStyle w:val="ListBullet"/>
-        <w:spacing w:line="240" w:lineRule="auto"/>
-        <w:ind w:left="720"/>
-      </w:pPr>
-      <w:r>
-        <w:rPr>
-          <w:lang w:val="zh_TW" w:bidi="zh_TW"/>
-        </w:rPr>
-      </w:r>
-      <w:r>
-        <w:rPr>
-          <w:lang w:val="zh_TW" w:bidi="zh_TW"/>
-        </w:rPr>
-        <w:t>提摩太最初被選為保羅的助手，是因為有指向他的預言信息（</w:t>
-      </w:r>
-      <w:hyperlink r:id="rId143">
-        <w:r>
-          <w:rPr>
-            <w:lang w:val="zh_TW" w:bidi="zh_TW"/>
-          </w:rPr>
-          <w:rPr>
-            <w:color w:val="0000EE"/>
-            <w:u w:val="single"/>
-          </w:rPr>
-          <w:t>提前1:18</w:t>
-        </w:r>
-      </w:hyperlink>
-      <w:r>
-        <w:rPr>
-          <w:lang w:val="zh_TW" w:bidi="zh_TW"/>
-        </w:rPr>
-        <w:t>，</w:t>
-      </w:r>
-      <w:hyperlink r:id="rId144">
-        <w:r>
-          <w:rPr>
-            <w:lang w:val="zh_TW" w:bidi="zh_TW"/>
-          </w:rPr>
-          <w:rPr>
-            <w:color w:val="0000EE"/>
-            <w:u w:val="single"/>
-          </w:rPr>
-          <w:t>4:14</w:t>
-        </w:r>
-      </w:hyperlink>
-      <w:r>
-        <w:rPr>
-          <w:lang w:val="zh_TW" w:bidi="zh_TW"/>
-        </w:rPr>
-        <w:t>）。</w:t>
-      </w:r>
-    </w:p>
-    <w:p>
-      <w:pPr/>
-      <w:r>
-        <w:rPr>
-          <w:lang w:val="zh_TW" w:bidi="zh_TW"/>
-        </w:rPr>
-      </w:r>
-      <w:r>
-        <w:rPr>
-          <w:lang w:val="zh_TW" w:bidi="zh_TW"/>
-        </w:rPr>
-        <w:t>在哥林多教會，聖靈直接賜予不同的職分，如講道、教導、醫治和治理事的（</w:t>
-      </w:r>
-      <w:hyperlink r:id="rId145">
-        <w:r>
-          <w:rPr>
-            <w:lang w:val="zh_TW" w:bidi="zh_TW"/>
-          </w:rPr>
-          <w:rPr>
-            <w:color w:val="0000EE"/>
-            <w:u w:val="single"/>
-          </w:rPr>
-          <w:t>林前12:8–11、28</w:t>
-        </w:r>
-      </w:hyperlink>
-      <w:r>
-        <w:rPr>
-          <w:lang w:val="zh_TW" w:bidi="zh_TW"/>
-        </w:rPr>
-        <w:t>；參</w:t>
-      </w:r>
-      <w:hyperlink r:id="rId146">
-        <w:r>
-          <w:rPr>
-            <w:lang w:val="zh_TW" w:bidi="zh_TW"/>
-          </w:rPr>
-          <w:rPr>
-            <w:color w:val="0000EE"/>
-            <w:u w:val="single"/>
-          </w:rPr>
-          <w:t>弗4:11</w:t>
-        </w:r>
-      </w:hyperlink>
-      <w:r>
-        <w:rPr>
-          <w:lang w:val="zh_TW" w:bidi="zh_TW"/>
-        </w:rPr>
-        <w:t xml:space="preserve">）。 </w:t>
-      </w:r>
-    </w:p>
-    <w:p>
-      <w:pPr/>
-      <w:r>
-        <w:rPr>
-          <w:lang w:val="zh_TW" w:bidi="zh_TW"/>
-        </w:rPr>
-      </w:r>
-      <w:r>
-        <w:rPr>
-          <w:lang w:val="zh_TW" w:bidi="zh_TW"/>
-        </w:rPr>
-        <w:t>在以弗所，聖靈使教會領袖（「監督」）成為會眾的守護者（</w:t>
-      </w:r>
-      <w:hyperlink r:id="rId147">
-        <w:r>
-          <w:rPr>
-            <w:lang w:val="zh_TW" w:bidi="zh_TW"/>
-          </w:rPr>
-          <w:rPr>
-            <w:color w:val="0000EE"/>
-            <w:u w:val="single"/>
-          </w:rPr>
-          <w:t>徒20:28</w:t>
-        </w:r>
-      </w:hyperlink>
-      <w:r>
-        <w:rPr>
-          <w:lang w:val="zh_TW" w:bidi="zh_TW"/>
-        </w:rPr>
-        <w:t xml:space="preserve">）。 </w:t>
-      </w:r>
-    </w:p>
-    <w:p>
-      <w:pPr/>
-      <w:r>
-        <w:rPr>
-          <w:lang w:val="zh_TW" w:bidi="zh_TW"/>
-        </w:rPr>
-      </w:r>
-      <w:r>
-        <w:rPr>
-          <w:lang w:val="zh_TW" w:bidi="zh_TW"/>
-        </w:rPr>
-        <w:t>通過這些例子可以明顯看出，神揀選誰來擔任這些職分。聖經強烈譴責任何企圖通過個人努力或不正當手段來獲得這些職分的行為（</w:t>
-      </w:r>
-      <w:hyperlink r:id="rId148">
-        <w:r>
-          <w:rPr>
-            <w:lang w:val="zh_TW" w:bidi="zh_TW"/>
-          </w:rPr>
-          <w:rPr>
-            <w:color w:val="0000EE"/>
-            <w:u w:val="single"/>
-          </w:rPr>
-          <w:t>徒8:18–24</w:t>
-        </w:r>
-      </w:hyperlink>
-      <w:r>
-        <w:rPr>
-          <w:lang w:val="zh_TW" w:bidi="zh_TW"/>
-        </w:rPr>
-        <w:t>）。</w:t>
-      </w:r>
-    </w:p>
-    <w:p>
-      <w:pPr/>
-      <w:r>
-        <w:rPr>
-          <w:lang w:val="zh_TW" w:bidi="zh_TW"/>
-        </w:rPr>
-      </w:r>
-      <w:r>
-        <w:rPr>
-          <w:lang w:val="zh_TW" w:bidi="zh_TW"/>
-        </w:rPr>
-        <w:t>另一方面，教會在揀選領袖方面也扮演了一個角色：</w:t>
-      </w:r>
-    </w:p>
-    <w:p>
-      <w:pPr>
-        <w:pStyle w:val="ListBullet"/>
-        <w:spacing w:line="240" w:lineRule="auto"/>
-        <w:ind w:left="720"/>
-      </w:pPr>
-      <w:r>
-        <w:rPr>
-          <w:lang w:val="zh_TW" w:bidi="zh_TW"/>
-        </w:rPr>
-      </w:r>
-      <w:r>
-        <w:rPr>
-          <w:lang w:val="zh_TW" w:bidi="zh_TW"/>
-        </w:rPr>
-        <w:t>聚集在一起的教會「提名」（或建議）巴撒巴和馬提亞作為候選人，然後請求神做出最終選擇（</w:t>
-      </w:r>
-      <w:hyperlink r:id="rId149">
-        <w:r>
-          <w:rPr>
-            <w:lang w:val="zh_TW" w:bidi="zh_TW"/>
-          </w:rPr>
-          <w:rPr>
-            <w:color w:val="0000EE"/>
-            <w:u w:val="single"/>
-          </w:rPr>
-          <w:t>徒1:15、23</w:t>
-        </w:r>
-      </w:hyperlink>
-      <w:r>
-        <w:rPr>
-          <w:lang w:val="zh_TW" w:bidi="zh_TW"/>
-        </w:rPr>
-        <w:t xml:space="preserve">）。 </w:t>
-      </w:r>
-    </w:p>
-    <w:p>
-      <w:pPr>
-        <w:pStyle w:val="ListBullet"/>
-        <w:spacing w:line="240" w:lineRule="auto"/>
-        <w:ind w:left="720"/>
-      </w:pPr>
-      <w:r>
-        <w:rPr>
-          <w:lang w:val="zh_TW" w:bidi="zh_TW"/>
-        </w:rPr>
-      </w:r>
-      <w:r>
-        <w:rPr>
-          <w:lang w:val="zh_TW" w:bidi="zh_TW"/>
-        </w:rPr>
-        <w:t>信徒選出七個人來服事，然後把他們帶到使徒面前（</w:t>
-      </w:r>
-      <w:hyperlink r:id="rId150">
-        <w:r>
-          <w:rPr>
-            <w:lang w:val="zh_TW" w:bidi="zh_TW"/>
-          </w:rPr>
-          <w:rPr>
-            <w:color w:val="0000EE"/>
-            <w:u w:val="single"/>
-          </w:rPr>
-          <w:t>徒6:2–6</w:t>
-        </w:r>
-      </w:hyperlink>
-      <w:r>
-        <w:rPr>
-          <w:lang w:val="zh_TW" w:bidi="zh_TW"/>
-        </w:rPr>
-        <w:t xml:space="preserve">）。 </w:t>
-      </w:r>
-    </w:p>
-    <w:p>
-      <w:pPr>
-        <w:pStyle w:val="ListBullet"/>
-        <w:spacing w:line="240" w:lineRule="auto"/>
-        <w:ind w:left="720"/>
-      </w:pPr>
-      <w:r>
-        <w:rPr>
-          <w:lang w:val="zh_TW" w:bidi="zh_TW"/>
-        </w:rPr>
-      </w:r>
-      <w:r>
-        <w:rPr>
-          <w:lang w:val="zh_TW" w:bidi="zh_TW"/>
-        </w:rPr>
-        <w:t>聚集的教會遵循聖靈的指示，差派保羅和巴拿巴作為傳教士（</w:t>
-      </w:r>
-      <w:hyperlink r:id="rId151">
-        <w:r>
-          <w:rPr>
-            <w:lang w:val="zh_TW" w:bidi="zh_TW"/>
-          </w:rPr>
-          <w:rPr>
-            <w:color w:val="0000EE"/>
-            <w:u w:val="single"/>
-          </w:rPr>
-          <w:t>徒13:3</w:t>
-        </w:r>
-      </w:hyperlink>
-      <w:r>
-        <w:rPr>
-          <w:lang w:val="zh_TW" w:bidi="zh_TW"/>
-        </w:rPr>
-        <w:t xml:space="preserve">）。 </w:t>
-      </w:r>
-    </w:p>
-    <w:p>
-      <w:pPr>
-        <w:pStyle w:val="ListBullet"/>
-        <w:spacing w:line="240" w:lineRule="auto"/>
-        <w:ind w:left="720"/>
-      </w:pPr>
-      <w:r>
-        <w:rPr>
-          <w:lang w:val="zh_TW" w:bidi="zh_TW"/>
-        </w:rPr>
-      </w:r>
-      <w:r>
-        <w:rPr>
-          <w:lang w:val="zh_TW" w:bidi="zh_TW"/>
-        </w:rPr>
-        <w:t>保羅和巴拿巴在各地選立長老（</w:t>
-      </w:r>
-      <w:hyperlink r:id="rId152">
-        <w:r>
-          <w:rPr>
-            <w:lang w:val="zh_TW" w:bidi="zh_TW"/>
-          </w:rPr>
-          <w:rPr>
-            <w:color w:val="0000EE"/>
-            <w:u w:val="single"/>
-          </w:rPr>
-          <w:t>徒14:23</w:t>
-        </w:r>
-      </w:hyperlink>
-      <w:r>
-        <w:rPr>
-          <w:lang w:val="zh_TW" w:bidi="zh_TW"/>
-        </w:rPr>
-        <w:t>）。保羅也指示提多去做同樣的事情（</w:t>
-      </w:r>
-      <w:hyperlink r:id="rId153">
-        <w:r>
-          <w:rPr>
-            <w:lang w:val="zh_TW" w:bidi="zh_TW"/>
-          </w:rPr>
-          <w:rPr>
-            <w:color w:val="0000EE"/>
-            <w:u w:val="single"/>
-          </w:rPr>
-          <w:t>多1:5</w:t>
-        </w:r>
-      </w:hyperlink>
-      <w:r>
-        <w:rPr>
-          <w:lang w:val="zh_TW" w:bidi="zh_TW"/>
-        </w:rPr>
-        <w:t>），提摩太可能也曾這樣做（</w:t>
-      </w:r>
-      <w:hyperlink r:id="rId154">
-        <w:r>
-          <w:rPr>
-            <w:lang w:val="zh_TW" w:bidi="zh_TW"/>
-          </w:rPr>
-          <w:rPr>
-            <w:color w:val="0000EE"/>
-            <w:u w:val="single"/>
-          </w:rPr>
-          <w:t>提前5:22</w:t>
-        </w:r>
-      </w:hyperlink>
-      <w:r>
-        <w:rPr>
-          <w:lang w:val="zh_TW" w:bidi="zh_TW"/>
-        </w:rPr>
-        <w:t xml:space="preserve">）。 </w:t>
-      </w:r>
-    </w:p>
-    <w:p>
-      <w:pPr>
-        <w:pStyle w:val="ListBullet"/>
-        <w:spacing w:line="240" w:lineRule="auto"/>
-        <w:ind w:left="720"/>
-      </w:pPr>
-      <w:r>
-        <w:rPr>
-          <w:lang w:val="zh_TW" w:bidi="zh_TW"/>
-        </w:rPr>
-      </w:r>
-      <w:r>
-        <w:rPr>
-          <w:lang w:val="zh_TW" w:bidi="zh_TW"/>
-        </w:rPr>
-        <w:t>路司得和以哥念的長老與保羅一起任命提摩太為領袖，這是回應一位基督教先知的信息（</w:t>
-      </w:r>
-      <w:hyperlink r:id="rId144">
-        <w:r>
-          <w:rPr>
-            <w:lang w:val="zh_TW" w:bidi="zh_TW"/>
-          </w:rPr>
-          <w:rPr>
-            <w:color w:val="0000EE"/>
-            <w:u w:val="single"/>
-          </w:rPr>
-          <w:t>提前4:14</w:t>
-        </w:r>
-      </w:hyperlink>
-      <w:r>
-        <w:rPr>
-          <w:lang w:val="zh_TW" w:bidi="zh_TW"/>
-        </w:rPr>
-        <w:t>；</w:t>
-      </w:r>
-      <w:hyperlink r:id="rId155">
-        <w:r>
-          <w:rPr>
-            <w:lang w:val="zh_TW" w:bidi="zh_TW"/>
-          </w:rPr>
-          <w:rPr>
-            <w:color w:val="0000EE"/>
-            <w:u w:val="single"/>
-          </w:rPr>
-          <w:t>提後1:6</w:t>
-        </w:r>
-      </w:hyperlink>
-      <w:r>
-        <w:rPr>
-          <w:lang w:val="zh_TW" w:bidi="zh_TW"/>
-        </w:rPr>
-        <w:t xml:space="preserve">）。 </w:t>
-      </w:r>
-    </w:p>
-    <w:p>
-      <w:pPr/>
-      <w:r>
-        <w:rPr>
-          <w:lang w:val="zh_TW" w:bidi="zh_TW"/>
-        </w:rPr>
-      </w:r>
-      <w:r>
-        <w:rPr>
-          <w:lang w:val="zh_TW" w:bidi="zh_TW"/>
-        </w:rPr>
-        <w:t>當保羅寫信給提摩太和提多時，已經有教會領袖所需的品質的詳細清單（</w:t>
-      </w:r>
-      <w:hyperlink r:id="rId156">
-        <w:r>
-          <w:rPr>
-            <w:lang w:val="zh_TW" w:bidi="zh_TW"/>
-          </w:rPr>
-          <w:rPr>
-            <w:color w:val="0000EE"/>
-            <w:u w:val="single"/>
-          </w:rPr>
-          <w:t>提前3:1–13</w:t>
-        </w:r>
-      </w:hyperlink>
-      <w:r>
-        <w:rPr>
-          <w:lang w:val="zh_TW" w:bidi="zh_TW"/>
-        </w:rPr>
-        <w:t>；</w:t>
-      </w:r>
-      <w:hyperlink r:id="rId157">
-        <w:r>
-          <w:rPr>
-            <w:lang w:val="zh_TW" w:bidi="zh_TW"/>
-          </w:rPr>
-          <w:rPr>
-            <w:color w:val="0000EE"/>
-            <w:u w:val="single"/>
-          </w:rPr>
-          <w:t>提後2:2</w:t>
-        </w:r>
-      </w:hyperlink>
-      <w:r>
-        <w:rPr>
-          <w:lang w:val="zh_TW" w:bidi="zh_TW"/>
-        </w:rPr>
-        <w:t>）。</w:t>
-      </w:r>
-    </w:p>
-    <w:p>
-      <w:pPr/>
-      <w:r>
-        <w:rPr>
-          <w:lang w:val="zh_TW" w:bidi="zh_TW"/>
-        </w:rPr>
-      </w:r>
-      <w:r>
-        <w:rPr>
-          <w:lang w:val="zh_TW" w:bidi="zh_TW"/>
-        </w:rPr>
-        <w:t>信徒的聚會也參與了揀選領袖。他們以多種方式進行：</w:t>
-      </w:r>
-    </w:p>
-    <w:p>
-      <w:pPr>
-        <w:pStyle w:val="ListBullet"/>
-        <w:spacing w:line="240" w:lineRule="auto"/>
-        <w:ind w:left="720"/>
-      </w:pPr>
-      <w:r>
-        <w:rPr>
-          <w:lang w:val="zh_TW" w:bidi="zh_TW"/>
-        </w:rPr>
-      </w:r>
-      <w:r>
-        <w:rPr>
-          <w:lang w:val="zh_TW" w:bidi="zh_TW"/>
-        </w:rPr>
-        <w:t>可以通過禱告、禁食（為了屬靈目的而不進食）和抽籤（被認為是揭示神旨意的一種隨機選擇方法；</w:t>
-      </w:r>
-      <w:hyperlink r:id="rId158">
-        <w:r>
-          <w:rPr>
-            <w:lang w:val="zh_TW" w:bidi="zh_TW"/>
-          </w:rPr>
-          <w:rPr>
-            <w:color w:val="0000EE"/>
-            <w:u w:val="single"/>
-          </w:rPr>
-          <w:t>徒1:26</w:t>
-        </w:r>
-      </w:hyperlink>
-      <w:r>
-        <w:rPr>
-          <w:lang w:val="zh_TW" w:bidi="zh_TW"/>
-        </w:rPr>
-        <w:t>，</w:t>
-      </w:r>
-      <w:hyperlink r:id="rId159">
-        <w:r>
-          <w:rPr>
-            <w:lang w:val="zh_TW" w:bidi="zh_TW"/>
-          </w:rPr>
-          <w:rPr>
-            <w:color w:val="0000EE"/>
-            <w:u w:val="single"/>
-          </w:rPr>
-          <w:t>6:6</w:t>
-        </w:r>
-      </w:hyperlink>
-      <w:r>
-        <w:rPr>
-          <w:lang w:val="zh_TW" w:bidi="zh_TW"/>
-        </w:rPr>
-        <w:t>，</w:t>
-      </w:r>
-      <w:hyperlink r:id="rId160">
-        <w:r>
-          <w:rPr>
-            <w:lang w:val="zh_TW" w:bidi="zh_TW"/>
-          </w:rPr>
-          <w:rPr>
-            <w:color w:val="0000EE"/>
-            <w:u w:val="single"/>
-          </w:rPr>
-          <w:t>13:2–3</w:t>
-        </w:r>
-      </w:hyperlink>
-      <w:r>
-        <w:rPr>
-          <w:lang w:val="zh_TW" w:bidi="zh_TW"/>
-        </w:rPr>
-        <w:t>，</w:t>
-      </w:r>
-      <w:hyperlink r:id="rId152">
-        <w:r>
-          <w:rPr>
-            <w:lang w:val="zh_TW" w:bidi="zh_TW"/>
-          </w:rPr>
-          <w:rPr>
-            <w:color w:val="0000EE"/>
-            <w:u w:val="single"/>
-          </w:rPr>
-          <w:t>14:23</w:t>
-        </w:r>
-      </w:hyperlink>
-      <w:r>
-        <w:rPr>
-          <w:lang w:val="zh_TW" w:bidi="zh_TW"/>
-        </w:rPr>
-        <w:t>）來揀選領袖。</w:t>
-      </w:r>
-    </w:p>
-    <w:p>
-      <w:pPr>
-        <w:pStyle w:val="ListBullet"/>
-        <w:spacing w:line="240" w:lineRule="auto"/>
-        <w:ind w:left="720"/>
-      </w:pPr>
-      <w:r>
-        <w:rPr>
-          <w:lang w:val="zh_TW" w:bidi="zh_TW"/>
-        </w:rPr>
-      </w:r>
-      <w:r>
-        <w:rPr>
-          <w:lang w:val="zh_TW" w:bidi="zh_TW"/>
-        </w:rPr>
-        <w:t>有時領袖是通過「舉手選舉」（希臘文為</w:t>
-      </w:r>
-      <w:r>
-        <w:rPr>
-          <w:i/>
-          <w:lang w:val="zh_TW" w:bidi="zh_TW"/>
-        </w:rPr>
-        <w:t>cheirotonein</w:t>
-      </w:r>
-      <w:r>
-        <w:rPr>
-          <w:lang w:val="zh_TW" w:bidi="zh_TW"/>
-        </w:rPr>
-        <w:t>）來揀選的。這個詞原本的意思是「舉手選舉」，但後來用來表示「通過指認選擇」（參</w:t>
-      </w:r>
-      <w:hyperlink r:id="rId152">
-        <w:r>
-          <w:rPr>
-            <w:lang w:val="zh_TW" w:bidi="zh_TW"/>
-          </w:rPr>
-          <w:rPr>
-            <w:color w:val="0000EE"/>
-            <w:u w:val="single"/>
-          </w:rPr>
-          <w:t>徒14:23</w:t>
-        </w:r>
-      </w:hyperlink>
-      <w:r>
-        <w:rPr>
-          <w:lang w:val="zh_TW" w:bidi="zh_TW"/>
-        </w:rPr>
-        <w:t>；</w:t>
-      </w:r>
-      <w:hyperlink r:id="rId161">
-        <w:r>
-          <w:rPr>
-            <w:lang w:val="zh_TW" w:bidi="zh_TW"/>
-          </w:rPr>
-          <w:rPr>
-            <w:color w:val="0000EE"/>
-            <w:u w:val="single"/>
-          </w:rPr>
-          <w:t>林後8:19</w:t>
-        </w:r>
-      </w:hyperlink>
-      <w:r>
-        <w:rPr>
-          <w:lang w:val="zh_TW" w:bidi="zh_TW"/>
-        </w:rPr>
-        <w:t>）。</w:t>
-      </w:r>
-    </w:p>
-    <w:p>
-      <w:pPr>
-        <w:pStyle w:val="ListBullet"/>
-        <w:spacing w:line="240" w:lineRule="auto"/>
-        <w:ind w:left="720"/>
-      </w:pPr>
-      <w:r>
-        <w:rPr>
-          <w:lang w:val="zh_TW" w:bidi="zh_TW"/>
-        </w:rPr>
-      </w:r>
-      <w:r>
-        <w:rPr>
-          <w:lang w:val="zh_TW" w:bidi="zh_TW"/>
-        </w:rPr>
-        <w:t>有時領袖是由團體選出的（</w:t>
-      </w:r>
-      <w:hyperlink r:id="rId149">
-        <w:r>
-          <w:rPr>
-            <w:lang w:val="zh_TW" w:bidi="zh_TW"/>
-          </w:rPr>
-          <w:rPr>
-            <w:color w:val="0000EE"/>
-            <w:u w:val="single"/>
-          </w:rPr>
-          <w:t>徒1:15、23</w:t>
-        </w:r>
-      </w:hyperlink>
-      <w:r>
-        <w:rPr>
-          <w:lang w:val="zh_TW" w:bidi="zh_TW"/>
-        </w:rPr>
-        <w:t>，</w:t>
-      </w:r>
-      <w:hyperlink r:id="rId162">
-        <w:r>
-          <w:rPr>
-            <w:lang w:val="zh_TW" w:bidi="zh_TW"/>
-          </w:rPr>
-          <w:rPr>
-            <w:color w:val="0000EE"/>
-            <w:u w:val="single"/>
-          </w:rPr>
-          <w:t>6:2–5</w:t>
-        </w:r>
-      </w:hyperlink>
-      <w:r>
-        <w:rPr>
-          <w:lang w:val="zh_TW" w:bidi="zh_TW"/>
-        </w:rPr>
-        <w:t>，</w:t>
-      </w:r>
-      <w:hyperlink r:id="rId151">
-        <w:r>
-          <w:rPr>
-            <w:lang w:val="zh_TW" w:bidi="zh_TW"/>
-          </w:rPr>
-          <w:rPr>
-            <w:color w:val="0000EE"/>
-            <w:u w:val="single"/>
-          </w:rPr>
-          <w:t>13:3</w:t>
-        </w:r>
-      </w:hyperlink>
-      <w:r>
-        <w:rPr>
-          <w:lang w:val="zh_TW" w:bidi="zh_TW"/>
-        </w:rPr>
-        <w:t>，</w:t>
-      </w:r>
-      <w:hyperlink r:id="rId163">
-        <w:r>
-          <w:rPr>
-            <w:lang w:val="zh_TW" w:bidi="zh_TW"/>
-          </w:rPr>
-          <w:rPr>
-            <w:color w:val="0000EE"/>
-            <w:u w:val="single"/>
-          </w:rPr>
-          <w:t>16:2</w:t>
-        </w:r>
-      </w:hyperlink>
-      <w:r>
-        <w:rPr>
-          <w:lang w:val="zh_TW" w:bidi="zh_TW"/>
-        </w:rPr>
-        <w:t>；</w:t>
-      </w:r>
-      <w:hyperlink r:id="rId144">
-        <w:r>
-          <w:rPr>
-            <w:lang w:val="zh_TW" w:bidi="zh_TW"/>
-          </w:rPr>
-          <w:rPr>
-            <w:color w:val="0000EE"/>
-            <w:u w:val="single"/>
-          </w:rPr>
-          <w:t>提前4:14</w:t>
-        </w:r>
-      </w:hyperlink>
-      <w:r>
-        <w:rPr>
-          <w:lang w:val="zh_TW" w:bidi="zh_TW"/>
-        </w:rPr>
-        <w:t>）。</w:t>
-      </w:r>
-    </w:p>
-    <w:p>
-      <w:pPr/>
-      <w:r>
-        <w:rPr>
-          <w:lang w:val="zh_TW" w:bidi="zh_TW"/>
-        </w:rPr>
-      </w:r>
-      <w:r>
-        <w:rPr>
-          <w:i/>
-          <w:lang w:val="zh_TW" w:bidi="zh_TW"/>
-        </w:rPr>
-        <w:t>另見</w:t>
-      </w:r>
-      <w:r>
-        <w:rPr>
-          <w:lang w:val="zh_TW" w:bidi="zh_TW"/>
-        </w:rPr>
-        <w:t>預定</w:t>
+        <w:t>拿撒勒</w:t>
       </w:r>
       <w:r>
         <w:rPr>
@@ -6725,6 +3624,12 @@
   </w:num>
   <w:num w:numId="13" w16cid:durableId="592781308">
     <w:abstractNumId w:val="11"/>
+  </w:num>
+  <w:num w:numId="14">
+    <w:abstractNumId w:val="3"/>
+    <w:lvlOverride w:ilvl="0">
+      <w:startOverride w:val="1"/>
+    </w:lvlOverride>
   </w:num>
   <w:numIdMacAtCleanup w:val="10"/>
 </w:numbering>

--- a/zht/docx/095.content.docx
+++ b/zht/docx/095.content.docx
@@ -19,7 +19,7 @@
         <w:rPr>
           <w:lang w:val="zh_TW" w:bidi="zh_TW"/>
         </w:rPr>
-        <w:t>Resource: 聖經詞典 (Tyndale)</w:t>
+        <w:t>Resource: Tyndale Open Bible Dictionary</w:t>
       </w:r>
       <w:r>
         <w:rPr>
@@ -112,7 +112,7 @@
         <w:rPr>
           <w:lang w:val="zh_TW" w:bidi="zh_TW"/>
         </w:rPr>
-        <w:t>聖經詞典 (Tyndale)</w:t>
+        <w:t>Tyndale Open Bible Dictionary</w:t>
       </w:r>
     </w:p>
     <w:p>
@@ -149,7 +149,7 @@
         <w:rPr>
           <w:lang w:val="zh_TW" w:bidi="zh_TW"/>
         </w:rPr>
-        <w:t>na</w:t>
+        <w:t>men</w:t>
       </w:r>
       <w:r>
         <w:rPr>
@@ -212,7 +212,7 @@
         <w:rPr>
           <w:lang w:val="zh_TW" w:bidi="zh_TW"/>
         </w:rPr>
-        <w:t>拿但業</w:t>
+        <w:t>門徒</w:t>
       </w:r>
       <w:r>
         <w:rPr>
@@ -231,7 +231,7 @@
         <w:rPr>
           <w:lang w:val="zh_TW" w:bidi="zh_TW"/>
         </w:rPr>
-        <w:t>加利利迦拿的猶太人，被耶穌呼召成為門徒（</w:t>
+        <w:t>跟隨另一個人或另一種生活方式，並服從其領袖或該方式之紀律（教導）的人。在聖經中，「門徒」一詞幾乎僅出現在福音書和使徒行傳，只有在</w:t>
       </w:r>
       <w:hyperlink r:id="rId13">
         <w:r>
@@ -242,9 +242,15 @@
             <w:color w:val="0000EE"/>
             <w:u w:val="single"/>
           </w:rPr>
-          <w:t>約1:45–50，</w:t>
+          <w:t>以賽亞書八章16節</w:t>
         </w:r>
       </w:hyperlink>
+      <w:r>
+        <w:rPr>
+          <w:lang w:val="zh_TW" w:bidi="zh_TW"/>
+        </w:rPr>
+        <w:t>和稍微間接的</w:t>
+      </w:r>
       <w:hyperlink r:id="rId14">
         <w:r>
           <w:rPr>
@@ -254,14 +260,14 @@
             <w:color w:val="0000EE"/>
             <w:u w:val="single"/>
           </w:rPr>
-          <w:t>21:2</w:t>
+          <w:t>以賽亞書五十章4節</w:t>
         </w:r>
       </w:hyperlink>
       <w:r>
         <w:rPr>
           <w:lang w:val="zh_TW" w:bidi="zh_TW"/>
         </w:rPr>
-        <w:t>）。起初，當腓力描述耶穌為整本舊約的應驗者時，拿但業持懷疑態度（</w:t>
+        <w:t>和</w:t>
       </w:r>
       <w:hyperlink r:id="rId15">
         <w:r>
@@ -272,32 +278,14 @@
             <w:color w:val="0000EE"/>
             <w:u w:val="single"/>
           </w:rPr>
-          <w:t>1:45–46</w:t>
+          <w:t>五十四章13節</w:t>
         </w:r>
       </w:hyperlink>
       <w:r>
         <w:rPr>
           <w:lang w:val="zh_TW" w:bidi="zh_TW"/>
         </w:rPr>
-        <w:t>），但在一次令人驚訝的個人相遇後，他就承認耶穌是神的兒子和以色列的王（</w:t>
-      </w:r>
-      <w:hyperlink r:id="rId16">
-        <w:r>
-          <w:rPr>
-            <w:lang w:val="zh_TW" w:bidi="zh_TW"/>
-          </w:rPr>
-          <w:rPr>
-            <w:color w:val="0000EE"/>
-            <w:u w:val="single"/>
-          </w:rPr>
-          <w:t>49</w:t>
-        </w:r>
-      </w:hyperlink>
-      <w:r>
-        <w:rPr>
-          <w:lang w:val="zh_TW" w:bidi="zh_TW"/>
-        </w:rPr>
-        <w:t>節）。</w:t>
+        <w:t>中有例外，那裡的同一個希伯來文詞語分別被譯為「受教（learned）」和「教訓（taught）」。然而，顯而易見的是，只要有老師和被教導者，就存在門徒的概念。</w:t>
       </w:r>
     </w:p>
     <w:p>
@@ -311,7 +299,25 @@
         <w:rPr>
           <w:lang w:val="zh_TW" w:bidi="zh_TW"/>
         </w:rPr>
-        <w:t>由於拿但業在新約中僅於約翰福音中出現，一些學者認為他可能與對觀福音中的其他人物是同一人。因他與安得烈、彼得和腓力的呼召同時出現，有些人推測他是十二使徒之一，可能就是巴多羅買。支持此觀點的三個理由是：（1）巴多羅買是家族名（意即「多買的兒子」），應會有另一個名字；（2）在對觀福音中的十二使徒名單中，巴多羅買均緊隨腓力之後（</w:t>
+        <w:t>在福音書中，耶穌的直接跟隨者，從各種不同的環境中，因著耶穌的權柄而被呼召出來的，不僅包含十二使徒，還囊括所有認同祂的教導並委身於祂的人，都被稱為「門徒」。這些門徒的呼召發生在其他教師也有他們自己門徒的時代，最著名的是法利賽人（</w:t>
+      </w:r>
+      <w:hyperlink r:id="rId16">
+        <w:r>
+          <w:rPr>
+            <w:lang w:val="zh_TW" w:bidi="zh_TW"/>
+          </w:rPr>
+          <w:rPr>
+            <w:color w:val="0000EE"/>
+            <w:u w:val="single"/>
+          </w:rPr>
+          <w:t>可2:18</w:t>
+        </w:r>
+      </w:hyperlink>
+      <w:r>
+        <w:rPr>
+          <w:lang w:val="zh_TW" w:bidi="zh_TW"/>
+        </w:rPr>
+        <w:t>；</w:t>
       </w:r>
       <w:hyperlink r:id="rId17">
         <w:r>
@@ -322,14 +328,14 @@
             <w:color w:val="0000EE"/>
             <w:u w:val="single"/>
           </w:rPr>
-          <w:t>太10:2–4</w:t>
+          <w:t>路5:33</w:t>
         </w:r>
       </w:hyperlink>
       <w:r>
         <w:rPr>
           <w:lang w:val="zh_TW" w:bidi="zh_TW"/>
         </w:rPr>
-        <w:t>；</w:t>
+        <w:t>）和施洗約翰（</w:t>
       </w:r>
       <w:hyperlink r:id="rId18">
         <w:r>
@@ -340,14 +346,14 @@
             <w:color w:val="0000EE"/>
             <w:u w:val="single"/>
           </w:rPr>
-          <w:t>可3:16–19</w:t>
+          <w:t>太9:14</w:t>
         </w:r>
       </w:hyperlink>
       <w:r>
         <w:rPr>
           <w:lang w:val="zh_TW" w:bidi="zh_TW"/>
         </w:rPr>
-        <w:t>；</w:t>
+        <w:t>）。從施洗約翰的做法中可以看出，不同的領袖對他們的門徒有不同的要求。約翰的方式，在性質上比耶穌的方式更為禁欲主義；然而，這不僅涉及行為和生活方式的教導，還含括一種獨特的禱告模式（</w:t>
       </w:r>
       <w:hyperlink r:id="rId19">
         <w:r>
@@ -358,14 +364,14 @@
             <w:color w:val="0000EE"/>
             <w:u w:val="single"/>
           </w:rPr>
-          <w:t>路6:14–16</w:t>
+          <w:t>路11:1</w:t>
         </w:r>
       </w:hyperlink>
       <w:r>
         <w:rPr>
           <w:lang w:val="zh_TW" w:bidi="zh_TW"/>
         </w:rPr>
-        <w:t>），與約翰記載中拿但業跟隨腓力的呼召吻合；（3）巴多羅買的名字沒有出現在約翰福音中。</w:t>
+        <w:t>）。</w:t>
       </w:r>
     </w:p>
     <w:p>
@@ -379,7 +385,7 @@
         <w:rPr>
           <w:lang w:val="zh_TW" w:bidi="zh_TW"/>
         </w:rPr>
-        <w:t>另一種觀點認為，拿但業是亞勒腓的兒子雅各。根據此觀點，</w:t>
+        <w:t>耶穌的門徒經歷了獨特的體驗。他們不僅直接受益於耶穌的教導、祂的神情和聲音的語調（</w:t>
       </w:r>
       <w:hyperlink r:id="rId20">
         <w:r>
@@ -390,38 +396,68 @@
             <w:color w:val="0000EE"/>
             <w:u w:val="single"/>
           </w:rPr>
-          <w:t>約翰福音一章47節</w:t>
+          <w:t>可10:21</w:t>
         </w:r>
       </w:hyperlink>
       <w:r>
         <w:rPr>
           <w:lang w:val="zh_TW" w:bidi="zh_TW"/>
         </w:rPr>
-        <w:t>中耶穌的話應譯作「看哪，以色列</w:t>
-      </w:r>
-      <w:r>
-        <w:rPr>
-          <w:lang w:val="zh_TW" w:bidi="zh_TW"/>
-        </w:rPr>
-        <w:t>〔</w:t>
-      </w:r>
-      <w:r>
-        <w:rPr>
-          <w:lang w:val="zh_TW" w:bidi="zh_TW"/>
-        </w:rPr>
-        <w:t>而非『真以色列人』</w:t>
-      </w:r>
-      <w:r>
-        <w:rPr>
-          <w:lang w:val="zh_TW" w:bidi="zh_TW"/>
-        </w:rPr>
-        <w:t>〕</w:t>
-      </w:r>
-      <w:r>
-        <w:rPr>
-          <w:lang w:val="zh_TW" w:bidi="zh_TW"/>
-        </w:rPr>
-        <w:t>是沒有詭詐的！」以色列是神賜給雅各的名字，而雅各在新約中對應名是雅各（James）。約翰稱亞勒腓的兒子雅各為拿但業，以區別於早期教會中的其他同名者。</w:t>
+        <w:t>）以及祂的話語，也見證了以基督為中心的救贖劇情之開展。他們跟隨的老師體現了教導的實質。最初的門徒只能逐漸地接受基督的教導，這不僅因為他們的誤解需要受糾正（</w:t>
+      </w:r>
+      <w:hyperlink r:id="rId21">
+        <w:r>
+          <w:rPr>
+            <w:lang w:val="zh_TW" w:bidi="zh_TW"/>
+          </w:rPr>
+          <w:rPr>
+            <w:color w:val="0000EE"/>
+            <w:u w:val="single"/>
+          </w:rPr>
+          <w:t>太16:21</w:t>
+        </w:r>
+      </w:hyperlink>
+      <w:r>
+        <w:rPr>
+          <w:lang w:val="zh_TW" w:bidi="zh_TW"/>
+        </w:rPr>
+        <w:t>），還因為耶穌所說和所做的全部意義，要等到祂的死與復活後才能完全被理解（</w:t>
+      </w:r>
+      <w:hyperlink r:id="rId22">
+        <w:r>
+          <w:rPr>
+            <w:lang w:val="zh_TW" w:bidi="zh_TW"/>
+          </w:rPr>
+          <w:rPr>
+            <w:color w:val="0000EE"/>
+            <w:u w:val="single"/>
+          </w:rPr>
+          <w:t>太28:9</w:t>
+        </w:r>
+      </w:hyperlink>
+      <w:r>
+        <w:rPr>
+          <w:lang w:val="zh_TW" w:bidi="zh_TW"/>
+        </w:rPr>
+        <w:t>）。所以，並不令人意外地，門徒訓練的時期涵蓋了耶穌死與復活之前和之後，以及五旬節之後，聖靈教導門徒關於耶穌在世時他們「擔當不了」的事情（</w:t>
+      </w:r>
+      <w:hyperlink r:id="rId23">
+        <w:r>
+          <w:rPr>
+            <w:lang w:val="zh_TW" w:bidi="zh_TW"/>
+          </w:rPr>
+          <w:rPr>
+            <w:color w:val="0000EE"/>
+            <w:u w:val="single"/>
+          </w:rPr>
+          <w:t>約16:12</w:t>
+        </w:r>
+      </w:hyperlink>
+      <w:r>
+        <w:rPr>
+          <w:lang w:val="zh_TW" w:bidi="zh_TW"/>
+        </w:rPr>
+        <w:t>）。</w:t>
       </w:r>
     </w:p>
     <w:p>
@@ -435,7 +471,187 @@
         <w:rPr>
           <w:lang w:val="zh_TW" w:bidi="zh_TW"/>
         </w:rPr>
-        <w:t>也有兩種可能性較低的說法認為，拿但業可能是馬太或迦拿人西門。第一個觀點基於馬太（「耶和華的禮物」）和拿但業（「耶和華已賜」）名稱的相似語源；第二個觀點則基於兩人都來自迦拿。</w:t>
+        <w:t>耶穌的第一批門徒，包括十二使徒和七十個門徒（</w:t>
+      </w:r>
+      <w:hyperlink r:id="rId24">
+        <w:r>
+          <w:rPr>
+            <w:lang w:val="zh_TW" w:bidi="zh_TW"/>
+          </w:rPr>
+          <w:rPr>
+            <w:color w:val="0000EE"/>
+            <w:u w:val="single"/>
+          </w:rPr>
+          <w:t>太26:20</w:t>
+        </w:r>
+      </w:hyperlink>
+      <w:r>
+        <w:rPr>
+          <w:lang w:val="zh_TW" w:bidi="zh_TW"/>
+        </w:rPr>
+        <w:t>；</w:t>
+      </w:r>
+      <w:hyperlink r:id="rId25">
+        <w:r>
+          <w:rPr>
+            <w:lang w:val="zh_TW" w:bidi="zh_TW"/>
+          </w:rPr>
+          <w:rPr>
+            <w:color w:val="0000EE"/>
+            <w:u w:val="single"/>
+          </w:rPr>
+          <w:t>路10:1</w:t>
+        </w:r>
+      </w:hyperlink>
+      <w:r>
+        <w:rPr>
+          <w:lang w:val="zh_TW" w:bidi="zh_TW"/>
+        </w:rPr>
+        <w:t>），接受了祂的教導，並轉而教導他人（</w:t>
+      </w:r>
+      <w:hyperlink r:id="rId26">
+        <w:r>
+          <w:rPr>
+            <w:lang w:val="zh_TW" w:bidi="zh_TW"/>
+          </w:rPr>
+          <w:rPr>
+            <w:color w:val="0000EE"/>
+            <w:u w:val="single"/>
+          </w:rPr>
+          <w:t>路10:1–11</w:t>
+        </w:r>
+      </w:hyperlink>
+      <w:r>
+        <w:rPr>
+          <w:lang w:val="zh_TW" w:bidi="zh_TW"/>
+        </w:rPr>
+        <w:t>），也被賦予了醫治的能力（</w:t>
+      </w:r>
+      <w:hyperlink r:id="rId27">
+        <w:r>
+          <w:rPr>
+            <w:lang w:val="zh_TW" w:bidi="zh_TW"/>
+          </w:rPr>
+          <w:rPr>
+            <w:color w:val="0000EE"/>
+            <w:u w:val="single"/>
+          </w:rPr>
+          <w:t>太10:1</w:t>
+        </w:r>
+      </w:hyperlink>
+      <w:r>
+        <w:rPr>
+          <w:lang w:val="zh_TW" w:bidi="zh_TW"/>
+        </w:rPr>
+        <w:t>）。他們還被吩咐去傳揚藉基督得救的信息。然而，十二使徒獲得了特別的地位，除了猶大以外（他的地位由馬提亞取代，</w:t>
+      </w:r>
+      <w:hyperlink r:id="rId28">
+        <w:r>
+          <w:rPr>
+            <w:lang w:val="zh_TW" w:bidi="zh_TW"/>
+          </w:rPr>
+          <w:rPr>
+            <w:color w:val="0000EE"/>
+            <w:u w:val="single"/>
+          </w:rPr>
+          <w:t>徒1:26</w:t>
+        </w:r>
+      </w:hyperlink>
+      <w:r>
+        <w:rPr>
+          <w:lang w:val="zh_TW" w:bidi="zh_TW"/>
+        </w:rPr>
+        <w:t>），他們成為新興基督教會的根基教師。他們在教會中的權柄是由基督所賦予的（</w:t>
+      </w:r>
+      <w:hyperlink r:id="rId29">
+        <w:r>
+          <w:rPr>
+            <w:lang w:val="zh_TW" w:bidi="zh_TW"/>
+          </w:rPr>
+          <w:rPr>
+            <w:color w:val="0000EE"/>
+            <w:u w:val="single"/>
+          </w:rPr>
+          <w:t>太16:19</w:t>
+        </w:r>
+      </w:hyperlink>
+      <w:r>
+        <w:rPr>
+          <w:lang w:val="zh_TW" w:bidi="zh_TW"/>
+        </w:rPr>
+        <w:t>，</w:t>
+      </w:r>
+      <w:hyperlink r:id="rId30">
+        <w:r>
+          <w:rPr>
+            <w:lang w:val="zh_TW" w:bidi="zh_TW"/>
+          </w:rPr>
+          <w:rPr>
+            <w:color w:val="0000EE"/>
+            <w:u w:val="single"/>
+          </w:rPr>
+          <w:t>28:16–20</w:t>
+        </w:r>
+      </w:hyperlink>
+      <w:r>
+        <w:rPr>
+          <w:lang w:val="zh_TW" w:bidi="zh_TW"/>
+        </w:rPr>
+        <w:t>），其特徵是捨己服事（</w:t>
+      </w:r>
+      <w:hyperlink r:id="rId31">
+        <w:r>
+          <w:rPr>
+            <w:lang w:val="zh_TW" w:bidi="zh_TW"/>
+          </w:rPr>
+          <w:rPr>
+            <w:color w:val="0000EE"/>
+            <w:u w:val="single"/>
+          </w:rPr>
+          <w:t>路22:24–30</w:t>
+        </w:r>
+      </w:hyperlink>
+      <w:r>
+        <w:rPr>
+          <w:lang w:val="zh_TW" w:bidi="zh_TW"/>
+        </w:rPr>
+        <w:t>）。這群門徒後來被稱為使徒（儘管這個詞偶爾有更廣泛的應用），大數的掃羅也加入其中。在他去大馬士革的路上歸信主時，他看見了復活的主，並立即被基督任命為外邦人的使徒（</w:t>
+      </w:r>
+      <w:hyperlink r:id="rId32">
+        <w:r>
+          <w:rPr>
+            <w:lang w:val="zh_TW" w:bidi="zh_TW"/>
+          </w:rPr>
+          <w:rPr>
+            <w:color w:val="0000EE"/>
+            <w:u w:val="single"/>
+          </w:rPr>
+          <w:t>加1:12、16</w:t>
+        </w:r>
+      </w:hyperlink>
+      <w:r>
+        <w:rPr>
+          <w:lang w:val="zh_TW" w:bidi="zh_TW"/>
+        </w:rPr>
+        <w:t>；</w:t>
+      </w:r>
+      <w:hyperlink r:id="rId33">
+        <w:r>
+          <w:rPr>
+            <w:lang w:val="zh_TW" w:bidi="zh_TW"/>
+          </w:rPr>
+          <w:rPr>
+            <w:color w:val="0000EE"/>
+            <w:u w:val="single"/>
+          </w:rPr>
+          <w:t>徒9:15</w:t>
+        </w:r>
+      </w:hyperlink>
+      <w:r>
+        <w:rPr>
+          <w:lang w:val="zh_TW" w:bidi="zh_TW"/>
+        </w:rPr>
+        <w:t>）。</w:t>
       </w:r>
     </w:p>
     <w:p>
@@ -449,9 +665,9 @@
         <w:rPr>
           <w:lang w:val="zh_TW" w:bidi="zh_TW"/>
         </w:rPr>
-        <w:t>總結來看，最可能的結論是：拿但業並非十二使徒之一，而僅是約翰記載的門徒之一。此觀點與早期教父文獻相符。在約翰福音中，拿但業象徵了那些克服最初的懷疑，並信靠基督的真正猶太人。這一象徵性意義可從以下三點觀察到：（1）他對耶穌的最初反應類似於那些信仰律法和先知書之人的反應（</w:t>
-      </w:r>
-      <w:hyperlink r:id="rId21">
+        <w:t>在基督升天時，祂委派了第一批門徒來「使萬民作我的門徒」（</w:t>
+      </w:r>
+      <w:hyperlink r:id="rId34">
         <w:r>
           <w:rPr>
             <w:lang w:val="zh_TW" w:bidi="zh_TW"/>
@@ -460,10 +676,16 @@
             <w:color w:val="0000EE"/>
             <w:u w:val="single"/>
           </w:rPr>
-          <w:t>約7:15、27、41，</w:t>
+          <w:t>太28:19</w:t>
         </w:r>
       </w:hyperlink>
-      <w:hyperlink r:id="rId22">
+      <w:r>
+        <w:rPr>
+          <w:lang w:val="zh_TW" w:bidi="zh_TW"/>
+        </w:rPr>
+        <w:t>）；因此，「門徒」這個詞在使徒行傳中也用來指信徒，也就是那些任信基督的人。雖然他們並未直接受基督本人呼召，但這些門徒是藉著基督的靈，通過第一批門徒所傳的信息而被呼召的；後來被呼召的門徒在任何意義上，都不亞於第一批門徒，即便他們所享有的特權較少。早期基督徒被稱為拿撒勒人耶穌的門徒，或簡單稱為「門徒」（</w:t>
+      </w:r>
+      <w:hyperlink r:id="rId35">
         <w:r>
           <w:rPr>
             <w:lang w:val="zh_TW" w:bidi="zh_TW"/>
@@ -472,16 +694,16 @@
             <w:color w:val="0000EE"/>
             <w:u w:val="single"/>
           </w:rPr>
-          <w:t>9:41</w:t>
+          <w:t>徒6:1–2、7</w:t>
         </w:r>
       </w:hyperlink>
       <w:r>
         <w:rPr>
           <w:lang w:val="zh_TW" w:bidi="zh_TW"/>
         </w:rPr>
-        <w:t>）；（2）耶穌提到祂看見拿但業在無花果樹下（</w:t>
-      </w:r>
-      <w:hyperlink r:id="rId23">
+        <w:t>，</w:t>
+      </w:r>
+      <w:hyperlink r:id="rId36">
         <w:r>
           <w:rPr>
             <w:lang w:val="zh_TW" w:bidi="zh_TW"/>
@@ -490,16 +712,16 @@
             <w:color w:val="0000EE"/>
             <w:u w:val="single"/>
           </w:rPr>
-          <w:t>1:48</w:t>
+          <w:t>9:36</w:t>
         </w:r>
       </w:hyperlink>
       <w:r>
         <w:rPr>
           <w:lang w:val="zh_TW" w:bidi="zh_TW"/>
         </w:rPr>
-        <w:t>），這表明他對律法的虔誠（拉比文學中，學習律法的理想地點就是無花果樹下）；（3）耶穌將拿但業與以色列的祖先雅各聯繫起來。在</w:t>
-      </w:r>
-      <w:hyperlink r:id="rId24">
+        <w:t>，</w:t>
+      </w:r>
+      <w:hyperlink r:id="rId37">
         <w:r>
           <w:rPr>
             <w:lang w:val="zh_TW" w:bidi="zh_TW"/>
@@ -508,16 +730,16 @@
             <w:color w:val="0000EE"/>
             <w:u w:val="single"/>
           </w:rPr>
-          <w:t>創世記二十五至三十二章</w:t>
+          <w:t>11:26</w:t>
         </w:r>
       </w:hyperlink>
       <w:r>
         <w:rPr>
           <w:lang w:val="zh_TW" w:bidi="zh_TW"/>
         </w:rPr>
-        <w:t>中，雅各確實在與以掃和拉班的相處中表現出狡猾和機智。</w:t>
-      </w:r>
-      <w:hyperlink r:id="rId25">
+        <w:t>）這是合理的，因為他們繼續傳揚耶穌的教導，並過著耶穌所樹立榜樣的生活。他們因此被認為是一個「學派（school）」或活生生的群體，實踐他們「夫子（master）」的教導。約翰壹書強調，只有那些遵守基督誡命的人，才真正表現出對神的愛（</w:t>
+      </w:r>
+      <w:hyperlink r:id="rId38">
         <w:r>
           <w:rPr>
             <w:lang w:val="zh_TW" w:bidi="zh_TW"/>
@@ -526,16 +748,16 @@
             <w:color w:val="0000EE"/>
             <w:u w:val="single"/>
           </w:rPr>
-          <w:t>約翰福音一章51節</w:t>
+          <w:t>約一2:3–6</w:t>
         </w:r>
       </w:hyperlink>
       <w:r>
         <w:rPr>
           <w:lang w:val="zh_TW" w:bidi="zh_TW"/>
         </w:rPr>
-        <w:t>進一步加強了拿但業與雅各的關聯，呈現了天使上去下來的意象，這讓人想起雅各的夢境，並且發生地靠近伯特利和雅博河，即雅各的經歷之地。拿但業因此成為敬虔以色列人的象徵，表達出真正以色列人應對耶穌的適當回應——從起初的懷疑到信心的建立（參</w:t>
-      </w:r>
-      <w:hyperlink r:id="rId26">
+        <w:t>，</w:t>
+      </w:r>
+      <w:hyperlink r:id="rId39">
         <w:r>
           <w:rPr>
             <w:lang w:val="zh_TW" w:bidi="zh_TW"/>
@@ -544,7 +766,7 @@
             <w:color w:val="0000EE"/>
             <w:u w:val="single"/>
           </w:rPr>
-          <w:t>羅9:6</w:t>
+          <w:t>3:10–11</w:t>
         </w:r>
       </w:hyperlink>
       <w:r>
@@ -552,1177 +774,6 @@
           <w:lang w:val="zh_TW" w:bidi="zh_TW"/>
         </w:rPr>
         <w:t>）。</w:t>
-      </w:r>
-    </w:p>
-    <w:p>
-      <w:pPr/>
-      <w:r>
-        <w:rPr>
-          <w:lang w:val="zh_TW" w:bidi="zh_TW"/>
-        </w:rPr>
-      </w:r>
-      <w:r>
-        <w:rPr>
-          <w:i/>
-          <w:lang w:val="zh_TW" w:bidi="zh_TW"/>
-        </w:rPr>
-        <w:t>另見</w:t>
-      </w:r>
-      <w:r>
-        <w:rPr>
-          <w:lang w:val="zh_TW" w:bidi="zh_TW"/>
-        </w:rPr>
-        <w:t xml:space="preserve"> </w:t>
-      </w:r>
-      <w:r>
-        <w:rPr>
-          <w:lang w:val="zh_TW" w:bidi="zh_TW"/>
-        </w:rPr>
-        <w:t>使徒，使徒職分</w:t>
-      </w:r>
-      <w:r>
-        <w:rPr>
-          <w:lang w:val="zh_TW" w:bidi="zh_TW"/>
-        </w:rPr>
-        <w:t>。</w:t>
-      </w:r>
-      <w:r>
-        <w:rPr>
-          <w:lang w:val="zh_TW" w:bidi="zh_TW"/>
-        </w:rPr>
-      </w:r>
-      <w:r>
-        <w:rPr>
-          <w:lang w:val="zh_TW" w:bidi="zh_TW"/>
-        </w:rPr>
-      </w:r>
-    </w:p>
-    <w:p>
-      <w:pPr/>
-      <w:r>
-        <w:rPr>
-          <w:lang w:val="zh_TW" w:bidi="zh_TW"/>
-        </w:rPr>
-      </w:r>
-    </w:p>
-    <w:p>
-      <w:pPr>
-        <w:pStyle w:val="Heading2"/>
-      </w:pPr>
-      <w:r>
-        <w:rPr>
-          <w:lang w:val="zh_TW" w:bidi="zh_TW"/>
-        </w:rPr>
-        <w:t>拿瑪（人物）</w:t>
-      </w:r>
-      <w:r>
-        <w:rPr>
-          <w:lang w:val="zh_TW" w:bidi="zh_TW"/>
-        </w:rPr>
-      </w:r>
-    </w:p>
-    <w:p>
-      <w:pPr>
-        <w:pStyle w:val="ListNumber"/>
-        <w:numPr>
-          <w:ilvl w:val="0"/>
-          <w:numId w:val="14"/>
-        </w:numPr>
-        <w:spacing w:line="240" w:lineRule="auto"/>
-        <w:ind w:left="720"/>
-      </w:pPr>
-      <w:r>
-        <w:rPr>
-          <w:lang w:val="zh_TW" w:bidi="zh_TW"/>
-        </w:rPr>
-      </w:r>
-      <w:r>
-        <w:rPr>
-          <w:lang w:val="zh_TW" w:bidi="zh_TW"/>
-        </w:rPr>
-        <w:t>在該隱後代的名單中，洗拉和拉麥的女兒（</w:t>
-      </w:r>
-      <w:hyperlink r:id="rId27">
-        <w:r>
-          <w:rPr>
-            <w:lang w:val="zh_TW" w:bidi="zh_TW"/>
-          </w:rPr>
-          <w:rPr>
-            <w:color w:val="0000EE"/>
-            <w:u w:val="single"/>
-          </w:rPr>
-          <w:t>創4:22</w:t>
-        </w:r>
-      </w:hyperlink>
-      <w:r>
-        <w:rPr>
-          <w:lang w:val="zh_TW" w:bidi="zh_TW"/>
-        </w:rPr>
-        <w:t>）。</w:t>
-      </w:r>
-    </w:p>
-    <w:p>
-      <w:pPr>
-        <w:pStyle w:val="ListNumber"/>
-        <w:spacing w:line="240" w:lineRule="auto"/>
-        <w:ind w:left="720"/>
-      </w:pPr>
-      <w:r>
-        <w:rPr>
-          <w:lang w:val="zh_TW" w:bidi="zh_TW"/>
-        </w:rPr>
-      </w:r>
-      <w:r>
-        <w:rPr>
-          <w:lang w:val="zh_TW" w:bidi="zh_TW"/>
-        </w:rPr>
-        <w:t>所羅門王的其中一位妻子。她來自亞捫（</w:t>
-      </w:r>
-      <w:hyperlink r:id="rId28">
-        <w:r>
-          <w:rPr>
-            <w:lang w:val="zh_TW" w:bidi="zh_TW"/>
-          </w:rPr>
-          <w:rPr>
-            <w:color w:val="0000EE"/>
-            <w:u w:val="single"/>
-          </w:rPr>
-          <w:t>王上14:21</w:t>
-        </w:r>
-      </w:hyperlink>
-      <w:r>
-        <w:rPr>
-          <w:lang w:val="zh_TW" w:bidi="zh_TW"/>
-        </w:rPr>
-        <w:t>、</w:t>
-      </w:r>
-      <w:hyperlink r:id="rId28">
-        <w:r>
-          <w:rPr>
-            <w:lang w:val="zh_TW" w:bidi="zh_TW"/>
-          </w:rPr>
-          <w:rPr>
-            <w:color w:val="0000EE"/>
-            <w:u w:val="single"/>
-          </w:rPr>
-          <w:t>31</w:t>
-        </w:r>
-      </w:hyperlink>
-      <w:r>
-        <w:rPr>
-          <w:lang w:val="zh_TW" w:bidi="zh_TW"/>
-        </w:rPr>
-        <w:t>；</w:t>
-      </w:r>
-      <w:hyperlink r:id="rId29">
-        <w:r>
-          <w:rPr>
-            <w:lang w:val="zh_TW" w:bidi="zh_TW"/>
-          </w:rPr>
-          <w:rPr>
-            <w:color w:val="0000EE"/>
-            <w:u w:val="single"/>
-          </w:rPr>
-          <w:t>代下12:13</w:t>
-        </w:r>
-      </w:hyperlink>
-      <w:r>
-        <w:rPr>
-          <w:lang w:val="zh_TW" w:bidi="zh_TW"/>
-        </w:rPr>
-        <w:t>）。可以確定她要為所羅門的偶像崇拜負起部分責任。她的兒子羅波安在所羅門去世後統治猶大（</w:t>
-      </w:r>
-      <w:hyperlink r:id="rId30">
-        <w:r>
-          <w:rPr>
-            <w:lang w:val="zh_TW" w:bidi="zh_TW"/>
-          </w:rPr>
-          <w:rPr>
-            <w:color w:val="0000EE"/>
-            <w:u w:val="single"/>
-          </w:rPr>
-          <w:t>王上14:21–24</w:t>
-        </w:r>
-      </w:hyperlink>
-      <w:r>
-        <w:rPr>
-          <w:lang w:val="zh_TW" w:bidi="zh_TW"/>
-        </w:rPr>
-        <w:t>）。</w:t>
-      </w:r>
-      <w:r>
-        <w:rPr>
-          <w:lang w:val="zh_TW" w:bidi="zh_TW"/>
-        </w:rPr>
-      </w:r>
-      <w:r>
-        <w:rPr>
-          <w:lang w:val="zh_TW" w:bidi="zh_TW"/>
-        </w:rPr>
-      </w:r>
-    </w:p>
-    <w:p>
-      <w:pPr/>
-      <w:r>
-        <w:rPr>
-          <w:lang w:val="zh_TW" w:bidi="zh_TW"/>
-        </w:rPr>
-      </w:r>
-    </w:p>
-    <w:p>
-      <w:pPr>
-        <w:pStyle w:val="Heading2"/>
-      </w:pPr>
-      <w:r>
-        <w:rPr>
-          <w:lang w:val="zh_TW" w:bidi="zh_TW"/>
-        </w:rPr>
-        <w:t>拿撒勒</w:t>
-      </w:r>
-      <w:r>
-        <w:rPr>
-          <w:lang w:val="zh_TW" w:bidi="zh_TW"/>
-        </w:rPr>
-      </w:r>
-    </w:p>
-    <w:p>
-      <w:pPr/>
-      <w:r>
-        <w:rPr>
-          <w:lang w:val="zh_TW" w:bidi="zh_TW"/>
-        </w:rPr>
-      </w:r>
-      <w:r>
-        <w:rPr>
-          <w:lang w:val="zh_TW" w:bidi="zh_TW"/>
-        </w:rPr>
-        <w:t>羅馬帝國加利利省的一個村莊，是約瑟、馬利亞和耶穌的家鄉。拿撒勒一直是個偏僻的小鎮。在舊約、次經、兩約之間時期的猶太文獻或約瑟夫的歷史著作中，都沒有提到這個地方。該城位於黎巴嫩南部山脈的石灰岩丘陵中，靠近以斯得倫（Esdraelon）平原北側，三面環山，形成了一個氣候溫和、適合水果和野花生長的庇護谷地。雖然拿撒勒附近有貿易路線和道路經過，但該村莊本身並不位於任何主要道路上。拿撒勒位於加利利海以西約15英里（24.1公里），地中海以東約20英里（32.2公里），而耶路撒冷則位於其南方約70英里（112.6公里）處。考古遺跡顯示，古代的拿撒勒比現今的村莊更靠近西邊的山丘（參</w:t>
-      </w:r>
-      <w:hyperlink r:id="rId31">
-        <w:r>
-          <w:rPr>
-            <w:lang w:val="zh_TW" w:bidi="zh_TW"/>
-          </w:rPr>
-          <w:rPr>
-            <w:color w:val="0000EE"/>
-            <w:u w:val="single"/>
-          </w:rPr>
-          <w:t>路4:29</w:t>
-        </w:r>
-      </w:hyperlink>
-      <w:r>
-        <w:rPr>
-          <w:lang w:val="zh_TW" w:bidi="zh_TW"/>
-        </w:rPr>
-        <w:t>）。在基督時代，拿撒勒及整個加利利南部地區都處於猶太生活的主流範圍之外，這也提供了拿但業對腓力所說「拿撒勒還能出甚麼好的嗎？」（見</w:t>
-      </w:r>
-      <w:hyperlink r:id="rId32">
-        <w:r>
-          <w:rPr>
-            <w:lang w:val="zh_TW" w:bidi="zh_TW"/>
-          </w:rPr>
-          <w:rPr>
-            <w:color w:val="0000EE"/>
-            <w:u w:val="single"/>
-          </w:rPr>
-          <w:t>約1:46</w:t>
-        </w:r>
-      </w:hyperlink>
-      <w:r>
-        <w:rPr>
-          <w:lang w:val="zh_TW" w:bidi="zh_TW"/>
-        </w:rPr>
-        <w:t>）這句諷刺話的背景。</w:t>
-      </w:r>
-    </w:p>
-    <w:p>
-      <w:pPr/>
-      <w:r>
-        <w:rPr>
-          <w:lang w:val="zh_TW" w:bidi="zh_TW"/>
-        </w:rPr>
-      </w:r>
-      <w:r>
-        <w:rPr>
-          <w:lang w:val="zh_TW" w:bidi="zh_TW"/>
-        </w:rPr>
-        <w:t>拿撒勒首次在新約中被提及，是作為馬利亞和約瑟的家鄉（</w:t>
-      </w:r>
-      <w:hyperlink r:id="rId33">
-        <w:r>
-          <w:rPr>
-            <w:lang w:val="zh_TW" w:bidi="zh_TW"/>
-          </w:rPr>
-          <w:rPr>
-            <w:color w:val="0000EE"/>
-            <w:u w:val="single"/>
-          </w:rPr>
-          <w:t>路1:26–27</w:t>
-        </w:r>
-      </w:hyperlink>
-      <w:r>
-        <w:rPr>
-          <w:lang w:val="zh_TW" w:bidi="zh_TW"/>
-        </w:rPr>
-        <w:t>）。耶穌在祂父母的祖籍伯利恆（位於南方約80英里或128.7公里處）出生後不久，馬利亞和約瑟便返回拿撒勒（</w:t>
-      </w:r>
-      <w:hyperlink r:id="rId34">
-        <w:r>
-          <w:rPr>
-            <w:lang w:val="zh_TW" w:bidi="zh_TW"/>
-          </w:rPr>
-          <w:rPr>
-            <w:color w:val="0000EE"/>
-            <w:u w:val="single"/>
-          </w:rPr>
-          <w:t>太2:23</w:t>
-        </w:r>
-      </w:hyperlink>
-      <w:r>
-        <w:rPr>
-          <w:lang w:val="zh_TW" w:bidi="zh_TW"/>
-        </w:rPr>
-        <w:t>；</w:t>
-      </w:r>
-      <w:hyperlink r:id="rId35">
-        <w:r>
-          <w:rPr>
-            <w:lang w:val="zh_TW" w:bidi="zh_TW"/>
-          </w:rPr>
-          <w:rPr>
-            <w:color w:val="0000EE"/>
-            <w:u w:val="single"/>
-          </w:rPr>
-          <w:t>路2:39</w:t>
-        </w:r>
-      </w:hyperlink>
-      <w:r>
-        <w:rPr>
-          <w:lang w:val="zh_TW" w:bidi="zh_TW"/>
-        </w:rPr>
-        <w:t>）。耶穌在那裡長大（</w:t>
-      </w:r>
-      <w:hyperlink r:id="rId36">
-        <w:r>
-          <w:rPr>
-            <w:lang w:val="zh_TW" w:bidi="zh_TW"/>
-          </w:rPr>
-          <w:rPr>
-            <w:color w:val="0000EE"/>
-            <w:u w:val="single"/>
-          </w:rPr>
-          <w:t>路2:39–40、51</w:t>
-        </w:r>
-      </w:hyperlink>
-      <w:r>
-        <w:rPr>
-          <w:lang w:val="zh_TW" w:bidi="zh_TW"/>
-        </w:rPr>
-        <w:t>），後來離開村莊前往約旦河接受約翰的洗禮（</w:t>
-      </w:r>
-      <w:hyperlink r:id="rId37">
-        <w:r>
-          <w:rPr>
-            <w:lang w:val="zh_TW" w:bidi="zh_TW"/>
-          </w:rPr>
-          <w:rPr>
-            <w:color w:val="0000EE"/>
-            <w:u w:val="single"/>
-          </w:rPr>
-          <w:t>可1:9</w:t>
-        </w:r>
-      </w:hyperlink>
-      <w:r>
-        <w:rPr>
-          <w:lang w:val="zh_TW" w:bidi="zh_TW"/>
-        </w:rPr>
-        <w:t>）。約翰被捕後，耶穌搬到迦百農居住（</w:t>
-      </w:r>
-      <w:hyperlink r:id="rId38">
-        <w:r>
-          <w:rPr>
-            <w:lang w:val="zh_TW" w:bidi="zh_TW"/>
-          </w:rPr>
-          <w:rPr>
-            <w:color w:val="0000EE"/>
-            <w:u w:val="single"/>
-          </w:rPr>
-          <w:t>太4:13</w:t>
-        </w:r>
-      </w:hyperlink>
-      <w:r>
-        <w:rPr>
-          <w:lang w:val="zh_TW" w:bidi="zh_TW"/>
-        </w:rPr>
-        <w:t>）。雖然耶穌經常被人以祂的童年成長的城而稱為「拿撒勒人耶穌」（見</w:t>
-      </w:r>
-      <w:hyperlink r:id="rId39">
-        <w:r>
-          <w:rPr>
-            <w:lang w:val="zh_TW" w:bidi="zh_TW"/>
-          </w:rPr>
-          <w:rPr>
-            <w:color w:val="0000EE"/>
-            <w:u w:val="single"/>
-          </w:rPr>
-          <w:t>可10:47</w:t>
-        </w:r>
-      </w:hyperlink>
-      <w:r>
-        <w:rPr>
-          <w:lang w:val="zh_TW" w:bidi="zh_TW"/>
-        </w:rPr>
-        <w:t>；</w:t>
-      </w:r>
-      <w:hyperlink r:id="rId40">
-        <w:r>
-          <w:rPr>
-            <w:lang w:val="zh_TW" w:bidi="zh_TW"/>
-          </w:rPr>
-          <w:rPr>
-            <w:color w:val="0000EE"/>
-            <w:u w:val="single"/>
-          </w:rPr>
-          <w:t>約18:5、7</w:t>
-        </w:r>
-      </w:hyperlink>
-      <w:r>
-        <w:rPr>
-          <w:lang w:val="zh_TW" w:bidi="zh_TW"/>
-        </w:rPr>
-        <w:t>；</w:t>
-      </w:r>
-      <w:hyperlink r:id="rId41">
-        <w:r>
-          <w:rPr>
-            <w:lang w:val="zh_TW" w:bidi="zh_TW"/>
-          </w:rPr>
-          <w:rPr>
-            <w:color w:val="0000EE"/>
-            <w:u w:val="single"/>
-          </w:rPr>
-          <w:t>徒2:22</w:t>
-        </w:r>
-      </w:hyperlink>
-      <w:r>
-        <w:rPr>
-          <w:lang w:val="zh_TW" w:bidi="zh_TW"/>
-        </w:rPr>
-        <w:t>），但新約僅記載耶穌在事工期間只回過拿撒勒一次。那次祂在會堂中講道，但卻被鎮民拒絕（</w:t>
-      </w:r>
-      <w:hyperlink r:id="rId42">
-        <w:r>
-          <w:rPr>
-            <w:lang w:val="zh_TW" w:bidi="zh_TW"/>
-          </w:rPr>
-          <w:rPr>
-            <w:color w:val="0000EE"/>
-            <w:u w:val="single"/>
-          </w:rPr>
-          <w:t>路4:16–30</w:t>
-        </w:r>
-      </w:hyperlink>
-      <w:r>
-        <w:rPr>
-          <w:lang w:val="zh_TW" w:bidi="zh_TW"/>
-        </w:rPr>
-        <w:t>；參</w:t>
-      </w:r>
-      <w:hyperlink r:id="rId43">
-        <w:r>
-          <w:rPr>
-            <w:lang w:val="zh_TW" w:bidi="zh_TW"/>
-          </w:rPr>
-          <w:rPr>
-            <w:color w:val="0000EE"/>
-            <w:u w:val="single"/>
-          </w:rPr>
-          <w:t>太13:54–58</w:t>
-        </w:r>
-      </w:hyperlink>
-      <w:r>
-        <w:rPr>
-          <w:lang w:val="zh_TW" w:bidi="zh_TW"/>
-        </w:rPr>
-        <w:t>；</w:t>
-      </w:r>
-      <w:hyperlink r:id="rId44">
-        <w:r>
-          <w:rPr>
-            <w:lang w:val="zh_TW" w:bidi="zh_TW"/>
-          </w:rPr>
-          <w:rPr>
-            <w:color w:val="0000EE"/>
-            <w:u w:val="single"/>
-          </w:rPr>
-          <w:t>可6:1–6</w:t>
-        </w:r>
-      </w:hyperlink>
-      <w:r>
-        <w:rPr>
-          <w:lang w:val="zh_TW" w:bidi="zh_TW"/>
-        </w:rPr>
-        <w:t>）。耶穌的跟隨者也被譏諷地稱為「拿撒勒教黨（Nazarenes）」（</w:t>
-      </w:r>
-      <w:hyperlink r:id="rId45">
-        <w:r>
-          <w:rPr>
-            <w:lang w:val="zh_TW" w:bidi="zh_TW"/>
-          </w:rPr>
-          <w:rPr>
-            <w:color w:val="0000EE"/>
-            <w:u w:val="single"/>
-          </w:rPr>
-          <w:t>徒24:5</w:t>
-        </w:r>
-      </w:hyperlink>
-      <w:r>
-        <w:rPr>
-          <w:lang w:val="zh_TW" w:bidi="zh_TW"/>
-        </w:rPr>
-        <w:t>）。</w:t>
-      </w:r>
-    </w:p>
-    <w:p>
-      <w:pPr/>
-      <w:r>
-        <w:rPr>
-          <w:lang w:val="zh_TW" w:bidi="zh_TW"/>
-        </w:rPr>
-      </w:r>
-      <w:r>
-        <w:rPr>
-          <w:lang w:val="zh_TW" w:bidi="zh_TW"/>
-        </w:rPr>
-        <w:t>拿撒勒一直是猶太人的城，直到君士坦丁皇帝（卒於公元327年）時期，它才成為基督徒朝聖的聖地。大約在公元600年，在拿撒勒建造了一座大型聖殿。阿拉伯人和十字軍先後控制該村莊，直到公元1517年村莊被土耳其人佔領，他們驅逐了所有的基督徒。基督徒於公元1620年返回，該城成為重要的基督教中心。</w:t>
-      </w:r>
-    </w:p>
-    <w:p>
-      <w:pPr/>
-      <w:r>
-        <w:rPr>
-          <w:lang w:val="zh_TW" w:bidi="zh_TW"/>
-        </w:rPr>
-      </w:r>
-      <w:r>
-        <w:rPr>
-          <w:i/>
-          <w:lang w:val="zh_TW" w:bidi="zh_TW"/>
-        </w:rPr>
-        <w:t>另見</w:t>
-      </w:r>
-      <w:r>
-        <w:rPr>
-          <w:lang w:val="zh_TW" w:bidi="zh_TW"/>
-        </w:rPr>
-        <w:t xml:space="preserve"> </w:t>
-      </w:r>
-      <w:r>
-        <w:rPr>
-          <w:lang w:val="zh_TW" w:bidi="zh_TW"/>
-        </w:rPr>
-        <w:t>拿撒勒人</w:t>
-      </w:r>
-      <w:r>
-        <w:rPr>
-          <w:lang w:val="zh_TW" w:bidi="zh_TW"/>
-        </w:rPr>
-        <w:t>。</w:t>
-      </w:r>
-      <w:r>
-        <w:rPr>
-          <w:lang w:val="zh_TW" w:bidi="zh_TW"/>
-        </w:rPr>
-      </w:r>
-      <w:r>
-        <w:rPr>
-          <w:lang w:val="zh_TW" w:bidi="zh_TW"/>
-        </w:rPr>
-      </w:r>
-    </w:p>
-    <w:p>
-      <w:pPr/>
-      <w:r>
-        <w:rPr>
-          <w:lang w:val="zh_TW" w:bidi="zh_TW"/>
-        </w:rPr>
-      </w:r>
-    </w:p>
-    <w:p>
-      <w:pPr>
-        <w:pStyle w:val="Heading2"/>
-      </w:pPr>
-      <w:r>
-        <w:rPr>
-          <w:lang w:val="zh_TW" w:bidi="zh_TW"/>
-        </w:rPr>
-        <w:t>拿撒勒人</w:t>
-      </w:r>
-      <w:r>
-        <w:rPr>
-          <w:lang w:val="zh_TW" w:bidi="zh_TW"/>
-        </w:rPr>
-      </w:r>
-    </w:p>
-    <w:p>
-      <w:pPr/>
-      <w:r>
-        <w:rPr>
-          <w:lang w:val="zh_TW" w:bidi="zh_TW"/>
-        </w:rPr>
-      </w:r>
-      <w:r>
-        <w:rPr>
-          <w:lang w:val="zh_TW" w:bidi="zh_TW"/>
-        </w:rPr>
-        <w:t>指來自新約時期加利利拿撒勒城的原住民或居民。</w:t>
-      </w:r>
-    </w:p>
-    <w:p>
-      <w:pPr/>
-      <w:r>
-        <w:rPr>
-          <w:lang w:val="zh_TW" w:bidi="zh_TW"/>
-        </w:rPr>
-      </w:r>
-      <w:r>
-        <w:rPr>
-          <w:lang w:val="zh_TW" w:bidi="zh_TW"/>
-        </w:rPr>
-        <w:t>拿撒勒是耶穌在世上頭三十年間所居住的家鄉。由於「耶穌」這個名字在猶太人中非常普遍，而且當時並沒有使用姓氏，因此「拿撒勒人」這一稱號可能是用來區別拿撒勒的耶穌與其他同名的人（見希臘文譯本的</w:t>
-      </w:r>
-      <w:hyperlink r:id="rId46">
-        <w:r>
-          <w:rPr>
-            <w:lang w:val="zh_TW" w:bidi="zh_TW"/>
-          </w:rPr>
-          <w:rPr>
-            <w:color w:val="0000EE"/>
-            <w:u w:val="single"/>
-          </w:rPr>
-          <w:t>太27:16–17</w:t>
-        </w:r>
-      </w:hyperlink>
-      <w:r>
-        <w:rPr>
-          <w:lang w:val="zh_TW" w:bidi="zh_TW"/>
-        </w:rPr>
-        <w:t>；</w:t>
-      </w:r>
-      <w:hyperlink r:id="rId47">
-        <w:r>
-          <w:rPr>
-            <w:lang w:val="zh_TW" w:bidi="zh_TW"/>
-          </w:rPr>
-          <w:rPr>
-            <w:color w:val="0000EE"/>
-            <w:u w:val="single"/>
-          </w:rPr>
-          <w:t>徒7:45</w:t>
-        </w:r>
-      </w:hyperlink>
-      <w:r>
-        <w:rPr>
-          <w:lang w:val="zh_TW" w:bidi="zh_TW"/>
-        </w:rPr>
-        <w:t>；</w:t>
-      </w:r>
-      <w:hyperlink r:id="rId48">
-        <w:r>
-          <w:rPr>
-            <w:lang w:val="zh_TW" w:bidi="zh_TW"/>
-          </w:rPr>
-          <w:rPr>
-            <w:color w:val="0000EE"/>
-            <w:u w:val="single"/>
-          </w:rPr>
-          <w:t>西4:11</w:t>
-        </w:r>
-      </w:hyperlink>
-      <w:r>
-        <w:rPr>
-          <w:lang w:val="zh_TW" w:bidi="zh_TW"/>
-        </w:rPr>
-        <w:t>；</w:t>
-      </w:r>
-      <w:hyperlink r:id="rId49">
-        <w:r>
-          <w:rPr>
-            <w:lang w:val="zh_TW" w:bidi="zh_TW"/>
-          </w:rPr>
-          <w:rPr>
-            <w:color w:val="0000EE"/>
-            <w:u w:val="single"/>
-          </w:rPr>
-          <w:t>來4:8</w:t>
-        </w:r>
-      </w:hyperlink>
-      <w:r>
-        <w:rPr>
-          <w:lang w:val="zh_TW" w:bidi="zh_TW"/>
-        </w:rPr>
-        <w:t>，其中「耶穌」這個名字是指其他人）。</w:t>
-      </w:r>
-    </w:p>
-    <w:p>
-      <w:pPr/>
-      <w:r>
-        <w:rPr>
-          <w:lang w:val="zh_TW" w:bidi="zh_TW"/>
-        </w:rPr>
-      </w:r>
-      <w:r>
-        <w:rPr>
-          <w:lang w:val="zh_TW" w:bidi="zh_TW"/>
-        </w:rPr>
-        <w:t>在原文中，拿撒勒人耶穌的稱號被污鬼（</w:t>
-      </w:r>
-      <w:hyperlink r:id="rId50">
-        <w:r>
-          <w:rPr>
-            <w:lang w:val="zh_TW" w:bidi="zh_TW"/>
-          </w:rPr>
-          <w:rPr>
-            <w:color w:val="0000EE"/>
-            <w:u w:val="single"/>
-          </w:rPr>
-          <w:t>可1:24</w:t>
-        </w:r>
-      </w:hyperlink>
-      <w:r>
-        <w:rPr>
-          <w:lang w:val="zh_TW" w:bidi="zh_TW"/>
-        </w:rPr>
-        <w:t>；</w:t>
-      </w:r>
-      <w:hyperlink r:id="rId51">
-        <w:r>
-          <w:rPr>
-            <w:lang w:val="zh_TW" w:bidi="zh_TW"/>
-          </w:rPr>
-          <w:rPr>
-            <w:color w:val="0000EE"/>
-            <w:u w:val="single"/>
-          </w:rPr>
-          <w:t>路4:34</w:t>
-        </w:r>
-      </w:hyperlink>
-      <w:r>
-        <w:rPr>
-          <w:lang w:val="zh_TW" w:bidi="zh_TW"/>
-        </w:rPr>
-        <w:t>）、耶利哥城外的群眾（</w:t>
-      </w:r>
-      <w:hyperlink r:id="rId39">
-        <w:r>
-          <w:rPr>
-            <w:lang w:val="zh_TW" w:bidi="zh_TW"/>
-          </w:rPr>
-          <w:rPr>
-            <w:color w:val="0000EE"/>
-            <w:u w:val="single"/>
-          </w:rPr>
-          <w:t>可10:47</w:t>
-        </w:r>
-      </w:hyperlink>
-      <w:r>
-        <w:rPr>
-          <w:lang w:val="zh_TW" w:bidi="zh_TW"/>
-        </w:rPr>
-        <w:t>；</w:t>
-      </w:r>
-      <w:hyperlink r:id="rId52">
-        <w:r>
-          <w:rPr>
-            <w:lang w:val="zh_TW" w:bidi="zh_TW"/>
-          </w:rPr>
-          <w:rPr>
-            <w:color w:val="0000EE"/>
-            <w:u w:val="single"/>
-          </w:rPr>
-          <w:t>路18:37</w:t>
-        </w:r>
-      </w:hyperlink>
-      <w:r>
-        <w:rPr>
-          <w:lang w:val="zh_TW" w:bidi="zh_TW"/>
-        </w:rPr>
-        <w:t>）、一個使女（</w:t>
-      </w:r>
-      <w:hyperlink r:id="rId53">
-        <w:r>
-          <w:rPr>
-            <w:lang w:val="zh_TW" w:bidi="zh_TW"/>
-          </w:rPr>
-          <w:rPr>
-            <w:color w:val="0000EE"/>
-            <w:u w:val="single"/>
-          </w:rPr>
-          <w:t>可14:67</w:t>
-        </w:r>
-      </w:hyperlink>
-      <w:r>
-        <w:rPr>
-          <w:lang w:val="zh_TW" w:bidi="zh_TW"/>
-        </w:rPr>
-        <w:t>）、兵丁（</w:t>
-      </w:r>
-      <w:hyperlink r:id="rId54">
-        <w:r>
-          <w:rPr>
-            <w:lang w:val="zh_TW" w:bidi="zh_TW"/>
-          </w:rPr>
-          <w:rPr>
-            <w:color w:val="0000EE"/>
-            <w:u w:val="single"/>
-          </w:rPr>
-          <w:t>約18:5–7</w:t>
-        </w:r>
-      </w:hyperlink>
-      <w:r>
-        <w:rPr>
-          <w:lang w:val="zh_TW" w:bidi="zh_TW"/>
-        </w:rPr>
-        <w:t>）、彼拉多（</w:t>
-      </w:r>
-      <w:hyperlink r:id="rId55">
-        <w:r>
-          <w:rPr>
-            <w:lang w:val="zh_TW" w:bidi="zh_TW"/>
-          </w:rPr>
-          <w:rPr>
-            <w:color w:val="0000EE"/>
-            <w:u w:val="single"/>
-          </w:rPr>
-          <w:t>約19:19</w:t>
-        </w:r>
-      </w:hyperlink>
-      <w:r>
-        <w:rPr>
-          <w:lang w:val="zh_TW" w:bidi="zh_TW"/>
-        </w:rPr>
-        <w:t>）、在往以馬忤斯路上的兩個門徒（</w:t>
-      </w:r>
-      <w:hyperlink r:id="rId56">
-        <w:r>
-          <w:rPr>
-            <w:lang w:val="zh_TW" w:bidi="zh_TW"/>
-          </w:rPr>
-          <w:rPr>
-            <w:color w:val="0000EE"/>
-            <w:u w:val="single"/>
-          </w:rPr>
-          <w:t>路24:19</w:t>
-        </w:r>
-      </w:hyperlink>
-      <w:r>
-        <w:rPr>
-          <w:lang w:val="zh_TW" w:bidi="zh_TW"/>
-        </w:rPr>
-        <w:t>）和墓旁的天使（</w:t>
-      </w:r>
-      <w:hyperlink r:id="rId57">
-        <w:r>
-          <w:rPr>
-            <w:lang w:val="zh_TW" w:bidi="zh_TW"/>
-          </w:rPr>
-          <w:rPr>
-            <w:color w:val="0000EE"/>
-            <w:u w:val="single"/>
-          </w:rPr>
-          <w:t>可16:6</w:t>
-        </w:r>
-      </w:hyperlink>
-      <w:r>
-        <w:rPr>
-          <w:lang w:val="zh_TW" w:bidi="zh_TW"/>
-        </w:rPr>
-        <w:t>）所使用。</w:t>
-      </w:r>
-    </w:p>
-    <w:p>
-      <w:pPr/>
-      <w:r>
-        <w:rPr>
-          <w:lang w:val="zh_TW" w:bidi="zh_TW"/>
-        </w:rPr>
-      </w:r>
-      <w:r>
-        <w:rPr>
-          <w:lang w:val="zh_TW" w:bidi="zh_TW"/>
-        </w:rPr>
-        <w:t>使徒行傳中的使徒們也用「拿撒勒人」這個稱號來指認耶穌，彼得在五旬節那天的講道中提到拿撒勒人耶穌（</w:t>
-      </w:r>
-      <w:hyperlink r:id="rId41">
-        <w:r>
-          <w:rPr>
-            <w:lang w:val="zh_TW" w:bidi="zh_TW"/>
-          </w:rPr>
-          <w:rPr>
-            <w:color w:val="0000EE"/>
-            <w:u w:val="single"/>
-          </w:rPr>
-          <w:t>徒2:22</w:t>
-        </w:r>
-      </w:hyperlink>
-      <w:r>
-        <w:rPr>
-          <w:lang w:val="zh_TW" w:bidi="zh_TW"/>
-        </w:rPr>
-        <w:t>），並在隨後的聖殿門口的醫治事蹟中再次提及（</w:t>
-      </w:r>
-      <w:hyperlink r:id="rId58">
-        <w:r>
-          <w:rPr>
-            <w:lang w:val="zh_TW" w:bidi="zh_TW"/>
-          </w:rPr>
-          <w:rPr>
-            <w:color w:val="0000EE"/>
-            <w:u w:val="single"/>
-          </w:rPr>
-          <w:t>3:6</w:t>
-        </w:r>
-      </w:hyperlink>
-      <w:r>
-        <w:rPr>
-          <w:lang w:val="zh_TW" w:bidi="zh_TW"/>
-        </w:rPr>
-        <w:t>，</w:t>
-      </w:r>
-      <w:hyperlink r:id="rId59">
-        <w:r>
-          <w:rPr>
-            <w:lang w:val="zh_TW" w:bidi="zh_TW"/>
-          </w:rPr>
-          <w:rPr>
-            <w:color w:val="0000EE"/>
-            <w:u w:val="single"/>
-          </w:rPr>
-          <w:t>4:10</w:t>
-        </w:r>
-      </w:hyperlink>
-      <w:r>
-        <w:rPr>
-          <w:lang w:val="zh_TW" w:bidi="zh_TW"/>
-        </w:rPr>
-        <w:t>）。保羅在</w:t>
-      </w:r>
-      <w:hyperlink r:id="rId60">
-        <w:r>
-          <w:rPr>
-            <w:lang w:val="zh_TW" w:bidi="zh_TW"/>
-          </w:rPr>
-          <w:rPr>
-            <w:color w:val="0000EE"/>
-            <w:u w:val="single"/>
-          </w:rPr>
-          <w:t>使徒行傳二十六章9節</w:t>
-        </w:r>
-      </w:hyperlink>
-      <w:r>
-        <w:rPr>
-          <w:lang w:val="zh_TW" w:bidi="zh_TW"/>
-        </w:rPr>
-        <w:t>中也稱耶穌為「拿撒勒人」。</w:t>
-      </w:r>
-    </w:p>
-    <w:p>
-      <w:pPr/>
-      <w:r>
-        <w:rPr>
-          <w:lang w:val="zh_TW" w:bidi="zh_TW"/>
-        </w:rPr>
-      </w:r>
-      <w:r>
-        <w:rPr>
-          <w:lang w:val="zh_TW" w:bidi="zh_TW"/>
-        </w:rPr>
-        <w:t>有一處敵對性的提及是在</w:t>
-      </w:r>
-      <w:hyperlink r:id="rId61">
-        <w:r>
-          <w:rPr>
-            <w:lang w:val="zh_TW" w:bidi="zh_TW"/>
-          </w:rPr>
-          <w:rPr>
-            <w:color w:val="0000EE"/>
-            <w:u w:val="single"/>
-          </w:rPr>
-          <w:t>使徒行傳六章14節</w:t>
-        </w:r>
-      </w:hyperlink>
-      <w:r>
-        <w:rPr>
-          <w:lang w:val="zh_TW" w:bidi="zh_TW"/>
-        </w:rPr>
-        <w:t>。針對司提反作假見證的人在公會前控告他說：「這拿撒勒人耶穌要毀壞此地（聖殿），也要改變摩西所交給我們的規條。」（見希臘文譯本）。另一個敵對性的提及在</w:t>
-      </w:r>
-      <w:hyperlink r:id="rId45">
-        <w:r>
-          <w:rPr>
-            <w:lang w:val="zh_TW" w:bidi="zh_TW"/>
-          </w:rPr>
-          <w:rPr>
-            <w:color w:val="0000EE"/>
-            <w:u w:val="single"/>
-          </w:rPr>
-          <w:t>使徒行傳二十四章5節</w:t>
-        </w:r>
-      </w:hyperlink>
-      <w:r>
-        <w:rPr>
-          <w:lang w:val="zh_TW" w:bidi="zh_TW"/>
-        </w:rPr>
-        <w:t>，這是唯一一次提到耶穌的跟隨者為拿撒勒教黨。帖土羅控告保羅說：「我們看這個人，如同瘟疫一般，是鼓動普天下眾猶太人生亂的，又是拿撒勒教黨裡的一個頭目。」</w:t>
-      </w:r>
-    </w:p>
-    <w:p>
-      <w:pPr/>
-      <w:r>
-        <w:rPr>
-          <w:lang w:val="zh_TW" w:bidi="zh_TW"/>
-        </w:rPr>
-      </w:r>
-      <w:r>
-        <w:rPr>
-          <w:lang w:val="zh_TW" w:bidi="zh_TW"/>
-        </w:rPr>
-        <w:t>關於「拿撒勒人」這個名稱，在</w:t>
-      </w:r>
-      <w:hyperlink r:id="rId34">
-        <w:r>
-          <w:rPr>
-            <w:lang w:val="zh_TW" w:bidi="zh_TW"/>
-          </w:rPr>
-          <w:rPr>
-            <w:color w:val="0000EE"/>
-            <w:u w:val="single"/>
-          </w:rPr>
-          <w:t>馬太福音二章23節</w:t>
-        </w:r>
-      </w:hyperlink>
-      <w:r>
-        <w:rPr>
-          <w:lang w:val="zh_TW" w:bidi="zh_TW"/>
-        </w:rPr>
-        <w:t>一直是個難題：「到了一座城，名叫拿撒勒，就住在那裡。這是要應驗先知所說，他將稱為拿撒勒人的話了」。舊約中沒有任何先知直接預言彌賽亞將被稱為拿撒勒人。一些學者將馬太福音的引用與</w:t>
-      </w:r>
-      <w:hyperlink r:id="rId62">
-        <w:r>
-          <w:rPr>
-            <w:lang w:val="zh_TW" w:bidi="zh_TW"/>
-          </w:rPr>
-          <w:rPr>
-            <w:color w:val="0000EE"/>
-            <w:u w:val="single"/>
-          </w:rPr>
-          <w:t>以賽亞書十一章1節</w:t>
-        </w:r>
-      </w:hyperlink>
-      <w:r>
-        <w:rPr>
-          <w:lang w:val="zh_TW" w:bidi="zh_TW"/>
-        </w:rPr>
-        <w:t>聯繫起來，該處提到彌賽亞是枝子，這個希伯來文詞語源自與「拿撒勒」相同的詞根。另一些人則認為這段舊約預言指的是彌賽亞將被人輕視和辱罵，因為他們認為彌賽亞應該來自大衛之城伯利恆。然而，儘管耶穌確實在伯利恆出生，但祂卻在拿撒勒長大，後來被稱為拿撒勒人，因而被人嘲笑。因此，當一些同時代的人稱祂為拿撒勒人時，這預言就應驗了，因為拿撒勒被視為一個不受人重視的地方（</w:t>
-      </w:r>
-      <w:hyperlink r:id="rId32">
-        <w:r>
-          <w:rPr>
-            <w:lang w:val="zh_TW" w:bidi="zh_TW"/>
-          </w:rPr>
-          <w:rPr>
-            <w:color w:val="0000EE"/>
-            <w:u w:val="single"/>
-          </w:rPr>
-          <w:t>約1:46</w:t>
-        </w:r>
-      </w:hyperlink>
-      <w:r>
-        <w:rPr>
-          <w:lang w:val="zh_TW" w:bidi="zh_TW"/>
-        </w:rPr>
-        <w:t>；參</w:t>
-      </w:r>
-      <w:hyperlink r:id="rId63">
-        <w:r>
-          <w:rPr>
-            <w:lang w:val="zh_TW" w:bidi="zh_TW"/>
-          </w:rPr>
-          <w:rPr>
-            <w:color w:val="0000EE"/>
-            <w:u w:val="single"/>
-          </w:rPr>
-          <w:t>太13:54</w:t>
-        </w:r>
-      </w:hyperlink>
-      <w:r>
-        <w:rPr>
-          <w:lang w:val="zh_TW" w:bidi="zh_TW"/>
-        </w:rPr>
-        <w:t>；</w:t>
-      </w:r>
-      <w:hyperlink r:id="rId64">
-        <w:r>
-          <w:rPr>
-            <w:lang w:val="zh_TW" w:bidi="zh_TW"/>
-          </w:rPr>
-          <w:rPr>
-            <w:color w:val="0000EE"/>
-            <w:u w:val="single"/>
-          </w:rPr>
-          <w:t>可6:2–3</w:t>
-        </w:r>
-      </w:hyperlink>
-      <w:r>
-        <w:rPr>
-          <w:lang w:val="zh_TW" w:bidi="zh_TW"/>
-        </w:rPr>
-        <w:t>；</w:t>
-      </w:r>
-      <w:hyperlink r:id="rId65">
-        <w:r>
-          <w:rPr>
-            <w:lang w:val="zh_TW" w:bidi="zh_TW"/>
-          </w:rPr>
-          <w:rPr>
-            <w:color w:val="0000EE"/>
-            <w:u w:val="single"/>
-          </w:rPr>
-          <w:t>路4:22</w:t>
-        </w:r>
-      </w:hyperlink>
-      <w:r>
-        <w:rPr>
-          <w:lang w:val="zh_TW" w:bidi="zh_TW"/>
-        </w:rPr>
-        <w:t>）。</w:t>
-      </w:r>
-    </w:p>
-    <w:p>
-      <w:pPr/>
-      <w:r>
-        <w:rPr>
-          <w:lang w:val="zh_TW" w:bidi="zh_TW"/>
-        </w:rPr>
-      </w:r>
-      <w:r>
-        <w:rPr>
-          <w:i/>
-          <w:lang w:val="zh_TW" w:bidi="zh_TW"/>
-        </w:rPr>
-        <w:t>另見</w:t>
-      </w:r>
-      <w:r>
-        <w:rPr>
-          <w:lang w:val="zh_TW" w:bidi="zh_TW"/>
-        </w:rPr>
-        <w:t>拿撒勒</w:t>
-      </w:r>
-      <w:r>
-        <w:rPr>
-          <w:lang w:val="zh_TW" w:bidi="zh_TW"/>
-        </w:rPr>
-        <w:t>。</w:t>
       </w:r>
       <w:r>
         <w:rPr>
@@ -3624,12 +2675,6 @@
   </w:num>
   <w:num w:numId="13" w16cid:durableId="592781308">
     <w:abstractNumId w:val="11"/>
-  </w:num>
-  <w:num w:numId="14">
-    <w:abstractNumId w:val="3"/>
-    <w:lvlOverride w:ilvl="0">
-      <w:startOverride w:val="1"/>
-    </w:lvlOverride>
   </w:num>
   <w:numIdMacAtCleanup w:val="10"/>
 </w:numbering>

--- a/zht/docx/095.content.docx
+++ b/zht/docx/095.content.docx
@@ -149,7 +149,7 @@
         <w:rPr>
           <w:lang w:val="zh_TW" w:bidi="zh_TW"/>
         </w:rPr>
-        <w:t>men</w:t>
+        <w:t>mei</w:t>
       </w:r>
       <w:r>
         <w:rPr>
@@ -212,7 +212,7 @@
         <w:rPr>
           <w:lang w:val="zh_TW" w:bidi="zh_TW"/>
         </w:rPr>
-        <w:t>門徒</w:t>
+        <w:t>美麗</w:t>
       </w:r>
       <w:r>
         <w:rPr>
@@ -231,61 +231,7 @@
         <w:rPr>
           <w:lang w:val="zh_TW" w:bidi="zh_TW"/>
         </w:rPr>
-        <w:t>跟隨另一個人或另一種生活方式，並服從其領袖或該方式之紀律（教導）的人。在聖經中，「門徒」一詞幾乎僅出現在福音書和使徒行傳，只有在</w:t>
-      </w:r>
-      <w:hyperlink r:id="rId13">
-        <w:r>
-          <w:rPr>
-            <w:lang w:val="zh_TW" w:bidi="zh_TW"/>
-          </w:rPr>
-          <w:rPr>
-            <w:color w:val="0000EE"/>
-            <w:u w:val="single"/>
-          </w:rPr>
-          <w:t>以賽亞書八章16節</w:t>
-        </w:r>
-      </w:hyperlink>
-      <w:r>
-        <w:rPr>
-          <w:lang w:val="zh_TW" w:bidi="zh_TW"/>
-        </w:rPr>
-        <w:t>和稍微間接的</w:t>
-      </w:r>
-      <w:hyperlink r:id="rId14">
-        <w:r>
-          <w:rPr>
-            <w:lang w:val="zh_TW" w:bidi="zh_TW"/>
-          </w:rPr>
-          <w:rPr>
-            <w:color w:val="0000EE"/>
-            <w:u w:val="single"/>
-          </w:rPr>
-          <w:t>以賽亞書五十章4節</w:t>
-        </w:r>
-      </w:hyperlink>
-      <w:r>
-        <w:rPr>
-          <w:lang w:val="zh_TW" w:bidi="zh_TW"/>
-        </w:rPr>
-        <w:t>和</w:t>
-      </w:r>
-      <w:hyperlink r:id="rId15">
-        <w:r>
-          <w:rPr>
-            <w:lang w:val="zh_TW" w:bidi="zh_TW"/>
-          </w:rPr>
-          <w:rPr>
-            <w:color w:val="0000EE"/>
-            <w:u w:val="single"/>
-          </w:rPr>
-          <w:t>五十四章13節</w:t>
-        </w:r>
-      </w:hyperlink>
-      <w:r>
-        <w:rPr>
-          <w:lang w:val="zh_TW" w:bidi="zh_TW"/>
-        </w:rPr>
-        <w:t>中有例外，那裡的同一個希伯來文詞語分別被譯為「受教（learned）」和「教訓（taught）」。然而，顯而易見的是，只要有老師和被教導者，就存在門徒的概念。</w:t>
+        <w:t>令人賞心悅目的和諧組合。考古資料（來自過去的物品或遺跡）表明，古代希伯來人更關注實用性而非美觀性。例如，希伯來陶器通常比迦南陶器更笨重。然而，這些文物（過去使用的物品）並不意味著希伯來人不欣賞美麗的事物。</w:t>
       </w:r>
     </w:p>
     <w:p>
@@ -299,7 +245,61 @@
         <w:rPr>
           <w:lang w:val="zh_TW" w:bidi="zh_TW"/>
         </w:rPr>
-        <w:t>在福音書中，耶穌的直接跟隨者，從各種不同的環境中，因著耶穌的權柄而被呼召出來的，不僅包含十二使徒，還囊括所有認同祂的教導並委身於祂的人，都被稱為「門徒」。這些門徒的呼召發生在其他教師也有他們自己門徒的時代，最著名的是法利賽人（</w:t>
+        <w:t>舊約聖經談到神的創造是美麗的（</w:t>
+      </w:r>
+      <w:hyperlink r:id="rId13">
+        <w:r>
+          <w:rPr>
+            <w:lang w:val="zh_TW" w:bidi="zh_TW"/>
+          </w:rPr>
+          <w:rPr>
+            <w:color w:val="0000EE"/>
+            <w:u w:val="single"/>
+          </w:rPr>
+          <w:t>創2:9</w:t>
+        </w:r>
+      </w:hyperlink>
+      <w:r>
+        <w:rPr>
+          <w:lang w:val="zh_TW" w:bidi="zh_TW"/>
+        </w:rPr>
+        <w:t>；</w:t>
+      </w:r>
+      <w:hyperlink r:id="rId14">
+        <w:r>
+          <w:rPr>
+            <w:lang w:val="zh_TW" w:bidi="zh_TW"/>
+          </w:rPr>
+          <w:rPr>
+            <w:color w:val="0000EE"/>
+            <w:u w:val="single"/>
+          </w:rPr>
+          <w:t>伯26:13</w:t>
+        </w:r>
+      </w:hyperlink>
+      <w:r>
+        <w:rPr>
+          <w:lang w:val="zh_TW" w:bidi="zh_TW"/>
+        </w:rPr>
+        <w:t>；</w:t>
+      </w:r>
+      <w:hyperlink r:id="rId15">
+        <w:r>
+          <w:rPr>
+            <w:lang w:val="zh_TW" w:bidi="zh_TW"/>
+          </w:rPr>
+          <w:rPr>
+            <w:color w:val="0000EE"/>
+            <w:u w:val="single"/>
+          </w:rPr>
+          <w:t>詩19:1–6</w:t>
+        </w:r>
+      </w:hyperlink>
+      <w:r>
+        <w:rPr>
+          <w:lang w:val="zh_TW" w:bidi="zh_TW"/>
+        </w:rPr>
+        <w:t>；</w:t>
       </w:r>
       <w:hyperlink r:id="rId16">
         <w:r>
@@ -310,14 +310,14 @@
             <w:color w:val="0000EE"/>
             <w:u w:val="single"/>
           </w:rPr>
-          <w:t>可2:18</w:t>
+          <w:t>歌6:10</w:t>
         </w:r>
       </w:hyperlink>
       <w:r>
         <w:rPr>
           <w:lang w:val="zh_TW" w:bidi="zh_TW"/>
         </w:rPr>
-        <w:t>；</w:t>
+        <w:t>）。迦南地是「美地」（</w:t>
       </w:r>
       <w:hyperlink r:id="rId17">
         <w:r>
@@ -328,14 +328,14 @@
             <w:color w:val="0000EE"/>
             <w:u w:val="single"/>
           </w:rPr>
-          <w:t>路5:33</w:t>
+          <w:t>耶3:19</w:t>
         </w:r>
       </w:hyperlink>
       <w:r>
         <w:rPr>
           <w:lang w:val="zh_TW" w:bidi="zh_TW"/>
         </w:rPr>
-        <w:t>）和施洗約翰（</w:t>
+        <w:t>）。耶路撒冷被稱為「美」（</w:t>
       </w:r>
       <w:hyperlink r:id="rId18">
         <w:r>
@@ -346,14 +346,14 @@
             <w:color w:val="0000EE"/>
             <w:u w:val="single"/>
           </w:rPr>
-          <w:t>太9:14</w:t>
+          <w:t>賽52:1</w:t>
         </w:r>
       </w:hyperlink>
       <w:r>
         <w:rPr>
           <w:lang w:val="zh_TW" w:bidi="zh_TW"/>
         </w:rPr>
-        <w:t>）。從施洗約翰的做法中可以看出，不同的領袖對他們的門徒有不同的要求。約翰的方式，在性質上比耶穌的方式更為禁欲主義；然而，這不僅涉及行為和生活方式的教導，還含括一種獨特的禱告模式（</w:t>
+        <w:t>；</w:t>
       </w:r>
       <w:hyperlink r:id="rId19">
         <w:r>
@@ -364,14 +364,86 @@
             <w:color w:val="0000EE"/>
             <w:u w:val="single"/>
           </w:rPr>
-          <w:t>路11:1</w:t>
+          <w:t>哀2:15</w:t>
         </w:r>
       </w:hyperlink>
       <w:r>
         <w:rPr>
           <w:lang w:val="zh_TW" w:bidi="zh_TW"/>
         </w:rPr>
-        <w:t>）。</w:t>
+        <w:t>），其中一個聖殿門也被稱為「美門」（</w:t>
+      </w:r>
+      <w:hyperlink r:id="rId20">
+        <w:r>
+          <w:rPr>
+            <w:lang w:val="zh_TW" w:bidi="zh_TW"/>
+          </w:rPr>
+          <w:rPr>
+            <w:color w:val="0000EE"/>
+            <w:u w:val="single"/>
+          </w:rPr>
+          <w:t>徒3:2、10</w:t>
+        </w:r>
+      </w:hyperlink>
+      <w:r>
+        <w:rPr>
+          <w:lang w:val="zh_TW" w:bidi="zh_TW"/>
+        </w:rPr>
+        <w:t>）。希伯來人欣賞黎巴嫩山脈的野性之美（</w:t>
+      </w:r>
+      <w:hyperlink r:id="rId21">
+        <w:r>
+          <w:rPr>
+            <w:lang w:val="zh_TW" w:bidi="zh_TW"/>
+          </w:rPr>
+          <w:rPr>
+            <w:color w:val="0000EE"/>
+            <w:u w:val="single"/>
+          </w:rPr>
+          <w:t>詩104:16</w:t>
+        </w:r>
+      </w:hyperlink>
+      <w:r>
+        <w:rPr>
+          <w:lang w:val="zh_TW" w:bidi="zh_TW"/>
+        </w:rPr>
+        <w:t>；</w:t>
+      </w:r>
+      <w:hyperlink r:id="rId22">
+        <w:r>
+          <w:rPr>
+            <w:lang w:val="zh_TW" w:bidi="zh_TW"/>
+          </w:rPr>
+          <w:rPr>
+            <w:color w:val="0000EE"/>
+            <w:u w:val="single"/>
+          </w:rPr>
+          <w:t>賽60:13</w:t>
+        </w:r>
+      </w:hyperlink>
+      <w:r>
+        <w:rPr>
+          <w:lang w:val="zh_TW" w:bidi="zh_TW"/>
+        </w:rPr>
+        <w:t>）。迦南城市得撒是巴沙王在北國的首都（</w:t>
+      </w:r>
+      <w:hyperlink r:id="rId23">
+        <w:r>
+          <w:rPr>
+            <w:lang w:val="zh_TW" w:bidi="zh_TW"/>
+          </w:rPr>
+          <w:rPr>
+            <w:color w:val="0000EE"/>
+            <w:u w:val="single"/>
+          </w:rPr>
+          <w:t>王上15:33</w:t>
+        </w:r>
+      </w:hyperlink>
+      <w:r>
+        <w:rPr>
+          <w:lang w:val="zh_TW" w:bidi="zh_TW"/>
+        </w:rPr>
+        <w:t>），因其迷人的地理位置而得名。「得撒」這個名字來自希伯來文，意思是「美麗」。</w:t>
       </w:r>
     </w:p>
     <w:p>
@@ -385,9 +457,9 @@
         <w:rPr>
           <w:lang w:val="zh_TW" w:bidi="zh_TW"/>
         </w:rPr>
-        <w:t>耶穌的門徒經歷了獨特的體驗。他們不僅直接受益於耶穌的教導、祂的神情和聲音的語調（</w:t>
-      </w:r>
-      <w:hyperlink r:id="rId20">
+        <w:t>雖然希伯來人不像古希臘人那樣崇尚人體之美，但舊約聖經仍然理想化了身體的吸引力。新郎在愛情詩歌中生動地描述了新娘的美麗（</w:t>
+      </w:r>
+      <w:hyperlink r:id="rId24">
         <w:r>
           <w:rPr>
             <w:lang w:val="zh_TW" w:bidi="zh_TW"/>
@@ -396,16 +468,16 @@
             <w:color w:val="0000EE"/>
             <w:u w:val="single"/>
           </w:rPr>
-          <w:t>可10:21</w:t>
+          <w:t>歌4:1–15</w:t>
         </w:r>
       </w:hyperlink>
       <w:r>
         <w:rPr>
           <w:lang w:val="zh_TW" w:bidi="zh_TW"/>
         </w:rPr>
-        <w:t>）以及祂的話語，也見證了以基督為中心的救贖劇情之開展。他們跟隨的老師體現了教導的實質。最初的門徒只能逐漸地接受基督的教導，這不僅因為他們的誤解需要受糾正（</w:t>
-      </w:r>
-      <w:hyperlink r:id="rId21">
+        <w:t>，</w:t>
+      </w:r>
+      <w:hyperlink r:id="rId25">
         <w:r>
           <w:rPr>
             <w:lang w:val="zh_TW" w:bidi="zh_TW"/>
@@ -414,16 +486,16 @@
             <w:color w:val="0000EE"/>
             <w:u w:val="single"/>
           </w:rPr>
-          <w:t>太16:21</w:t>
+          <w:t>6:4</w:t>
         </w:r>
       </w:hyperlink>
       <w:r>
         <w:rPr>
           <w:lang w:val="zh_TW" w:bidi="zh_TW"/>
         </w:rPr>
-        <w:t>），還因為耶穌所說和所做的全部意義，要等到祂的死與復活後才能完全被理解（</w:t>
-      </w:r>
-      <w:hyperlink r:id="rId22">
+        <w:t>）。這種對新娘的讚美，可能是以色列人婚禮的傳統特色。舊約聖經中有幾位傑出的女性被描述為美麗（</w:t>
+      </w:r>
+      <w:hyperlink r:id="rId26">
         <w:r>
           <w:rPr>
             <w:lang w:val="zh_TW" w:bidi="zh_TW"/>
@@ -432,16 +504,16 @@
             <w:color w:val="0000EE"/>
             <w:u w:val="single"/>
           </w:rPr>
-          <w:t>太28:9</w:t>
+          <w:t>創29:17</w:t>
         </w:r>
       </w:hyperlink>
       <w:r>
         <w:rPr>
           <w:lang w:val="zh_TW" w:bidi="zh_TW"/>
         </w:rPr>
-        <w:t>）。所以，並不令人意外地，門徒訓練的時期涵蓋了耶穌死與復活之前和之後，以及五旬節之後，聖靈教導門徒關於耶穌在世時他們「擔當不了」的事情（</w:t>
-      </w:r>
-      <w:hyperlink r:id="rId23">
+        <w:t>；</w:t>
+      </w:r>
+      <w:hyperlink r:id="rId27">
         <w:r>
           <w:rPr>
             <w:lang w:val="zh_TW" w:bidi="zh_TW"/>
@@ -450,7 +522,133 @@
             <w:color w:val="0000EE"/>
             <w:u w:val="single"/>
           </w:rPr>
-          <w:t>約16:12</w:t>
+          <w:t>撒下11:2</w:t>
+        </w:r>
+      </w:hyperlink>
+      <w:r>
+        <w:rPr>
+          <w:lang w:val="zh_TW" w:bidi="zh_TW"/>
+        </w:rPr>
+        <w:t>；</w:t>
+      </w:r>
+      <w:hyperlink r:id="rId28">
+        <w:r>
+          <w:rPr>
+            <w:lang w:val="zh_TW" w:bidi="zh_TW"/>
+          </w:rPr>
+          <w:rPr>
+            <w:color w:val="0000EE"/>
+            <w:u w:val="single"/>
+          </w:rPr>
+          <w:t>斯2:7</w:t>
+        </w:r>
+      </w:hyperlink>
+      <w:r>
+        <w:rPr>
+          <w:lang w:val="zh_TW" w:bidi="zh_TW"/>
+        </w:rPr>
+        <w:t>）。但在女性身上，感官上的美麗遠不及勤勞、機智（resourcefulness）和傳統的敬虔（</w:t>
+      </w:r>
+      <w:hyperlink r:id="rId29">
+        <w:r>
+          <w:rPr>
+            <w:lang w:val="zh_TW" w:bidi="zh_TW"/>
+          </w:rPr>
+          <w:rPr>
+            <w:color w:val="0000EE"/>
+            <w:u w:val="single"/>
+          </w:rPr>
+          <w:t>箴31:10–31</w:t>
+        </w:r>
+      </w:hyperlink>
+      <w:r>
+        <w:rPr>
+          <w:lang w:val="zh_TW" w:bidi="zh_TW"/>
+        </w:rPr>
+        <w:t>）。有幾位男性也因其外表俊美而聞名，例如大衛（</w:t>
+      </w:r>
+      <w:hyperlink r:id="rId30">
+        <w:r>
+          <w:rPr>
+            <w:lang w:val="zh_TW" w:bidi="zh_TW"/>
+          </w:rPr>
+          <w:rPr>
+            <w:color w:val="0000EE"/>
+            <w:u w:val="single"/>
+          </w:rPr>
+          <w:t>撒上16:12</w:t>
+        </w:r>
+      </w:hyperlink>
+      <w:r>
+        <w:rPr>
+          <w:lang w:val="zh_TW" w:bidi="zh_TW"/>
+        </w:rPr>
+        <w:t>）和押沙龍（</w:t>
+      </w:r>
+      <w:hyperlink r:id="rId31">
+        <w:r>
+          <w:rPr>
+            <w:lang w:val="zh_TW" w:bidi="zh_TW"/>
+          </w:rPr>
+          <w:rPr>
+            <w:color w:val="0000EE"/>
+            <w:u w:val="single"/>
+          </w:rPr>
+          <w:t>撒下14:25</w:t>
+        </w:r>
+      </w:hyperlink>
+      <w:r>
+        <w:rPr>
+          <w:lang w:val="zh_TW" w:bidi="zh_TW"/>
+        </w:rPr>
+        <w:t>）。在舊約時代，化妝品、珠寶和其它配飾被用來提升女性的美麗。先知以賽亞列舉了這些物品（</w:t>
+      </w:r>
+      <w:hyperlink r:id="rId32">
+        <w:r>
+          <w:rPr>
+            <w:lang w:val="zh_TW" w:bidi="zh_TW"/>
+          </w:rPr>
+          <w:rPr>
+            <w:color w:val="0000EE"/>
+            <w:u w:val="single"/>
+          </w:rPr>
+          <w:t>賽3:18–24</w:t>
+        </w:r>
+      </w:hyperlink>
+      <w:r>
+        <w:rPr>
+          <w:lang w:val="zh_TW" w:bidi="zh_TW"/>
+        </w:rPr>
+        <w:t>），以西結提到當時的裝扮習俗（</w:t>
+      </w:r>
+      <w:hyperlink r:id="rId33">
+        <w:r>
+          <w:rPr>
+            <w:lang w:val="zh_TW" w:bidi="zh_TW"/>
+          </w:rPr>
+          <w:rPr>
+            <w:color w:val="0000EE"/>
+            <w:u w:val="single"/>
+          </w:rPr>
+          <w:t>結16:10–13</w:t>
+        </w:r>
+      </w:hyperlink>
+      <w:r>
+        <w:rPr>
+          <w:lang w:val="zh_TW" w:bidi="zh_TW"/>
+        </w:rPr>
+        <w:t>）。以色列人的崇拜也極具美感，大祭司華麗的儀式長袍是為榮耀和美麗而設計的（</w:t>
+      </w:r>
+      <w:hyperlink r:id="rId34">
+        <w:r>
+          <w:rPr>
+            <w:lang w:val="zh_TW" w:bidi="zh_TW"/>
+          </w:rPr>
+          <w:rPr>
+            <w:color w:val="0000EE"/>
+            <w:u w:val="single"/>
+          </w:rPr>
+          <w:t>出28:2、40</w:t>
         </w:r>
       </w:hyperlink>
       <w:r>
@@ -471,9 +669,9 @@
         <w:rPr>
           <w:lang w:val="zh_TW" w:bidi="zh_TW"/>
         </w:rPr>
-        <w:t>耶穌的第一批門徒，包括十二使徒和七十個門徒（</w:t>
-      </w:r>
-      <w:hyperlink r:id="rId24">
+        <w:t>在舊約中，美麗的概念也應用於神。耶和華的恩惠被稱為祂的「榮美」（</w:t>
+      </w:r>
+      <w:hyperlink r:id="rId35">
         <w:r>
           <w:rPr>
             <w:lang w:val="zh_TW" w:bidi="zh_TW"/>
@@ -482,16 +680,16 @@
             <w:color w:val="0000EE"/>
             <w:u w:val="single"/>
           </w:rPr>
-          <w:t>太26:20</w:t>
+          <w:t>詩90:17</w:t>
         </w:r>
       </w:hyperlink>
       <w:r>
         <w:rPr>
           <w:lang w:val="zh_TW" w:bidi="zh_TW"/>
         </w:rPr>
-        <w:t>；</w:t>
-      </w:r>
-      <w:hyperlink r:id="rId25">
+        <w:t>）。以賽亞記錄了神的應許，將賜給祂的百姓「華……代替灰塵」（</w:t>
+      </w:r>
+      <w:hyperlink r:id="rId36">
         <w:r>
           <w:rPr>
             <w:lang w:val="zh_TW" w:bidi="zh_TW"/>
@@ -500,16 +698,16 @@
             <w:color w:val="0000EE"/>
             <w:u w:val="single"/>
           </w:rPr>
-          <w:t>路10:1</w:t>
+          <w:t>賽61:3</w:t>
         </w:r>
       </w:hyperlink>
       <w:r>
         <w:rPr>
           <w:lang w:val="zh_TW" w:bidi="zh_TW"/>
         </w:rPr>
-        <w:t>），接受了祂的教導，並轉而教導他人（</w:t>
-      </w:r>
-      <w:hyperlink r:id="rId26">
+        <w:t>）。詩篇的作者表達了渴望花時間在聖殿中享受耶和華的美麗，祂的「榮美」（</w:t>
+      </w:r>
+      <w:hyperlink r:id="rId37">
         <w:r>
           <w:rPr>
             <w:lang w:val="zh_TW" w:bidi="zh_TW"/>
@@ -518,16 +716,16 @@
             <w:color w:val="0000EE"/>
             <w:u w:val="single"/>
           </w:rPr>
-          <w:t>路10:1–11</w:t>
+          <w:t>詩27:4</w:t>
         </w:r>
       </w:hyperlink>
       <w:r>
         <w:rPr>
           <w:lang w:val="zh_TW" w:bidi="zh_TW"/>
         </w:rPr>
-        <w:t>），也被賦予了醫治的能力（</w:t>
-      </w:r>
-      <w:hyperlink r:id="rId27">
+        <w:t>）。以賽亞描述神為以色列餘民（那些忠於神的人）的「華冕」（</w:t>
+      </w:r>
+      <w:hyperlink r:id="rId38">
         <w:r>
           <w:rPr>
             <w:lang w:val="zh_TW" w:bidi="zh_TW"/>
@@ -536,16 +734,16 @@
             <w:color w:val="0000EE"/>
             <w:u w:val="single"/>
           </w:rPr>
-          <w:t>太10:1</w:t>
+          <w:t>賽28:5</w:t>
         </w:r>
       </w:hyperlink>
       <w:r>
         <w:rPr>
           <w:lang w:val="zh_TW" w:bidi="zh_TW"/>
         </w:rPr>
-        <w:t>）。他們還被吩咐去傳揚藉基督得救的信息。然而，十二使徒獲得了特別的地位，除了猶大以外（他的地位由馬提亞取代，</w:t>
-      </w:r>
-      <w:hyperlink r:id="rId28">
+        <w:t>）。彌賽亞（神的受膏者）被稱為榮美的王（</w:t>
+      </w:r>
+      <w:hyperlink r:id="rId39">
         <w:r>
           <w:rPr>
             <w:lang w:val="zh_TW" w:bidi="zh_TW"/>
@@ -554,104 +752,14 @@
             <w:color w:val="0000EE"/>
             <w:u w:val="single"/>
           </w:rPr>
-          <w:t>徒1:26</w:t>
+          <w:t>賽33:17</w:t>
         </w:r>
       </w:hyperlink>
       <w:r>
         <w:rPr>
           <w:lang w:val="zh_TW" w:bidi="zh_TW"/>
         </w:rPr>
-        <w:t>），他們成為新興基督教會的根基教師。他們在教會中的權柄是由基督所賦予的（</w:t>
-      </w:r>
-      <w:hyperlink r:id="rId29">
-        <w:r>
-          <w:rPr>
-            <w:lang w:val="zh_TW" w:bidi="zh_TW"/>
-          </w:rPr>
-          <w:rPr>
-            <w:color w:val="0000EE"/>
-            <w:u w:val="single"/>
-          </w:rPr>
-          <w:t>太16:19</w:t>
-        </w:r>
-      </w:hyperlink>
-      <w:r>
-        <w:rPr>
-          <w:lang w:val="zh_TW" w:bidi="zh_TW"/>
-        </w:rPr>
-        <w:t>，</w:t>
-      </w:r>
-      <w:hyperlink r:id="rId30">
-        <w:r>
-          <w:rPr>
-            <w:lang w:val="zh_TW" w:bidi="zh_TW"/>
-          </w:rPr>
-          <w:rPr>
-            <w:color w:val="0000EE"/>
-            <w:u w:val="single"/>
-          </w:rPr>
-          <w:t>28:16–20</w:t>
-        </w:r>
-      </w:hyperlink>
-      <w:r>
-        <w:rPr>
-          <w:lang w:val="zh_TW" w:bidi="zh_TW"/>
-        </w:rPr>
-        <w:t>），其特徵是捨己服事（</w:t>
-      </w:r>
-      <w:hyperlink r:id="rId31">
-        <w:r>
-          <w:rPr>
-            <w:lang w:val="zh_TW" w:bidi="zh_TW"/>
-          </w:rPr>
-          <w:rPr>
-            <w:color w:val="0000EE"/>
-            <w:u w:val="single"/>
-          </w:rPr>
-          <w:t>路22:24–30</w:t>
-        </w:r>
-      </w:hyperlink>
-      <w:r>
-        <w:rPr>
-          <w:lang w:val="zh_TW" w:bidi="zh_TW"/>
-        </w:rPr>
-        <w:t>）。這群門徒後來被稱為使徒（儘管這個詞偶爾有更廣泛的應用），大數的掃羅也加入其中。在他去大馬士革的路上歸信主時，他看見了復活的主，並立即被基督任命為外邦人的使徒（</w:t>
-      </w:r>
-      <w:hyperlink r:id="rId32">
-        <w:r>
-          <w:rPr>
-            <w:lang w:val="zh_TW" w:bidi="zh_TW"/>
-          </w:rPr>
-          <w:rPr>
-            <w:color w:val="0000EE"/>
-            <w:u w:val="single"/>
-          </w:rPr>
-          <w:t>加1:12、16</w:t>
-        </w:r>
-      </w:hyperlink>
-      <w:r>
-        <w:rPr>
-          <w:lang w:val="zh_TW" w:bidi="zh_TW"/>
-        </w:rPr>
-        <w:t>；</w:t>
-      </w:r>
-      <w:hyperlink r:id="rId33">
-        <w:r>
-          <w:rPr>
-            <w:lang w:val="zh_TW" w:bidi="zh_TW"/>
-          </w:rPr>
-          <w:rPr>
-            <w:color w:val="0000EE"/>
-            <w:u w:val="single"/>
-          </w:rPr>
-          <w:t>徒9:15</w:t>
-        </w:r>
-      </w:hyperlink>
-      <w:r>
-        <w:rPr>
-          <w:lang w:val="zh_TW" w:bidi="zh_TW"/>
-        </w:rPr>
-        <w:t>）。</w:t>
+        <w:t>）。因此，在舊約中，美的概念超越了單純的外在吸引力，它成為神學概念，肯定神實質上的榮耀。</w:t>
       </w:r>
     </w:p>
     <w:p>
@@ -665,9 +773,9 @@
         <w:rPr>
           <w:lang w:val="zh_TW" w:bidi="zh_TW"/>
         </w:rPr>
-        <w:t>在基督升天時，祂委派了第一批門徒來「使萬民作我的門徒」（</w:t>
-      </w:r>
-      <w:hyperlink r:id="rId34">
+        <w:t>新約聖經勸誡基督的跟隨者過一種「尊榮」救主教導的生活，並使其吸引非信徒（</w:t>
+      </w:r>
+      <w:hyperlink r:id="rId40">
         <w:r>
           <w:rPr>
             <w:lang w:val="zh_TW" w:bidi="zh_TW"/>
@@ -676,16 +784,16 @@
             <w:color w:val="0000EE"/>
             <w:u w:val="single"/>
           </w:rPr>
-          <w:t>太28:19</w:t>
+          <w:t>多2:10</w:t>
         </w:r>
       </w:hyperlink>
       <w:r>
         <w:rPr>
           <w:lang w:val="zh_TW" w:bidi="zh_TW"/>
         </w:rPr>
-        <w:t>）；因此，「門徒」這個詞在使徒行傳中也用來指信徒，也就是那些任信基督的人。雖然他們並未直接受基督本人呼召，但這些門徒是藉著基督的靈，通過第一批門徒所傳的信息而被呼召的；後來被呼召的門徒在任何意義上，都不亞於第一批門徒，即便他們所享有的特權較少。早期基督徒被稱為拿撒勒人耶穌的門徒，或簡單稱為「門徒」（</w:t>
-      </w:r>
-      <w:hyperlink r:id="rId35">
+        <w:t>）。那些傳講基督福音的人被稱為佳美（</w:t>
+      </w:r>
+      <w:hyperlink r:id="rId41">
         <w:r>
           <w:rPr>
             <w:lang w:val="zh_TW" w:bidi="zh_TW"/>
@@ -694,16 +802,16 @@
             <w:color w:val="0000EE"/>
             <w:u w:val="single"/>
           </w:rPr>
-          <w:t>徒6:1–2、7</w:t>
+          <w:t>羅10:15</w:t>
         </w:r>
       </w:hyperlink>
       <w:r>
         <w:rPr>
           <w:lang w:val="zh_TW" w:bidi="zh_TW"/>
         </w:rPr>
-        <w:t>，</w:t>
-      </w:r>
-      <w:hyperlink r:id="rId36">
+        <w:t>）。使徒保羅和彼得警告婦女不要滿足於外在的美麗（</w:t>
+      </w:r>
+      <w:hyperlink r:id="rId42">
         <w:r>
           <w:rPr>
             <w:lang w:val="zh_TW" w:bidi="zh_TW"/>
@@ -712,16 +820,16 @@
             <w:color w:val="0000EE"/>
             <w:u w:val="single"/>
           </w:rPr>
-          <w:t>9:36</w:t>
+          <w:t>提前2:9–10</w:t>
         </w:r>
       </w:hyperlink>
       <w:r>
         <w:rPr>
           <w:lang w:val="zh_TW" w:bidi="zh_TW"/>
         </w:rPr>
-        <w:t>，</w:t>
-      </w:r>
-      <w:hyperlink r:id="rId37">
+        <w:t>），提醒她們美好的品格才是敬虔的真正妝飾（</w:t>
+      </w:r>
+      <w:hyperlink r:id="rId43">
         <w:r>
           <w:rPr>
             <w:lang w:val="zh_TW" w:bidi="zh_TW"/>
@@ -730,16 +838,16 @@
             <w:color w:val="0000EE"/>
             <w:u w:val="single"/>
           </w:rPr>
-          <w:t>11:26</w:t>
+          <w:t>彼前3:3–5</w:t>
         </w:r>
       </w:hyperlink>
       <w:r>
         <w:rPr>
           <w:lang w:val="zh_TW" w:bidi="zh_TW"/>
         </w:rPr>
-        <w:t>）這是合理的，因為他們繼續傳揚耶穌的教導，並過著耶穌所樹立榜樣的生活。他們因此被認為是一個「學派（school）」或活生生的群體，實踐他們「夫子（master）」的教導。約翰壹書強調，只有那些遵守基督誡命的人，才真正表現出對神的愛（</w:t>
-      </w:r>
-      <w:hyperlink r:id="rId38">
+        <w:t>）。信徒最終居所的美——天堂——也反映在「新耶路撒冷」如新婦的描述中，以及古代珍貴寶石的象徵意義中（見</w:t>
+      </w:r>
+      <w:hyperlink r:id="rId44">
         <w:r>
           <w:rPr>
             <w:lang w:val="zh_TW" w:bidi="zh_TW"/>
@@ -748,16 +856,92 @@
             <w:color w:val="0000EE"/>
             <w:u w:val="single"/>
           </w:rPr>
-          <w:t>約一2:3–6</w:t>
+          <w:t>啟21–22章</w:t>
         </w:r>
       </w:hyperlink>
       <w:r>
         <w:rPr>
           <w:lang w:val="zh_TW" w:bidi="zh_TW"/>
         </w:rPr>
-        <w:t>，</w:t>
-      </w:r>
-      <w:hyperlink r:id="rId39">
+        <w:t>）。</w:t>
+      </w:r>
+      <w:r>
+        <w:rPr>
+          <w:lang w:val="zh_TW" w:bidi="zh_TW"/>
+        </w:rPr>
+      </w:r>
+      <w:r>
+        <w:rPr>
+          <w:lang w:val="zh_TW" w:bidi="zh_TW"/>
+        </w:rPr>
+      </w:r>
+    </w:p>
+    <w:p>
+      <w:pPr/>
+      <w:r>
+        <w:rPr>
+          <w:lang w:val="zh_TW" w:bidi="zh_TW"/>
+        </w:rPr>
+      </w:r>
+    </w:p>
+    <w:p>
+      <w:pPr>
+        <w:pStyle w:val="Heading2"/>
+      </w:pPr>
+      <w:r>
+        <w:rPr>
+          <w:lang w:val="zh_TW" w:bidi="zh_TW"/>
+        </w:rPr>
+        <w:t>美索不達米亞</w:t>
+      </w:r>
+      <w:r>
+        <w:rPr>
+          <w:lang w:val="zh_TW" w:bidi="zh_TW"/>
+        </w:rPr>
+      </w:r>
+    </w:p>
+    <w:p>
+      <w:pPr/>
+      <w:r>
+        <w:rPr>
+          <w:lang w:val="zh_TW" w:bidi="zh_TW"/>
+        </w:rPr>
+      </w:r>
+      <w:r>
+        <w:rPr>
+          <w:lang w:val="zh_TW" w:bidi="zh_TW"/>
+        </w:rPr>
+        <w:t>這個名稱來自希臘文，指位於底格里斯河（Tigris）與幼發拉底河（Euphrates）之間的地區。今天，阿拉伯人稱此地為「al-Jazira」，意即「島嶼」。</w:t>
+      </w:r>
+    </w:p>
+    <w:p>
+      <w:pPr/>
+      <w:r>
+        <w:rPr>
+          <w:lang w:val="zh_TW" w:bidi="zh_TW"/>
+        </w:rPr>
+      </w:r>
+      <w:r>
+        <w:rPr>
+          <w:lang w:val="zh_TW" w:bidi="zh_TW"/>
+        </w:rPr>
+        <w:t>美索不達米亞，意指「兩河之間」，是指靠近底格里斯河和幼發拉底河直到波斯灣的地區。大部份位於現今的伊拉克境內，但部份地區在敘利亞和土耳其。</w:t>
+      </w:r>
+    </w:p>
+    <w:p>
+      <w:pPr/>
+      <w:r>
+        <w:rPr>
+          <w:lang w:val="zh_TW" w:bidi="zh_TW"/>
+        </w:rPr>
+      </w:r>
+      <w:r>
+        <w:rPr>
+          <w:lang w:val="zh_TW" w:bidi="zh_TW"/>
+        </w:rPr>
+        <w:t>美索不達米亞對於舊約歷史非常重要，</w:t>
+      </w:r>
+      <w:hyperlink r:id="rId45">
         <w:r>
           <w:rPr>
             <w:lang w:val="zh_TW" w:bidi="zh_TW"/>
@@ -766,15 +950,473 @@
             <w:color w:val="0000EE"/>
             <w:u w:val="single"/>
           </w:rPr>
-          <w:t>3:10–11</w:t>
+          <w:t>創世記一至十一章</w:t>
         </w:r>
       </w:hyperlink>
       <w:r>
         <w:rPr>
           <w:lang w:val="zh_TW" w:bidi="zh_TW"/>
         </w:rPr>
+        <w:t>中的很多故事，都在這裡發生。伊甸園被認為位於美索不達米亞，因為</w:t>
+      </w:r>
+      <w:hyperlink r:id="rId46">
+        <w:r>
+          <w:rPr>
+            <w:lang w:val="zh_TW" w:bidi="zh_TW"/>
+          </w:rPr>
+          <w:rPr>
+            <w:color w:val="0000EE"/>
+            <w:u w:val="single"/>
+          </w:rPr>
+          <w:t>創世記二章10至14節</w:t>
+        </w:r>
+      </w:hyperlink>
+      <w:r>
+        <w:rPr>
+          <w:lang w:val="zh_TW" w:bidi="zh_TW"/>
+        </w:rPr>
+        <w:t>提到，伊甸園附近兩條河流為幼發拉底河和底格里斯河。</w:t>
+      </w:r>
+    </w:p>
+    <w:p>
+      <w:pPr>
+        <w:pStyle w:val="Heading3"/>
+      </w:pPr>
+      <w:r>
+        <w:rPr>
+          <w:lang w:val="zh_TW" w:bidi="zh_TW"/>
+        </w:rPr>
+        <w:t>誰居住在美索不達米亞？</w:t>
+      </w:r>
+    </w:p>
+    <w:p>
+      <w:pPr/>
+      <w:r>
+        <w:rPr>
+          <w:lang w:val="zh_TW" w:bidi="zh_TW"/>
+        </w:rPr>
+      </w:r>
+      <w:r>
+        <w:rPr>
+          <w:lang w:val="zh_TW" w:bidi="zh_TW"/>
+        </w:rPr>
+        <w:t>我們對美索不達米亞的史前文化所知甚少。歷史時期的劃分通常依據最重要的城邦（例如吾珥和伊辛—拉爾薩（Isin-Larsa））或統治王朝（例如吾珥第三王朝（Ur III））來命名。</w:t>
+      </w:r>
+    </w:p>
+    <w:p>
+      <w:pPr/>
+      <w:r>
+        <w:rPr>
+          <w:lang w:val="zh_TW" w:bidi="zh_TW"/>
+        </w:rPr>
+      </w:r>
+      <w:r>
+        <w:rPr>
+          <w:lang w:val="zh_TW" w:bidi="zh_TW"/>
+        </w:rPr>
+        <w:t>美索不達米亞的南部稱為蘇美（Sumer）。蘇美人擁有獨特的文化，他們所說的語言與美索不達米亞其他地區的完全不同。然而，蘇美語與其他語言的書寫符號一樣，是用一系列的楔形文字（cuneiform）來書寫的。</w:t>
+      </w:r>
+    </w:p>
+    <w:p>
+      <w:pPr/>
+      <w:r>
+        <w:rPr>
+          <w:lang w:val="zh_TW" w:bidi="zh_TW"/>
+        </w:rPr>
+      </w:r>
+      <w:r>
+        <w:rPr>
+          <w:lang w:val="zh_TW" w:bidi="zh_TW"/>
+        </w:rPr>
+        <w:t>美索不達米亞往北邊的地區稱為亞喀得（Akkad，也稱為阿卡德</w:t>
+      </w:r>
+      <w:r>
+        <w:rPr>
+          <w:lang w:val="zh_TW" w:bidi="zh_TW"/>
+        </w:rPr>
+        <w:t>〔</w:t>
+      </w:r>
+      <w:r>
+        <w:rPr>
+          <w:lang w:val="zh_TW" w:bidi="zh_TW"/>
+        </w:rPr>
+        <w:t>Agade</w:t>
+      </w:r>
+      <w:r>
+        <w:rPr>
+          <w:lang w:val="zh_TW" w:bidi="zh_TW"/>
+        </w:rPr>
+        <w:t>〕</w:t>
+      </w:r>
+      <w:r>
+        <w:rPr>
+          <w:lang w:val="zh_TW" w:bidi="zh_TW"/>
+        </w:rPr>
+        <w:t>），亞喀得人也屬於閃族人；再往北沿著底格里斯河的是亞述地區，更西邊是敘利亞（也稱為亞蘭）。在亞述和敘利亞之間是米坦尼（Mitanni）。</w:t>
+      </w:r>
+    </w:p>
+    <w:p>
+      <w:pPr/>
+      <w:r>
+        <w:rPr>
+          <w:lang w:val="zh_TW" w:bidi="zh_TW"/>
+        </w:rPr>
+      </w:r>
+      <w:r>
+        <w:rPr>
+          <w:lang w:val="zh_TW" w:bidi="zh_TW"/>
+        </w:rPr>
+        <w:t>美索不達米亞不同地區曾在不同時期先後興起掌權，此地也先後成為多個帝國的一部份，包括：</w:t>
+      </w:r>
+    </w:p>
+    <w:p>
+      <w:pPr>
+        <w:pStyle w:val="ListBullet"/>
+        <w:spacing w:line="240" w:lineRule="auto"/>
+        <w:ind w:left="720"/>
+      </w:pPr>
+      <w:r>
+        <w:rPr>
+          <w:lang w:val="zh_TW" w:bidi="zh_TW"/>
+        </w:rPr>
+      </w:r>
+      <w:r>
+        <w:rPr>
+          <w:lang w:val="zh_TW" w:bidi="zh_TW"/>
+        </w:rPr>
+        <w:t>赫人</w:t>
+      </w:r>
+    </w:p>
+    <w:p>
+      <w:pPr>
+        <w:pStyle w:val="ListBullet"/>
+        <w:spacing w:line="240" w:lineRule="auto"/>
+        <w:ind w:left="720"/>
+      </w:pPr>
+      <w:r>
+        <w:rPr>
+          <w:lang w:val="zh_TW" w:bidi="zh_TW"/>
+        </w:rPr>
+      </w:r>
+      <w:r>
+        <w:rPr>
+          <w:lang w:val="zh_TW" w:bidi="zh_TW"/>
+        </w:rPr>
+        <w:t>亞述</w:t>
+      </w:r>
+    </w:p>
+    <w:p>
+      <w:pPr>
+        <w:pStyle w:val="ListBullet"/>
+        <w:spacing w:line="240" w:lineRule="auto"/>
+        <w:ind w:left="720"/>
+      </w:pPr>
+      <w:r>
+        <w:rPr>
+          <w:lang w:val="zh_TW" w:bidi="zh_TW"/>
+        </w:rPr>
+      </w:r>
+      <w:r>
+        <w:rPr>
+          <w:lang w:val="zh_TW" w:bidi="zh_TW"/>
+        </w:rPr>
+        <w:t>巴比倫</w:t>
+      </w:r>
+    </w:p>
+    <w:p>
+      <w:pPr>
+        <w:pStyle w:val="ListBullet"/>
+        <w:spacing w:line="240" w:lineRule="auto"/>
+        <w:ind w:left="720"/>
+      </w:pPr>
+      <w:r>
+        <w:rPr>
+          <w:lang w:val="zh_TW" w:bidi="zh_TW"/>
+        </w:rPr>
+      </w:r>
+      <w:r>
+        <w:rPr>
+          <w:lang w:val="zh_TW" w:bidi="zh_TW"/>
+        </w:rPr>
+        <w:t>波斯</w:t>
+      </w:r>
+    </w:p>
+    <w:p>
+      <w:pPr>
+        <w:pStyle w:val="ListBullet"/>
+        <w:spacing w:line="240" w:lineRule="auto"/>
+        <w:ind w:left="720"/>
+      </w:pPr>
+      <w:r>
+        <w:rPr>
+          <w:lang w:val="zh_TW" w:bidi="zh_TW"/>
+        </w:rPr>
+      </w:r>
+      <w:r>
+        <w:rPr>
+          <w:lang w:val="zh_TW" w:bidi="zh_TW"/>
+        </w:rPr>
+        <w:t>希臘（也稱為希臘化〔Hellenistic〕）</w:t>
+      </w:r>
+    </w:p>
+    <w:p>
+      <w:pPr>
+        <w:pStyle w:val="ListBullet"/>
+        <w:spacing w:line="240" w:lineRule="auto"/>
+        <w:ind w:left="720"/>
+      </w:pPr>
+      <w:r>
+        <w:rPr>
+          <w:lang w:val="zh_TW" w:bidi="zh_TW"/>
+        </w:rPr>
+      </w:r>
+      <w:r>
+        <w:rPr>
+          <w:lang w:val="zh_TW" w:bidi="zh_TW"/>
+        </w:rPr>
+        <w:t>羅馬</w:t>
+      </w:r>
+    </w:p>
+    <w:p>
+      <w:pPr>
+        <w:pStyle w:val="Heading3"/>
+      </w:pPr>
+      <w:r>
+        <w:rPr>
+          <w:lang w:val="zh_TW" w:bidi="zh_TW"/>
+        </w:rPr>
+        <w:t>聖經中的美索不達米亞</w:t>
+      </w:r>
+    </w:p>
+    <w:p>
+      <w:pPr/>
+      <w:r>
+        <w:rPr>
+          <w:lang w:val="zh_TW" w:bidi="zh_TW"/>
+        </w:rPr>
+      </w:r>
+      <w:r>
+        <w:rPr>
+          <w:lang w:val="zh_TW" w:bidi="zh_TW"/>
+        </w:rPr>
+        <w:t>舊約稱美索不達米亞為「亞蘭一納哈拉音（Aram-naharaim）」，意指「兩河的亞蘭」。亞伯拉罕曾差派僕人往亞蘭一納哈拉音為以撒找妻子（</w:t>
+      </w:r>
+      <w:hyperlink r:id="rId47">
+        <w:r>
+          <w:rPr>
+            <w:lang w:val="zh_TW" w:bidi="zh_TW"/>
+          </w:rPr>
+          <w:rPr>
+            <w:color w:val="0000EE"/>
+            <w:u w:val="single"/>
+          </w:rPr>
+          <w:t>創24:10</w:t>
+        </w:r>
+      </w:hyperlink>
+      <w:r>
+        <w:rPr>
+          <w:lang w:val="zh_TW" w:bidi="zh_TW"/>
+        </w:rPr>
+        <w:t>；譯註：和合本譯美索不達米亞）。有些人認為「兩河」是指幼發拉底河和幼發拉底河中，一條名為哈布爾河（Khabur）的支流。雅各的故事中則並未使用「亞蘭一納哈拉音」這個詞，而是稱該地區為「巴旦‧亞蘭」，即「亞蘭的田野（或花園）」（</w:t>
+      </w:r>
+      <w:hyperlink r:id="rId48">
+        <w:r>
+          <w:rPr>
+            <w:lang w:val="zh_TW" w:bidi="zh_TW"/>
+          </w:rPr>
+          <w:rPr>
+            <w:color w:val="0000EE"/>
+            <w:u w:val="single"/>
+          </w:rPr>
+          <w:t>創28:2</w:t>
+        </w:r>
+      </w:hyperlink>
+      <w:r>
+        <w:rPr>
+          <w:lang w:val="zh_TW" w:bidi="zh_TW"/>
+        </w:rPr>
         <w:t>）。</w:t>
       </w:r>
+    </w:p>
+    <w:p>
+      <w:pPr/>
+      <w:r>
+        <w:rPr>
+          <w:lang w:val="zh_TW" w:bidi="zh_TW"/>
+        </w:rPr>
+      </w:r>
+      <w:r>
+        <w:rPr>
+          <w:lang w:val="zh_TW" w:bidi="zh_TW"/>
+        </w:rPr>
+        <w:t>比珥的兒子巴蘭出自美索不達米亞的毗奪（</w:t>
+      </w:r>
+      <w:hyperlink r:id="rId49">
+        <w:r>
+          <w:rPr>
+            <w:lang w:val="zh_TW" w:bidi="zh_TW"/>
+          </w:rPr>
+          <w:rPr>
+            <w:color w:val="0000EE"/>
+            <w:u w:val="single"/>
+          </w:rPr>
+          <w:t>申23:4</w:t>
+        </w:r>
+      </w:hyperlink>
+      <w:r>
+        <w:rPr>
+          <w:lang w:val="zh_TW" w:bidi="zh_TW"/>
+        </w:rPr>
+        <w:t>）。在士師時期，美索不達米亞王古珊‧利薩田（</w:t>
+      </w:r>
+      <w:r>
+        <w:rPr>
+          <w:lang w:val="zh_TW" w:bidi="zh_TW"/>
+        </w:rPr>
+        <w:t>Cushan-rishathaim</w:t>
+      </w:r>
+      <w:r>
+        <w:rPr>
+          <w:lang w:val="zh_TW" w:bidi="zh_TW"/>
+        </w:rPr>
+        <w:t>）曾壓迫以色列人八年，直到神藉著俄陀聶拯救他們（</w:t>
+      </w:r>
+      <w:hyperlink r:id="rId50">
+        <w:r>
+          <w:rPr>
+            <w:lang w:val="zh_TW" w:bidi="zh_TW"/>
+          </w:rPr>
+          <w:rPr>
+            <w:color w:val="0000EE"/>
+            <w:u w:val="single"/>
+          </w:rPr>
+          <w:t>士3:8</w:t>
+        </w:r>
+      </w:hyperlink>
+      <w:r>
+        <w:rPr>
+          <w:lang w:val="zh_TW" w:bidi="zh_TW"/>
+        </w:rPr>
+        <w:t>–</w:t>
+      </w:r>
+      <w:hyperlink r:id="rId50">
+        <w:r>
+          <w:rPr>
+            <w:lang w:val="zh_TW" w:bidi="zh_TW"/>
+          </w:rPr>
+          <w:rPr>
+            <w:color w:val="0000EE"/>
+            <w:u w:val="single"/>
+          </w:rPr>
+          <w:t>10</w:t>
+        </w:r>
+      </w:hyperlink>
+      <w:r>
+        <w:rPr>
+          <w:lang w:val="zh_TW" w:bidi="zh_TW"/>
+        </w:rPr>
+        <w:t>）。</w:t>
+      </w:r>
+    </w:p>
+    <w:p>
+      <w:pPr/>
+      <w:r>
+        <w:rPr>
+          <w:lang w:val="zh_TW" w:bidi="zh_TW"/>
+        </w:rPr>
+      </w:r>
+      <w:r>
+        <w:rPr>
+          <w:lang w:val="zh_TW" w:bidi="zh_TW"/>
+        </w:rPr>
+        <w:t>亞捫人因羞辱大衛的使者，擔心他會入侵，於是從美索不達米亞雇來戰車以增強軍力（</w:t>
+      </w:r>
+      <w:hyperlink r:id="rId51">
+        <w:r>
+          <w:rPr>
+            <w:lang w:val="zh_TW" w:bidi="zh_TW"/>
+          </w:rPr>
+          <w:rPr>
+            <w:color w:val="0000EE"/>
+            <w:u w:val="single"/>
+          </w:rPr>
+          <w:t>代上19:6</w:t>
+        </w:r>
+      </w:hyperlink>
+      <w:r>
+        <w:rPr>
+          <w:lang w:val="zh_TW" w:bidi="zh_TW"/>
+        </w:rPr>
+        <w:t>）。</w:t>
+      </w:r>
+    </w:p>
+    <w:p>
+      <w:pPr/>
+      <w:r>
+        <w:rPr>
+          <w:lang w:val="zh_TW" w:bidi="zh_TW"/>
+        </w:rPr>
+      </w:r>
+      <w:r>
+        <w:rPr>
+          <w:lang w:val="zh_TW" w:bidi="zh_TW"/>
+        </w:rPr>
+        <w:t>在新約中，美索不達米亞僅出現兩次。五旬節那天，有來自美索不達米亞的人在場 （</w:t>
+      </w:r>
+      <w:hyperlink r:id="rId52">
+        <w:r>
+          <w:rPr>
+            <w:lang w:val="zh_TW" w:bidi="zh_TW"/>
+          </w:rPr>
+          <w:rPr>
+            <w:color w:val="0000EE"/>
+            <w:u w:val="single"/>
+          </w:rPr>
+          <w:t>徒2:9</w:t>
+        </w:r>
+      </w:hyperlink>
+      <w:r>
+        <w:rPr>
+          <w:lang w:val="zh_TW" w:bidi="zh_TW"/>
+        </w:rPr>
+        <w:t>）。司提反在公會的辯護中說到，亞伯拉罕在搬到哈蘭之前，曾住在美索不達米亞 （</w:t>
+      </w:r>
+      <w:hyperlink r:id="rId53">
+        <w:r>
+          <w:rPr>
+            <w:lang w:val="zh_TW" w:bidi="zh_TW"/>
+          </w:rPr>
+          <w:rPr>
+            <w:color w:val="0000EE"/>
+            <w:u w:val="single"/>
+          </w:rPr>
+          <w:t>徒7:2；</w:t>
+        </w:r>
+      </w:hyperlink>
+      <w:hyperlink r:id="rId54">
+        <w:r>
+          <w:rPr>
+            <w:lang w:val="zh_TW" w:bidi="zh_TW"/>
+          </w:rPr>
+          <w:rPr>
+            <w:color w:val="0000EE"/>
+            <w:u w:val="single"/>
+          </w:rPr>
+          <w:t>創11:31</w:t>
+        </w:r>
+      </w:hyperlink>
+      <w:hyperlink r:id="rId53">
+        <w:r>
+          <w:rPr>
+            <w:lang w:val="zh_TW" w:bidi="zh_TW"/>
+          </w:rPr>
+          <w:rPr>
+            <w:color w:val="0000EE"/>
+            <w:u w:val="single"/>
+          </w:rPr>
+          <w:t>）。</w:t>
+        </w:r>
+      </w:hyperlink>
       <w:r>
         <w:rPr>
           <w:lang w:val="zh_TW" w:bidi="zh_TW"/>

--- a/zht/docx/095.content.docx
+++ b/zht/docx/095.content.docx
@@ -149,7 +149,7 @@
         <w:rPr>
           <w:lang w:val="zh_TW" w:bidi="zh_TW"/>
         </w:rPr>
-        <w:t>mei</w:t>
+        <w:t>luan</w:t>
       </w:r>
       <w:r>
         <w:rPr>
@@ -212,7 +212,7 @@
         <w:rPr>
           <w:lang w:val="zh_TW" w:bidi="zh_TW"/>
         </w:rPr>
-        <w:t>美麗</w:t>
+        <w:t>亂倫</w:t>
       </w:r>
       <w:r>
         <w:rPr>
@@ -231,7 +231,7 @@
         <w:rPr>
           <w:lang w:val="zh_TW" w:bidi="zh_TW"/>
         </w:rPr>
-        <w:t>令人賞心悅目的和諧組合。考古資料（來自過去的物品或遺跡）表明，古代希伯來人更關注實用性而非美觀性。例如，希伯來陶器通常比迦南陶器更笨重。然而，這些文物（過去使用的物品）並不意味著希伯來人不欣賞美麗的事物。</w:t>
+        <w:t>這指的是近親之間發生的性關係。</w:t>
       </w:r>
     </w:p>
     <w:p>
@@ -240,12 +240,6 @@
         <w:rPr>
           <w:lang w:val="zh_TW" w:bidi="zh_TW"/>
         </w:rPr>
-      </w:r>
-      <w:r>
-        <w:rPr>
-          <w:lang w:val="zh_TW" w:bidi="zh_TW"/>
-        </w:rPr>
-        <w:t>舊約聖經談到神的創造是美麗的（</w:t>
       </w:r>
       <w:hyperlink r:id="rId13">
         <w:r>
@@ -256,14 +250,14 @@
             <w:color w:val="0000EE"/>
             <w:u w:val="single"/>
           </w:rPr>
-          <w:t>創2:9</w:t>
+          <w:t>利未記十八章</w:t>
         </w:r>
       </w:hyperlink>
       <w:r>
         <w:rPr>
           <w:lang w:val="zh_TW" w:bidi="zh_TW"/>
         </w:rPr>
-        <w:t>；</w:t>
+        <w:t>中嚴厲禁止亂倫。</w:t>
       </w:r>
       <w:hyperlink r:id="rId14">
         <w:r>
@@ -274,14 +268,46 @@
             <w:color w:val="0000EE"/>
             <w:u w:val="single"/>
           </w:rPr>
-          <w:t>伯26:13</w:t>
+          <w:t>利未記二十章</w:t>
         </w:r>
       </w:hyperlink>
       <w:r>
         <w:rPr>
           <w:lang w:val="zh_TW" w:bidi="zh_TW"/>
         </w:rPr>
-        <w:t>；</w:t>
+        <w:t>中甚至指出，若有人犯某些亂倫的罪，必須處以死刑。聖經將亂倫視為極其嚴重的罪，稱其為羞恥、悖逆常理的事。</w:t>
+      </w:r>
+    </w:p>
+    <w:p>
+      <w:pPr/>
+      <w:r>
+        <w:rPr>
+          <w:lang w:val="zh_TW" w:bidi="zh_TW"/>
+        </w:rPr>
+      </w:r>
+      <w:r>
+        <w:rPr>
+          <w:lang w:val="zh_TW" w:bidi="zh_TW"/>
+        </w:rPr>
+        <w:t>聖經中的亂倫例子顯示，這類行為源於敗壞的品格：</w:t>
+      </w:r>
+    </w:p>
+    <w:p>
+      <w:pPr>
+        <w:pStyle w:val="ListBullet"/>
+        <w:spacing w:line="240" w:lineRule="auto"/>
+        <w:ind w:left="720"/>
+      </w:pPr>
+      <w:r>
+        <w:rPr>
+          <w:lang w:val="zh_TW" w:bidi="zh_TW"/>
+        </w:rPr>
+      </w:r>
+      <w:r>
+        <w:rPr>
+          <w:lang w:val="zh_TW" w:bidi="zh_TW"/>
+        </w:rPr>
+        <w:t>羅得的兩個女兒使父親喝醉，並與他同寢，結果二人都懷了孕（</w:t>
       </w:r>
       <w:hyperlink r:id="rId15">
         <w:r>
@@ -292,14 +318,32 @@
             <w:color w:val="0000EE"/>
             <w:u w:val="single"/>
           </w:rPr>
-          <w:t>詩19:1–6</w:t>
+          <w:t>創19:30–38</w:t>
         </w:r>
       </w:hyperlink>
       <w:r>
         <w:rPr>
           <w:lang w:val="zh_TW" w:bidi="zh_TW"/>
         </w:rPr>
-        <w:t>；</w:t>
+        <w:t>）。</w:t>
+      </w:r>
+    </w:p>
+    <w:p>
+      <w:pPr>
+        <w:pStyle w:val="ListBullet"/>
+        <w:spacing w:line="240" w:lineRule="auto"/>
+        <w:ind w:left="720"/>
+      </w:pPr>
+      <w:r>
+        <w:rPr>
+          <w:lang w:val="zh_TW" w:bidi="zh_TW"/>
+        </w:rPr>
+      </w:r>
+      <w:r>
+        <w:rPr>
+          <w:lang w:val="zh_TW" w:bidi="zh_TW"/>
+        </w:rPr>
+        <w:t>暗嫩用詭計強暴了同父異母的妹妹她瑪（</w:t>
       </w:r>
       <w:hyperlink r:id="rId16">
         <w:r>
@@ -310,14 +354,32 @@
             <w:color w:val="0000EE"/>
             <w:u w:val="single"/>
           </w:rPr>
-          <w:t>歌6:10</w:t>
+          <w:t>撒下13:1–22</w:t>
         </w:r>
       </w:hyperlink>
       <w:r>
         <w:rPr>
           <w:lang w:val="zh_TW" w:bidi="zh_TW"/>
         </w:rPr>
-        <w:t>）。迦南地是「美地」（</w:t>
+        <w:t>）。</w:t>
+      </w:r>
+    </w:p>
+    <w:p>
+      <w:pPr>
+        <w:pStyle w:val="ListBullet"/>
+        <w:spacing w:line="240" w:lineRule="auto"/>
+        <w:ind w:left="720"/>
+      </w:pPr>
+      <w:r>
+        <w:rPr>
+          <w:lang w:val="zh_TW" w:bidi="zh_TW"/>
+        </w:rPr>
+      </w:r>
+      <w:r>
+        <w:rPr>
+          <w:lang w:val="zh_TW" w:bidi="zh_TW"/>
+        </w:rPr>
+        <w:t>保羅嚴厲責備哥林多教會中發生的亂倫事件（</w:t>
       </w:r>
       <w:hyperlink r:id="rId17">
         <w:r>
@@ -328,14 +390,46 @@
             <w:color w:val="0000EE"/>
             <w:u w:val="single"/>
           </w:rPr>
-          <w:t>耶3:19</w:t>
+          <w:t>林前5:1–5</w:t>
         </w:r>
       </w:hyperlink>
       <w:r>
         <w:rPr>
           <w:lang w:val="zh_TW" w:bidi="zh_TW"/>
         </w:rPr>
-        <w:t>）。耶路撒冷被稱為「美」（</w:t>
+        <w:t>），表明即使在新約聖經時代，亂倫仍然是錯誤的行為。</w:t>
+      </w:r>
+    </w:p>
+    <w:p>
+      <w:pPr/>
+      <w:r>
+        <w:rPr>
+          <w:lang w:val="zh_TW" w:bidi="zh_TW"/>
+        </w:rPr>
+      </w:r>
+      <w:r>
+        <w:rPr>
+          <w:lang w:val="zh_TW" w:bidi="zh_TW"/>
+        </w:rPr>
+        <w:t>血緣關係或血親（consanguinity）是判定某些性行為為非法的一個因素。例如，這適用於兄弟與姊妹、父母與兒女、祖父母與孫子女，也包括某些姑母、叔父、姨母、舅父，以及姪子姪女與外甥外甥女。</w:t>
+      </w:r>
+      <w:hyperlink r:id="rId13">
+        <w:r>
+          <w:rPr>
+            <w:lang w:val="zh_TW" w:bidi="zh_TW"/>
+          </w:rPr>
+          <w:rPr>
+            <w:color w:val="0000EE"/>
+            <w:u w:val="single"/>
+          </w:rPr>
+          <w:t>利未記十八章</w:t>
+        </w:r>
+      </w:hyperlink>
+      <w:r>
+        <w:rPr>
+          <w:lang w:val="zh_TW" w:bidi="zh_TW"/>
+        </w:rPr>
+        <w:t>也禁止與姻親關係（affinity）中的親屬發生性關係，並且禁止與某些叔伯或姑姨之間的性行為。古代以色列中有一個例外情況：如果一個人的兄弟死了，沒有留下兒子，這個人可以娶他兄弟的寡婦為妻（</w:t>
       </w:r>
       <w:hyperlink r:id="rId18">
         <w:r>
@@ -346,309 +440,7 @@
             <w:color w:val="0000EE"/>
             <w:u w:val="single"/>
           </w:rPr>
-          <w:t>賽52:1</w:t>
-        </w:r>
-      </w:hyperlink>
-      <w:r>
-        <w:rPr>
-          <w:lang w:val="zh_TW" w:bidi="zh_TW"/>
-        </w:rPr>
-        <w:t>；</w:t>
-      </w:r>
-      <w:hyperlink r:id="rId19">
-        <w:r>
-          <w:rPr>
-            <w:lang w:val="zh_TW" w:bidi="zh_TW"/>
-          </w:rPr>
-          <w:rPr>
-            <w:color w:val="0000EE"/>
-            <w:u w:val="single"/>
-          </w:rPr>
-          <w:t>哀2:15</w:t>
-        </w:r>
-      </w:hyperlink>
-      <w:r>
-        <w:rPr>
-          <w:lang w:val="zh_TW" w:bidi="zh_TW"/>
-        </w:rPr>
-        <w:t>），其中一個聖殿門也被稱為「美門」（</w:t>
-      </w:r>
-      <w:hyperlink r:id="rId20">
-        <w:r>
-          <w:rPr>
-            <w:lang w:val="zh_TW" w:bidi="zh_TW"/>
-          </w:rPr>
-          <w:rPr>
-            <w:color w:val="0000EE"/>
-            <w:u w:val="single"/>
-          </w:rPr>
-          <w:t>徒3:2、10</w:t>
-        </w:r>
-      </w:hyperlink>
-      <w:r>
-        <w:rPr>
-          <w:lang w:val="zh_TW" w:bidi="zh_TW"/>
-        </w:rPr>
-        <w:t>）。希伯來人欣賞黎巴嫩山脈的野性之美（</w:t>
-      </w:r>
-      <w:hyperlink r:id="rId21">
-        <w:r>
-          <w:rPr>
-            <w:lang w:val="zh_TW" w:bidi="zh_TW"/>
-          </w:rPr>
-          <w:rPr>
-            <w:color w:val="0000EE"/>
-            <w:u w:val="single"/>
-          </w:rPr>
-          <w:t>詩104:16</w:t>
-        </w:r>
-      </w:hyperlink>
-      <w:r>
-        <w:rPr>
-          <w:lang w:val="zh_TW" w:bidi="zh_TW"/>
-        </w:rPr>
-        <w:t>；</w:t>
-      </w:r>
-      <w:hyperlink r:id="rId22">
-        <w:r>
-          <w:rPr>
-            <w:lang w:val="zh_TW" w:bidi="zh_TW"/>
-          </w:rPr>
-          <w:rPr>
-            <w:color w:val="0000EE"/>
-            <w:u w:val="single"/>
-          </w:rPr>
-          <w:t>賽60:13</w:t>
-        </w:r>
-      </w:hyperlink>
-      <w:r>
-        <w:rPr>
-          <w:lang w:val="zh_TW" w:bidi="zh_TW"/>
-        </w:rPr>
-        <w:t>）。迦南城市得撒是巴沙王在北國的首都（</w:t>
-      </w:r>
-      <w:hyperlink r:id="rId23">
-        <w:r>
-          <w:rPr>
-            <w:lang w:val="zh_TW" w:bidi="zh_TW"/>
-          </w:rPr>
-          <w:rPr>
-            <w:color w:val="0000EE"/>
-            <w:u w:val="single"/>
-          </w:rPr>
-          <w:t>王上15:33</w:t>
-        </w:r>
-      </w:hyperlink>
-      <w:r>
-        <w:rPr>
-          <w:lang w:val="zh_TW" w:bidi="zh_TW"/>
-        </w:rPr>
-        <w:t>），因其迷人的地理位置而得名。「得撒」這個名字來自希伯來文，意思是「美麗」。</w:t>
-      </w:r>
-    </w:p>
-    <w:p>
-      <w:pPr/>
-      <w:r>
-        <w:rPr>
-          <w:lang w:val="zh_TW" w:bidi="zh_TW"/>
-        </w:rPr>
-      </w:r>
-      <w:r>
-        <w:rPr>
-          <w:lang w:val="zh_TW" w:bidi="zh_TW"/>
-        </w:rPr>
-        <w:t>雖然希伯來人不像古希臘人那樣崇尚人體之美，但舊約聖經仍然理想化了身體的吸引力。新郎在愛情詩歌中生動地描述了新娘的美麗（</w:t>
-      </w:r>
-      <w:hyperlink r:id="rId24">
-        <w:r>
-          <w:rPr>
-            <w:lang w:val="zh_TW" w:bidi="zh_TW"/>
-          </w:rPr>
-          <w:rPr>
-            <w:color w:val="0000EE"/>
-            <w:u w:val="single"/>
-          </w:rPr>
-          <w:t>歌4:1–15</w:t>
-        </w:r>
-      </w:hyperlink>
-      <w:r>
-        <w:rPr>
-          <w:lang w:val="zh_TW" w:bidi="zh_TW"/>
-        </w:rPr>
-        <w:t>，</w:t>
-      </w:r>
-      <w:hyperlink r:id="rId25">
-        <w:r>
-          <w:rPr>
-            <w:lang w:val="zh_TW" w:bidi="zh_TW"/>
-          </w:rPr>
-          <w:rPr>
-            <w:color w:val="0000EE"/>
-            <w:u w:val="single"/>
-          </w:rPr>
-          <w:t>6:4</w:t>
-        </w:r>
-      </w:hyperlink>
-      <w:r>
-        <w:rPr>
-          <w:lang w:val="zh_TW" w:bidi="zh_TW"/>
-        </w:rPr>
-        <w:t>）。這種對新娘的讚美，可能是以色列人婚禮的傳統特色。舊約聖經中有幾位傑出的女性被描述為美麗（</w:t>
-      </w:r>
-      <w:hyperlink r:id="rId26">
-        <w:r>
-          <w:rPr>
-            <w:lang w:val="zh_TW" w:bidi="zh_TW"/>
-          </w:rPr>
-          <w:rPr>
-            <w:color w:val="0000EE"/>
-            <w:u w:val="single"/>
-          </w:rPr>
-          <w:t>創29:17</w:t>
-        </w:r>
-      </w:hyperlink>
-      <w:r>
-        <w:rPr>
-          <w:lang w:val="zh_TW" w:bidi="zh_TW"/>
-        </w:rPr>
-        <w:t>；</w:t>
-      </w:r>
-      <w:hyperlink r:id="rId27">
-        <w:r>
-          <w:rPr>
-            <w:lang w:val="zh_TW" w:bidi="zh_TW"/>
-          </w:rPr>
-          <w:rPr>
-            <w:color w:val="0000EE"/>
-            <w:u w:val="single"/>
-          </w:rPr>
-          <w:t>撒下11:2</w:t>
-        </w:r>
-      </w:hyperlink>
-      <w:r>
-        <w:rPr>
-          <w:lang w:val="zh_TW" w:bidi="zh_TW"/>
-        </w:rPr>
-        <w:t>；</w:t>
-      </w:r>
-      <w:hyperlink r:id="rId28">
-        <w:r>
-          <w:rPr>
-            <w:lang w:val="zh_TW" w:bidi="zh_TW"/>
-          </w:rPr>
-          <w:rPr>
-            <w:color w:val="0000EE"/>
-            <w:u w:val="single"/>
-          </w:rPr>
-          <w:t>斯2:7</w:t>
-        </w:r>
-      </w:hyperlink>
-      <w:r>
-        <w:rPr>
-          <w:lang w:val="zh_TW" w:bidi="zh_TW"/>
-        </w:rPr>
-        <w:t>）。但在女性身上，感官上的美麗遠不及勤勞、機智（resourcefulness）和傳統的敬虔（</w:t>
-      </w:r>
-      <w:hyperlink r:id="rId29">
-        <w:r>
-          <w:rPr>
-            <w:lang w:val="zh_TW" w:bidi="zh_TW"/>
-          </w:rPr>
-          <w:rPr>
-            <w:color w:val="0000EE"/>
-            <w:u w:val="single"/>
-          </w:rPr>
-          <w:t>箴31:10–31</w:t>
-        </w:r>
-      </w:hyperlink>
-      <w:r>
-        <w:rPr>
-          <w:lang w:val="zh_TW" w:bidi="zh_TW"/>
-        </w:rPr>
-        <w:t>）。有幾位男性也因其外表俊美而聞名，例如大衛（</w:t>
-      </w:r>
-      <w:hyperlink r:id="rId30">
-        <w:r>
-          <w:rPr>
-            <w:lang w:val="zh_TW" w:bidi="zh_TW"/>
-          </w:rPr>
-          <w:rPr>
-            <w:color w:val="0000EE"/>
-            <w:u w:val="single"/>
-          </w:rPr>
-          <w:t>撒上16:12</w:t>
-        </w:r>
-      </w:hyperlink>
-      <w:r>
-        <w:rPr>
-          <w:lang w:val="zh_TW" w:bidi="zh_TW"/>
-        </w:rPr>
-        <w:t>）和押沙龍（</w:t>
-      </w:r>
-      <w:hyperlink r:id="rId31">
-        <w:r>
-          <w:rPr>
-            <w:lang w:val="zh_TW" w:bidi="zh_TW"/>
-          </w:rPr>
-          <w:rPr>
-            <w:color w:val="0000EE"/>
-            <w:u w:val="single"/>
-          </w:rPr>
-          <w:t>撒下14:25</w:t>
-        </w:r>
-      </w:hyperlink>
-      <w:r>
-        <w:rPr>
-          <w:lang w:val="zh_TW" w:bidi="zh_TW"/>
-        </w:rPr>
-        <w:t>）。在舊約時代，化妝品、珠寶和其它配飾被用來提升女性的美麗。先知以賽亞列舉了這些物品（</w:t>
-      </w:r>
-      <w:hyperlink r:id="rId32">
-        <w:r>
-          <w:rPr>
-            <w:lang w:val="zh_TW" w:bidi="zh_TW"/>
-          </w:rPr>
-          <w:rPr>
-            <w:color w:val="0000EE"/>
-            <w:u w:val="single"/>
-          </w:rPr>
-          <w:t>賽3:18–24</w:t>
-        </w:r>
-      </w:hyperlink>
-      <w:r>
-        <w:rPr>
-          <w:lang w:val="zh_TW" w:bidi="zh_TW"/>
-        </w:rPr>
-        <w:t>），以西結提到當時的裝扮習俗（</w:t>
-      </w:r>
-      <w:hyperlink r:id="rId33">
-        <w:r>
-          <w:rPr>
-            <w:lang w:val="zh_TW" w:bidi="zh_TW"/>
-          </w:rPr>
-          <w:rPr>
-            <w:color w:val="0000EE"/>
-            <w:u w:val="single"/>
-          </w:rPr>
-          <w:t>結16:10–13</w:t>
-        </w:r>
-      </w:hyperlink>
-      <w:r>
-        <w:rPr>
-          <w:lang w:val="zh_TW" w:bidi="zh_TW"/>
-        </w:rPr>
-        <w:t>）。以色列人的崇拜也極具美感，大祭司華麗的儀式長袍是為榮耀和美麗而設計的（</w:t>
-      </w:r>
-      <w:hyperlink r:id="rId34">
-        <w:r>
-          <w:rPr>
-            <w:lang w:val="zh_TW" w:bidi="zh_TW"/>
-          </w:rPr>
-          <w:rPr>
-            <w:color w:val="0000EE"/>
-            <w:u w:val="single"/>
-          </w:rPr>
-          <w:t>出28:2、40</w:t>
+          <w:t>申25:5–10</w:t>
         </w:r>
       </w:hyperlink>
       <w:r>
@@ -669,754 +461,8 @@
         <w:rPr>
           <w:lang w:val="zh_TW" w:bidi="zh_TW"/>
         </w:rPr>
-        <w:t>在舊約中，美麗的概念也應用於神。耶和華的恩惠被稱為祂的「榮美」（</w:t>
-      </w:r>
-      <w:hyperlink r:id="rId35">
-        <w:r>
-          <w:rPr>
-            <w:lang w:val="zh_TW" w:bidi="zh_TW"/>
-          </w:rPr>
-          <w:rPr>
-            <w:color w:val="0000EE"/>
-            <w:u w:val="single"/>
-          </w:rPr>
-          <w:t>詩90:17</w:t>
-        </w:r>
-      </w:hyperlink>
-      <w:r>
-        <w:rPr>
-          <w:lang w:val="zh_TW" w:bidi="zh_TW"/>
-        </w:rPr>
-        <w:t>）。以賽亞記錄了神的應許，將賜給祂的百姓「華……代替灰塵」（</w:t>
-      </w:r>
-      <w:hyperlink r:id="rId36">
-        <w:r>
-          <w:rPr>
-            <w:lang w:val="zh_TW" w:bidi="zh_TW"/>
-          </w:rPr>
-          <w:rPr>
-            <w:color w:val="0000EE"/>
-            <w:u w:val="single"/>
-          </w:rPr>
-          <w:t>賽61:3</w:t>
-        </w:r>
-      </w:hyperlink>
-      <w:r>
-        <w:rPr>
-          <w:lang w:val="zh_TW" w:bidi="zh_TW"/>
-        </w:rPr>
-        <w:t>）。詩篇的作者表達了渴望花時間在聖殿中享受耶和華的美麗，祂的「榮美」（</w:t>
-      </w:r>
-      <w:hyperlink r:id="rId37">
-        <w:r>
-          <w:rPr>
-            <w:lang w:val="zh_TW" w:bidi="zh_TW"/>
-          </w:rPr>
-          <w:rPr>
-            <w:color w:val="0000EE"/>
-            <w:u w:val="single"/>
-          </w:rPr>
-          <w:t>詩27:4</w:t>
-        </w:r>
-      </w:hyperlink>
-      <w:r>
-        <w:rPr>
-          <w:lang w:val="zh_TW" w:bidi="zh_TW"/>
-        </w:rPr>
-        <w:t>）。以賽亞描述神為以色列餘民（那些忠於神的人）的「華冕」（</w:t>
-      </w:r>
-      <w:hyperlink r:id="rId38">
-        <w:r>
-          <w:rPr>
-            <w:lang w:val="zh_TW" w:bidi="zh_TW"/>
-          </w:rPr>
-          <w:rPr>
-            <w:color w:val="0000EE"/>
-            <w:u w:val="single"/>
-          </w:rPr>
-          <w:t>賽28:5</w:t>
-        </w:r>
-      </w:hyperlink>
-      <w:r>
-        <w:rPr>
-          <w:lang w:val="zh_TW" w:bidi="zh_TW"/>
-        </w:rPr>
-        <w:t>）。彌賽亞（神的受膏者）被稱為榮美的王（</w:t>
-      </w:r>
-      <w:hyperlink r:id="rId39">
-        <w:r>
-          <w:rPr>
-            <w:lang w:val="zh_TW" w:bidi="zh_TW"/>
-          </w:rPr>
-          <w:rPr>
-            <w:color w:val="0000EE"/>
-            <w:u w:val="single"/>
-          </w:rPr>
-          <w:t>賽33:17</w:t>
-        </w:r>
-      </w:hyperlink>
-      <w:r>
-        <w:rPr>
-          <w:lang w:val="zh_TW" w:bidi="zh_TW"/>
-        </w:rPr>
-        <w:t>）。因此，在舊約中，美的概念超越了單純的外在吸引力，它成為神學概念，肯定神實質上的榮耀。</w:t>
-      </w:r>
-    </w:p>
-    <w:p>
-      <w:pPr/>
-      <w:r>
-        <w:rPr>
-          <w:lang w:val="zh_TW" w:bidi="zh_TW"/>
-        </w:rPr>
-      </w:r>
-      <w:r>
-        <w:rPr>
-          <w:lang w:val="zh_TW" w:bidi="zh_TW"/>
-        </w:rPr>
-        <w:t>新約聖經勸誡基督的跟隨者過一種「尊榮」救主教導的生活，並使其吸引非信徒（</w:t>
-      </w:r>
-      <w:hyperlink r:id="rId40">
-        <w:r>
-          <w:rPr>
-            <w:lang w:val="zh_TW" w:bidi="zh_TW"/>
-          </w:rPr>
-          <w:rPr>
-            <w:color w:val="0000EE"/>
-            <w:u w:val="single"/>
-          </w:rPr>
-          <w:t>多2:10</w:t>
-        </w:r>
-      </w:hyperlink>
-      <w:r>
-        <w:rPr>
-          <w:lang w:val="zh_TW" w:bidi="zh_TW"/>
-        </w:rPr>
-        <w:t>）。那些傳講基督福音的人被稱為佳美（</w:t>
-      </w:r>
-      <w:hyperlink r:id="rId41">
-        <w:r>
-          <w:rPr>
-            <w:lang w:val="zh_TW" w:bidi="zh_TW"/>
-          </w:rPr>
-          <w:rPr>
-            <w:color w:val="0000EE"/>
-            <w:u w:val="single"/>
-          </w:rPr>
-          <w:t>羅10:15</w:t>
-        </w:r>
-      </w:hyperlink>
-      <w:r>
-        <w:rPr>
-          <w:lang w:val="zh_TW" w:bidi="zh_TW"/>
-        </w:rPr>
-        <w:t>）。使徒保羅和彼得警告婦女不要滿足於外在的美麗（</w:t>
-      </w:r>
-      <w:hyperlink r:id="rId42">
-        <w:r>
-          <w:rPr>
-            <w:lang w:val="zh_TW" w:bidi="zh_TW"/>
-          </w:rPr>
-          <w:rPr>
-            <w:color w:val="0000EE"/>
-            <w:u w:val="single"/>
-          </w:rPr>
-          <w:t>提前2:9–10</w:t>
-        </w:r>
-      </w:hyperlink>
-      <w:r>
-        <w:rPr>
-          <w:lang w:val="zh_TW" w:bidi="zh_TW"/>
-        </w:rPr>
-        <w:t>），提醒她們美好的品格才是敬虔的真正妝飾（</w:t>
-      </w:r>
-      <w:hyperlink r:id="rId43">
-        <w:r>
-          <w:rPr>
-            <w:lang w:val="zh_TW" w:bidi="zh_TW"/>
-          </w:rPr>
-          <w:rPr>
-            <w:color w:val="0000EE"/>
-            <w:u w:val="single"/>
-          </w:rPr>
-          <w:t>彼前3:3–5</w:t>
-        </w:r>
-      </w:hyperlink>
-      <w:r>
-        <w:rPr>
-          <w:lang w:val="zh_TW" w:bidi="zh_TW"/>
-        </w:rPr>
-        <w:t>）。信徒最終居所的美——天堂——也反映在「新耶路撒冷」如新婦的描述中，以及古代珍貴寶石的象徵意義中（見</w:t>
-      </w:r>
-      <w:hyperlink r:id="rId44">
-        <w:r>
-          <w:rPr>
-            <w:lang w:val="zh_TW" w:bidi="zh_TW"/>
-          </w:rPr>
-          <w:rPr>
-            <w:color w:val="0000EE"/>
-            <w:u w:val="single"/>
-          </w:rPr>
-          <w:t>啟21–22章</w:t>
-        </w:r>
-      </w:hyperlink>
-      <w:r>
-        <w:rPr>
-          <w:lang w:val="zh_TW" w:bidi="zh_TW"/>
-        </w:rPr>
-        <w:t>）。</w:t>
-      </w:r>
-      <w:r>
-        <w:rPr>
-          <w:lang w:val="zh_TW" w:bidi="zh_TW"/>
-        </w:rPr>
-      </w:r>
-      <w:r>
-        <w:rPr>
-          <w:lang w:val="zh_TW" w:bidi="zh_TW"/>
-        </w:rPr>
-      </w:r>
-    </w:p>
-    <w:p>
-      <w:pPr/>
-      <w:r>
-        <w:rPr>
-          <w:lang w:val="zh_TW" w:bidi="zh_TW"/>
-        </w:rPr>
-      </w:r>
-    </w:p>
-    <w:p>
-      <w:pPr>
-        <w:pStyle w:val="Heading2"/>
-      </w:pPr>
-      <w:r>
-        <w:rPr>
-          <w:lang w:val="zh_TW" w:bidi="zh_TW"/>
-        </w:rPr>
-        <w:t>美索不達米亞</w:t>
-      </w:r>
-      <w:r>
-        <w:rPr>
-          <w:lang w:val="zh_TW" w:bidi="zh_TW"/>
-        </w:rPr>
-      </w:r>
-    </w:p>
-    <w:p>
-      <w:pPr/>
-      <w:r>
-        <w:rPr>
-          <w:lang w:val="zh_TW" w:bidi="zh_TW"/>
-        </w:rPr>
-      </w:r>
-      <w:r>
-        <w:rPr>
-          <w:lang w:val="zh_TW" w:bidi="zh_TW"/>
-        </w:rPr>
-        <w:t>這個名稱來自希臘文，指位於底格里斯河（Tigris）與幼發拉底河（Euphrates）之間的地區。今天，阿拉伯人稱此地為「al-Jazira」，意即「島嶼」。</w:t>
-      </w:r>
-    </w:p>
-    <w:p>
-      <w:pPr/>
-      <w:r>
-        <w:rPr>
-          <w:lang w:val="zh_TW" w:bidi="zh_TW"/>
-        </w:rPr>
-      </w:r>
-      <w:r>
-        <w:rPr>
-          <w:lang w:val="zh_TW" w:bidi="zh_TW"/>
-        </w:rPr>
-        <w:t>美索不達米亞，意指「兩河之間」，是指靠近底格里斯河和幼發拉底河直到波斯灣的地區。大部份位於現今的伊拉克境內，但部份地區在敘利亞和土耳其。</w:t>
-      </w:r>
-    </w:p>
-    <w:p>
-      <w:pPr/>
-      <w:r>
-        <w:rPr>
-          <w:lang w:val="zh_TW" w:bidi="zh_TW"/>
-        </w:rPr>
-      </w:r>
-      <w:r>
-        <w:rPr>
-          <w:lang w:val="zh_TW" w:bidi="zh_TW"/>
-        </w:rPr>
-        <w:t>美索不達米亞對於舊約歷史非常重要，</w:t>
-      </w:r>
-      <w:hyperlink r:id="rId45">
-        <w:r>
-          <w:rPr>
-            <w:lang w:val="zh_TW" w:bidi="zh_TW"/>
-          </w:rPr>
-          <w:rPr>
-            <w:color w:val="0000EE"/>
-            <w:u w:val="single"/>
-          </w:rPr>
-          <w:t>創世記一至十一章</w:t>
-        </w:r>
-      </w:hyperlink>
-      <w:r>
-        <w:rPr>
-          <w:lang w:val="zh_TW" w:bidi="zh_TW"/>
-        </w:rPr>
-        <w:t>中的很多故事，都在這裡發生。伊甸園被認為位於美索不達米亞，因為</w:t>
-      </w:r>
-      <w:hyperlink r:id="rId46">
-        <w:r>
-          <w:rPr>
-            <w:lang w:val="zh_TW" w:bidi="zh_TW"/>
-          </w:rPr>
-          <w:rPr>
-            <w:color w:val="0000EE"/>
-            <w:u w:val="single"/>
-          </w:rPr>
-          <w:t>創世記二章10至14節</w:t>
-        </w:r>
-      </w:hyperlink>
-      <w:r>
-        <w:rPr>
-          <w:lang w:val="zh_TW" w:bidi="zh_TW"/>
-        </w:rPr>
-        <w:t>提到，伊甸園附近兩條河流為幼發拉底河和底格里斯河。</w:t>
-      </w:r>
-    </w:p>
-    <w:p>
-      <w:pPr>
-        <w:pStyle w:val="Heading3"/>
-      </w:pPr>
-      <w:r>
-        <w:rPr>
-          <w:lang w:val="zh_TW" w:bidi="zh_TW"/>
-        </w:rPr>
-        <w:t>誰居住在美索不達米亞？</w:t>
-      </w:r>
-    </w:p>
-    <w:p>
-      <w:pPr/>
-      <w:r>
-        <w:rPr>
-          <w:lang w:val="zh_TW" w:bidi="zh_TW"/>
-        </w:rPr>
-      </w:r>
-      <w:r>
-        <w:rPr>
-          <w:lang w:val="zh_TW" w:bidi="zh_TW"/>
-        </w:rPr>
-        <w:t>我們對美索不達米亞的史前文化所知甚少。歷史時期的劃分通常依據最重要的城邦（例如吾珥和伊辛—拉爾薩（Isin-Larsa））或統治王朝（例如吾珥第三王朝（Ur III））來命名。</w:t>
-      </w:r>
-    </w:p>
-    <w:p>
-      <w:pPr/>
-      <w:r>
-        <w:rPr>
-          <w:lang w:val="zh_TW" w:bidi="zh_TW"/>
-        </w:rPr>
-      </w:r>
-      <w:r>
-        <w:rPr>
-          <w:lang w:val="zh_TW" w:bidi="zh_TW"/>
-        </w:rPr>
-        <w:t>美索不達米亞的南部稱為蘇美（Sumer）。蘇美人擁有獨特的文化，他們所說的語言與美索不達米亞其他地區的完全不同。然而，蘇美語與其他語言的書寫符號一樣，是用一系列的楔形文字（cuneiform）來書寫的。</w:t>
-      </w:r>
-    </w:p>
-    <w:p>
-      <w:pPr/>
-      <w:r>
-        <w:rPr>
-          <w:lang w:val="zh_TW" w:bidi="zh_TW"/>
-        </w:rPr>
-      </w:r>
-      <w:r>
-        <w:rPr>
-          <w:lang w:val="zh_TW" w:bidi="zh_TW"/>
-        </w:rPr>
-        <w:t>美索不達米亞往北邊的地區稱為亞喀得（Akkad，也稱為阿卡德</w:t>
-      </w:r>
-      <w:r>
-        <w:rPr>
-          <w:lang w:val="zh_TW" w:bidi="zh_TW"/>
-        </w:rPr>
-        <w:t>〔</w:t>
-      </w:r>
-      <w:r>
-        <w:rPr>
-          <w:lang w:val="zh_TW" w:bidi="zh_TW"/>
-        </w:rPr>
-        <w:t>Agade</w:t>
-      </w:r>
-      <w:r>
-        <w:rPr>
-          <w:lang w:val="zh_TW" w:bidi="zh_TW"/>
-        </w:rPr>
-        <w:t>〕</w:t>
-      </w:r>
-      <w:r>
-        <w:rPr>
-          <w:lang w:val="zh_TW" w:bidi="zh_TW"/>
-        </w:rPr>
-        <w:t>），亞喀得人也屬於閃族人；再往北沿著底格里斯河的是亞述地區，更西邊是敘利亞（也稱為亞蘭）。在亞述和敘利亞之間是米坦尼（Mitanni）。</w:t>
-      </w:r>
-    </w:p>
-    <w:p>
-      <w:pPr/>
-      <w:r>
-        <w:rPr>
-          <w:lang w:val="zh_TW" w:bidi="zh_TW"/>
-        </w:rPr>
-      </w:r>
-      <w:r>
-        <w:rPr>
-          <w:lang w:val="zh_TW" w:bidi="zh_TW"/>
-        </w:rPr>
-        <w:t>美索不達米亞不同地區曾在不同時期先後興起掌權，此地也先後成為多個帝國的一部份，包括：</w:t>
-      </w:r>
-    </w:p>
-    <w:p>
-      <w:pPr>
-        <w:pStyle w:val="ListBullet"/>
-        <w:spacing w:line="240" w:lineRule="auto"/>
-        <w:ind w:left="720"/>
-      </w:pPr>
-      <w:r>
-        <w:rPr>
-          <w:lang w:val="zh_TW" w:bidi="zh_TW"/>
-        </w:rPr>
-      </w:r>
-      <w:r>
-        <w:rPr>
-          <w:lang w:val="zh_TW" w:bidi="zh_TW"/>
-        </w:rPr>
-        <w:t>赫人</w:t>
-      </w:r>
-    </w:p>
-    <w:p>
-      <w:pPr>
-        <w:pStyle w:val="ListBullet"/>
-        <w:spacing w:line="240" w:lineRule="auto"/>
-        <w:ind w:left="720"/>
-      </w:pPr>
-      <w:r>
-        <w:rPr>
-          <w:lang w:val="zh_TW" w:bidi="zh_TW"/>
-        </w:rPr>
-      </w:r>
-      <w:r>
-        <w:rPr>
-          <w:lang w:val="zh_TW" w:bidi="zh_TW"/>
-        </w:rPr>
-        <w:t>亞述</w:t>
-      </w:r>
-    </w:p>
-    <w:p>
-      <w:pPr>
-        <w:pStyle w:val="ListBullet"/>
-        <w:spacing w:line="240" w:lineRule="auto"/>
-        <w:ind w:left="720"/>
-      </w:pPr>
-      <w:r>
-        <w:rPr>
-          <w:lang w:val="zh_TW" w:bidi="zh_TW"/>
-        </w:rPr>
-      </w:r>
-      <w:r>
-        <w:rPr>
-          <w:lang w:val="zh_TW" w:bidi="zh_TW"/>
-        </w:rPr>
-        <w:t>巴比倫</w:t>
-      </w:r>
-    </w:p>
-    <w:p>
-      <w:pPr>
-        <w:pStyle w:val="ListBullet"/>
-        <w:spacing w:line="240" w:lineRule="auto"/>
-        <w:ind w:left="720"/>
-      </w:pPr>
-      <w:r>
-        <w:rPr>
-          <w:lang w:val="zh_TW" w:bidi="zh_TW"/>
-        </w:rPr>
-      </w:r>
-      <w:r>
-        <w:rPr>
-          <w:lang w:val="zh_TW" w:bidi="zh_TW"/>
-        </w:rPr>
-        <w:t>波斯</w:t>
-      </w:r>
-    </w:p>
-    <w:p>
-      <w:pPr>
-        <w:pStyle w:val="ListBullet"/>
-        <w:spacing w:line="240" w:lineRule="auto"/>
-        <w:ind w:left="720"/>
-      </w:pPr>
-      <w:r>
-        <w:rPr>
-          <w:lang w:val="zh_TW" w:bidi="zh_TW"/>
-        </w:rPr>
-      </w:r>
-      <w:r>
-        <w:rPr>
-          <w:lang w:val="zh_TW" w:bidi="zh_TW"/>
-        </w:rPr>
-        <w:t>希臘（也稱為希臘化〔Hellenistic〕）</w:t>
-      </w:r>
-    </w:p>
-    <w:p>
-      <w:pPr>
-        <w:pStyle w:val="ListBullet"/>
-        <w:spacing w:line="240" w:lineRule="auto"/>
-        <w:ind w:left="720"/>
-      </w:pPr>
-      <w:r>
-        <w:rPr>
-          <w:lang w:val="zh_TW" w:bidi="zh_TW"/>
-        </w:rPr>
-      </w:r>
-      <w:r>
-        <w:rPr>
-          <w:lang w:val="zh_TW" w:bidi="zh_TW"/>
-        </w:rPr>
-        <w:t>羅馬</w:t>
-      </w:r>
-    </w:p>
-    <w:p>
-      <w:pPr>
-        <w:pStyle w:val="Heading3"/>
-      </w:pPr>
-      <w:r>
-        <w:rPr>
-          <w:lang w:val="zh_TW" w:bidi="zh_TW"/>
-        </w:rPr>
-        <w:t>聖經中的美索不達米亞</w:t>
-      </w:r>
-    </w:p>
-    <w:p>
-      <w:pPr/>
-      <w:r>
-        <w:rPr>
-          <w:lang w:val="zh_TW" w:bidi="zh_TW"/>
-        </w:rPr>
-      </w:r>
-      <w:r>
-        <w:rPr>
-          <w:lang w:val="zh_TW" w:bidi="zh_TW"/>
-        </w:rPr>
-        <w:t>舊約稱美索不達米亞為「亞蘭一納哈拉音（Aram-naharaim）」，意指「兩河的亞蘭」。亞伯拉罕曾差派僕人往亞蘭一納哈拉音為以撒找妻子（</w:t>
-      </w:r>
-      <w:hyperlink r:id="rId47">
-        <w:r>
-          <w:rPr>
-            <w:lang w:val="zh_TW" w:bidi="zh_TW"/>
-          </w:rPr>
-          <w:rPr>
-            <w:color w:val="0000EE"/>
-            <w:u w:val="single"/>
-          </w:rPr>
-          <w:t>創24:10</w:t>
-        </w:r>
-      </w:hyperlink>
-      <w:r>
-        <w:rPr>
-          <w:lang w:val="zh_TW" w:bidi="zh_TW"/>
-        </w:rPr>
-        <w:t>；譯註：和合本譯美索不達米亞）。有些人認為「兩河」是指幼發拉底河和幼發拉底河中，一條名為哈布爾河（Khabur）的支流。雅各的故事中則並未使用「亞蘭一納哈拉音」這個詞，而是稱該地區為「巴旦‧亞蘭」，即「亞蘭的田野（或花園）」（</w:t>
-      </w:r>
-      <w:hyperlink r:id="rId48">
-        <w:r>
-          <w:rPr>
-            <w:lang w:val="zh_TW" w:bidi="zh_TW"/>
-          </w:rPr>
-          <w:rPr>
-            <w:color w:val="0000EE"/>
-            <w:u w:val="single"/>
-          </w:rPr>
-          <w:t>創28:2</w:t>
-        </w:r>
-      </w:hyperlink>
-      <w:r>
-        <w:rPr>
-          <w:lang w:val="zh_TW" w:bidi="zh_TW"/>
-        </w:rPr>
-        <w:t>）。</w:t>
-      </w:r>
-    </w:p>
-    <w:p>
-      <w:pPr/>
-      <w:r>
-        <w:rPr>
-          <w:lang w:val="zh_TW" w:bidi="zh_TW"/>
-        </w:rPr>
-      </w:r>
-      <w:r>
-        <w:rPr>
-          <w:lang w:val="zh_TW" w:bidi="zh_TW"/>
-        </w:rPr>
-        <w:t>比珥的兒子巴蘭出自美索不達米亞的毗奪（</w:t>
-      </w:r>
-      <w:hyperlink r:id="rId49">
-        <w:r>
-          <w:rPr>
-            <w:lang w:val="zh_TW" w:bidi="zh_TW"/>
-          </w:rPr>
-          <w:rPr>
-            <w:color w:val="0000EE"/>
-            <w:u w:val="single"/>
-          </w:rPr>
-          <w:t>申23:4</w:t>
-        </w:r>
-      </w:hyperlink>
-      <w:r>
-        <w:rPr>
-          <w:lang w:val="zh_TW" w:bidi="zh_TW"/>
-        </w:rPr>
-        <w:t>）。在士師時期，美索不達米亞王古珊‧利薩田（</w:t>
-      </w:r>
-      <w:r>
-        <w:rPr>
-          <w:lang w:val="zh_TW" w:bidi="zh_TW"/>
-        </w:rPr>
-        <w:t>Cushan-rishathaim</w:t>
-      </w:r>
-      <w:r>
-        <w:rPr>
-          <w:lang w:val="zh_TW" w:bidi="zh_TW"/>
-        </w:rPr>
-        <w:t>）曾壓迫以色列人八年，直到神藉著俄陀聶拯救他們（</w:t>
-      </w:r>
-      <w:hyperlink r:id="rId50">
-        <w:r>
-          <w:rPr>
-            <w:lang w:val="zh_TW" w:bidi="zh_TW"/>
-          </w:rPr>
-          <w:rPr>
-            <w:color w:val="0000EE"/>
-            <w:u w:val="single"/>
-          </w:rPr>
-          <w:t>士3:8</w:t>
-        </w:r>
-      </w:hyperlink>
-      <w:r>
-        <w:rPr>
-          <w:lang w:val="zh_TW" w:bidi="zh_TW"/>
-        </w:rPr>
-        <w:t>–</w:t>
-      </w:r>
-      <w:hyperlink r:id="rId50">
-        <w:r>
-          <w:rPr>
-            <w:lang w:val="zh_TW" w:bidi="zh_TW"/>
-          </w:rPr>
-          <w:rPr>
-            <w:color w:val="0000EE"/>
-            <w:u w:val="single"/>
-          </w:rPr>
-          <w:t>10</w:t>
-        </w:r>
-      </w:hyperlink>
-      <w:r>
-        <w:rPr>
-          <w:lang w:val="zh_TW" w:bidi="zh_TW"/>
-        </w:rPr>
-        <w:t>）。</w:t>
-      </w:r>
-    </w:p>
-    <w:p>
-      <w:pPr/>
-      <w:r>
-        <w:rPr>
-          <w:lang w:val="zh_TW" w:bidi="zh_TW"/>
-        </w:rPr>
-      </w:r>
-      <w:r>
-        <w:rPr>
-          <w:lang w:val="zh_TW" w:bidi="zh_TW"/>
-        </w:rPr>
-        <w:t>亞捫人因羞辱大衛的使者，擔心他會入侵，於是從美索不達米亞雇來戰車以增強軍力（</w:t>
-      </w:r>
-      <w:hyperlink r:id="rId51">
-        <w:r>
-          <w:rPr>
-            <w:lang w:val="zh_TW" w:bidi="zh_TW"/>
-          </w:rPr>
-          <w:rPr>
-            <w:color w:val="0000EE"/>
-            <w:u w:val="single"/>
-          </w:rPr>
-          <w:t>代上19:6</w:t>
-        </w:r>
-      </w:hyperlink>
-      <w:r>
-        <w:rPr>
-          <w:lang w:val="zh_TW" w:bidi="zh_TW"/>
-        </w:rPr>
-        <w:t>）。</w:t>
-      </w:r>
-    </w:p>
-    <w:p>
-      <w:pPr/>
-      <w:r>
-        <w:rPr>
-          <w:lang w:val="zh_TW" w:bidi="zh_TW"/>
-        </w:rPr>
-      </w:r>
-      <w:r>
-        <w:rPr>
-          <w:lang w:val="zh_TW" w:bidi="zh_TW"/>
-        </w:rPr>
-        <w:t>在新約中，美索不達米亞僅出現兩次。五旬節那天，有來自美索不達米亞的人在場 （</w:t>
-      </w:r>
-      <w:hyperlink r:id="rId52">
-        <w:r>
-          <w:rPr>
-            <w:lang w:val="zh_TW" w:bidi="zh_TW"/>
-          </w:rPr>
-          <w:rPr>
-            <w:color w:val="0000EE"/>
-            <w:u w:val="single"/>
-          </w:rPr>
-          <w:t>徒2:9</w:t>
-        </w:r>
-      </w:hyperlink>
-      <w:r>
-        <w:rPr>
-          <w:lang w:val="zh_TW" w:bidi="zh_TW"/>
-        </w:rPr>
-        <w:t>）。司提反在公會的辯護中說到，亞伯拉罕在搬到哈蘭之前，曾住在美索不達米亞 （</w:t>
-      </w:r>
-      <w:hyperlink r:id="rId53">
-        <w:r>
-          <w:rPr>
-            <w:lang w:val="zh_TW" w:bidi="zh_TW"/>
-          </w:rPr>
-          <w:rPr>
-            <w:color w:val="0000EE"/>
-            <w:u w:val="single"/>
-          </w:rPr>
-          <w:t>徒7:2；</w:t>
-        </w:r>
-      </w:hyperlink>
-      <w:hyperlink r:id="rId54">
-        <w:r>
-          <w:rPr>
-            <w:lang w:val="zh_TW" w:bidi="zh_TW"/>
-          </w:rPr>
-          <w:rPr>
-            <w:color w:val="0000EE"/>
-            <w:u w:val="single"/>
-          </w:rPr>
-          <w:t>創11:31</w:t>
-        </w:r>
-      </w:hyperlink>
-      <w:hyperlink r:id="rId53">
-        <w:r>
-          <w:rPr>
-            <w:lang w:val="zh_TW" w:bidi="zh_TW"/>
-          </w:rPr>
-          <w:rPr>
-            <w:color w:val="0000EE"/>
-            <w:u w:val="single"/>
-          </w:rPr>
-          <w:t>）。</w:t>
-        </w:r>
-      </w:hyperlink>
+        <w:t>雖然在血親之間避免亂倫有其遺傳方面的理由，但更主要的問題在於，亂倫會傷害家庭關係。由於家庭在神於地上所做的工中居於核心地位，神嚴厲地審判亂倫。當家庭成員之間出現性上的不當行為時，家庭就無法存續。</w:t>
+      </w:r>
       <w:r>
         <w:rPr>
           <w:lang w:val="zh_TW" w:bidi="zh_TW"/>

--- a/zht/docx/095.content.docx
+++ b/zht/docx/095.content.docx
@@ -19,7 +19,7 @@
         <w:rPr>
           <w:lang w:val="zh_TW" w:bidi="zh_TW"/>
         </w:rPr>
-        <w:t>Resource: Tyndale Open Bible Dictionary</w:t>
+        <w:t>Resource: Aquifer Open Bible Dictionary</w:t>
       </w:r>
       <w:r>
         <w:rPr>
@@ -112,7 +112,7 @@
         <w:rPr>
           <w:lang w:val="zh_TW" w:bidi="zh_TW"/>
         </w:rPr>
-        <w:t>Tyndale Open Bible Dictionary</w:t>
+        <w:t>Aquifer Open Bible Dictionary</w:t>
       </w:r>
     </w:p>
     <w:p>

--- a/zht/docx/095.content.docx
+++ b/zht/docx/095.content.docx
@@ -149,7 +149,7 @@
         <w:rPr>
           <w:lang w:val="zh_TW" w:bidi="zh_TW"/>
         </w:rPr>
-        <w:t>luan</w:t>
+        <w:t>lu</w:t>
       </w:r>
       <w:r>
         <w:rPr>
@@ -212,84 +212,23 @@
         <w:rPr>
           <w:lang w:val="zh_TW" w:bidi="zh_TW"/>
         </w:rPr>
-        <w:t>亂倫</w:t>
-      </w:r>
-      <w:r>
-        <w:rPr>
-          <w:lang w:val="zh_TW" w:bidi="zh_TW"/>
-        </w:rPr>
-      </w:r>
-    </w:p>
-    <w:p>
-      <w:pPr/>
-      <w:r>
-        <w:rPr>
-          <w:lang w:val="zh_TW" w:bidi="zh_TW"/>
-        </w:rPr>
-      </w:r>
-      <w:r>
-        <w:rPr>
-          <w:lang w:val="zh_TW" w:bidi="zh_TW"/>
-        </w:rPr>
-        <w:t>這指的是近親之間發生的性關係。</w:t>
-      </w:r>
-    </w:p>
-    <w:p>
-      <w:pPr/>
-      <w:r>
-        <w:rPr>
-          <w:lang w:val="zh_TW" w:bidi="zh_TW"/>
-        </w:rPr>
-      </w:r>
-      <w:hyperlink r:id="rId13">
-        <w:r>
-          <w:rPr>
-            <w:lang w:val="zh_TW" w:bidi="zh_TW"/>
-          </w:rPr>
-          <w:rPr>
-            <w:color w:val="0000EE"/>
-            <w:u w:val="single"/>
-          </w:rPr>
-          <w:t>利未記十八章</w:t>
-        </w:r>
-      </w:hyperlink>
-      <w:r>
-        <w:rPr>
-          <w:lang w:val="zh_TW" w:bidi="zh_TW"/>
-        </w:rPr>
-        <w:t>中嚴厲禁止亂倫。</w:t>
-      </w:r>
-      <w:hyperlink r:id="rId14">
-        <w:r>
-          <w:rPr>
-            <w:lang w:val="zh_TW" w:bidi="zh_TW"/>
-          </w:rPr>
-          <w:rPr>
-            <w:color w:val="0000EE"/>
-            <w:u w:val="single"/>
-          </w:rPr>
-          <w:t>利未記二十章</w:t>
-        </w:r>
-      </w:hyperlink>
-      <w:r>
-        <w:rPr>
-          <w:lang w:val="zh_TW" w:bidi="zh_TW"/>
-        </w:rPr>
-        <w:t>中甚至指出，若有人犯某些亂倫的罪，必須處以死刑。聖經將亂倫視為極其嚴重的罪，稱其為羞恥、悖逆常理的事。</w:t>
-      </w:r>
-    </w:p>
-    <w:p>
-      <w:pPr/>
-      <w:r>
-        <w:rPr>
-          <w:lang w:val="zh_TW" w:bidi="zh_TW"/>
-        </w:rPr>
-      </w:r>
-      <w:r>
-        <w:rPr>
-          <w:lang w:val="zh_TW" w:bidi="zh_TW"/>
-        </w:rPr>
-        <w:t>聖經中的亂倫例子顯示，這類行為源於敗壞的品格：</w:t>
+        <w:t>路得記</w:t>
+      </w:r>
+      <w:r>
+        <w:rPr>
+          <w:lang w:val="zh_TW" w:bidi="zh_TW"/>
+        </w:rPr>
+      </w:r>
+    </w:p>
+    <w:p>
+      <w:pPr>
+        <w:pStyle w:val="Heading3"/>
+      </w:pPr>
+      <w:r>
+        <w:rPr>
+          <w:lang w:val="zh_TW" w:bidi="zh_TW"/>
+        </w:rPr>
+        <w:t>概述</w:t>
       </w:r>
     </w:p>
     <w:p>
@@ -307,25 +246,7 @@
         <w:rPr>
           <w:lang w:val="zh_TW" w:bidi="zh_TW"/>
         </w:rPr>
-        <w:t>羅得的兩個女兒使父親喝醉，並與他同寢，結果二人都懷了孕（</w:t>
-      </w:r>
-      <w:hyperlink r:id="rId15">
-        <w:r>
-          <w:rPr>
-            <w:lang w:val="zh_TW" w:bidi="zh_TW"/>
-          </w:rPr>
-          <w:rPr>
-            <w:color w:val="0000EE"/>
-            <w:u w:val="single"/>
-          </w:rPr>
-          <w:t>創19:30–38</w:t>
-        </w:r>
-      </w:hyperlink>
-      <w:r>
-        <w:rPr>
-          <w:lang w:val="zh_TW" w:bidi="zh_TW"/>
-        </w:rPr>
-        <w:t>）。</w:t>
+        <w:t>路得記是誰寫的？何時寫成？</w:t>
       </w:r>
     </w:p>
     <w:p>
@@ -343,25 +264,7 @@
         <w:rPr>
           <w:lang w:val="zh_TW" w:bidi="zh_TW"/>
         </w:rPr>
-        <w:t>暗嫩用詭計強暴了同父異母的妹妹她瑪（</w:t>
-      </w:r>
-      <w:hyperlink r:id="rId16">
-        <w:r>
-          <w:rPr>
-            <w:lang w:val="zh_TW" w:bidi="zh_TW"/>
-          </w:rPr>
-          <w:rPr>
-            <w:color w:val="0000EE"/>
-            <w:u w:val="single"/>
-          </w:rPr>
-          <w:t>撒下13:1–22</w:t>
-        </w:r>
-      </w:hyperlink>
-      <w:r>
-        <w:rPr>
-          <w:lang w:val="zh_TW" w:bidi="zh_TW"/>
-        </w:rPr>
-        <w:t>）。</w:t>
+        <w:t>路得記為何而寫？</w:t>
       </w:r>
     </w:p>
     <w:p>
@@ -379,7 +282,304 @@
         <w:rPr>
           <w:lang w:val="zh_TW" w:bidi="zh_TW"/>
         </w:rPr>
-        <w:t>保羅嚴厲責備哥林多教會中發生的亂倫事件（</w:t>
+        <w:t>路得記的內容是什麼？</w:t>
+      </w:r>
+    </w:p>
+    <w:p>
+      <w:pPr>
+        <w:pStyle w:val="ListBullet"/>
+        <w:spacing w:line="240" w:lineRule="auto"/>
+        <w:ind w:left="720"/>
+      </w:pPr>
+      <w:r>
+        <w:rPr>
+          <w:lang w:val="zh_TW" w:bidi="zh_TW"/>
+        </w:rPr>
+      </w:r>
+      <w:r>
+        <w:rPr>
+          <w:lang w:val="zh_TW" w:bidi="zh_TW"/>
+        </w:rPr>
+        <w:t>路得記的信息是什麼？</w:t>
+      </w:r>
+    </w:p>
+    <w:p>
+      <w:pPr>
+        <w:pStyle w:val="Heading3"/>
+      </w:pPr>
+      <w:r>
+        <w:rPr>
+          <w:lang w:val="zh_TW" w:bidi="zh_TW"/>
+        </w:rPr>
+        <w:t>路得記是誰寫的？何時寫成？</w:t>
+      </w:r>
+    </w:p>
+    <w:p>
+      <w:pPr/>
+      <w:r>
+        <w:rPr>
+          <w:lang w:val="zh_TW" w:bidi="zh_TW"/>
+        </w:rPr>
+      </w:r>
+      <w:r>
+        <w:rPr>
+          <w:lang w:val="zh_TW" w:bidi="zh_TW"/>
+        </w:rPr>
+        <w:t>這卷書的作者不詳。誰寫這卷書與寫作時間有關。經文中的一些線索能幫助我們回答這個問題。</w:t>
+      </w:r>
+    </w:p>
+    <w:p>
+      <w:pPr/>
+      <w:r>
+        <w:rPr>
+          <w:lang w:val="zh_TW" w:bidi="zh_TW"/>
+        </w:rPr>
+      </w:r>
+      <w:hyperlink r:id="rId13">
+        <w:r>
+          <w:rPr>
+            <w:lang w:val="zh_TW" w:bidi="zh_TW"/>
+          </w:rPr>
+          <w:rPr>
+            <w:color w:val="0000EE"/>
+            <w:u w:val="single"/>
+          </w:rPr>
+          <w:t>路得記四章18至22節</w:t>
+        </w:r>
+      </w:hyperlink>
+      <w:r>
+        <w:rPr>
+          <w:lang w:val="zh_TW" w:bidi="zh_TW"/>
+        </w:rPr>
+        <w:t>告訴我們，路得是大衛王的曾祖母。這顯示這卷書很可能寫於大衛登基之後。</w:t>
+      </w:r>
+    </w:p>
+    <w:p>
+      <w:pPr/>
+      <w:r>
+        <w:rPr>
+          <w:lang w:val="zh_TW" w:bidi="zh_TW"/>
+        </w:rPr>
+      </w:r>
+      <w:r>
+        <w:rPr>
+          <w:lang w:val="zh_TW" w:bidi="zh_TW"/>
+        </w:rPr>
+        <w:t>由於路得記不贊同與外邦人通婚，因此這卷書很可能不是寫於所羅門推行外邦婚姻政策的時期。</w:t>
+      </w:r>
+    </w:p>
+    <w:p>
+      <w:pPr/>
+      <w:r>
+        <w:rPr>
+          <w:lang w:val="zh_TW" w:bidi="zh_TW"/>
+        </w:rPr>
+      </w:r>
+      <w:r>
+        <w:rPr>
+          <w:lang w:val="zh_TW" w:bidi="zh_TW"/>
+        </w:rPr>
+        <w:t>此外，大衛與摩押之間的友好關係，或許啟發了他國中的某人寫下這卷書，以說明大衛行動的原因（見</w:t>
+      </w:r>
+      <w:hyperlink r:id="rId14">
+        <w:r>
+          <w:rPr>
+            <w:lang w:val="zh_TW" w:bidi="zh_TW"/>
+          </w:rPr>
+          <w:rPr>
+            <w:color w:val="0000EE"/>
+            <w:u w:val="single"/>
+          </w:rPr>
+          <w:t>撒上22:3–5</w:t>
+        </w:r>
+      </w:hyperlink>
+      <w:r>
+        <w:rPr>
+          <w:lang w:val="zh_TW" w:bidi="zh_TW"/>
+        </w:rPr>
+        <w:t>）。因此，作者可能是大衛的親近之人，或許是撒母耳、拿單，或亞比亞他。</w:t>
+      </w:r>
+    </w:p>
+    <w:p>
+      <w:pPr/>
+      <w:r>
+        <w:rPr>
+          <w:lang w:val="zh_TW" w:bidi="zh_TW"/>
+        </w:rPr>
+      </w:r>
+      <w:r>
+        <w:rPr>
+          <w:lang w:val="zh_TW" w:bidi="zh_TW"/>
+        </w:rPr>
+        <w:t>這卷書的敘事以「當士師秉政的時候」這片語開頭。士師的時期約持續三百年，雖然撒母耳也曾作士師，但是這是自俄陀聶開始，至參孫結束。</w:t>
+      </w:r>
+    </w:p>
+    <w:p>
+      <w:pPr/>
+      <w:r>
+        <w:rPr>
+          <w:lang w:val="zh_TW" w:bidi="zh_TW"/>
+        </w:rPr>
+      </w:r>
+      <w:r>
+        <w:rPr>
+          <w:lang w:val="zh_TW" w:bidi="zh_TW"/>
+        </w:rPr>
+        <w:t>如果</w:t>
+      </w:r>
+      <w:hyperlink r:id="rId13">
+        <w:r>
+          <w:rPr>
+            <w:lang w:val="zh_TW" w:bidi="zh_TW"/>
+          </w:rPr>
+          <w:rPr>
+            <w:color w:val="0000EE"/>
+            <w:u w:val="single"/>
+          </w:rPr>
+          <w:t>路得記四章18至22節</w:t>
+        </w:r>
+      </w:hyperlink>
+      <w:r>
+        <w:rPr>
+          <w:lang w:val="zh_TW" w:bidi="zh_TW"/>
+        </w:rPr>
+        <w:t>中的家譜記錄是完整的，那麼這些事件發生在大衛曾祖父的一生之中，並記載了他祖父的出生。若以每代約35年計算，這些事大約發生在公元前11世紀初期，也就是在大衛出生前約100年。</w:t>
+      </w:r>
+    </w:p>
+    <w:p>
+      <w:pPr>
+        <w:pStyle w:val="Heading3"/>
+      </w:pPr>
+      <w:r>
+        <w:rPr>
+          <w:lang w:val="zh_TW" w:bidi="zh_TW"/>
+        </w:rPr>
+        <w:t>路得記為何而寫？</w:t>
+      </w:r>
+    </w:p>
+    <w:p>
+      <w:pPr/>
+      <w:r>
+        <w:rPr>
+          <w:lang w:val="zh_TW" w:bidi="zh_TW"/>
+        </w:rPr>
+      </w:r>
+      <w:r>
+        <w:rPr>
+          <w:lang w:val="zh_TW" w:bidi="zh_TW"/>
+        </w:rPr>
+        <w:t>這卷書的寫作目的取決於其寫作的時間。如果這卷書是在大衛死後不久寫成的，那麼它可能是為了證明大衛的家族（即大衛的王室血脈）是神所揀選的王族。這卷書也可能是用來說明，為何那位敬虔的摩押女子能進入以色列的民族之中。</w:t>
+      </w:r>
+    </w:p>
+    <w:p>
+      <w:pPr>
+        <w:pStyle w:val="Heading3"/>
+      </w:pPr>
+      <w:r>
+        <w:rPr>
+          <w:lang w:val="zh_TW" w:bidi="zh_TW"/>
+        </w:rPr>
+        <w:t>路得記的內容是甚麼？</w:t>
+      </w:r>
+    </w:p>
+    <w:p>
+      <w:pPr>
+        <w:pStyle w:val="Heading4"/>
+      </w:pPr>
+      <w:r>
+        <w:rPr>
+          <w:lang w:val="zh_TW" w:bidi="zh_TW"/>
+        </w:rPr>
+        <w:t>引言（</w:t>
+      </w:r>
+      <w:hyperlink r:id="rId15">
+        <w:r>
+          <w:rPr>
+            <w:lang w:val="zh_TW" w:bidi="zh_TW"/>
+          </w:rPr>
+          <w:rPr>
+            <w:color w:val="0000EE"/>
+            <w:u w:val="single"/>
+          </w:rPr>
+          <w:t>1:1–5</w:t>
+        </w:r>
+      </w:hyperlink>
+      <w:r>
+        <w:rPr>
+          <w:lang w:val="zh_TW" w:bidi="zh_TW"/>
+        </w:rPr>
+        <w:t>）</w:t>
+      </w:r>
+    </w:p>
+    <w:p>
+      <w:pPr/>
+      <w:r>
+        <w:rPr>
+          <w:lang w:val="zh_TW" w:bidi="zh_TW"/>
+        </w:rPr>
+      </w:r>
+      <w:r>
+        <w:rPr>
+          <w:lang w:val="zh_TW" w:bidi="zh_TW"/>
+        </w:rPr>
+        <w:t>由於饑荒，以利米勒帶著妻子拿俄米和兩個兒子瑪倫、基連過約但河往摩押地去，因那裡有糧食。兩個兒子娶了摩押女子為妻，但後來二人都死了，他們的父親也去世。拿俄米成了寡婦，只剩下兩個外邦媳婦。</w:t>
+      </w:r>
+    </w:p>
+    <w:p>
+      <w:pPr>
+        <w:pStyle w:val="Heading4"/>
+      </w:pPr>
+      <w:r>
+        <w:rPr>
+          <w:lang w:val="zh_TW" w:bidi="zh_TW"/>
+        </w:rPr>
+        <w:t>返回伯利恆 （</w:t>
+      </w:r>
+      <w:hyperlink r:id="rId16">
+        <w:r>
+          <w:rPr>
+            <w:lang w:val="zh_TW" w:bidi="zh_TW"/>
+          </w:rPr>
+          <w:rPr>
+            <w:color w:val="0000EE"/>
+            <w:u w:val="single"/>
+          </w:rPr>
+          <w:t>1:6–22</w:t>
+        </w:r>
+      </w:hyperlink>
+      <w:r>
+        <w:rPr>
+          <w:lang w:val="zh_TW" w:bidi="zh_TW"/>
+        </w:rPr>
+        <w:t>）</w:t>
+      </w:r>
+    </w:p>
+    <w:p>
+      <w:pPr/>
+      <w:r>
+        <w:rPr>
+          <w:lang w:val="zh_TW" w:bidi="zh_TW"/>
+        </w:rPr>
+      </w:r>
+      <w:r>
+        <w:rPr>
+          <w:lang w:val="zh_TW" w:bidi="zh_TW"/>
+        </w:rPr>
+        <w:t>拿俄米聽說伯利恆的饑荒已經過去，便預備回去。她的兩個媳婦俄珥巴和路得陪她走了一段路。拿俄米顧念她們在猶大作外邦人可能遭遇的艱難，便勸她們留在本地。兩個年輕的寡婦起初都不肯離開，但拿俄米說明情況：她已年老，不可能再懷孕，因此沒有弟弟能履行娶寡嫂婚（levirate）的責任。她自己也難再出嫁生子。即使這些條件改變，等待也是不切實際的。俄珥巴想通了，就親吻婆婆道別。</w:t>
+      </w:r>
+    </w:p>
+    <w:p>
+      <w:pPr/>
+      <w:r>
+        <w:rPr>
+          <w:lang w:val="zh_TW" w:bidi="zh_TW"/>
+        </w:rPr>
+      </w:r>
+      <w:r>
+        <w:rPr>
+          <w:lang w:val="zh_TW" w:bidi="zh_TW"/>
+        </w:rPr>
+        <w:t>路得「捨不得拿俄米」（</w:t>
       </w:r>
       <w:hyperlink r:id="rId17">
         <w:r>
@@ -390,30 +590,16 @@
             <w:color w:val="0000EE"/>
             <w:u w:val="single"/>
           </w:rPr>
-          <w:t>林前5:1–5</w:t>
+          <w:t>得1:14</w:t>
         </w:r>
       </w:hyperlink>
       <w:r>
         <w:rPr>
           <w:lang w:val="zh_TW" w:bidi="zh_TW"/>
         </w:rPr>
-        <w:t>），表明即使在新約聖經時代，亂倫仍然是錯誤的行為。</w:t>
-      </w:r>
-    </w:p>
-    <w:p>
-      <w:pPr/>
-      <w:r>
-        <w:rPr>
-          <w:lang w:val="zh_TW" w:bidi="zh_TW"/>
-        </w:rPr>
-      </w:r>
-      <w:r>
-        <w:rPr>
-          <w:lang w:val="zh_TW" w:bidi="zh_TW"/>
-        </w:rPr>
-        <w:t>血緣關係或血親（consanguinity）是判定某些性行為為非法的一個因素。例如，這適用於兄弟與姊妹、父母與兒女、祖父母與孫子女，也包括某些姑母、叔父、姨母、舅父，以及姪子姪女與外甥外甥女。</w:t>
-      </w:r>
-      <w:hyperlink r:id="rId13">
+        <w:t>）。路得堅定要與拿俄米同在的心志，所用的希伯來文字詞與形容夫妻聯合的字詞相同（</w:t>
+      </w:r>
+      <w:hyperlink r:id="rId18">
         <w:r>
           <w:rPr>
             <w:lang w:val="zh_TW" w:bidi="zh_TW"/>
@@ -422,16 +608,16 @@
             <w:color w:val="0000EE"/>
             <w:u w:val="single"/>
           </w:rPr>
-          <w:t>利未記十八章</w:t>
+          <w:t>創2:24</w:t>
         </w:r>
       </w:hyperlink>
       <w:r>
         <w:rPr>
           <w:lang w:val="zh_TW" w:bidi="zh_TW"/>
         </w:rPr>
-        <w:t>也禁止與姻親關係（affinity）中的親屬發生性關係，並且禁止與某些叔伯或姑姨之間的性行為。古代以色列中有一個例外情況：如果一個人的兄弟死了，沒有留下兒子，這個人可以娶他兄弟的寡婦為妻（</w:t>
-      </w:r>
-      <w:hyperlink r:id="rId18">
+        <w:t>），意思如同緊貼或黏合，難以分開。路得藉著五個堅定的宣告表明她真誠的決心（</w:t>
+      </w:r>
+      <w:hyperlink r:id="rId19">
         <w:r>
           <w:rPr>
             <w:lang w:val="zh_TW" w:bidi="zh_TW"/>
@@ -440,13 +626,102 @@
             <w:color w:val="0000EE"/>
             <w:u w:val="single"/>
           </w:rPr>
-          <w:t>申25:5–10</w:t>
+          <w:t>得1:16–17</w:t>
         </w:r>
       </w:hyperlink>
       <w:r>
         <w:rPr>
           <w:lang w:val="zh_TW" w:bidi="zh_TW"/>
         </w:rPr>
+        <w:t>）。她捨棄過去的生活，去得著她更看重的新生命，選擇跟隨以色列的神，遵行祂的律法。路得對以色列神的呼求與拿俄米的勸說相合，於是二人一同回到伯利恆。</w:t>
+      </w:r>
+    </w:p>
+    <w:p>
+      <w:pPr/>
+      <w:r>
+        <w:rPr>
+          <w:lang w:val="zh_TW" w:bidi="zh_TW"/>
+        </w:rPr>
+      </w:r>
+      <w:r>
+        <w:rPr>
+          <w:lang w:val="zh_TW" w:bidi="zh_TW"/>
+        </w:rPr>
+        <w:t>拿俄米回到伯利恆的路途十分艱難。她離開伯利恆時有丈夫和兩個兒子，但她回來時他們都已去世。她要求朋友們稱她為「瑪拉」，意思是「苦」。然而，她回來的時候正值收割的起頭，是一個蒙恩的時節。</w:t>
+      </w:r>
+    </w:p>
+    <w:p>
+      <w:pPr>
+        <w:pStyle w:val="Heading4"/>
+      </w:pPr>
+      <w:r>
+        <w:rPr>
+          <w:lang w:val="zh_TW" w:bidi="zh_TW"/>
+        </w:rPr>
+        <w:t>在波阿斯的田間拾麥穗 （</w:t>
+      </w:r>
+      <w:hyperlink r:id="rId20">
+        <w:r>
+          <w:rPr>
+            <w:lang w:val="zh_TW" w:bidi="zh_TW"/>
+          </w:rPr>
+          <w:rPr>
+            <w:color w:val="0000EE"/>
+            <w:u w:val="single"/>
+          </w:rPr>
+          <w:t>2:1–23</w:t>
+        </w:r>
+      </w:hyperlink>
+      <w:r>
+        <w:rPr>
+          <w:lang w:val="zh_TW" w:bidi="zh_TW"/>
+        </w:rPr>
+        <w:t>）</w:t>
+      </w:r>
+    </w:p>
+    <w:p>
+      <w:pPr/>
+      <w:r>
+        <w:rPr>
+          <w:lang w:val="zh_TW" w:bidi="zh_TW"/>
+        </w:rPr>
+      </w:r>
+      <w:r>
+        <w:rPr>
+          <w:lang w:val="zh_TW" w:bidi="zh_TW"/>
+        </w:rPr>
+        <w:t>本章開頭先介紹波阿斯——他是以利米勒的親族，也是個富有的人。</w:t>
+      </w:r>
+    </w:p>
+    <w:p>
+      <w:pPr/>
+      <w:r>
+        <w:rPr>
+          <w:lang w:val="zh_TW" w:bidi="zh_TW"/>
+        </w:rPr>
+      </w:r>
+      <w:r>
+        <w:rPr>
+          <w:lang w:val="zh_TW" w:bidi="zh_TW"/>
+        </w:rPr>
+        <w:t>在第二節中，路得主動提出要到田間去，在用工具收割穀物的工人（這些工人被稱為「收割的人」）後面拾取遺落的麥穗。窮人可以在他們之後拾取遺穗（這些人被稱為「拾穗的人」）。拾穗的人也可以在田地的邊緣收集穀物。這是神所設立的律法之一，目的是讓貧窮的人能有足夠的食物（</w:t>
+      </w:r>
+      <w:hyperlink r:id="rId21">
+        <w:r>
+          <w:rPr>
+            <w:lang w:val="zh_TW" w:bidi="zh_TW"/>
+          </w:rPr>
+          <w:rPr>
+            <w:color w:val="0000EE"/>
+            <w:u w:val="single"/>
+          </w:rPr>
+          <w:t>利19:9–10</w:t>
+        </w:r>
+      </w:hyperlink>
+      <w:r>
+        <w:rPr>
+          <w:lang w:val="zh_TW" w:bidi="zh_TW"/>
+        </w:rPr>
         <w:t>）。</w:t>
       </w:r>
     </w:p>
@@ -461,7 +736,1241 @@
         <w:rPr>
           <w:lang w:val="zh_TW" w:bidi="zh_TW"/>
         </w:rPr>
-        <w:t>雖然在血親之間避免亂倫有其遺傳方面的理由，但更主要的問題在於，亂倫會傷害家庭關係。由於家庭在神於地上所做的工中居於核心地位，神嚴厲地審判亂倫。當家庭成員之間出現性上的不當行為時，家庭就無法存續。</w:t>
+        <w:t>路得來到波阿斯的田裡。當波阿斯前來查看時，他注意到路得，詢問她是誰，並得知她的身分。管理的人說，她從清早就一直在田間勤勞工作。波阿斯因路得對拿俄米的忠誠而感動，特別善待她，讓她可以在收割者的後面直接拾穗。此外，年輕的僕人還為她打水，這在當時是相當特別的待遇。</w:t>
+      </w:r>
+    </w:p>
+    <w:p>
+      <w:pPr/>
+      <w:r>
+        <w:rPr>
+          <w:lang w:val="zh_TW" w:bidi="zh_TW"/>
+        </w:rPr>
+      </w:r>
+      <w:r>
+        <w:rPr>
+          <w:lang w:val="zh_TW" w:bidi="zh_TW"/>
+        </w:rPr>
+        <w:t>路得表現出極大的謙卑與尊敬，問波阿斯為何她這外邦女子竟蒙如此恩待。波阿斯提出兩個原因：她愛婆婆，也看見屬靈的真理，使她投靠以色列的神「的翅膀下」（</w:t>
+      </w:r>
+      <w:hyperlink r:id="rId22">
+        <w:r>
+          <w:rPr>
+            <w:lang w:val="zh_TW" w:bidi="zh_TW"/>
+          </w:rPr>
+          <w:rPr>
+            <w:color w:val="0000EE"/>
+            <w:u w:val="single"/>
+          </w:rPr>
+          <w:t>得2:12</w:t>
+        </w:r>
+      </w:hyperlink>
+      <w:r>
+        <w:rPr>
+          <w:lang w:val="zh_TW" w:bidi="zh_TW"/>
+        </w:rPr>
+        <w:t>）。這個片語是在形容神的保護，如同母鳥展翅庇護幼雛一般。</w:t>
+      </w:r>
+    </w:p>
+    <w:p>
+      <w:pPr/>
+      <w:r>
+        <w:rPr>
+          <w:lang w:val="zh_TW" w:bidi="zh_TW"/>
+        </w:rPr>
+      </w:r>
+      <w:r>
+        <w:rPr>
+          <w:lang w:val="zh_TW" w:bidi="zh_TW"/>
+        </w:rPr>
+        <w:t>她也在收割的人的飯桌上得了座位。她照著波阿斯的吩咐，回到田裡繼續拾取未收割的麥穗。到了一天結束時，她回家見拿俄米，告訴她當天所發生的事。拿俄米告訴路得，波阿斯有買贖至親的權利（詳見下文討論）。路得便繼續在波阿斯的田裡工作，直到收割季節結束。</w:t>
+      </w:r>
+    </w:p>
+    <w:p>
+      <w:pPr>
+        <w:pStyle w:val="Heading4"/>
+      </w:pPr>
+      <w:r>
+        <w:rPr>
+          <w:lang w:val="zh_TW" w:bidi="zh_TW"/>
+        </w:rPr>
+        <w:t>依靠至親買贖者（</w:t>
+      </w:r>
+      <w:hyperlink r:id="rId23">
+        <w:r>
+          <w:rPr>
+            <w:lang w:val="zh_TW" w:bidi="zh_TW"/>
+          </w:rPr>
+          <w:rPr>
+            <w:color w:val="0000EE"/>
+            <w:u w:val="single"/>
+          </w:rPr>
+          <w:t>3:1–18</w:t>
+        </w:r>
+      </w:hyperlink>
+      <w:r>
+        <w:rPr>
+          <w:lang w:val="zh_TW" w:bidi="zh_TW"/>
+        </w:rPr>
+        <w:t>）</w:t>
+      </w:r>
+    </w:p>
+    <w:p>
+      <w:pPr/>
+      <w:r>
+        <w:rPr>
+          <w:lang w:val="zh_TW" w:bidi="zh_TW"/>
+        </w:rPr>
+      </w:r>
+      <w:r>
+        <w:rPr>
+          <w:lang w:val="zh_TW" w:bidi="zh_TW"/>
+        </w:rPr>
+        <w:t>拿俄米勸路得去找波阿斯，請他作</w:t>
+      </w:r>
+      <w:r>
+        <w:rPr>
+          <w:i/>
+          <w:lang w:val="zh_TW" w:bidi="zh_TW"/>
+        </w:rPr>
+        <w:t>至親買贖者</w:t>
+      </w:r>
+      <w:r>
+        <w:rPr>
+          <w:lang w:val="zh_TW" w:bidi="zh_TW"/>
+        </w:rPr>
+        <w:t>（</w:t>
+      </w:r>
+      <w:r>
+        <w:rPr>
+          <w:i/>
+          <w:lang w:val="zh_TW" w:bidi="zh_TW"/>
+        </w:rPr>
+        <w:t>go'el</w:t>
+      </w:r>
+      <w:r>
+        <w:rPr>
+          <w:lang w:val="zh_TW" w:bidi="zh_TW"/>
+        </w:rPr>
+        <w:t>或kinsman-redeemer）。拿俄米的計劃看似不尋常，但其中有其理由：</w:t>
+      </w:r>
+    </w:p>
+    <w:p>
+      <w:pPr>
+        <w:pStyle w:val="ListNumber"/>
+        <w:numPr>
+          <w:ilvl w:val="0"/>
+          <w:numId w:val="14"/>
+        </w:numPr>
+        <w:spacing w:line="240" w:lineRule="auto"/>
+        <w:ind w:left="720"/>
+      </w:pPr>
+      <w:r>
+        <w:rPr>
+          <w:lang w:val="zh_TW" w:bidi="zh_TW"/>
+        </w:rPr>
+      </w:r>
+      <w:r>
+        <w:rPr>
+          <w:lang w:val="zh_TW" w:bidi="zh_TW"/>
+        </w:rPr>
+        <w:t>拿俄米大概以為波阿斯是最親的親屬，並不知道還有一位更近的（</w:t>
+      </w:r>
+      <w:hyperlink r:id="rId24">
+        <w:r>
+          <w:rPr>
+            <w:lang w:val="zh_TW" w:bidi="zh_TW"/>
+          </w:rPr>
+          <w:rPr>
+            <w:color w:val="0000EE"/>
+            <w:u w:val="single"/>
+          </w:rPr>
+          <w:t>得3:12</w:t>
+        </w:r>
+      </w:hyperlink>
+      <w:r>
+        <w:rPr>
+          <w:lang w:val="zh_TW" w:bidi="zh_TW"/>
+        </w:rPr>
+        <w:t>）。按照以色列的律法（</w:t>
+      </w:r>
+      <w:hyperlink r:id="rId25">
+        <w:r>
+          <w:rPr>
+            <w:lang w:val="zh_TW" w:bidi="zh_TW"/>
+          </w:rPr>
+          <w:rPr>
+            <w:color w:val="0000EE"/>
+            <w:u w:val="single"/>
+          </w:rPr>
+          <w:t>申25:5–19</w:t>
+        </w:r>
+      </w:hyperlink>
+      <w:r>
+        <w:rPr>
+          <w:lang w:val="zh_TW" w:bidi="zh_TW"/>
+        </w:rPr>
+        <w:t>），波阿斯需要娶路得為妻，為已死的丈夫留後。</w:t>
+      </w:r>
+    </w:p>
+    <w:p>
+      <w:pPr>
+        <w:pStyle w:val="ListNumber"/>
+        <w:spacing w:line="240" w:lineRule="auto"/>
+        <w:ind w:left="720"/>
+      </w:pPr>
+      <w:r>
+        <w:rPr>
+          <w:lang w:val="zh_TW" w:bidi="zh_TW"/>
+        </w:rPr>
+      </w:r>
+      <w:r>
+        <w:rPr>
+          <w:lang w:val="zh_TW" w:bidi="zh_TW"/>
+        </w:rPr>
+        <w:t>這卷書把拿俄米描寫成敬畏神的婦人。雖然她的計劃看起來不尋常，但並未違背神的律法，也不會讓像波阿斯這樣正直的人感到不當。否則，她的計劃就無法成功。</w:t>
+      </w:r>
+    </w:p>
+    <w:p>
+      <w:pPr/>
+      <w:r>
+        <w:rPr>
+          <w:lang w:val="zh_TW" w:bidi="zh_TW"/>
+        </w:rPr>
+      </w:r>
+      <w:r>
+        <w:rPr>
+          <w:lang w:val="zh_TW" w:bidi="zh_TW"/>
+        </w:rPr>
+        <w:t>波阿斯以慈愛和體貼回應路得的行動，並告訴她自己並非最近的親屬，但應許隔天就處理這件事。為了保護路得的名譽，波阿斯在天未亮前讓她回家。拿俄米預料波阿斯會在當天把事情解決。</w:t>
+      </w:r>
+    </w:p>
+    <w:p>
+      <w:pPr>
+        <w:pStyle w:val="Heading4"/>
+      </w:pPr>
+      <w:r>
+        <w:rPr>
+          <w:lang w:val="zh_TW" w:bidi="zh_TW"/>
+        </w:rPr>
+        <w:t>贖回產業（</w:t>
+      </w:r>
+      <w:hyperlink r:id="rId26">
+        <w:r>
+          <w:rPr>
+            <w:lang w:val="zh_TW" w:bidi="zh_TW"/>
+          </w:rPr>
+          <w:rPr>
+            <w:color w:val="0000EE"/>
+            <w:u w:val="single"/>
+          </w:rPr>
+          <w:t>4:1–22</w:t>
+        </w:r>
+      </w:hyperlink>
+      <w:r>
+        <w:rPr>
+          <w:lang w:val="zh_TW" w:bidi="zh_TW"/>
+        </w:rPr>
+        <w:t>）</w:t>
+      </w:r>
+    </w:p>
+    <w:p>
+      <w:pPr/>
+      <w:r>
+        <w:rPr>
+          <w:lang w:val="zh_TW" w:bidi="zh_TW"/>
+        </w:rPr>
+      </w:r>
+      <w:r>
+        <w:rPr>
+          <w:lang w:val="zh_TW" w:bidi="zh_TW"/>
+        </w:rPr>
+        <w:t>波阿斯到城門口，那裡是人們處理公共事務的地方。他要與那位更近的親屬商談此事。十位城中的長老作見證人。第一個議題是產業。波阿斯問那位更近的親屬是否願意為拿俄米買下那塊地。按以色列的傳統，買那地也意味著要娶那摩押寡婦路得為妻（</w:t>
+      </w:r>
+      <w:hyperlink r:id="rId27">
+        <w:r>
+          <w:rPr>
+            <w:lang w:val="zh_TW" w:bidi="zh_TW"/>
+          </w:rPr>
+          <w:rPr>
+            <w:color w:val="0000EE"/>
+            <w:u w:val="single"/>
+          </w:rPr>
+          <w:t>得4:5</w:t>
+        </w:r>
+      </w:hyperlink>
+      <w:r>
+        <w:rPr>
+          <w:lang w:val="zh_TW" w:bidi="zh_TW"/>
+        </w:rPr>
+        <w:t>）。那位更近的親屬不願娶路得，因為那樣會使他的產業分給將來所生的兒子。他脫下鞋子，把權利讓出，這是放棄產業權的象徵。於是，波阿斯成了至親買贖者。波阿斯與路得婚後生了一個兒子，按以色列的律法，這孩子被視為拿俄米的後代與繼承人。</w:t>
+      </w:r>
+    </w:p>
+    <w:p>
+      <w:pPr>
+        <w:pStyle w:val="Heading3"/>
+      </w:pPr>
+      <w:r>
+        <w:rPr>
+          <w:lang w:val="zh_TW" w:bidi="zh_TW"/>
+        </w:rPr>
+        <w:t>路得記的信息是甚麼？</w:t>
+      </w:r>
+    </w:p>
+    <w:p>
+      <w:pPr/>
+      <w:r>
+        <w:rPr>
+          <w:lang w:val="zh_TW" w:bidi="zh_TW"/>
+        </w:rPr>
+      </w:r>
+      <w:r>
+        <w:rPr>
+          <w:lang w:val="zh_TW" w:bidi="zh_TW"/>
+        </w:rPr>
+        <w:t>首先，路得記表明了路得的家譜延續到大衛。這條血脈在</w:t>
+      </w:r>
+      <w:hyperlink r:id="rId28">
+        <w:r>
+          <w:rPr>
+            <w:lang w:val="zh_TW" w:bidi="zh_TW"/>
+          </w:rPr>
+          <w:rPr>
+            <w:color w:val="0000EE"/>
+            <w:u w:val="single"/>
+          </w:rPr>
+          <w:t>馬太福音一章</w:t>
+        </w:r>
+      </w:hyperlink>
+      <w:r>
+        <w:rPr>
+          <w:lang w:val="zh_TW" w:bidi="zh_TW"/>
+        </w:rPr>
+        <w:t>中得以延續，並在耶穌裡得以成全。</w:t>
+      </w:r>
+    </w:p>
+    <w:p>
+      <w:pPr/>
+      <w:r>
+        <w:rPr>
+          <w:lang w:val="zh_TW" w:bidi="zh_TW"/>
+        </w:rPr>
+      </w:r>
+      <w:r>
+        <w:rPr>
+          <w:lang w:val="zh_TW" w:bidi="zh_TW"/>
+        </w:rPr>
+        <w:t>其次，這卷書顯出神恩典的美。這故事表明神的慈愛臨到所有人，甚至臨到並非生於以色列的人。外邦人（即使來自摩押）也能一同分享以色列所蒙的福分。</w:t>
+      </w:r>
+    </w:p>
+    <w:p>
+      <w:pPr/>
+      <w:r>
+        <w:rPr>
+          <w:lang w:val="zh_TW" w:bidi="zh_TW"/>
+        </w:rPr>
+      </w:r>
+      <w:r>
+        <w:rPr>
+          <w:lang w:val="zh_TW" w:bidi="zh_TW"/>
+        </w:rPr>
+        <w:t>在神學上，「至親買贖者」的概念明顯預表彌賽亞（受膏者）。祂必須是血緣上的親屬，有能力贖回產業，並且甘心願意這樣作，也願意娶亡親的寡婦為妻。</w:t>
+      </w:r>
+    </w:p>
+    <w:p>
+      <w:pPr/>
+      <w:r>
+        <w:rPr>
+          <w:lang w:val="zh_TW" w:bidi="zh_TW"/>
+        </w:rPr>
+      </w:r>
+      <w:r>
+        <w:rPr>
+          <w:lang w:val="zh_TW" w:bidi="zh_TW"/>
+        </w:rPr>
+        <w:t>最後，路得對拿俄米的愛成為忠誠的榜樣。伯利恆的婦女對拿娥米說：「是愛慕你的那兒婦所生的。有這兒婦比有七個兒子還好」（</w:t>
+      </w:r>
+      <w:hyperlink r:id="rId29">
+        <w:r>
+          <w:rPr>
+            <w:lang w:val="zh_TW" w:bidi="zh_TW"/>
+          </w:rPr>
+          <w:rPr>
+            <w:color w:val="0000EE"/>
+            <w:u w:val="single"/>
+          </w:rPr>
+          <w:t>得4:15</w:t>
+        </w:r>
+      </w:hyperlink>
+      <w:r>
+        <w:rPr>
+          <w:lang w:val="zh_TW" w:bidi="zh_TW"/>
+        </w:rPr>
+        <w:t>）。在當時的文化中，能有七個兒子被視為極大的福分，而這些婦人所說的意思是：路得對拿俄米的愛與照顧比這樣的福分更寶貴。</w:t>
+      </w:r>
+      <w:r>
+        <w:rPr>
+          <w:lang w:val="zh_TW" w:bidi="zh_TW"/>
+        </w:rPr>
+      </w:r>
+      <w:r>
+        <w:rPr>
+          <w:lang w:val="zh_TW" w:bidi="zh_TW"/>
+        </w:rPr>
+      </w:r>
+    </w:p>
+    <w:p>
+      <w:pPr/>
+      <w:r>
+        <w:rPr>
+          <w:lang w:val="zh_TW" w:bidi="zh_TW"/>
+        </w:rPr>
+      </w:r>
+    </w:p>
+    <w:p>
+      <w:pPr>
+        <w:pStyle w:val="Heading2"/>
+      </w:pPr>
+      <w:r>
+        <w:rPr>
+          <w:lang w:val="zh_TW" w:bidi="zh_TW"/>
+        </w:rPr>
+        <w:t>路德、路德族、路低人</w:t>
+      </w:r>
+      <w:r>
+        <w:rPr>
+          <w:lang w:val="zh_TW" w:bidi="zh_TW"/>
+        </w:rPr>
+      </w:r>
+    </w:p>
+    <w:p>
+      <w:pPr/>
+      <w:r>
+        <w:rPr>
+          <w:lang w:val="zh_TW" w:bidi="zh_TW"/>
+        </w:rPr>
+      </w:r>
+      <w:r>
+        <w:rPr>
+          <w:lang w:val="zh_TW" w:bidi="zh_TW"/>
+        </w:rPr>
+        <w:t>在</w:t>
+      </w:r>
+      <w:hyperlink r:id="rId30">
+        <w:r>
+          <w:rPr>
+            <w:lang w:val="zh_TW" w:bidi="zh_TW"/>
+          </w:rPr>
+          <w:rPr>
+            <w:color w:val="0000EE"/>
+            <w:u w:val="single"/>
+          </w:rPr>
+          <w:t>創世記第十章</w:t>
+        </w:r>
+      </w:hyperlink>
+      <w:r>
+        <w:rPr>
+          <w:lang w:val="zh_TW" w:bidi="zh_TW"/>
+        </w:rPr>
+        <w:t>的列國表（table of nations）中出現的名字。路低被列為麥西的長子，而路德被列為閃的第四子。基於這一記載，較合宜的理解是：兩者可能具有不同的族源。然而，有些人則提出這兩個名字指的均是小亞細亞的民族，即呂底亞人（Lydians），他們在亞述巴尼拔（Ashurbanipal）的銘文中被提到為路都（</w:t>
+      </w:r>
+      <w:r>
+        <w:rPr>
+          <w:i/>
+          <w:lang w:val="zh_TW" w:bidi="zh_TW"/>
+        </w:rPr>
+        <w:t>Luddu</w:t>
+      </w:r>
+      <w:r>
+        <w:rPr>
+          <w:lang w:val="zh_TW" w:bidi="zh_TW"/>
+        </w:rPr>
+        <w:t>）</w:t>
+      </w:r>
+      <w:r>
+        <w:rPr>
+          <w:i/>
+          <w:lang w:val="zh_TW" w:bidi="zh_TW"/>
+        </w:rPr>
+        <w:t>。</w:t>
+      </w:r>
+      <w:r>
+        <w:rPr>
+          <w:lang w:val="zh_TW" w:bidi="zh_TW"/>
+        </w:rPr>
+        <w:t xml:space="preserve"> 毫無疑問，至少路德應該與呂底亞有關聯，因約瑟夫（Josephus）也持此看法（</w:t>
+      </w:r>
+      <w:r>
+        <w:rPr>
+          <w:i/>
+          <w:lang w:val="zh_TW" w:bidi="zh_TW"/>
+        </w:rPr>
+        <w:t>猶太古史記</w:t>
+      </w:r>
+      <w:r>
+        <w:rPr>
+          <w:lang w:val="zh_TW" w:bidi="zh_TW"/>
+        </w:rPr>
+        <w:t xml:space="preserve"> 〔</w:t>
+      </w:r>
+      <w:r>
+        <w:rPr>
+          <w:i/>
+          <w:lang w:val="zh_TW" w:bidi="zh_TW"/>
+        </w:rPr>
+        <w:t>Antiquities</w:t>
+      </w:r>
+      <w:r>
+        <w:rPr>
+          <w:lang w:val="zh_TW" w:bidi="zh_TW"/>
+        </w:rPr>
+        <w:t>〕1.6.4）。在</w:t>
+      </w:r>
+      <w:hyperlink r:id="rId31">
+        <w:r>
+          <w:rPr>
+            <w:lang w:val="zh_TW" w:bidi="zh_TW"/>
+          </w:rPr>
+          <w:rPr>
+            <w:color w:val="0000EE"/>
+            <w:u w:val="single"/>
+          </w:rPr>
+          <w:t>以賽亞書六十六章19節</w:t>
+        </w:r>
+      </w:hyperlink>
+      <w:r>
+        <w:rPr>
+          <w:lang w:val="zh_TW" w:bidi="zh_TW"/>
+        </w:rPr>
+        <w:t>中，路德列在其它小亞細亞列國之中，亦支持其地理與族群觀點。</w:t>
+      </w:r>
+    </w:p>
+    <w:p>
+      <w:pPr/>
+      <w:r>
+        <w:rPr>
+          <w:lang w:val="zh_TW" w:bidi="zh_TW"/>
+        </w:rPr>
+      </w:r>
+      <w:r>
+        <w:rPr>
+          <w:lang w:val="zh_TW" w:bidi="zh_TW"/>
+        </w:rPr>
+        <w:t>聖經多處提及路德人，而上下文往往暗示他們善於作戰。根據</w:t>
+      </w:r>
+      <w:hyperlink r:id="rId32">
+        <w:r>
+          <w:rPr>
+            <w:lang w:val="zh_TW" w:bidi="zh_TW"/>
+          </w:rPr>
+          <w:rPr>
+            <w:color w:val="0000EE"/>
+            <w:u w:val="single"/>
+          </w:rPr>
+          <w:t>耶利米書四十六章9節</w:t>
+        </w:r>
+      </w:hyperlink>
+      <w:r>
+        <w:rPr>
+          <w:lang w:val="zh_TW" w:bidi="zh_TW"/>
+        </w:rPr>
+        <w:t>，他們與埃及人一起在公元前605年的迦基米設戰役（battle of Carchemish）中對抗巴比倫人。在</w:t>
+      </w:r>
+      <w:hyperlink r:id="rId33">
+        <w:r>
+          <w:rPr>
+            <w:lang w:val="zh_TW" w:bidi="zh_TW"/>
+          </w:rPr>
+          <w:rPr>
+            <w:color w:val="0000EE"/>
+            <w:u w:val="single"/>
+          </w:rPr>
+          <w:t>以西結書二十七章10節</w:t>
+        </w:r>
+      </w:hyperlink>
+      <w:r>
+        <w:rPr>
+          <w:lang w:val="zh_TW" w:bidi="zh_TW"/>
+        </w:rPr>
+        <w:t>中對泰爾的哀歌中，他們被列為泰爾軍隊中的僱傭兵之一。或者</w:t>
+      </w:r>
+      <w:hyperlink r:id="rId34">
+        <w:r>
+          <w:rPr>
+            <w:lang w:val="zh_TW" w:bidi="zh_TW"/>
+          </w:rPr>
+          <w:rPr>
+            <w:color w:val="0000EE"/>
+            <w:u w:val="single"/>
+          </w:rPr>
+          <w:t>以西結書三十章5節</w:t>
+        </w:r>
+      </w:hyperlink>
+      <w:r>
+        <w:rPr>
+          <w:lang w:val="zh_TW" w:bidi="zh_TW"/>
+        </w:rPr>
+        <w:t>也可能是另一例，顯示呂底亞人作為傭兵——這次是在埃及軍中服役。這種對埃及的軍事援助可以追溯到亞述時期，當時蓋吉茲（Gyges）向埃及的普薩美提克（Psammetichus）提供軍事援助以對抗亞述人。</w:t>
+      </w:r>
+    </w:p>
+    <w:p>
+      <w:pPr/>
+      <w:r>
+        <w:rPr>
+          <w:lang w:val="zh_TW" w:bidi="zh_TW"/>
+        </w:rPr>
+      </w:r>
+      <w:r>
+        <w:rPr>
+          <w:i/>
+          <w:lang w:val="zh_TW" w:bidi="zh_TW"/>
+        </w:rPr>
+        <w:t>另見</w:t>
+      </w:r>
+      <w:r>
+        <w:rPr>
+          <w:lang w:val="zh_TW" w:bidi="zh_TW"/>
+        </w:rPr>
+        <w:t xml:space="preserve"> </w:t>
+      </w:r>
+      <w:r>
+        <w:rPr>
+          <w:lang w:val="zh_TW" w:bidi="zh_TW"/>
+        </w:rPr>
+        <w:t>呂底亞（地點）</w:t>
+      </w:r>
+      <w:r>
+        <w:rPr>
+          <w:lang w:val="zh_TW" w:bidi="zh_TW"/>
+        </w:rPr>
+        <w:t>。</w:t>
+      </w:r>
+      <w:r>
+        <w:rPr>
+          <w:lang w:val="zh_TW" w:bidi="zh_TW"/>
+        </w:rPr>
+      </w:r>
+      <w:r>
+        <w:rPr>
+          <w:lang w:val="zh_TW" w:bidi="zh_TW"/>
+        </w:rPr>
+      </w:r>
+    </w:p>
+    <w:p>
+      <w:pPr/>
+      <w:r>
+        <w:rPr>
+          <w:lang w:val="zh_TW" w:bidi="zh_TW"/>
+        </w:rPr>
+      </w:r>
+    </w:p>
+    <w:p>
+      <w:pPr>
+        <w:pStyle w:val="Heading2"/>
+      </w:pPr>
+      <w:r>
+        <w:rPr>
+          <w:lang w:val="zh_TW" w:bidi="zh_TW"/>
+        </w:rPr>
+        <w:t>路斯</w:t>
+      </w:r>
+      <w:r>
+        <w:rPr>
+          <w:lang w:val="zh_TW" w:bidi="zh_TW"/>
+        </w:rPr>
+      </w:r>
+    </w:p>
+    <w:p>
+      <w:pPr>
+        <w:pStyle w:val="ListNumber"/>
+        <w:numPr>
+          <w:ilvl w:val="0"/>
+          <w:numId w:val="15"/>
+        </w:numPr>
+        <w:spacing w:line="240" w:lineRule="auto"/>
+        <w:ind w:left="720"/>
+      </w:pPr>
+      <w:r>
+        <w:rPr>
+          <w:lang w:val="zh_TW" w:bidi="zh_TW"/>
+        </w:rPr>
+      </w:r>
+      <w:r>
+        <w:rPr>
+          <w:lang w:val="zh_TW" w:bidi="zh_TW"/>
+        </w:rPr>
+        <w:t>伯特利原來的迦南名稱（</w:t>
+      </w:r>
+      <w:hyperlink r:id="rId35">
+        <w:r>
+          <w:rPr>
+            <w:lang w:val="zh_TW" w:bidi="zh_TW"/>
+          </w:rPr>
+          <w:rPr>
+            <w:color w:val="0000EE"/>
+            <w:u w:val="single"/>
+          </w:rPr>
+          <w:t>創28:19</w:t>
+        </w:r>
+      </w:hyperlink>
+      <w:r>
+        <w:rPr>
+          <w:lang w:val="zh_TW" w:bidi="zh_TW"/>
+        </w:rPr>
+        <w:t>，</w:t>
+      </w:r>
+      <w:hyperlink r:id="rId36">
+        <w:r>
+          <w:rPr>
+            <w:lang w:val="zh_TW" w:bidi="zh_TW"/>
+          </w:rPr>
+          <w:rPr>
+            <w:color w:val="0000EE"/>
+            <w:u w:val="single"/>
+          </w:rPr>
+          <w:t>35:6</w:t>
+        </w:r>
+      </w:hyperlink>
+      <w:r>
+        <w:rPr>
+          <w:lang w:val="zh_TW" w:bidi="zh_TW"/>
+        </w:rPr>
+        <w:t>）。雅各正是在這裡看見神的異象。因為神在那裡向他顯現，他便給那地方起名叫「伯特利」（神的殿）。雅各當時未必進入了城內，這或許可以解釋</w:t>
+      </w:r>
+      <w:hyperlink r:id="rId37">
+        <w:r>
+          <w:rPr>
+            <w:lang w:val="zh_TW" w:bidi="zh_TW"/>
+          </w:rPr>
+          <w:rPr>
+            <w:color w:val="0000EE"/>
+            <w:u w:val="single"/>
+          </w:rPr>
+          <w:t>約書亞記十六章2節</w:t>
+        </w:r>
+      </w:hyperlink>
+      <w:r>
+        <w:rPr>
+          <w:lang w:val="zh_TW" w:bidi="zh_TW"/>
+        </w:rPr>
+        <w:t>看似矛盾的地方。約瑟子孫（以法蓮和瑪拿西）所得地業的邊界描述中提到「從伯特利到路斯」，彷彿把伯特利和路斯視為兩個不同的地方。一種可能的解釋是：起初，「路斯」仍是那座城的名稱；同時，以色列人又透過傳統，知道雅各在城外某處把那地方稱為伯特利。因此，根據</w:t>
+      </w:r>
+      <w:hyperlink r:id="rId37">
+        <w:r>
+          <w:rPr>
+            <w:lang w:val="zh_TW" w:bidi="zh_TW"/>
+          </w:rPr>
+          <w:rPr>
+            <w:color w:val="0000EE"/>
+            <w:u w:val="single"/>
+          </w:rPr>
+          <w:t>約書亞記十六章2節</w:t>
+        </w:r>
+      </w:hyperlink>
+      <w:r>
+        <w:rPr>
+          <w:lang w:val="zh_TW" w:bidi="zh_TW"/>
+        </w:rPr>
+        <w:t>，伯特利可能是位於路斯城東面的一個地區。到了征服迦南時期（</w:t>
+      </w:r>
+      <w:hyperlink r:id="rId38">
+        <w:r>
+          <w:rPr>
+            <w:lang w:val="zh_TW" w:bidi="zh_TW"/>
+          </w:rPr>
+          <w:rPr>
+            <w:color w:val="0000EE"/>
+            <w:u w:val="single"/>
+          </w:rPr>
+          <w:t>士1:22–25</w:t>
+        </w:r>
+      </w:hyperlink>
+      <w:r>
+        <w:rPr>
+          <w:lang w:val="zh_TW" w:bidi="zh_TW"/>
+        </w:rPr>
+        <w:t>）或之後，以色列人把路斯改名為伯特利。</w:t>
+        <w:br/>
+      </w:r>
+      <w:r>
+        <w:rPr>
+          <w:i/>
+          <w:lang w:val="zh_TW" w:bidi="zh_TW"/>
+        </w:rPr>
+        <w:t>另見</w:t>
+      </w:r>
+      <w:r>
+        <w:rPr>
+          <w:lang w:val="zh_TW" w:bidi="zh_TW"/>
+        </w:rPr>
+        <w:t xml:space="preserve"> </w:t>
+      </w:r>
+      <w:r>
+        <w:rPr>
+          <w:lang w:val="zh_TW" w:bidi="zh_TW"/>
+        </w:rPr>
+        <w:t>伯特利（地點）</w:t>
+      </w:r>
+      <w:r>
+        <w:rPr>
+          <w:lang w:val="zh_TW" w:bidi="zh_TW"/>
+        </w:rPr>
+        <w:t>；</w:t>
+      </w:r>
+      <w:r>
+        <w:rPr>
+          <w:lang w:val="zh_TW" w:bidi="zh_TW"/>
+        </w:rPr>
+        <w:t>伯特利人 #1</w:t>
+      </w:r>
+      <w:r>
+        <w:rPr>
+          <w:lang w:val="zh_TW" w:bidi="zh_TW"/>
+        </w:rPr>
+        <w:t>。</w:t>
+      </w:r>
+    </w:p>
+    <w:p>
+      <w:pPr>
+        <w:pStyle w:val="ListNumber"/>
+        <w:spacing w:line="240" w:lineRule="auto"/>
+        <w:ind w:left="720"/>
+      </w:pPr>
+      <w:r>
+        <w:rPr>
+          <w:lang w:val="zh_TW" w:bidi="zh_TW"/>
+        </w:rPr>
+      </w:r>
+      <w:r>
+        <w:rPr>
+          <w:lang w:val="zh_TW" w:bidi="zh_TW"/>
+        </w:rPr>
+        <w:t>一座赫人的城。在以色列人攻取巴勒斯坦的城路斯之後，城中有一個人遷居到赫人之地，並以路斯為那座城命名（</w:t>
+      </w:r>
+      <w:hyperlink r:id="rId39">
+        <w:r>
+          <w:rPr>
+            <w:lang w:val="zh_TW" w:bidi="zh_TW"/>
+          </w:rPr>
+          <w:rPr>
+            <w:color w:val="0000EE"/>
+            <w:u w:val="single"/>
+          </w:rPr>
+          <w:t>士1:26</w:t>
+        </w:r>
+      </w:hyperlink>
+      <w:r>
+        <w:rPr>
+          <w:lang w:val="zh_TW" w:bidi="zh_TW"/>
+        </w:rPr>
+        <w:t>）。</w:t>
+      </w:r>
+      <w:r>
+        <w:rPr>
+          <w:lang w:val="zh_TW" w:bidi="zh_TW"/>
+        </w:rPr>
+      </w:r>
+      <w:r>
+        <w:rPr>
+          <w:lang w:val="zh_TW" w:bidi="zh_TW"/>
+        </w:rPr>
+      </w:r>
+    </w:p>
+    <w:p>
+      <w:pPr/>
+      <w:r>
+        <w:rPr>
+          <w:lang w:val="zh_TW" w:bidi="zh_TW"/>
+        </w:rPr>
+      </w:r>
+    </w:p>
+    <w:p>
+      <w:pPr>
+        <w:pStyle w:val="Heading2"/>
+      </w:pPr>
+      <w:r>
+        <w:rPr>
+          <w:lang w:val="zh_TW" w:bidi="zh_TW"/>
+        </w:rPr>
+        <w:t>露水</w:t>
+      </w:r>
+      <w:r>
+        <w:rPr>
+          <w:lang w:val="zh_TW" w:bidi="zh_TW"/>
+        </w:rPr>
+      </w:r>
+    </w:p>
+    <w:p>
+      <w:pPr/>
+      <w:r>
+        <w:rPr>
+          <w:lang w:val="zh_TW" w:bidi="zh_TW"/>
+        </w:rPr>
+      </w:r>
+      <w:r>
+        <w:rPr>
+          <w:lang w:val="zh_TW" w:bidi="zh_TW"/>
+        </w:rPr>
+        <w:t>露水是在夜間溫暖的空氣冷卻時，凝結在物體表面的水分。清晨時，人們通常可以看見植物和其它物體表面附著著細小的水珠。</w:t>
+        <w:br/>
+        <w:br/>
+      </w:r>
+      <w:r>
+        <w:rPr>
+          <w:lang w:val="zh_TW" w:bidi="zh_TW"/>
+        </w:rPr>
+        <w:t>在古代近東，露水是非常重要的。在炎熱乾旱、降雨稀少的地區，露水能提供寶貴的水分。植物需要露水生長，農夫也倚靠露水獲得良好的收成（</w:t>
+      </w:r>
+      <w:hyperlink r:id="rId40">
+        <w:r>
+          <w:rPr>
+            <w:lang w:val="zh_TW" w:bidi="zh_TW"/>
+          </w:rPr>
+          <w:rPr>
+            <w:color w:val="0000EE"/>
+            <w:u w:val="single"/>
+          </w:rPr>
+          <w:t>該1:10</w:t>
+        </w:r>
+      </w:hyperlink>
+      <w:r>
+        <w:rPr>
+          <w:lang w:val="zh_TW" w:bidi="zh_TW"/>
+        </w:rPr>
+        <w:t>）。聖經經常把露水和雨水一同提及，視為神所賜的寶貴恩典（</w:t>
+      </w:r>
+      <w:hyperlink r:id="rId41">
+        <w:r>
+          <w:rPr>
+            <w:lang w:val="zh_TW" w:bidi="zh_TW"/>
+          </w:rPr>
+          <w:rPr>
+            <w:color w:val="0000EE"/>
+            <w:u w:val="single"/>
+          </w:rPr>
+          <w:t>王上17:1</w:t>
+        </w:r>
+      </w:hyperlink>
+      <w:r>
+        <w:rPr>
+          <w:lang w:val="zh_TW" w:bidi="zh_TW"/>
+        </w:rPr>
+        <w:t>）。在出埃及期間（神帶領以色列人離開埃及的時候），露水也發揮了重要作用，神藉著露水供應百姓在曠野的食物（</w:t>
+      </w:r>
+      <w:hyperlink r:id="rId42">
+        <w:r>
+          <w:rPr>
+            <w:lang w:val="zh_TW" w:bidi="zh_TW"/>
+          </w:rPr>
+          <w:rPr>
+            <w:color w:val="0000EE"/>
+            <w:u w:val="single"/>
+          </w:rPr>
+          <w:t>出16:13–21</w:t>
+        </w:r>
+      </w:hyperlink>
+      <w:r>
+        <w:rPr>
+          <w:lang w:val="zh_TW" w:bidi="zh_TW"/>
+        </w:rPr>
+        <w:t>；</w:t>
+      </w:r>
+      <w:hyperlink r:id="rId43">
+        <w:r>
+          <w:rPr>
+            <w:lang w:val="zh_TW" w:bidi="zh_TW"/>
+          </w:rPr>
+          <w:rPr>
+            <w:color w:val="0000EE"/>
+            <w:u w:val="single"/>
+          </w:rPr>
+          <w:t>民11:9</w:t>
+        </w:r>
+      </w:hyperlink>
+      <w:r>
+        <w:rPr>
+          <w:lang w:val="zh_TW" w:bidi="zh_TW"/>
+        </w:rPr>
+        <w:t>）。</w:t>
+      </w:r>
+    </w:p>
+    <w:p>
+      <w:pPr/>
+      <w:r>
+        <w:rPr>
+          <w:lang w:val="zh_TW" w:bidi="zh_TW"/>
+        </w:rPr>
+      </w:r>
+      <w:r>
+        <w:rPr>
+          <w:lang w:val="zh_TW" w:bidi="zh_TW"/>
+        </w:rPr>
+        <w:t>聖經用「露水」作為幾種不同事物的意象：</w:t>
+      </w:r>
+    </w:p>
+    <w:p>
+      <w:pPr>
+        <w:pStyle w:val="ListBullet"/>
+        <w:spacing w:line="240" w:lineRule="auto"/>
+        <w:ind w:left="720"/>
+      </w:pPr>
+      <w:r>
+        <w:rPr>
+          <w:lang w:val="zh_TW" w:bidi="zh_TW"/>
+        </w:rPr>
+      </w:r>
+      <w:r>
+        <w:rPr>
+          <w:lang w:val="zh_TW" w:bidi="zh_TW"/>
+        </w:rPr>
+        <w:t>露水有時象徵祝福。例如，以撒為雅各祝福時，求神把「天上的甘露」賜給他（</w:t>
+      </w:r>
+      <w:hyperlink r:id="rId44">
+        <w:r>
+          <w:rPr>
+            <w:lang w:val="zh_TW" w:bidi="zh_TW"/>
+          </w:rPr>
+          <w:rPr>
+            <w:color w:val="0000EE"/>
+            <w:u w:val="single"/>
+          </w:rPr>
+          <w:t>創27:28</w:t>
+        </w:r>
+      </w:hyperlink>
+      <w:r>
+        <w:rPr>
+          <w:lang w:val="zh_TW" w:bidi="zh_TW"/>
+        </w:rPr>
+        <w:t>；參</w:t>
+      </w:r>
+      <w:hyperlink r:id="rId45">
+        <w:r>
+          <w:rPr>
+            <w:lang w:val="zh_TW" w:bidi="zh_TW"/>
+          </w:rPr>
+          <w:rPr>
+            <w:color w:val="0000EE"/>
+            <w:u w:val="single"/>
+          </w:rPr>
+          <w:t>申33:13</w:t>
+        </w:r>
+      </w:hyperlink>
+      <w:r>
+        <w:rPr>
+          <w:lang w:val="zh_TW" w:bidi="zh_TW"/>
+        </w:rPr>
+        <w:t>；</w:t>
+      </w:r>
+      <w:hyperlink r:id="rId46">
+        <w:r>
+          <w:rPr>
+            <w:lang w:val="zh_TW" w:bidi="zh_TW"/>
+          </w:rPr>
+          <w:rPr>
+            <w:color w:val="0000EE"/>
+            <w:u w:val="single"/>
+          </w:rPr>
+          <w:t>彌5:7</w:t>
+        </w:r>
+      </w:hyperlink>
+      <w:r>
+        <w:rPr>
+          <w:lang w:val="zh_TW" w:bidi="zh_TW"/>
+        </w:rPr>
+        <w:t>）。</w:t>
+      </w:r>
+    </w:p>
+    <w:p>
+      <w:pPr>
+        <w:pStyle w:val="ListBullet"/>
+        <w:spacing w:line="240" w:lineRule="auto"/>
+        <w:ind w:left="720"/>
+      </w:pPr>
+      <w:r>
+        <w:rPr>
+          <w:lang w:val="zh_TW" w:bidi="zh_TW"/>
+        </w:rPr>
+      </w:r>
+      <w:r>
+        <w:rPr>
+          <w:lang w:val="zh_TW" w:bidi="zh_TW"/>
+        </w:rPr>
+        <w:t>露水也象徵滋潤、更新或興盛（</w:t>
+      </w:r>
+      <w:hyperlink r:id="rId47">
+        <w:r>
+          <w:rPr>
+            <w:lang w:val="zh_TW" w:bidi="zh_TW"/>
+          </w:rPr>
+          <w:rPr>
+            <w:color w:val="0000EE"/>
+            <w:u w:val="single"/>
+          </w:rPr>
+          <w:t>伯29:19</w:t>
+        </w:r>
+      </w:hyperlink>
+      <w:r>
+        <w:rPr>
+          <w:lang w:val="zh_TW" w:bidi="zh_TW"/>
+        </w:rPr>
+        <w:t>；</w:t>
+      </w:r>
+      <w:hyperlink r:id="rId48">
+        <w:r>
+          <w:rPr>
+            <w:lang w:val="zh_TW" w:bidi="zh_TW"/>
+          </w:rPr>
+          <w:rPr>
+            <w:color w:val="0000EE"/>
+            <w:u w:val="single"/>
+          </w:rPr>
+          <w:t>何14:5</w:t>
+        </w:r>
+      </w:hyperlink>
+      <w:r>
+        <w:rPr>
+          <w:lang w:val="zh_TW" w:bidi="zh_TW"/>
+        </w:rPr>
+        <w:t>）。</w:t>
+      </w:r>
+    </w:p>
+    <w:p>
+      <w:pPr>
+        <w:pStyle w:val="ListBullet"/>
+        <w:spacing w:line="240" w:lineRule="auto"/>
+        <w:ind w:left="720"/>
+      </w:pPr>
+      <w:r>
+        <w:rPr>
+          <w:lang w:val="zh_TW" w:bidi="zh_TW"/>
+        </w:rPr>
+      </w:r>
+      <w:r>
+        <w:rPr>
+          <w:lang w:val="zh_TW" w:bidi="zh_TW"/>
+        </w:rPr>
+        <w:t>經文形容君王的恩惠如草上的甘露（</w:t>
+      </w:r>
+      <w:hyperlink r:id="rId49">
+        <w:r>
+          <w:rPr>
+            <w:lang w:val="zh_TW" w:bidi="zh_TW"/>
+          </w:rPr>
+          <w:rPr>
+            <w:color w:val="0000EE"/>
+            <w:u w:val="single"/>
+          </w:rPr>
+          <w:t>箴19:12</w:t>
+        </w:r>
+      </w:hyperlink>
+      <w:r>
+        <w:rPr>
+          <w:lang w:val="zh_TW" w:bidi="zh_TW"/>
+        </w:rPr>
+        <w:t>）。</w:t>
+      </w:r>
+    </w:p>
+    <w:p>
+      <w:pPr>
+        <w:pStyle w:val="ListBullet"/>
+        <w:spacing w:line="240" w:lineRule="auto"/>
+        <w:ind w:left="720"/>
+      </w:pPr>
+      <w:r>
+        <w:rPr>
+          <w:lang w:val="zh_TW" w:bidi="zh_TW"/>
+        </w:rPr>
+      </w:r>
+      <w:r>
+        <w:rPr>
+          <w:lang w:val="zh_TW" w:bidi="zh_TW"/>
+        </w:rPr>
+        <w:t>露水也可以代表悄然而來的事物。由於露水在夜間無聲地形成，因此聖經用其來描寫隱密而不易察覺的行動（</w:t>
+      </w:r>
+      <w:hyperlink r:id="rId50">
+        <w:r>
+          <w:rPr>
+            <w:lang w:val="zh_TW" w:bidi="zh_TW"/>
+          </w:rPr>
+          <w:rPr>
+            <w:color w:val="0000EE"/>
+            <w:u w:val="single"/>
+          </w:rPr>
+          <w:t>撒下17:12</w:t>
+        </w:r>
+      </w:hyperlink>
+      <w:r>
+        <w:rPr>
+          <w:lang w:val="zh_TW" w:bidi="zh_TW"/>
+        </w:rPr>
+        <w:t>）。</w:t>
+      </w:r>
+    </w:p>
+    <w:p>
+      <w:pPr>
+        <w:pStyle w:val="ListBullet"/>
+        <w:spacing w:line="240" w:lineRule="auto"/>
+        <w:ind w:left="720"/>
+      </w:pPr>
+      <w:r>
+        <w:rPr>
+          <w:lang w:val="zh_TW" w:bidi="zh_TW"/>
+        </w:rPr>
+      </w:r>
+      <w:r>
+        <w:rPr>
+          <w:lang w:val="zh_TW" w:bidi="zh_TW"/>
+        </w:rPr>
+        <w:t>露水也象徵短暫易逝的事物。因為露水在晨光中很快消散，所以聖經用其來形容不能長久存留的事物（</w:t>
+      </w:r>
+      <w:hyperlink r:id="rId51">
+        <w:r>
+          <w:rPr>
+            <w:lang w:val="zh_TW" w:bidi="zh_TW"/>
+          </w:rPr>
+          <w:rPr>
+            <w:color w:val="0000EE"/>
+            <w:u w:val="single"/>
+          </w:rPr>
+          <w:t>何6:4</w:t>
+        </w:r>
+      </w:hyperlink>
+      <w:r>
+        <w:rPr>
+          <w:lang w:val="zh_TW" w:bidi="zh_TW"/>
+        </w:rPr>
+        <w:t>）。</w:t>
+      </w:r>
+    </w:p>
+    <w:p>
+      <w:pPr/>
+      <w:r>
+        <w:rPr>
+          <w:lang w:val="zh_TW" w:bidi="zh_TW"/>
+        </w:rPr>
+      </w:r>
+      <w:r>
+        <w:rPr>
+          <w:lang w:val="zh_TW" w:bidi="zh_TW"/>
+        </w:rPr>
+        <w:t>在大衛的一首詩篇中，他寫道，神要賜下如清晨露水一般的新力量 （</w:t>
+      </w:r>
+      <w:hyperlink r:id="rId52">
+        <w:r>
+          <w:rPr>
+            <w:lang w:val="zh_TW" w:bidi="zh_TW"/>
+          </w:rPr>
+          <w:rPr>
+            <w:color w:val="0000EE"/>
+            <w:u w:val="single"/>
+          </w:rPr>
+          <w:t>詩110:3</w:t>
+        </w:r>
+      </w:hyperlink>
+      <w:r>
+        <w:rPr>
+          <w:lang w:val="zh_TW" w:bidi="zh_TW"/>
+        </w:rPr>
+        <w:t>）。</w:t>
       </w:r>
       <w:r>
         <w:rPr>
@@ -2363,6 +3872,18 @@
   </w:num>
   <w:num w:numId="13" w16cid:durableId="592781308">
     <w:abstractNumId w:val="11"/>
+  </w:num>
+  <w:num w:numId="14">
+    <w:abstractNumId w:val="3"/>
+    <w:lvlOverride w:ilvl="0">
+      <w:startOverride w:val="1"/>
+    </w:lvlOverride>
+  </w:num>
+  <w:num w:numId="15">
+    <w:abstractNumId w:val="3"/>
+    <w:lvlOverride w:ilvl="0">
+      <w:startOverride w:val="1"/>
+    </w:lvlOverride>
   </w:num>
   <w:numIdMacAtCleanup w:val="10"/>
 </w:numbering>

--- a/zht/docx/095.content.docx
+++ b/zht/docx/095.content.docx
@@ -149,7 +149,7 @@
         <w:rPr>
           <w:lang w:val="zh_TW" w:bidi="zh_TW"/>
         </w:rPr>
-        <w:t>lu</w:t>
+        <w:t>liu</w:t>
       </w:r>
       <w:r>
         <w:rPr>
@@ -212,23 +212,184 @@
         <w:rPr>
           <w:lang w:val="zh_TW" w:bidi="zh_TW"/>
         </w:rPr>
-        <w:t>路得記</w:t>
-      </w:r>
-      <w:r>
-        <w:rPr>
-          <w:lang w:val="zh_TW" w:bidi="zh_TW"/>
-        </w:rPr>
-      </w:r>
-    </w:p>
-    <w:p>
-      <w:pPr>
-        <w:pStyle w:val="Heading3"/>
-      </w:pPr>
-      <w:r>
-        <w:rPr>
-          <w:lang w:val="zh_TW" w:bidi="zh_TW"/>
-        </w:rPr>
-        <w:t>概述</w:t>
+        <w:t>流產</w:t>
+      </w:r>
+      <w:r>
+        <w:rPr>
+          <w:lang w:val="zh_TW" w:bidi="zh_TW"/>
+        </w:rPr>
+      </w:r>
+    </w:p>
+    <w:p>
+      <w:pPr/>
+      <w:r>
+        <w:rPr>
+          <w:lang w:val="zh_TW" w:bidi="zh_TW"/>
+        </w:rPr>
+      </w:r>
+      <w:r>
+        <w:rPr>
+          <w:lang w:val="zh_TW" w:bidi="zh_TW"/>
+        </w:rPr>
+        <w:t>指胎兒在尚未能於母體外存活之前，自然死亡而終止妊娠的情況。流產可能發生在動物或人的懷孕過程中（</w:t>
+      </w:r>
+      <w:hyperlink r:id="rId13">
+        <w:r>
+          <w:rPr>
+            <w:lang w:val="zh_TW" w:bidi="zh_TW"/>
+          </w:rPr>
+          <w:rPr>
+            <w:color w:val="0000EE"/>
+            <w:u w:val="single"/>
+          </w:rPr>
+          <w:t>創31:38</w:t>
+        </w:r>
+      </w:hyperlink>
+      <w:r>
+        <w:rPr>
+          <w:lang w:val="zh_TW" w:bidi="zh_TW"/>
+        </w:rPr>
+        <w:t>；</w:t>
+      </w:r>
+      <w:hyperlink r:id="rId14">
+        <w:r>
+          <w:rPr>
+            <w:lang w:val="zh_TW" w:bidi="zh_TW"/>
+          </w:rPr>
+          <w:rPr>
+            <w:color w:val="0000EE"/>
+            <w:u w:val="single"/>
+          </w:rPr>
+          <w:t>伯3:16</w:t>
+        </w:r>
+      </w:hyperlink>
+      <w:r>
+        <w:rPr>
+          <w:lang w:val="zh_TW" w:bidi="zh_TW"/>
+        </w:rPr>
+        <w:t>，</w:t>
+      </w:r>
+      <w:hyperlink r:id="rId15">
+        <w:r>
+          <w:rPr>
+            <w:lang w:val="zh_TW" w:bidi="zh_TW"/>
+          </w:rPr>
+          <w:rPr>
+            <w:color w:val="0000EE"/>
+            <w:u w:val="single"/>
+          </w:rPr>
+          <w:t>21:10</w:t>
+        </w:r>
+      </w:hyperlink>
+      <w:r>
+        <w:rPr>
+          <w:lang w:val="zh_TW" w:bidi="zh_TW"/>
+        </w:rPr>
+        <w:t>；</w:t>
+      </w:r>
+      <w:hyperlink r:id="rId16">
+        <w:r>
+          <w:rPr>
+            <w:lang w:val="zh_TW" w:bidi="zh_TW"/>
+          </w:rPr>
+          <w:rPr>
+            <w:color w:val="0000EE"/>
+            <w:u w:val="single"/>
+          </w:rPr>
+          <w:t>何9:14</w:t>
+        </w:r>
+      </w:hyperlink>
+      <w:r>
+        <w:rPr>
+          <w:lang w:val="zh_TW" w:bidi="zh_TW"/>
+        </w:rPr>
+        <w:t>）。問題的重點不在於無法懷孕，而是在於難以把胎兒懷到足月。「胎墜」這個咒詛，表示婦人不能生育兒女（</w:t>
+      </w:r>
+      <w:hyperlink r:id="rId16">
+        <w:r>
+          <w:rPr>
+            <w:lang w:val="zh_TW" w:bidi="zh_TW"/>
+          </w:rPr>
+          <w:rPr>
+            <w:color w:val="0000EE"/>
+            <w:u w:val="single"/>
+          </w:rPr>
+          <w:t>何9:14</w:t>
+        </w:r>
+      </w:hyperlink>
+      <w:r>
+        <w:rPr>
+          <w:lang w:val="zh_TW" w:bidi="zh_TW"/>
+        </w:rPr>
+        <w:t>）。神的祝福則使人能順利懷孕、生產，並享長壽（</w:t>
+      </w:r>
+      <w:hyperlink r:id="rId17">
+        <w:r>
+          <w:rPr>
+            <w:lang w:val="zh_TW" w:bidi="zh_TW"/>
+          </w:rPr>
+          <w:rPr>
+            <w:color w:val="0000EE"/>
+            <w:u w:val="single"/>
+          </w:rPr>
+          <w:t>出23:26</w:t>
+        </w:r>
+      </w:hyperlink>
+      <w:r>
+        <w:rPr>
+          <w:lang w:val="zh_TW" w:bidi="zh_TW"/>
+        </w:rPr>
+        <w:t>）。</w:t>
+      </w:r>
+    </w:p>
+    <w:p>
+      <w:pPr/>
+      <w:r>
+        <w:rPr>
+          <w:lang w:val="zh_TW" w:bidi="zh_TW"/>
+        </w:rPr>
+      </w:r>
+      <w:r>
+        <w:rPr>
+          <w:lang w:val="zh_TW" w:bidi="zh_TW"/>
+        </w:rPr>
+        <w:t>流產的關鍵在於胎兒過早離開母體，也就是聖經所說的「未見天日的胎」（</w:t>
+      </w:r>
+      <w:hyperlink r:id="rId18">
+        <w:r>
+          <w:rPr>
+            <w:lang w:val="zh_TW" w:bidi="zh_TW"/>
+          </w:rPr>
+          <w:rPr>
+            <w:color w:val="0000EE"/>
+            <w:u w:val="single"/>
+          </w:rPr>
+          <w:t>詩58:8</w:t>
+        </w:r>
+      </w:hyperlink>
+      <w:r>
+        <w:rPr>
+          <w:lang w:val="zh_TW" w:bidi="zh_TW"/>
+        </w:rPr>
+        <w:t>；</w:t>
+      </w:r>
+      <w:hyperlink r:id="rId14">
+        <w:r>
+          <w:rPr>
+            <w:lang w:val="zh_TW" w:bidi="zh_TW"/>
+          </w:rPr>
+          <w:rPr>
+            <w:color w:val="0000EE"/>
+            <w:u w:val="single"/>
+          </w:rPr>
+          <w:t>伯3:16</w:t>
+        </w:r>
+      </w:hyperlink>
+      <w:r>
+        <w:rPr>
+          <w:lang w:val="zh_TW" w:bidi="zh_TW"/>
+        </w:rPr>
+        <w:t>）。雖然流產可能有許多原因，但聖經特別提到兩種情況：</w:t>
       </w:r>
     </w:p>
     <w:p>
@@ -246,7 +407,25 @@
         <w:rPr>
           <w:lang w:val="zh_TW" w:bidi="zh_TW"/>
         </w:rPr>
-        <w:t>路得記是誰寫的？何時寫成？</w:t>
+        <w:t>疏於照料懷孕的牲畜（</w:t>
+      </w:r>
+      <w:hyperlink r:id="rId13">
+        <w:r>
+          <w:rPr>
+            <w:lang w:val="zh_TW" w:bidi="zh_TW"/>
+          </w:rPr>
+          <w:rPr>
+            <w:color w:val="0000EE"/>
+            <w:u w:val="single"/>
+          </w:rPr>
+          <w:t>創31:38</w:t>
+        </w:r>
+      </w:hyperlink>
+      <w:r>
+        <w:rPr>
+          <w:lang w:val="zh_TW" w:bidi="zh_TW"/>
+        </w:rPr>
+        <w:t>），以及</w:t>
       </w:r>
     </w:p>
     <w:p>
@@ -264,54 +443,25 @@
         <w:rPr>
           <w:lang w:val="zh_TW" w:bidi="zh_TW"/>
         </w:rPr>
-        <w:t>路得記為何而寫？</w:t>
-      </w:r>
-    </w:p>
-    <w:p>
-      <w:pPr>
-        <w:pStyle w:val="ListBullet"/>
-        <w:spacing w:line="240" w:lineRule="auto"/>
-        <w:ind w:left="720"/>
-      </w:pPr>
-      <w:r>
-        <w:rPr>
-          <w:lang w:val="zh_TW" w:bidi="zh_TW"/>
-        </w:rPr>
-      </w:r>
-      <w:r>
-        <w:rPr>
-          <w:lang w:val="zh_TW" w:bidi="zh_TW"/>
-        </w:rPr>
-        <w:t>路得記的內容是什麼？</w:t>
-      </w:r>
-    </w:p>
-    <w:p>
-      <w:pPr>
-        <w:pStyle w:val="ListBullet"/>
-        <w:spacing w:line="240" w:lineRule="auto"/>
-        <w:ind w:left="720"/>
-      </w:pPr>
-      <w:r>
-        <w:rPr>
-          <w:lang w:val="zh_TW" w:bidi="zh_TW"/>
-        </w:rPr>
-      </w:r>
-      <w:r>
-        <w:rPr>
-          <w:lang w:val="zh_TW" w:bidi="zh_TW"/>
-        </w:rPr>
-        <w:t>路得記的信息是什麼？</w:t>
-      </w:r>
-    </w:p>
-    <w:p>
-      <w:pPr>
-        <w:pStyle w:val="Heading3"/>
-      </w:pPr>
-      <w:r>
-        <w:rPr>
-          <w:lang w:val="zh_TW" w:bidi="zh_TW"/>
-        </w:rPr>
-        <w:t>路得記是誰寫的？何時寫成？</w:t>
+        <w:t>孕婦受到身體傷害（</w:t>
+      </w:r>
+      <w:hyperlink r:id="rId19">
+        <w:r>
+          <w:rPr>
+            <w:lang w:val="zh_TW" w:bidi="zh_TW"/>
+          </w:rPr>
+          <w:rPr>
+            <w:color w:val="0000EE"/>
+            <w:u w:val="single"/>
+          </w:rPr>
+          <w:t>出21:22</w:t>
+        </w:r>
+      </w:hyperlink>
+      <w:r>
+        <w:rPr>
+          <w:lang w:val="zh_TW" w:bidi="zh_TW"/>
+        </w:rPr>
+        <w:t>）。</w:t>
       </w:r>
     </w:p>
     <w:p>
@@ -321,11 +471,41 @@
           <w:lang w:val="zh_TW" w:bidi="zh_TW"/>
         </w:rPr>
       </w:r>
-      <w:r>
-        <w:rPr>
-          <w:lang w:val="zh_TW" w:bidi="zh_TW"/>
-        </w:rPr>
-        <w:t>這卷書的作者不詳。誰寫這卷書與寫作時間有關。經文中的一些線索能幫助我們回答這個問題。</w:t>
+      <w:hyperlink r:id="rId20">
+        <w:r>
+          <w:rPr>
+            <w:lang w:val="zh_TW" w:bidi="zh_TW"/>
+          </w:rPr>
+          <w:rPr>
+            <w:color w:val="0000EE"/>
+            <w:u w:val="single"/>
+          </w:rPr>
+          <w:t>民數記五章</w:t>
+        </w:r>
+      </w:hyperlink>
+      <w:r>
+        <w:rPr>
+          <w:lang w:val="zh_TW" w:bidi="zh_TW"/>
+        </w:rPr>
+        <w:t>中記載了一項用來查驗妻子是否不忠的試驗。如果她犯了姦淫罪，「她的肚腹就要發脹，大腿就要消瘦」（</w:t>
+      </w:r>
+      <w:hyperlink r:id="rId21">
+        <w:r>
+          <w:rPr>
+            <w:lang w:val="zh_TW" w:bidi="zh_TW"/>
+          </w:rPr>
+          <w:rPr>
+            <w:color w:val="0000EE"/>
+            <w:u w:val="single"/>
+          </w:rPr>
+          <w:t>民5:27</w:t>
+        </w:r>
+      </w:hyperlink>
+      <w:r>
+        <w:rPr>
+          <w:lang w:val="zh_TW" w:bidi="zh_TW"/>
+        </w:rPr>
+        <w:t>）。這些描述可能是在表達流產，也可能是指失去生育能力。</w:t>
       </w:r>
     </w:p>
     <w:p>
@@ -335,23 +515,29 @@
           <w:lang w:val="zh_TW" w:bidi="zh_TW"/>
         </w:rPr>
       </w:r>
-      <w:hyperlink r:id="rId13">
-        <w:r>
-          <w:rPr>
-            <w:lang w:val="zh_TW" w:bidi="zh_TW"/>
-          </w:rPr>
-          <w:rPr>
-            <w:color w:val="0000EE"/>
-            <w:u w:val="single"/>
-          </w:rPr>
-          <w:t>路得記四章18至22節</w:t>
-        </w:r>
-      </w:hyperlink>
-      <w:r>
-        <w:rPr>
-          <w:lang w:val="zh_TW" w:bidi="zh_TW"/>
-        </w:rPr>
-        <w:t>告訴我們，路得是大衛王的曾祖母。這顯示這卷書很可能寫於大衛登基之後。</w:t>
+      <w:r>
+        <w:rPr>
+          <w:lang w:val="zh_TW" w:bidi="zh_TW"/>
+        </w:rPr>
+        <w:t>使徒保羅為了強調自己不配作使徒，把自己蒙召成為使徒的經歷比喻為未到產期而生的人（</w:t>
+      </w:r>
+      <w:hyperlink r:id="rId22">
+        <w:r>
+          <w:rPr>
+            <w:lang w:val="zh_TW" w:bidi="zh_TW"/>
+          </w:rPr>
+          <w:rPr>
+            <w:color w:val="0000EE"/>
+            <w:u w:val="single"/>
+          </w:rPr>
+          <w:t>林前15:8</w:t>
+        </w:r>
+      </w:hyperlink>
+      <w:r>
+        <w:rPr>
+          <w:lang w:val="zh_TW" w:bidi="zh_TW"/>
+        </w:rPr>
+        <w:t>）。</w:t>
       </w:r>
     </w:p>
     <w:p>
@@ -363,9 +549,38 @@
       </w:r>
       <w:r>
         <w:rPr>
-          <w:lang w:val="zh_TW" w:bidi="zh_TW"/>
-        </w:rPr>
-        <w:t>由於路得記不贊同與外邦人通婚，因此這卷書很可能不是寫於所羅門推行外邦婚姻政策的時期。</w:t>
+          <w:i/>
+          <w:lang w:val="zh_TW" w:bidi="zh_TW"/>
+        </w:rPr>
+        <w:t>另見</w:t>
+      </w:r>
+      <w:r>
+        <w:rPr>
+          <w:lang w:val="zh_TW" w:bidi="zh_TW"/>
+        </w:rPr>
+        <w:t xml:space="preserve"> </w:t>
+      </w:r>
+      <w:r>
+        <w:rPr>
+          <w:lang w:val="zh_TW" w:bidi="zh_TW"/>
+        </w:rPr>
+        <w:t>不能生育</w:t>
+      </w:r>
+      <w:r>
+        <w:rPr>
+          <w:lang w:val="zh_TW" w:bidi="zh_TW"/>
+        </w:rPr>
+        <w:t>。</w:t>
+      </w:r>
+      <w:r>
+        <w:rPr>
+          <w:lang w:val="zh_TW" w:bidi="zh_TW"/>
+        </w:rPr>
+      </w:r>
+      <w:r>
+        <w:rPr>
+          <w:lang w:val="zh_TW" w:bidi="zh_TW"/>
+        </w:rPr>
       </w:r>
     </w:p>
     <w:p>
@@ -375,483 +590,21 @@
           <w:lang w:val="zh_TW" w:bidi="zh_TW"/>
         </w:rPr>
       </w:r>
-      <w:r>
-        <w:rPr>
-          <w:lang w:val="zh_TW" w:bidi="zh_TW"/>
-        </w:rPr>
-        <w:t>此外，大衛與摩押之間的友好關係，或許啟發了他國中的某人寫下這卷書，以說明大衛行動的原因（見</w:t>
-      </w:r>
-      <w:hyperlink r:id="rId14">
-        <w:r>
-          <w:rPr>
-            <w:lang w:val="zh_TW" w:bidi="zh_TW"/>
-          </w:rPr>
-          <w:rPr>
-            <w:color w:val="0000EE"/>
-            <w:u w:val="single"/>
-          </w:rPr>
-          <w:t>撒上22:3–5</w:t>
-        </w:r>
-      </w:hyperlink>
-      <w:r>
-        <w:rPr>
-          <w:lang w:val="zh_TW" w:bidi="zh_TW"/>
-        </w:rPr>
-        <w:t>）。因此，作者可能是大衛的親近之人，或許是撒母耳、拿單，或亞比亞他。</w:t>
-      </w:r>
-    </w:p>
-    <w:p>
-      <w:pPr/>
-      <w:r>
-        <w:rPr>
-          <w:lang w:val="zh_TW" w:bidi="zh_TW"/>
-        </w:rPr>
-      </w:r>
-      <w:r>
-        <w:rPr>
-          <w:lang w:val="zh_TW" w:bidi="zh_TW"/>
-        </w:rPr>
-        <w:t>這卷書的敘事以「當士師秉政的時候」這片語開頭。士師的時期約持續三百年，雖然撒母耳也曾作士師，但是這是自俄陀聶開始，至參孫結束。</w:t>
-      </w:r>
-    </w:p>
-    <w:p>
-      <w:pPr/>
-      <w:r>
-        <w:rPr>
-          <w:lang w:val="zh_TW" w:bidi="zh_TW"/>
-        </w:rPr>
-      </w:r>
-      <w:r>
-        <w:rPr>
-          <w:lang w:val="zh_TW" w:bidi="zh_TW"/>
-        </w:rPr>
-        <w:t>如果</w:t>
-      </w:r>
-      <w:hyperlink r:id="rId13">
-        <w:r>
-          <w:rPr>
-            <w:lang w:val="zh_TW" w:bidi="zh_TW"/>
-          </w:rPr>
-          <w:rPr>
-            <w:color w:val="0000EE"/>
-            <w:u w:val="single"/>
-          </w:rPr>
-          <w:t>路得記四章18至22節</w:t>
-        </w:r>
-      </w:hyperlink>
-      <w:r>
-        <w:rPr>
-          <w:lang w:val="zh_TW" w:bidi="zh_TW"/>
-        </w:rPr>
-        <w:t>中的家譜記錄是完整的，那麼這些事件發生在大衛曾祖父的一生之中，並記載了他祖父的出生。若以每代約35年計算，這些事大約發生在公元前11世紀初期，也就是在大衛出生前約100年。</w:t>
-      </w:r>
-    </w:p>
-    <w:p>
-      <w:pPr>
-        <w:pStyle w:val="Heading3"/>
-      </w:pPr>
-      <w:r>
-        <w:rPr>
-          <w:lang w:val="zh_TW" w:bidi="zh_TW"/>
-        </w:rPr>
-        <w:t>路得記為何而寫？</w:t>
-      </w:r>
-    </w:p>
-    <w:p>
-      <w:pPr/>
-      <w:r>
-        <w:rPr>
-          <w:lang w:val="zh_TW" w:bidi="zh_TW"/>
-        </w:rPr>
-      </w:r>
-      <w:r>
-        <w:rPr>
-          <w:lang w:val="zh_TW" w:bidi="zh_TW"/>
-        </w:rPr>
-        <w:t>這卷書的寫作目的取決於其寫作的時間。如果這卷書是在大衛死後不久寫成的，那麼它可能是為了證明大衛的家族（即大衛的王室血脈）是神所揀選的王族。這卷書也可能是用來說明，為何那位敬虔的摩押女子能進入以色列的民族之中。</w:t>
-      </w:r>
-    </w:p>
-    <w:p>
-      <w:pPr>
-        <w:pStyle w:val="Heading3"/>
-      </w:pPr>
-      <w:r>
-        <w:rPr>
-          <w:lang w:val="zh_TW" w:bidi="zh_TW"/>
-        </w:rPr>
-        <w:t>路得記的內容是甚麼？</w:t>
-      </w:r>
-    </w:p>
-    <w:p>
-      <w:pPr>
-        <w:pStyle w:val="Heading4"/>
-      </w:pPr>
-      <w:r>
-        <w:rPr>
-          <w:lang w:val="zh_TW" w:bidi="zh_TW"/>
-        </w:rPr>
-        <w:t>引言（</w:t>
-      </w:r>
-      <w:hyperlink r:id="rId15">
-        <w:r>
-          <w:rPr>
-            <w:lang w:val="zh_TW" w:bidi="zh_TW"/>
-          </w:rPr>
-          <w:rPr>
-            <w:color w:val="0000EE"/>
-            <w:u w:val="single"/>
-          </w:rPr>
-          <w:t>1:1–5</w:t>
-        </w:r>
-      </w:hyperlink>
-      <w:r>
-        <w:rPr>
-          <w:lang w:val="zh_TW" w:bidi="zh_TW"/>
-        </w:rPr>
-        <w:t>）</w:t>
-      </w:r>
-    </w:p>
-    <w:p>
-      <w:pPr/>
-      <w:r>
-        <w:rPr>
-          <w:lang w:val="zh_TW" w:bidi="zh_TW"/>
-        </w:rPr>
-      </w:r>
-      <w:r>
-        <w:rPr>
-          <w:lang w:val="zh_TW" w:bidi="zh_TW"/>
-        </w:rPr>
-        <w:t>由於饑荒，以利米勒帶著妻子拿俄米和兩個兒子瑪倫、基連過約但河往摩押地去，因那裡有糧食。兩個兒子娶了摩押女子為妻，但後來二人都死了，他們的父親也去世。拿俄米成了寡婦，只剩下兩個外邦媳婦。</w:t>
-      </w:r>
-    </w:p>
-    <w:p>
-      <w:pPr>
-        <w:pStyle w:val="Heading4"/>
-      </w:pPr>
-      <w:r>
-        <w:rPr>
-          <w:lang w:val="zh_TW" w:bidi="zh_TW"/>
-        </w:rPr>
-        <w:t>返回伯利恆 （</w:t>
-      </w:r>
-      <w:hyperlink r:id="rId16">
-        <w:r>
-          <w:rPr>
-            <w:lang w:val="zh_TW" w:bidi="zh_TW"/>
-          </w:rPr>
-          <w:rPr>
-            <w:color w:val="0000EE"/>
-            <w:u w:val="single"/>
-          </w:rPr>
-          <w:t>1:6–22</w:t>
-        </w:r>
-      </w:hyperlink>
-      <w:r>
-        <w:rPr>
-          <w:lang w:val="zh_TW" w:bidi="zh_TW"/>
-        </w:rPr>
-        <w:t>）</w:t>
-      </w:r>
-    </w:p>
-    <w:p>
-      <w:pPr/>
-      <w:r>
-        <w:rPr>
-          <w:lang w:val="zh_TW" w:bidi="zh_TW"/>
-        </w:rPr>
-      </w:r>
-      <w:r>
-        <w:rPr>
-          <w:lang w:val="zh_TW" w:bidi="zh_TW"/>
-        </w:rPr>
-        <w:t>拿俄米聽說伯利恆的饑荒已經過去，便預備回去。她的兩個媳婦俄珥巴和路得陪她走了一段路。拿俄米顧念她們在猶大作外邦人可能遭遇的艱難，便勸她們留在本地。兩個年輕的寡婦起初都不肯離開，但拿俄米說明情況：她已年老，不可能再懷孕，因此沒有弟弟能履行娶寡嫂婚（levirate）的責任。她自己也難再出嫁生子。即使這些條件改變，等待也是不切實際的。俄珥巴想通了，就親吻婆婆道別。</w:t>
-      </w:r>
-    </w:p>
-    <w:p>
-      <w:pPr/>
-      <w:r>
-        <w:rPr>
-          <w:lang w:val="zh_TW" w:bidi="zh_TW"/>
-        </w:rPr>
-      </w:r>
-      <w:r>
-        <w:rPr>
-          <w:lang w:val="zh_TW" w:bidi="zh_TW"/>
-        </w:rPr>
-        <w:t>路得「捨不得拿俄米」（</w:t>
-      </w:r>
-      <w:hyperlink r:id="rId17">
-        <w:r>
-          <w:rPr>
-            <w:lang w:val="zh_TW" w:bidi="zh_TW"/>
-          </w:rPr>
-          <w:rPr>
-            <w:color w:val="0000EE"/>
-            <w:u w:val="single"/>
-          </w:rPr>
-          <w:t>得1:14</w:t>
-        </w:r>
-      </w:hyperlink>
-      <w:r>
-        <w:rPr>
-          <w:lang w:val="zh_TW" w:bidi="zh_TW"/>
-        </w:rPr>
-        <w:t>）。路得堅定要與拿俄米同在的心志，所用的希伯來文字詞與形容夫妻聯合的字詞相同（</w:t>
-      </w:r>
-      <w:hyperlink r:id="rId18">
-        <w:r>
-          <w:rPr>
-            <w:lang w:val="zh_TW" w:bidi="zh_TW"/>
-          </w:rPr>
-          <w:rPr>
-            <w:color w:val="0000EE"/>
-            <w:u w:val="single"/>
-          </w:rPr>
-          <w:t>創2:24</w:t>
-        </w:r>
-      </w:hyperlink>
-      <w:r>
-        <w:rPr>
-          <w:lang w:val="zh_TW" w:bidi="zh_TW"/>
-        </w:rPr>
-        <w:t>），意思如同緊貼或黏合，難以分開。路得藉著五個堅定的宣告表明她真誠的決心（</w:t>
-      </w:r>
-      <w:hyperlink r:id="rId19">
-        <w:r>
-          <w:rPr>
-            <w:lang w:val="zh_TW" w:bidi="zh_TW"/>
-          </w:rPr>
-          <w:rPr>
-            <w:color w:val="0000EE"/>
-            <w:u w:val="single"/>
-          </w:rPr>
-          <w:t>得1:16–17</w:t>
-        </w:r>
-      </w:hyperlink>
-      <w:r>
-        <w:rPr>
-          <w:lang w:val="zh_TW" w:bidi="zh_TW"/>
-        </w:rPr>
-        <w:t>）。她捨棄過去的生活，去得著她更看重的新生命，選擇跟隨以色列的神，遵行祂的律法。路得對以色列神的呼求與拿俄米的勸說相合，於是二人一同回到伯利恆。</w:t>
-      </w:r>
-    </w:p>
-    <w:p>
-      <w:pPr/>
-      <w:r>
-        <w:rPr>
-          <w:lang w:val="zh_TW" w:bidi="zh_TW"/>
-        </w:rPr>
-      </w:r>
-      <w:r>
-        <w:rPr>
-          <w:lang w:val="zh_TW" w:bidi="zh_TW"/>
-        </w:rPr>
-        <w:t>拿俄米回到伯利恆的路途十分艱難。她離開伯利恆時有丈夫和兩個兒子，但她回來時他們都已去世。她要求朋友們稱她為「瑪拉」，意思是「苦」。然而，她回來的時候正值收割的起頭，是一個蒙恩的時節。</w:t>
-      </w:r>
-    </w:p>
-    <w:p>
-      <w:pPr>
-        <w:pStyle w:val="Heading4"/>
-      </w:pPr>
-      <w:r>
-        <w:rPr>
-          <w:lang w:val="zh_TW" w:bidi="zh_TW"/>
-        </w:rPr>
-        <w:t>在波阿斯的田間拾麥穗 （</w:t>
-      </w:r>
-      <w:hyperlink r:id="rId20">
-        <w:r>
-          <w:rPr>
-            <w:lang w:val="zh_TW" w:bidi="zh_TW"/>
-          </w:rPr>
-          <w:rPr>
-            <w:color w:val="0000EE"/>
-            <w:u w:val="single"/>
-          </w:rPr>
-          <w:t>2:1–23</w:t>
-        </w:r>
-      </w:hyperlink>
-      <w:r>
-        <w:rPr>
-          <w:lang w:val="zh_TW" w:bidi="zh_TW"/>
-        </w:rPr>
-        <w:t>）</w:t>
-      </w:r>
-    </w:p>
-    <w:p>
-      <w:pPr/>
-      <w:r>
-        <w:rPr>
-          <w:lang w:val="zh_TW" w:bidi="zh_TW"/>
-        </w:rPr>
-      </w:r>
-      <w:r>
-        <w:rPr>
-          <w:lang w:val="zh_TW" w:bidi="zh_TW"/>
-        </w:rPr>
-        <w:t>本章開頭先介紹波阿斯——他是以利米勒的親族，也是個富有的人。</w:t>
-      </w:r>
-    </w:p>
-    <w:p>
-      <w:pPr/>
-      <w:r>
-        <w:rPr>
-          <w:lang w:val="zh_TW" w:bidi="zh_TW"/>
-        </w:rPr>
-      </w:r>
-      <w:r>
-        <w:rPr>
-          <w:lang w:val="zh_TW" w:bidi="zh_TW"/>
-        </w:rPr>
-        <w:t>在第二節中，路得主動提出要到田間去，在用工具收割穀物的工人（這些工人被稱為「收割的人」）後面拾取遺落的麥穗。窮人可以在他們之後拾取遺穗（這些人被稱為「拾穗的人」）。拾穗的人也可以在田地的邊緣收集穀物。這是神所設立的律法之一，目的是讓貧窮的人能有足夠的食物（</w:t>
-      </w:r>
-      <w:hyperlink r:id="rId21">
-        <w:r>
-          <w:rPr>
-            <w:lang w:val="zh_TW" w:bidi="zh_TW"/>
-          </w:rPr>
-          <w:rPr>
-            <w:color w:val="0000EE"/>
-            <w:u w:val="single"/>
-          </w:rPr>
-          <w:t>利19:9–10</w:t>
-        </w:r>
-      </w:hyperlink>
-      <w:r>
-        <w:rPr>
-          <w:lang w:val="zh_TW" w:bidi="zh_TW"/>
-        </w:rPr>
-        <w:t>）。</w:t>
-      </w:r>
-    </w:p>
-    <w:p>
-      <w:pPr/>
-      <w:r>
-        <w:rPr>
-          <w:lang w:val="zh_TW" w:bidi="zh_TW"/>
-        </w:rPr>
-      </w:r>
-      <w:r>
-        <w:rPr>
-          <w:lang w:val="zh_TW" w:bidi="zh_TW"/>
-        </w:rPr>
-        <w:t>路得來到波阿斯的田裡。當波阿斯前來查看時，他注意到路得，詢問她是誰，並得知她的身分。管理的人說，她從清早就一直在田間勤勞工作。波阿斯因路得對拿俄米的忠誠而感動，特別善待她，讓她可以在收割者的後面直接拾穗。此外，年輕的僕人還為她打水，這在當時是相當特別的待遇。</w:t>
-      </w:r>
-    </w:p>
-    <w:p>
-      <w:pPr/>
-      <w:r>
-        <w:rPr>
-          <w:lang w:val="zh_TW" w:bidi="zh_TW"/>
-        </w:rPr>
-      </w:r>
-      <w:r>
-        <w:rPr>
-          <w:lang w:val="zh_TW" w:bidi="zh_TW"/>
-        </w:rPr>
-        <w:t>路得表現出極大的謙卑與尊敬，問波阿斯為何她這外邦女子竟蒙如此恩待。波阿斯提出兩個原因：她愛婆婆，也看見屬靈的真理，使她投靠以色列的神「的翅膀下」（</w:t>
-      </w:r>
-      <w:hyperlink r:id="rId22">
-        <w:r>
-          <w:rPr>
-            <w:lang w:val="zh_TW" w:bidi="zh_TW"/>
-          </w:rPr>
-          <w:rPr>
-            <w:color w:val="0000EE"/>
-            <w:u w:val="single"/>
-          </w:rPr>
-          <w:t>得2:12</w:t>
-        </w:r>
-      </w:hyperlink>
-      <w:r>
-        <w:rPr>
-          <w:lang w:val="zh_TW" w:bidi="zh_TW"/>
-        </w:rPr>
-        <w:t>）。這個片語是在形容神的保護，如同母鳥展翅庇護幼雛一般。</w:t>
-      </w:r>
-    </w:p>
-    <w:p>
-      <w:pPr/>
-      <w:r>
-        <w:rPr>
-          <w:lang w:val="zh_TW" w:bidi="zh_TW"/>
-        </w:rPr>
-      </w:r>
-      <w:r>
-        <w:rPr>
-          <w:lang w:val="zh_TW" w:bidi="zh_TW"/>
-        </w:rPr>
-        <w:t>她也在收割的人的飯桌上得了座位。她照著波阿斯的吩咐，回到田裡繼續拾取未收割的麥穗。到了一天結束時，她回家見拿俄米，告訴她當天所發生的事。拿俄米告訴路得，波阿斯有買贖至親的權利（詳見下文討論）。路得便繼續在波阿斯的田裡工作，直到收割季節結束。</w:t>
-      </w:r>
-    </w:p>
-    <w:p>
-      <w:pPr>
-        <w:pStyle w:val="Heading4"/>
-      </w:pPr>
-      <w:r>
-        <w:rPr>
-          <w:lang w:val="zh_TW" w:bidi="zh_TW"/>
-        </w:rPr>
-        <w:t>依靠至親買贖者（</w:t>
-      </w:r>
-      <w:hyperlink r:id="rId23">
-        <w:r>
-          <w:rPr>
-            <w:lang w:val="zh_TW" w:bidi="zh_TW"/>
-          </w:rPr>
-          <w:rPr>
-            <w:color w:val="0000EE"/>
-            <w:u w:val="single"/>
-          </w:rPr>
-          <w:t>3:1–18</w:t>
-        </w:r>
-      </w:hyperlink>
-      <w:r>
-        <w:rPr>
-          <w:lang w:val="zh_TW" w:bidi="zh_TW"/>
-        </w:rPr>
-        <w:t>）</w:t>
-      </w:r>
-    </w:p>
-    <w:p>
-      <w:pPr/>
-      <w:r>
-        <w:rPr>
-          <w:lang w:val="zh_TW" w:bidi="zh_TW"/>
-        </w:rPr>
-      </w:r>
-      <w:r>
-        <w:rPr>
-          <w:lang w:val="zh_TW" w:bidi="zh_TW"/>
-        </w:rPr>
-        <w:t>拿俄米勸路得去找波阿斯，請他作</w:t>
-      </w:r>
-      <w:r>
-        <w:rPr>
-          <w:i/>
-          <w:lang w:val="zh_TW" w:bidi="zh_TW"/>
-        </w:rPr>
-        <w:t>至親買贖者</w:t>
-      </w:r>
-      <w:r>
-        <w:rPr>
-          <w:lang w:val="zh_TW" w:bidi="zh_TW"/>
-        </w:rPr>
-        <w:t>（</w:t>
-      </w:r>
-      <w:r>
-        <w:rPr>
-          <w:i/>
-          <w:lang w:val="zh_TW" w:bidi="zh_TW"/>
-        </w:rPr>
-        <w:t>go'el</w:t>
-      </w:r>
-      <w:r>
-        <w:rPr>
-          <w:lang w:val="zh_TW" w:bidi="zh_TW"/>
-        </w:rPr>
-        <w:t>或kinsman-redeemer）。拿俄米的計劃看似不尋常，但其中有其理由：</w:t>
+    </w:p>
+    <w:p>
+      <w:pPr>
+        <w:pStyle w:val="Heading2"/>
+      </w:pPr>
+      <w:r>
+        <w:rPr>
+          <w:lang w:val="zh_TW" w:bidi="zh_TW"/>
+        </w:rPr>
+        <w:t>流珥</w:t>
+      </w:r>
+      <w:r>
+        <w:rPr>
+          <w:lang w:val="zh_TW" w:bidi="zh_TW"/>
+        </w:rPr>
       </w:r>
     </w:p>
     <w:p>
@@ -873,43 +626,43 @@
         <w:rPr>
           <w:lang w:val="zh_TW" w:bidi="zh_TW"/>
         </w:rPr>
-        <w:t>拿俄米大概以為波阿斯是最親的親屬，並不知道還有一位更近的（</w:t>
-      </w:r>
-      <w:hyperlink r:id="rId24">
-        <w:r>
-          <w:rPr>
-            <w:lang w:val="zh_TW" w:bidi="zh_TW"/>
-          </w:rPr>
-          <w:rPr>
-            <w:color w:val="0000EE"/>
-            <w:u w:val="single"/>
-          </w:rPr>
-          <w:t>得3:12</w:t>
-        </w:r>
-      </w:hyperlink>
-      <w:r>
-        <w:rPr>
-          <w:lang w:val="zh_TW" w:bidi="zh_TW"/>
-        </w:rPr>
-        <w:t>）。按照以色列的律法（</w:t>
-      </w:r>
-      <w:hyperlink r:id="rId25">
-        <w:r>
-          <w:rPr>
-            <w:lang w:val="zh_TW" w:bidi="zh_TW"/>
-          </w:rPr>
-          <w:rPr>
-            <w:color w:val="0000EE"/>
-            <w:u w:val="single"/>
-          </w:rPr>
-          <w:t>申25:5–19</w:t>
-        </w:r>
-      </w:hyperlink>
-      <w:r>
-        <w:rPr>
-          <w:lang w:val="zh_TW" w:bidi="zh_TW"/>
-        </w:rPr>
-        <w:t>），波阿斯需要娶路得為妻，為已死的丈夫留後。</w:t>
+        <w:t>以掃和妻子巴實抹所生的兒子，也是拿哈、謝拉、沙瑪和米撒四人的父親（</w:t>
+      </w:r>
+      <w:hyperlink r:id="rId23">
+        <w:r>
+          <w:rPr>
+            <w:lang w:val="zh_TW" w:bidi="zh_TW"/>
+          </w:rPr>
+          <w:rPr>
+            <w:color w:val="0000EE"/>
+            <w:u w:val="single"/>
+          </w:rPr>
+          <w:t>創36:4</w:t>
+        </w:r>
+      </w:hyperlink>
+      <w:r>
+        <w:rPr>
+          <w:lang w:val="zh_TW" w:bidi="zh_TW"/>
+        </w:rPr>
+        <w:t>、</w:t>
+      </w:r>
+      <w:hyperlink r:id="rId23">
+        <w:r>
+          <w:rPr>
+            <w:lang w:val="zh_TW" w:bidi="zh_TW"/>
+          </w:rPr>
+          <w:rPr>
+            <w:color w:val="0000EE"/>
+            <w:u w:val="single"/>
+          </w:rPr>
+          <w:t>10–17</w:t>
+        </w:r>
+      </w:hyperlink>
+      <w:r>
+        <w:rPr>
+          <w:lang w:val="zh_TW" w:bidi="zh_TW"/>
+        </w:rPr>
+        <w:t>）。</w:t>
       </w:r>
     </w:p>
     <w:p>
@@ -927,32 +680,43 @@
         <w:rPr>
           <w:lang w:val="zh_TW" w:bidi="zh_TW"/>
         </w:rPr>
-        <w:t>這卷書把拿俄米描寫成敬畏神的婦人。雖然她的計劃看起來不尋常，但並未違背神的律法，也不會讓像波阿斯這樣正直的人感到不當。否則，她的計劃就無法成功。</w:t>
-      </w:r>
-    </w:p>
-    <w:p>
-      <w:pPr/>
-      <w:r>
-        <w:rPr>
-          <w:lang w:val="zh_TW" w:bidi="zh_TW"/>
-        </w:rPr>
-      </w:r>
-      <w:r>
-        <w:rPr>
-          <w:lang w:val="zh_TW" w:bidi="zh_TW"/>
-        </w:rPr>
-        <w:t>波阿斯以慈愛和體貼回應路得的行動，並告訴她自己並非最近的親屬，但應許隔天就處理這件事。為了保護路得的名譽，波阿斯在天未亮前讓她回家。拿俄米預料波阿斯會在當天把事情解決。</w:t>
-      </w:r>
-    </w:p>
-    <w:p>
-      <w:pPr>
-        <w:pStyle w:val="Heading4"/>
-      </w:pPr>
-      <w:r>
-        <w:rPr>
-          <w:lang w:val="zh_TW" w:bidi="zh_TW"/>
-        </w:rPr>
-        <w:t>贖回產業（</w:t>
+        <w:t>米甸的祭司，把女兒嫁給摩西為妻。他可能與上面第1項的人是同一人，也就是葉忒羅（</w:t>
+      </w:r>
+      <w:hyperlink r:id="rId24">
+        <w:r>
+          <w:rPr>
+            <w:lang w:val="zh_TW" w:bidi="zh_TW"/>
+          </w:rPr>
+          <w:rPr>
+            <w:color w:val="0000EE"/>
+            <w:u w:val="single"/>
+          </w:rPr>
+          <w:t>出2:18</w:t>
+        </w:r>
+      </w:hyperlink>
+      <w:r>
+        <w:rPr>
+          <w:lang w:val="zh_TW" w:bidi="zh_TW"/>
+        </w:rPr>
+        <w:t>；參</w:t>
+      </w:r>
+      <w:hyperlink r:id="rId25">
+        <w:r>
+          <w:rPr>
+            <w:lang w:val="zh_TW" w:bidi="zh_TW"/>
+          </w:rPr>
+          <w:rPr>
+            <w:color w:val="0000EE"/>
+            <w:u w:val="single"/>
+          </w:rPr>
+          <w:t>出3:1</w:t>
+        </w:r>
+      </w:hyperlink>
+      <w:r>
+        <w:rPr>
+          <w:lang w:val="zh_TW" w:bidi="zh_TW"/>
+        </w:rPr>
+        <w:t>）。有英文譯本將流珥（Reuel）拼寫為Raguel（</w:t>
       </w:r>
       <w:hyperlink r:id="rId26">
         <w:r>
@@ -963,564 +727,27 @@
             <w:color w:val="0000EE"/>
             <w:u w:val="single"/>
           </w:rPr>
-          <w:t>4:1–22</w:t>
-        </w:r>
-      </w:hyperlink>
-      <w:r>
-        <w:rPr>
-          <w:lang w:val="zh_TW" w:bidi="zh_TW"/>
-        </w:rPr>
-        <w:t>）</w:t>
-      </w:r>
-    </w:p>
-    <w:p>
-      <w:pPr/>
-      <w:r>
-        <w:rPr>
-          <w:lang w:val="zh_TW" w:bidi="zh_TW"/>
-        </w:rPr>
-      </w:r>
-      <w:r>
-        <w:rPr>
-          <w:lang w:val="zh_TW" w:bidi="zh_TW"/>
-        </w:rPr>
-        <w:t>波阿斯到城門口，那裡是人們處理公共事務的地方。他要與那位更近的親屬商談此事。十位城中的長老作見證人。第一個議題是產業。波阿斯問那位更近的親屬是否願意為拿俄米買下那塊地。按以色列的傳統，買那地也意味著要娶那摩押寡婦路得為妻（</w:t>
-      </w:r>
-      <w:hyperlink r:id="rId27">
-        <w:r>
-          <w:rPr>
-            <w:lang w:val="zh_TW" w:bidi="zh_TW"/>
-          </w:rPr>
-          <w:rPr>
-            <w:color w:val="0000EE"/>
-            <w:u w:val="single"/>
-          </w:rPr>
-          <w:t>得4:5</w:t>
-        </w:r>
-      </w:hyperlink>
-      <w:r>
-        <w:rPr>
-          <w:lang w:val="zh_TW" w:bidi="zh_TW"/>
-        </w:rPr>
-        <w:t>）。那位更近的親屬不願娶路得，因為那樣會使他的產業分給將來所生的兒子。他脫下鞋子，把權利讓出，這是放棄產業權的象徵。於是，波阿斯成了至親買贖者。波阿斯與路得婚後生了一個兒子，按以色列的律法，這孩子被視為拿俄米的後代與繼承人。</w:t>
-      </w:r>
-    </w:p>
-    <w:p>
-      <w:pPr>
-        <w:pStyle w:val="Heading3"/>
-      </w:pPr>
-      <w:r>
-        <w:rPr>
-          <w:lang w:val="zh_TW" w:bidi="zh_TW"/>
-        </w:rPr>
-        <w:t>路得記的信息是甚麼？</w:t>
-      </w:r>
-    </w:p>
-    <w:p>
-      <w:pPr/>
-      <w:r>
-        <w:rPr>
-          <w:lang w:val="zh_TW" w:bidi="zh_TW"/>
-        </w:rPr>
-      </w:r>
-      <w:r>
-        <w:rPr>
-          <w:lang w:val="zh_TW" w:bidi="zh_TW"/>
-        </w:rPr>
-        <w:t>首先，路得記表明了路得的家譜延續到大衛。這條血脈在</w:t>
-      </w:r>
-      <w:hyperlink r:id="rId28">
-        <w:r>
-          <w:rPr>
-            <w:lang w:val="zh_TW" w:bidi="zh_TW"/>
-          </w:rPr>
-          <w:rPr>
-            <w:color w:val="0000EE"/>
-            <w:u w:val="single"/>
-          </w:rPr>
-          <w:t>馬太福音一章</w:t>
-        </w:r>
-      </w:hyperlink>
-      <w:r>
-        <w:rPr>
-          <w:lang w:val="zh_TW" w:bidi="zh_TW"/>
-        </w:rPr>
-        <w:t>中得以延續，並在耶穌裡得以成全。</w:t>
-      </w:r>
-    </w:p>
-    <w:p>
-      <w:pPr/>
-      <w:r>
-        <w:rPr>
-          <w:lang w:val="zh_TW" w:bidi="zh_TW"/>
-        </w:rPr>
-      </w:r>
-      <w:r>
-        <w:rPr>
-          <w:lang w:val="zh_TW" w:bidi="zh_TW"/>
-        </w:rPr>
-        <w:t>其次，這卷書顯出神恩典的美。這故事表明神的慈愛臨到所有人，甚至臨到並非生於以色列的人。外邦人（即使來自摩押）也能一同分享以色列所蒙的福分。</w:t>
-      </w:r>
-    </w:p>
-    <w:p>
-      <w:pPr/>
-      <w:r>
-        <w:rPr>
-          <w:lang w:val="zh_TW" w:bidi="zh_TW"/>
-        </w:rPr>
-      </w:r>
-      <w:r>
-        <w:rPr>
-          <w:lang w:val="zh_TW" w:bidi="zh_TW"/>
-        </w:rPr>
-        <w:t>在神學上，「至親買贖者」的概念明顯預表彌賽亞（受膏者）。祂必須是血緣上的親屬，有能力贖回產業，並且甘心願意這樣作，也願意娶亡親的寡婦為妻。</w:t>
-      </w:r>
-    </w:p>
-    <w:p>
-      <w:pPr/>
-      <w:r>
-        <w:rPr>
-          <w:lang w:val="zh_TW" w:bidi="zh_TW"/>
-        </w:rPr>
-      </w:r>
-      <w:r>
-        <w:rPr>
-          <w:lang w:val="zh_TW" w:bidi="zh_TW"/>
-        </w:rPr>
-        <w:t>最後，路得對拿俄米的愛成為忠誠的榜樣。伯利恆的婦女對拿娥米說：「是愛慕你的那兒婦所生的。有這兒婦比有七個兒子還好」（</w:t>
-      </w:r>
-      <w:hyperlink r:id="rId29">
-        <w:r>
-          <w:rPr>
-            <w:lang w:val="zh_TW" w:bidi="zh_TW"/>
-          </w:rPr>
-          <w:rPr>
-            <w:color w:val="0000EE"/>
-            <w:u w:val="single"/>
-          </w:rPr>
-          <w:t>得4:15</w:t>
-        </w:r>
-      </w:hyperlink>
-      <w:r>
-        <w:rPr>
-          <w:lang w:val="zh_TW" w:bidi="zh_TW"/>
-        </w:rPr>
-        <w:t>）。在當時的文化中，能有七個兒子被視為極大的福分，而這些婦人所說的意思是：路得對拿俄米的愛與照顧比這樣的福分更寶貴。</w:t>
-      </w:r>
-      <w:r>
-        <w:rPr>
-          <w:lang w:val="zh_TW" w:bidi="zh_TW"/>
-        </w:rPr>
-      </w:r>
-      <w:r>
-        <w:rPr>
-          <w:lang w:val="zh_TW" w:bidi="zh_TW"/>
-        </w:rPr>
-      </w:r>
-    </w:p>
-    <w:p>
-      <w:pPr/>
-      <w:r>
-        <w:rPr>
-          <w:lang w:val="zh_TW" w:bidi="zh_TW"/>
-        </w:rPr>
-      </w:r>
-    </w:p>
-    <w:p>
-      <w:pPr>
-        <w:pStyle w:val="Heading2"/>
-      </w:pPr>
-      <w:r>
-        <w:rPr>
-          <w:lang w:val="zh_TW" w:bidi="zh_TW"/>
-        </w:rPr>
-        <w:t>路德、路德族、路低人</w:t>
-      </w:r>
-      <w:r>
-        <w:rPr>
-          <w:lang w:val="zh_TW" w:bidi="zh_TW"/>
-        </w:rPr>
-      </w:r>
-    </w:p>
-    <w:p>
-      <w:pPr/>
-      <w:r>
-        <w:rPr>
-          <w:lang w:val="zh_TW" w:bidi="zh_TW"/>
-        </w:rPr>
-      </w:r>
-      <w:r>
-        <w:rPr>
-          <w:lang w:val="zh_TW" w:bidi="zh_TW"/>
-        </w:rPr>
-        <w:t>在</w:t>
-      </w:r>
-      <w:hyperlink r:id="rId30">
-        <w:r>
-          <w:rPr>
-            <w:lang w:val="zh_TW" w:bidi="zh_TW"/>
-          </w:rPr>
-          <w:rPr>
-            <w:color w:val="0000EE"/>
-            <w:u w:val="single"/>
-          </w:rPr>
-          <w:t>創世記第十章</w:t>
-        </w:r>
-      </w:hyperlink>
-      <w:r>
-        <w:rPr>
-          <w:lang w:val="zh_TW" w:bidi="zh_TW"/>
-        </w:rPr>
-        <w:t>的列國表（table of nations）中出現的名字。路低被列為麥西的長子，而路德被列為閃的第四子。基於這一記載，較合宜的理解是：兩者可能具有不同的族源。然而，有些人則提出這兩個名字指的均是小亞細亞的民族，即呂底亞人（Lydians），他們在亞述巴尼拔（Ashurbanipal）的銘文中被提到為路都（</w:t>
+          <w:t>民10:29</w:t>
+        </w:r>
+      </w:hyperlink>
+      <w:r>
+        <w:rPr>
+          <w:lang w:val="zh_TW" w:bidi="zh_TW"/>
+        </w:rPr>
+        <w:t>）。</w:t>
       </w:r>
       <w:r>
         <w:rPr>
           <w:i/>
           <w:lang w:val="zh_TW" w:bidi="zh_TW"/>
         </w:rPr>
-        <w:t>Luddu</w:t>
-      </w:r>
-      <w:r>
-        <w:rPr>
-          <w:lang w:val="zh_TW" w:bidi="zh_TW"/>
-        </w:rPr>
-        <w:t>）</w:t>
-      </w:r>
-      <w:r>
-        <w:rPr>
-          <w:i/>
-          <w:lang w:val="zh_TW" w:bidi="zh_TW"/>
-        </w:rPr>
-        <w:t>。</w:t>
-      </w:r>
-      <w:r>
-        <w:rPr>
-          <w:lang w:val="zh_TW" w:bidi="zh_TW"/>
-        </w:rPr>
-        <w:t xml:space="preserve"> 毫無疑問，至少路德應該與呂底亞有關聯，因約瑟夫（Josephus）也持此看法（</w:t>
-      </w:r>
-      <w:r>
-        <w:rPr>
-          <w:i/>
-          <w:lang w:val="zh_TW" w:bidi="zh_TW"/>
-        </w:rPr>
-        <w:t>猶太古史記</w:t>
-      </w:r>
-      <w:r>
-        <w:rPr>
-          <w:lang w:val="zh_TW" w:bidi="zh_TW"/>
-        </w:rPr>
-        <w:t xml:space="preserve"> 〔</w:t>
-      </w:r>
-      <w:r>
-        <w:rPr>
-          <w:i/>
-          <w:lang w:val="zh_TW" w:bidi="zh_TW"/>
-        </w:rPr>
-        <w:t>Antiquities</w:t>
-      </w:r>
-      <w:r>
-        <w:rPr>
-          <w:lang w:val="zh_TW" w:bidi="zh_TW"/>
-        </w:rPr>
-        <w:t>〕1.6.4）。在</w:t>
-      </w:r>
-      <w:hyperlink r:id="rId31">
-        <w:r>
-          <w:rPr>
-            <w:lang w:val="zh_TW" w:bidi="zh_TW"/>
-          </w:rPr>
-          <w:rPr>
-            <w:color w:val="0000EE"/>
-            <w:u w:val="single"/>
-          </w:rPr>
-          <w:t>以賽亞書六十六章19節</w:t>
-        </w:r>
-      </w:hyperlink>
-      <w:r>
-        <w:rPr>
-          <w:lang w:val="zh_TW" w:bidi="zh_TW"/>
-        </w:rPr>
-        <w:t>中，路德列在其它小亞細亞列國之中，亦支持其地理與族群觀點。</w:t>
-      </w:r>
-    </w:p>
-    <w:p>
-      <w:pPr/>
-      <w:r>
-        <w:rPr>
-          <w:lang w:val="zh_TW" w:bidi="zh_TW"/>
-        </w:rPr>
-      </w:r>
-      <w:r>
-        <w:rPr>
-          <w:lang w:val="zh_TW" w:bidi="zh_TW"/>
-        </w:rPr>
-        <w:t>聖經多處提及路德人，而上下文往往暗示他們善於作戰。根據</w:t>
-      </w:r>
-      <w:hyperlink r:id="rId32">
-        <w:r>
-          <w:rPr>
-            <w:lang w:val="zh_TW" w:bidi="zh_TW"/>
-          </w:rPr>
-          <w:rPr>
-            <w:color w:val="0000EE"/>
-            <w:u w:val="single"/>
-          </w:rPr>
-          <w:t>耶利米書四十六章9節</w:t>
-        </w:r>
-      </w:hyperlink>
-      <w:r>
-        <w:rPr>
-          <w:lang w:val="zh_TW" w:bidi="zh_TW"/>
-        </w:rPr>
-        <w:t>，他們與埃及人一起在公元前605年的迦基米設戰役（battle of Carchemish）中對抗巴比倫人。在</w:t>
-      </w:r>
-      <w:hyperlink r:id="rId33">
-        <w:r>
-          <w:rPr>
-            <w:lang w:val="zh_TW" w:bidi="zh_TW"/>
-          </w:rPr>
-          <w:rPr>
-            <w:color w:val="0000EE"/>
-            <w:u w:val="single"/>
-          </w:rPr>
-          <w:t>以西結書二十七章10節</w:t>
-        </w:r>
-      </w:hyperlink>
-      <w:r>
-        <w:rPr>
-          <w:lang w:val="zh_TW" w:bidi="zh_TW"/>
-        </w:rPr>
-        <w:t>中對泰爾的哀歌中，他們被列為泰爾軍隊中的僱傭兵之一。或者</w:t>
-      </w:r>
-      <w:hyperlink r:id="rId34">
-        <w:r>
-          <w:rPr>
-            <w:lang w:val="zh_TW" w:bidi="zh_TW"/>
-          </w:rPr>
-          <w:rPr>
-            <w:color w:val="0000EE"/>
-            <w:u w:val="single"/>
-          </w:rPr>
-          <w:t>以西結書三十章5節</w:t>
-        </w:r>
-      </w:hyperlink>
-      <w:r>
-        <w:rPr>
-          <w:lang w:val="zh_TW" w:bidi="zh_TW"/>
-        </w:rPr>
-        <w:t>也可能是另一例，顯示呂底亞人作為傭兵——這次是在埃及軍中服役。這種對埃及的軍事援助可以追溯到亞述時期，當時蓋吉茲（Gyges）向埃及的普薩美提克（Psammetichus）提供軍事援助以對抗亞述人。</w:t>
-      </w:r>
-    </w:p>
-    <w:p>
-      <w:pPr/>
-      <w:r>
-        <w:rPr>
-          <w:lang w:val="zh_TW" w:bidi="zh_TW"/>
-        </w:rPr>
-      </w:r>
-      <w:r>
-        <w:rPr>
-          <w:i/>
-          <w:lang w:val="zh_TW" w:bidi="zh_TW"/>
-        </w:rPr>
-        <w:t>另見</w:t>
-      </w:r>
-      <w:r>
-        <w:rPr>
-          <w:lang w:val="zh_TW" w:bidi="zh_TW"/>
-        </w:rPr>
-        <w:t xml:space="preserve"> </w:t>
-      </w:r>
-      <w:r>
-        <w:rPr>
-          <w:lang w:val="zh_TW" w:bidi="zh_TW"/>
-        </w:rPr>
-        <w:t>呂底亞（地點）</w:t>
-      </w:r>
-      <w:r>
-        <w:rPr>
-          <w:lang w:val="zh_TW" w:bidi="zh_TW"/>
-        </w:rPr>
-        <w:t>。</w:t>
-      </w:r>
-      <w:r>
-        <w:rPr>
-          <w:lang w:val="zh_TW" w:bidi="zh_TW"/>
-        </w:rPr>
-      </w:r>
-      <w:r>
-        <w:rPr>
-          <w:lang w:val="zh_TW" w:bidi="zh_TW"/>
-        </w:rPr>
-      </w:r>
-    </w:p>
-    <w:p>
-      <w:pPr/>
-      <w:r>
-        <w:rPr>
-          <w:lang w:val="zh_TW" w:bidi="zh_TW"/>
-        </w:rPr>
-      </w:r>
-    </w:p>
-    <w:p>
-      <w:pPr>
-        <w:pStyle w:val="Heading2"/>
-      </w:pPr>
-      <w:r>
-        <w:rPr>
-          <w:lang w:val="zh_TW" w:bidi="zh_TW"/>
-        </w:rPr>
-        <w:t>路斯</w:t>
-      </w:r>
-      <w:r>
-        <w:rPr>
-          <w:lang w:val="zh_TW" w:bidi="zh_TW"/>
-        </w:rPr>
-      </w:r>
-    </w:p>
-    <w:p>
-      <w:pPr>
-        <w:pStyle w:val="ListNumber"/>
-        <w:numPr>
-          <w:ilvl w:val="0"/>
-          <w:numId w:val="15"/>
-        </w:numPr>
-        <w:spacing w:line="240" w:lineRule="auto"/>
-        <w:ind w:left="720"/>
-      </w:pPr>
-      <w:r>
-        <w:rPr>
-          <w:lang w:val="zh_TW" w:bidi="zh_TW"/>
-        </w:rPr>
-      </w:r>
-      <w:r>
-        <w:rPr>
-          <w:lang w:val="zh_TW" w:bidi="zh_TW"/>
-        </w:rPr>
-        <w:t>伯特利原來的迦南名稱（</w:t>
-      </w:r>
-      <w:hyperlink r:id="rId35">
-        <w:r>
-          <w:rPr>
-            <w:lang w:val="zh_TW" w:bidi="zh_TW"/>
-          </w:rPr>
-          <w:rPr>
-            <w:color w:val="0000EE"/>
-            <w:u w:val="single"/>
-          </w:rPr>
-          <w:t>創28:19</w:t>
-        </w:r>
-      </w:hyperlink>
-      <w:r>
-        <w:rPr>
-          <w:lang w:val="zh_TW" w:bidi="zh_TW"/>
-        </w:rPr>
-        <w:t>，</w:t>
-      </w:r>
-      <w:hyperlink r:id="rId36">
-        <w:r>
-          <w:rPr>
-            <w:lang w:val="zh_TW" w:bidi="zh_TW"/>
-          </w:rPr>
-          <w:rPr>
-            <w:color w:val="0000EE"/>
-            <w:u w:val="single"/>
-          </w:rPr>
-          <w:t>35:6</w:t>
-        </w:r>
-      </w:hyperlink>
-      <w:r>
-        <w:rPr>
-          <w:lang w:val="zh_TW" w:bidi="zh_TW"/>
-        </w:rPr>
-        <w:t>）。雅各正是在這裡看見神的異象。因為神在那裡向他顯現，他便給那地方起名叫「伯特利」（神的殿）。雅各當時未必進入了城內，這或許可以解釋</w:t>
-      </w:r>
-      <w:hyperlink r:id="rId37">
-        <w:r>
-          <w:rPr>
-            <w:lang w:val="zh_TW" w:bidi="zh_TW"/>
-          </w:rPr>
-          <w:rPr>
-            <w:color w:val="0000EE"/>
-            <w:u w:val="single"/>
-          </w:rPr>
-          <w:t>約書亞記十六章2節</w:t>
-        </w:r>
-      </w:hyperlink>
-      <w:r>
-        <w:rPr>
-          <w:lang w:val="zh_TW" w:bidi="zh_TW"/>
-        </w:rPr>
-        <w:t>看似矛盾的地方。約瑟子孫（以法蓮和瑪拿西）所得地業的邊界描述中提到「從伯特利到路斯」，彷彿把伯特利和路斯視為兩個不同的地方。一種可能的解釋是：起初，「路斯」仍是那座城的名稱；同時，以色列人又透過傳統，知道雅各在城外某處把那地方稱為伯特利。因此，根據</w:t>
-      </w:r>
-      <w:hyperlink r:id="rId37">
-        <w:r>
-          <w:rPr>
-            <w:lang w:val="zh_TW" w:bidi="zh_TW"/>
-          </w:rPr>
-          <w:rPr>
-            <w:color w:val="0000EE"/>
-            <w:u w:val="single"/>
-          </w:rPr>
-          <w:t>約書亞記十六章2節</w:t>
-        </w:r>
-      </w:hyperlink>
-      <w:r>
-        <w:rPr>
-          <w:lang w:val="zh_TW" w:bidi="zh_TW"/>
-        </w:rPr>
-        <w:t>，伯特利可能是位於路斯城東面的一個地區。到了征服迦南時期（</w:t>
-      </w:r>
-      <w:hyperlink r:id="rId38">
-        <w:r>
-          <w:rPr>
-            <w:lang w:val="zh_TW" w:bidi="zh_TW"/>
-          </w:rPr>
-          <w:rPr>
-            <w:color w:val="0000EE"/>
-            <w:u w:val="single"/>
-          </w:rPr>
-          <w:t>士1:22–25</w:t>
-        </w:r>
-      </w:hyperlink>
-      <w:r>
-        <w:rPr>
-          <w:lang w:val="zh_TW" w:bidi="zh_TW"/>
-        </w:rPr>
-        <w:t>）或之後，以色列人把路斯改名為伯特利。</w:t>
-        <w:br/>
-      </w:r>
-      <w:r>
-        <w:rPr>
-          <w:i/>
-          <w:lang w:val="zh_TW" w:bidi="zh_TW"/>
-        </w:rPr>
-        <w:t>另見</w:t>
-      </w:r>
-      <w:r>
-        <w:rPr>
-          <w:lang w:val="zh_TW" w:bidi="zh_TW"/>
-        </w:rPr>
-        <w:t xml:space="preserve"> </w:t>
-      </w:r>
-      <w:r>
-        <w:rPr>
-          <w:lang w:val="zh_TW" w:bidi="zh_TW"/>
-        </w:rPr>
-        <w:t>伯特利（地點）</w:t>
-      </w:r>
-      <w:r>
-        <w:rPr>
-          <w:lang w:val="zh_TW" w:bidi="zh_TW"/>
-        </w:rPr>
-        <w:t>；</w:t>
-      </w:r>
-      <w:r>
-        <w:rPr>
-          <w:lang w:val="zh_TW" w:bidi="zh_TW"/>
-        </w:rPr>
-        <w:t>伯特利人 #1</w:t>
+        <w:t xml:space="preserve">見 </w:t>
+      </w:r>
+      <w:r>
+        <w:rPr>
+          <w:lang w:val="zh_TW" w:bidi="zh_TW"/>
+        </w:rPr>
+        <w:t>葉忒羅</w:t>
       </w:r>
       <w:r>
         <w:rPr>
@@ -1544,18 +771,73 @@
         <w:rPr>
           <w:lang w:val="zh_TW" w:bidi="zh_TW"/>
         </w:rPr>
-        <w:t>一座赫人的城。在以色列人攻取巴勒斯坦的城路斯之後，城中有一個人遷居到赫人之地，並以路斯為那座城命名（</w:t>
-      </w:r>
-      <w:hyperlink r:id="rId39">
-        <w:r>
-          <w:rPr>
-            <w:lang w:val="zh_TW" w:bidi="zh_TW"/>
-          </w:rPr>
-          <w:rPr>
-            <w:color w:val="0000EE"/>
-            <w:u w:val="single"/>
-          </w:rPr>
-          <w:t>士1:26</w:t>
+        <w:t>在</w:t>
+      </w:r>
+      <w:hyperlink r:id="rId27">
+        <w:r>
+          <w:rPr>
+            <w:lang w:val="zh_TW" w:bidi="zh_TW"/>
+          </w:rPr>
+          <w:rPr>
+            <w:color w:val="0000EE"/>
+            <w:u w:val="single"/>
+          </w:rPr>
+          <w:t>民數記二章14節</w:t>
+        </w:r>
+      </w:hyperlink>
+      <w:r>
+        <w:rPr>
+          <w:lang w:val="zh_TW" w:bidi="zh_TW"/>
+        </w:rPr>
+        <w:t>中，流珥（Reuel）是丟珥（Deuel）的另一種寫法。丟珥是以利雅薩的父親。</w:t>
+      </w:r>
+      <w:r>
+        <w:rPr>
+          <w:i/>
+          <w:lang w:val="zh_TW" w:bidi="zh_TW"/>
+        </w:rPr>
+        <w:t xml:space="preserve">見 </w:t>
+      </w:r>
+      <w:r>
+        <w:rPr>
+          <w:lang w:val="zh_TW" w:bidi="zh_TW"/>
+        </w:rPr>
+        <w:t>丟珥</w:t>
+      </w:r>
+      <w:r>
+        <w:rPr>
+          <w:lang w:val="zh_TW" w:bidi="zh_TW"/>
+        </w:rPr>
+        <w:t>。</w:t>
+      </w:r>
+    </w:p>
+    <w:p>
+      <w:pPr>
+        <w:pStyle w:val="ListNumber"/>
+        <w:spacing w:line="240" w:lineRule="auto"/>
+        <w:ind w:left="720"/>
+      </w:pPr>
+      <w:r>
+        <w:rPr>
+          <w:lang w:val="zh_TW" w:bidi="zh_TW"/>
+        </w:rPr>
+      </w:r>
+      <w:r>
+        <w:rPr>
+          <w:lang w:val="zh_TW" w:bidi="zh_TW"/>
+        </w:rPr>
+        <w:t>便雅憫支派中米書蘭的一位祖先（</w:t>
+      </w:r>
+      <w:hyperlink r:id="rId28">
+        <w:r>
+          <w:rPr>
+            <w:lang w:val="zh_TW" w:bidi="zh_TW"/>
+          </w:rPr>
+          <w:rPr>
+            <w:color w:val="0000EE"/>
+            <w:u w:val="single"/>
+          </w:rPr>
+          <w:t>代上9:8</w:t>
         </w:r>
       </w:hyperlink>
       <w:r>
@@ -1591,7 +873,7 @@
         <w:rPr>
           <w:lang w:val="zh_TW" w:bidi="zh_TW"/>
         </w:rPr>
-        <w:t>露水</w:t>
+        <w:t>流放，放逐</w:t>
       </w:r>
       <w:r>
         <w:rPr>
@@ -1610,87 +892,7 @@
         <w:rPr>
           <w:lang w:val="zh_TW" w:bidi="zh_TW"/>
         </w:rPr>
-        <w:t>露水是在夜間溫暖的空氣冷卻時，凝結在物體表面的水分。清晨時，人們通常可以看見植物和其它物體表面附著著細小的水珠。</w:t>
-        <w:br/>
-        <w:br/>
-      </w:r>
-      <w:r>
-        <w:rPr>
-          <w:lang w:val="zh_TW" w:bidi="zh_TW"/>
-        </w:rPr>
-        <w:t>在古代近東，露水是非常重要的。在炎熱乾旱、降雨稀少的地區，露水能提供寶貴的水分。植物需要露水生長，農夫也倚靠露水獲得良好的收成（</w:t>
-      </w:r>
-      <w:hyperlink r:id="rId40">
-        <w:r>
-          <w:rPr>
-            <w:lang w:val="zh_TW" w:bidi="zh_TW"/>
-          </w:rPr>
-          <w:rPr>
-            <w:color w:val="0000EE"/>
-            <w:u w:val="single"/>
-          </w:rPr>
-          <w:t>該1:10</w:t>
-        </w:r>
-      </w:hyperlink>
-      <w:r>
-        <w:rPr>
-          <w:lang w:val="zh_TW" w:bidi="zh_TW"/>
-        </w:rPr>
-        <w:t>）。聖經經常把露水和雨水一同提及，視為神所賜的寶貴恩典（</w:t>
-      </w:r>
-      <w:hyperlink r:id="rId41">
-        <w:r>
-          <w:rPr>
-            <w:lang w:val="zh_TW" w:bidi="zh_TW"/>
-          </w:rPr>
-          <w:rPr>
-            <w:color w:val="0000EE"/>
-            <w:u w:val="single"/>
-          </w:rPr>
-          <w:t>王上17:1</w:t>
-        </w:r>
-      </w:hyperlink>
-      <w:r>
-        <w:rPr>
-          <w:lang w:val="zh_TW" w:bidi="zh_TW"/>
-        </w:rPr>
-        <w:t>）。在出埃及期間（神帶領以色列人離開埃及的時候），露水也發揮了重要作用，神藉著露水供應百姓在曠野的食物（</w:t>
-      </w:r>
-      <w:hyperlink r:id="rId42">
-        <w:r>
-          <w:rPr>
-            <w:lang w:val="zh_TW" w:bidi="zh_TW"/>
-          </w:rPr>
-          <w:rPr>
-            <w:color w:val="0000EE"/>
-            <w:u w:val="single"/>
-          </w:rPr>
-          <w:t>出16:13–21</w:t>
-        </w:r>
-      </w:hyperlink>
-      <w:r>
-        <w:rPr>
-          <w:lang w:val="zh_TW" w:bidi="zh_TW"/>
-        </w:rPr>
-        <w:t>；</w:t>
-      </w:r>
-      <w:hyperlink r:id="rId43">
-        <w:r>
-          <w:rPr>
-            <w:lang w:val="zh_TW" w:bidi="zh_TW"/>
-          </w:rPr>
-          <w:rPr>
-            <w:color w:val="0000EE"/>
-            <w:u w:val="single"/>
-          </w:rPr>
-          <w:t>民11:9</w:t>
-        </w:r>
-      </w:hyperlink>
-      <w:r>
-        <w:rPr>
-          <w:lang w:val="zh_TW" w:bidi="zh_TW"/>
-        </w:rPr>
-        <w:t>）。</w:t>
+        <w:t>懲罰的一種，將人從國家或群體中排除。</w:t>
       </w:r>
     </w:p>
     <w:p>
@@ -1704,7 +906,7 @@
         <w:rPr>
           <w:lang w:val="zh_TW" w:bidi="zh_TW"/>
         </w:rPr>
-        <w:t>聖經用「露水」作為幾種不同事物的意象：</w:t>
+        <w:t>在聖經中，「放逐」或類似詞語多次出現：</w:t>
       </w:r>
     </w:p>
     <w:p>
@@ -1722,61 +924,25 @@
         <w:rPr>
           <w:lang w:val="zh_TW" w:bidi="zh_TW"/>
         </w:rPr>
-        <w:t>露水有時象徵祝福。例如，以撒為雅各祝福時，求神把「天上的甘露」賜給他（</w:t>
-      </w:r>
-      <w:hyperlink r:id="rId44">
-        <w:r>
-          <w:rPr>
-            <w:lang w:val="zh_TW" w:bidi="zh_TW"/>
-          </w:rPr>
-          <w:rPr>
-            <w:color w:val="0000EE"/>
-            <w:u w:val="single"/>
-          </w:rPr>
-          <w:t>創27:28</w:t>
-        </w:r>
-      </w:hyperlink>
-      <w:r>
-        <w:rPr>
-          <w:lang w:val="zh_TW" w:bidi="zh_TW"/>
-        </w:rPr>
-        <w:t>；參</w:t>
-      </w:r>
-      <w:hyperlink r:id="rId45">
-        <w:r>
-          <w:rPr>
-            <w:lang w:val="zh_TW" w:bidi="zh_TW"/>
-          </w:rPr>
-          <w:rPr>
-            <w:color w:val="0000EE"/>
-            <w:u w:val="single"/>
-          </w:rPr>
-          <w:t>申33:13</w:t>
-        </w:r>
-      </w:hyperlink>
-      <w:r>
-        <w:rPr>
-          <w:lang w:val="zh_TW" w:bidi="zh_TW"/>
-        </w:rPr>
-        <w:t>；</w:t>
-      </w:r>
-      <w:hyperlink r:id="rId46">
-        <w:r>
-          <w:rPr>
-            <w:lang w:val="zh_TW" w:bidi="zh_TW"/>
-          </w:rPr>
-          <w:rPr>
-            <w:color w:val="0000EE"/>
-            <w:u w:val="single"/>
-          </w:rPr>
-          <w:t>彌5:7</w:t>
-        </w:r>
-      </w:hyperlink>
-      <w:r>
-        <w:rPr>
-          <w:lang w:val="zh_TW" w:bidi="zh_TW"/>
-        </w:rPr>
-        <w:t>）。</w:t>
+        <w:t>神審判亞當和夏娃（</w:t>
+      </w:r>
+      <w:hyperlink r:id="rId29">
+        <w:r>
+          <w:rPr>
+            <w:lang w:val="zh_TW" w:bidi="zh_TW"/>
+          </w:rPr>
+          <w:rPr>
+            <w:color w:val="0000EE"/>
+            <w:u w:val="single"/>
+          </w:rPr>
+          <w:t>創3:23–24</w:t>
+        </w:r>
+      </w:hyperlink>
+      <w:r>
+        <w:rPr>
+          <w:lang w:val="zh_TW" w:bidi="zh_TW"/>
+        </w:rPr>
+        <w:t>，譯註：和合本譯為打發）</w:t>
       </w:r>
     </w:p>
     <w:p>
@@ -1794,43 +960,25 @@
         <w:rPr>
           <w:lang w:val="zh_TW" w:bidi="zh_TW"/>
         </w:rPr>
-        <w:t>露水也象徵滋潤、更新或興盛（</w:t>
-      </w:r>
-      <w:hyperlink r:id="rId47">
-        <w:r>
-          <w:rPr>
-            <w:lang w:val="zh_TW" w:bidi="zh_TW"/>
-          </w:rPr>
-          <w:rPr>
-            <w:color w:val="0000EE"/>
-            <w:u w:val="single"/>
-          </w:rPr>
-          <w:t>伯29:19</w:t>
-        </w:r>
-      </w:hyperlink>
-      <w:r>
-        <w:rPr>
-          <w:lang w:val="zh_TW" w:bidi="zh_TW"/>
-        </w:rPr>
-        <w:t>；</w:t>
-      </w:r>
-      <w:hyperlink r:id="rId48">
-        <w:r>
-          <w:rPr>
-            <w:lang w:val="zh_TW" w:bidi="zh_TW"/>
-          </w:rPr>
-          <w:rPr>
-            <w:color w:val="0000EE"/>
-            <w:u w:val="single"/>
-          </w:rPr>
-          <w:t>何14:5</w:t>
-        </w:r>
-      </w:hyperlink>
-      <w:r>
-        <w:rPr>
-          <w:lang w:val="zh_TW" w:bidi="zh_TW"/>
-        </w:rPr>
-        <w:t>）。</w:t>
+        <w:t>神審判該隱 （</w:t>
+      </w:r>
+      <w:hyperlink r:id="rId30">
+        <w:r>
+          <w:rPr>
+            <w:lang w:val="zh_TW" w:bidi="zh_TW"/>
+          </w:rPr>
+          <w:rPr>
+            <w:color w:val="0000EE"/>
+            <w:u w:val="single"/>
+          </w:rPr>
+          <w:t>4:9–14</w:t>
+        </w:r>
+      </w:hyperlink>
+      <w:r>
+        <w:rPr>
+          <w:lang w:val="zh_TW" w:bidi="zh_TW"/>
+        </w:rPr>
+        <w:t>，譯註：和合本未有譯出放逐一詞）</w:t>
       </w:r>
     </w:p>
     <w:p>
@@ -1848,25 +996,37 @@
         <w:rPr>
           <w:lang w:val="zh_TW" w:bidi="zh_TW"/>
         </w:rPr>
-        <w:t>經文形容君王的恩惠如草上的甘露（</w:t>
-      </w:r>
-      <w:hyperlink r:id="rId49">
-        <w:r>
-          <w:rPr>
-            <w:lang w:val="zh_TW" w:bidi="zh_TW"/>
-          </w:rPr>
-          <w:rPr>
-            <w:color w:val="0000EE"/>
-            <w:u w:val="single"/>
-          </w:rPr>
-          <w:t>箴19:12</w:t>
-        </w:r>
-      </w:hyperlink>
-      <w:r>
-        <w:rPr>
-          <w:lang w:val="zh_TW" w:bidi="zh_TW"/>
-        </w:rPr>
-        <w:t>）。</w:t>
+        <w:t>押沙龍的父親把押沙龍流放（</w:t>
+      </w:r>
+      <w:hyperlink r:id="rId31">
+        <w:r>
+          <w:rPr>
+            <w:lang w:val="zh_TW" w:bidi="zh_TW"/>
+          </w:rPr>
+          <w:rPr>
+            <w:color w:val="0000EE"/>
+            <w:u w:val="single"/>
+          </w:rPr>
+          <w:t>撒下13:37–39，</w:t>
+        </w:r>
+      </w:hyperlink>
+      <w:hyperlink r:id="rId32">
+        <w:r>
+          <w:rPr>
+            <w:lang w:val="zh_TW" w:bidi="zh_TW"/>
+          </w:rPr>
+          <w:rPr>
+            <w:color w:val="0000EE"/>
+            <w:u w:val="single"/>
+          </w:rPr>
+          <w:t>14:13–14</w:t>
+        </w:r>
+      </w:hyperlink>
+      <w:r>
+        <w:rPr>
+          <w:lang w:val="zh_TW" w:bidi="zh_TW"/>
+        </w:rPr>
+        <w:t>，譯註：和合本譯為逃亡）</w:t>
       </w:r>
     </w:p>
     <w:p>
@@ -1884,25 +1044,125 @@
         <w:rPr>
           <w:lang w:val="zh_TW" w:bidi="zh_TW"/>
         </w:rPr>
-        <w:t>露水也可以代表悄然而來的事物。由於露水在夜間無聲地形成，因此聖經用其來描寫隱密而不易察覺的行動（</w:t>
-      </w:r>
-      <w:hyperlink r:id="rId50">
-        <w:r>
-          <w:rPr>
-            <w:lang w:val="zh_TW" w:bidi="zh_TW"/>
-          </w:rPr>
-          <w:rPr>
-            <w:color w:val="0000EE"/>
-            <w:u w:val="single"/>
-          </w:rPr>
-          <w:t>撒下17:12</w:t>
-        </w:r>
-      </w:hyperlink>
-      <w:r>
-        <w:rPr>
-          <w:lang w:val="zh_TW" w:bidi="zh_TW"/>
-        </w:rPr>
-        <w:t>）。</w:t>
+        <w:t>以色列從應許之地被擄（</w:t>
+      </w:r>
+      <w:hyperlink r:id="rId33">
+        <w:r>
+          <w:rPr>
+            <w:lang w:val="zh_TW" w:bidi="zh_TW"/>
+          </w:rPr>
+          <w:rPr>
+            <w:color w:val="0000EE"/>
+            <w:u w:val="single"/>
+          </w:rPr>
+          <w:t>申30:1</w:t>
+        </w:r>
+      </w:hyperlink>
+      <w:r>
+        <w:rPr>
+          <w:lang w:val="zh_TW" w:bidi="zh_TW"/>
+        </w:rPr>
+        <w:t>；</w:t>
+      </w:r>
+      <w:hyperlink r:id="rId34">
+        <w:r>
+          <w:rPr>
+            <w:lang w:val="zh_TW" w:bidi="zh_TW"/>
+          </w:rPr>
+          <w:rPr>
+            <w:color w:val="0000EE"/>
+            <w:u w:val="single"/>
+          </w:rPr>
+          <w:t>賽11:12</w:t>
+        </w:r>
+      </w:hyperlink>
+      <w:r>
+        <w:rPr>
+          <w:lang w:val="zh_TW" w:bidi="zh_TW"/>
+        </w:rPr>
+        <w:t>；</w:t>
+      </w:r>
+      <w:hyperlink r:id="rId35">
+        <w:r>
+          <w:rPr>
+            <w:lang w:val="zh_TW" w:bidi="zh_TW"/>
+          </w:rPr>
+          <w:rPr>
+            <w:color w:val="0000EE"/>
+            <w:u w:val="single"/>
+          </w:rPr>
+          <w:t>耶16:15</w:t>
+        </w:r>
+      </w:hyperlink>
+      <w:r>
+        <w:rPr>
+          <w:lang w:val="zh_TW" w:bidi="zh_TW"/>
+        </w:rPr>
+        <w:t>；</w:t>
+      </w:r>
+      <w:hyperlink r:id="rId36">
+        <w:r>
+          <w:rPr>
+            <w:lang w:val="zh_TW" w:bidi="zh_TW"/>
+          </w:rPr>
+          <w:rPr>
+            <w:color w:val="0000EE"/>
+            <w:u w:val="single"/>
+          </w:rPr>
+          <w:t>結4:13</w:t>
+        </w:r>
+      </w:hyperlink>
+      <w:r>
+        <w:rPr>
+          <w:lang w:val="zh_TW" w:bidi="zh_TW"/>
+        </w:rPr>
+        <w:t>，譯註：和合本譯為追趕、趕）</w:t>
+      </w:r>
+    </w:p>
+    <w:p>
+      <w:pPr/>
+      <w:r>
+        <w:rPr>
+          <w:lang w:val="zh_TW" w:bidi="zh_TW"/>
+        </w:rPr>
+      </w:r>
+      <w:r>
+        <w:rPr>
+          <w:lang w:val="zh_TW" w:bidi="zh_TW"/>
+        </w:rPr>
+        <w:t>在以色列被擄到巴比倫期間，放逐也是懲罰之一，適用於不順服神或波斯王亞達薛西的人（</w:t>
+      </w:r>
+      <w:hyperlink r:id="rId37">
+        <w:r>
+          <w:rPr>
+            <w:lang w:val="zh_TW" w:bidi="zh_TW"/>
+          </w:rPr>
+          <w:rPr>
+            <w:color w:val="0000EE"/>
+            <w:u w:val="single"/>
+          </w:rPr>
+          <w:t>拉7:26</w:t>
+        </w:r>
+      </w:hyperlink>
+      <w:r>
+        <w:rPr>
+          <w:lang w:val="zh_TW" w:bidi="zh_TW"/>
+        </w:rPr>
+        <w:t>，譯註：和合本譯為充軍）。</w:t>
+      </w:r>
+    </w:p>
+    <w:p>
+      <w:pPr/>
+      <w:r>
+        <w:rPr>
+          <w:lang w:val="zh_TW" w:bidi="zh_TW"/>
+        </w:rPr>
+      </w:r>
+      <w:r>
+        <w:rPr>
+          <w:lang w:val="zh_TW" w:bidi="zh_TW"/>
+        </w:rPr>
+        <w:t>摩西律法規定，以色列人因各種過犯可能會被「剪除」，也就是被排除於群體之外：</w:t>
       </w:r>
     </w:p>
     <w:p>
@@ -1920,7 +1180,505 @@
         <w:rPr>
           <w:lang w:val="zh_TW" w:bidi="zh_TW"/>
         </w:rPr>
-        <w:t>露水也象徵短暫易逝的事物。因為露水在晨光中很快消散，所以聖經用其來形容不能長久存留的事物（</w:t>
+        <w:t>沒有給男嬰行割禮（</w:t>
+      </w:r>
+      <w:hyperlink r:id="rId38">
+        <w:r>
+          <w:rPr>
+            <w:lang w:val="zh_TW" w:bidi="zh_TW"/>
+          </w:rPr>
+          <w:rPr>
+            <w:color w:val="0000EE"/>
+            <w:u w:val="single"/>
+          </w:rPr>
+          <w:t>創17:12、14</w:t>
+        </w:r>
+      </w:hyperlink>
+      <w:r>
+        <w:rPr>
+          <w:lang w:val="zh_TW" w:bidi="zh_TW"/>
+        </w:rPr>
+        <w:t>）</w:t>
+      </w:r>
+    </w:p>
+    <w:p>
+      <w:pPr>
+        <w:pStyle w:val="ListBullet"/>
+        <w:spacing w:line="240" w:lineRule="auto"/>
+        <w:ind w:left="720"/>
+      </w:pPr>
+      <w:r>
+        <w:rPr>
+          <w:lang w:val="zh_TW" w:bidi="zh_TW"/>
+        </w:rPr>
+      </w:r>
+      <w:r>
+        <w:rPr>
+          <w:lang w:val="zh_TW" w:bidi="zh_TW"/>
+        </w:rPr>
+        <w:t>在逾越節期間吃有酵的餅 （</w:t>
+      </w:r>
+      <w:hyperlink r:id="rId39">
+        <w:r>
+          <w:rPr>
+            <w:lang w:val="zh_TW" w:bidi="zh_TW"/>
+          </w:rPr>
+          <w:rPr>
+            <w:color w:val="0000EE"/>
+            <w:u w:val="single"/>
+          </w:rPr>
+          <w:t>出12:15</w:t>
+        </w:r>
+      </w:hyperlink>
+      <w:r>
+        <w:rPr>
+          <w:lang w:val="zh_TW" w:bidi="zh_TW"/>
+        </w:rPr>
+        <w:t>）</w:t>
+      </w:r>
+    </w:p>
+    <w:p>
+      <w:pPr>
+        <w:pStyle w:val="ListBullet"/>
+        <w:spacing w:line="240" w:lineRule="auto"/>
+        <w:ind w:left="720"/>
+      </w:pPr>
+      <w:r>
+        <w:rPr>
+          <w:lang w:val="zh_TW" w:bidi="zh_TW"/>
+        </w:rPr>
+      </w:r>
+      <w:r>
+        <w:rPr>
+          <w:lang w:val="zh_TW" w:bidi="zh_TW"/>
+        </w:rPr>
+        <w:t>獻上不潔的牲畜作供物 （</w:t>
+      </w:r>
+      <w:hyperlink r:id="rId40">
+        <w:r>
+          <w:rPr>
+            <w:lang w:val="zh_TW" w:bidi="zh_TW"/>
+          </w:rPr>
+          <w:rPr>
+            <w:color w:val="0000EE"/>
+            <w:u w:val="single"/>
+          </w:rPr>
+          <w:t>利17:1–4</w:t>
+        </w:r>
+      </w:hyperlink>
+      <w:r>
+        <w:rPr>
+          <w:lang w:val="zh_TW" w:bidi="zh_TW"/>
+        </w:rPr>
+        <w:t>）</w:t>
+      </w:r>
+    </w:p>
+    <w:p>
+      <w:pPr>
+        <w:pStyle w:val="ListBullet"/>
+        <w:spacing w:line="240" w:lineRule="auto"/>
+        <w:ind w:left="720"/>
+      </w:pPr>
+      <w:r>
+        <w:rPr>
+          <w:lang w:val="zh_TW" w:bidi="zh_TW"/>
+        </w:rPr>
+      </w:r>
+      <w:r>
+        <w:rPr>
+          <w:lang w:val="zh_TW" w:bidi="zh_TW"/>
+        </w:rPr>
+        <w:t>吃血（</w:t>
+      </w:r>
+      <w:hyperlink r:id="rId41">
+        <w:r>
+          <w:rPr>
+            <w:lang w:val="zh_TW" w:bidi="zh_TW"/>
+          </w:rPr>
+          <w:rPr>
+            <w:color w:val="0000EE"/>
+            <w:u w:val="single"/>
+          </w:rPr>
+          <w:t>利17:10</w:t>
+        </w:r>
+      </w:hyperlink>
+      <w:r>
+        <w:rPr>
+          <w:lang w:val="zh_TW" w:bidi="zh_TW"/>
+        </w:rPr>
+        <w:t>）</w:t>
+      </w:r>
+    </w:p>
+    <w:p>
+      <w:pPr>
+        <w:pStyle w:val="ListBullet"/>
+        <w:spacing w:line="240" w:lineRule="auto"/>
+        <w:ind w:left="720"/>
+      </w:pPr>
+      <w:r>
+        <w:rPr>
+          <w:lang w:val="zh_TW" w:bidi="zh_TW"/>
+        </w:rPr>
+      </w:r>
+      <w:r>
+        <w:rPr>
+          <w:lang w:val="zh_TW" w:bidi="zh_TW"/>
+        </w:rPr>
+        <w:t>故意犯罪（</w:t>
+      </w:r>
+      <w:hyperlink r:id="rId42">
+        <w:r>
+          <w:rPr>
+            <w:lang w:val="zh_TW" w:bidi="zh_TW"/>
+          </w:rPr>
+          <w:rPr>
+            <w:color w:val="0000EE"/>
+            <w:u w:val="single"/>
+          </w:rPr>
+          <w:t>民15:30–31</w:t>
+        </w:r>
+      </w:hyperlink>
+      <w:r>
+        <w:rPr>
+          <w:lang w:val="zh_TW" w:bidi="zh_TW"/>
+        </w:rPr>
+        <w:t>）</w:t>
+      </w:r>
+    </w:p>
+    <w:p>
+      <w:pPr>
+        <w:pStyle w:val="ListBullet"/>
+        <w:spacing w:line="240" w:lineRule="auto"/>
+        <w:ind w:left="720"/>
+      </w:pPr>
+      <w:r>
+        <w:rPr>
+          <w:lang w:val="zh_TW" w:bidi="zh_TW"/>
+        </w:rPr>
+      </w:r>
+      <w:r>
+        <w:rPr>
+          <w:lang w:val="zh_TW" w:bidi="zh_TW"/>
+        </w:rPr>
+        <w:t>與死人接觸後沒有進行禮儀上的潔淨（</w:t>
+      </w:r>
+      <w:hyperlink r:id="rId43">
+        <w:r>
+          <w:rPr>
+            <w:lang w:val="zh_TW" w:bidi="zh_TW"/>
+          </w:rPr>
+          <w:rPr>
+            <w:color w:val="0000EE"/>
+            <w:u w:val="single"/>
+          </w:rPr>
+          <w:t>民19:11–20</w:t>
+        </w:r>
+      </w:hyperlink>
+      <w:r>
+        <w:rPr>
+          <w:lang w:val="zh_TW" w:bidi="zh_TW"/>
+        </w:rPr>
+        <w:t>）</w:t>
+      </w:r>
+    </w:p>
+    <w:p>
+      <w:pPr/>
+      <w:r>
+        <w:rPr>
+          <w:lang w:val="zh_TW" w:bidi="zh_TW"/>
+        </w:rPr>
+      </w:r>
+      <w:r>
+        <w:rPr>
+          <w:lang w:val="zh_TW" w:bidi="zh_TW"/>
+        </w:rPr>
+        <w:t>被「剪除」很可能表示同時被排除在社會與宗教生活之外（</w:t>
+      </w:r>
+      <w:hyperlink r:id="rId44">
+        <w:r>
+          <w:rPr>
+            <w:lang w:val="zh_TW" w:bidi="zh_TW"/>
+          </w:rPr>
+          <w:rPr>
+            <w:color w:val="0000EE"/>
+            <w:u w:val="single"/>
+          </w:rPr>
+          <w:t>約9:18</w:t>
+        </w:r>
+      </w:hyperlink>
+      <w:hyperlink r:id="rId45">
+        <w:r>
+          <w:rPr>
+            <w:lang w:val="zh_TW" w:bidi="zh_TW"/>
+          </w:rPr>
+          <w:rPr>
+            <w:color w:val="0000EE"/>
+            <w:u w:val="single"/>
+          </w:rPr>
+          <w:t>–</w:t>
+        </w:r>
+      </w:hyperlink>
+      <w:hyperlink r:id="rId44">
+        <w:r>
+          <w:rPr>
+            <w:lang w:val="zh_TW" w:bidi="zh_TW"/>
+          </w:rPr>
+          <w:rPr>
+            <w:color w:val="0000EE"/>
+            <w:u w:val="single"/>
+          </w:rPr>
+          <w:t>23、34</w:t>
+        </w:r>
+      </w:hyperlink>
+      <w:r>
+        <w:rPr>
+          <w:lang w:val="zh_TW" w:bidi="zh_TW"/>
+        </w:rPr>
+        <w:t>）。以色列民族曾被流放在外邦，到了被擄歸回之後，失去產業與永遠從神的百姓中被剪除，便成了正式的懲罰（</w:t>
+      </w:r>
+      <w:hyperlink r:id="rId46">
+        <w:r>
+          <w:rPr>
+            <w:lang w:val="zh_TW" w:bidi="zh_TW"/>
+          </w:rPr>
+          <w:rPr>
+            <w:color w:val="0000EE"/>
+            <w:u w:val="single"/>
+          </w:rPr>
+          <w:t>拉10:7–8</w:t>
+        </w:r>
+      </w:hyperlink>
+      <w:r>
+        <w:rPr>
+          <w:lang w:val="zh_TW" w:bidi="zh_TW"/>
+        </w:rPr>
+        <w:t>）。</w:t>
+      </w:r>
+    </w:p>
+    <w:p>
+      <w:pPr/>
+      <w:r>
+        <w:rPr>
+          <w:lang w:val="zh_TW" w:bidi="zh_TW"/>
+        </w:rPr>
+      </w:r>
+      <w:r>
+        <w:rPr>
+          <w:lang w:val="zh_TW" w:bidi="zh_TW"/>
+        </w:rPr>
+        <w:t>羅馬人與其他征服者一樣，把放逐當作懲罰的方式。例如，在皇帝克勞第時期，由於猶太人之間為了基督的事起了紛爭，克勞第將他們逐出羅馬城（</w:t>
+      </w:r>
+      <w:hyperlink r:id="rId47">
+        <w:r>
+          <w:rPr>
+            <w:lang w:val="zh_TW" w:bidi="zh_TW"/>
+          </w:rPr>
+          <w:rPr>
+            <w:color w:val="0000EE"/>
+            <w:u w:val="single"/>
+          </w:rPr>
+          <w:t>徒18:2</w:t>
+        </w:r>
+      </w:hyperlink>
+      <w:r>
+        <w:rPr>
+          <w:lang w:val="zh_TW" w:bidi="zh_TW"/>
+        </w:rPr>
+        <w:t>）。啟示錄的作者也在羅馬逼迫基督徒期間，被流放到拔摩島（</w:t>
+      </w:r>
+      <w:hyperlink r:id="rId48">
+        <w:r>
+          <w:rPr>
+            <w:lang w:val="zh_TW" w:bidi="zh_TW"/>
+          </w:rPr>
+          <w:rPr>
+            <w:color w:val="0000EE"/>
+            <w:u w:val="single"/>
+          </w:rPr>
+          <w:t>啟1:9</w:t>
+        </w:r>
+      </w:hyperlink>
+      <w:r>
+        <w:rPr>
+          <w:lang w:val="zh_TW" w:bidi="zh_TW"/>
+        </w:rPr>
+        <w:t>）。更嚴厲的放逐包括永遠不得返回某地、喪失公民權，以及財產被沒收。</w:t>
+      </w:r>
+    </w:p>
+    <w:p>
+      <w:pPr/>
+      <w:r>
+        <w:rPr>
+          <w:lang w:val="zh_TW" w:bidi="zh_TW"/>
+        </w:rPr>
+      </w:r>
+      <w:r>
+        <w:rPr>
+          <w:i/>
+          <w:lang w:val="zh_TW" w:bidi="zh_TW"/>
+        </w:rPr>
+        <w:t>另見</w:t>
+      </w:r>
+      <w:r>
+        <w:rPr>
+          <w:lang w:val="zh_TW" w:bidi="zh_TW"/>
+        </w:rPr>
+        <w:t xml:space="preserve"> </w:t>
+      </w:r>
+      <w:r>
+        <w:rPr>
+          <w:lang w:val="zh_TW" w:bidi="zh_TW"/>
+        </w:rPr>
+        <w:t>猶太人的散居</w:t>
+      </w:r>
+      <w:r>
+        <w:rPr>
+          <w:lang w:val="zh_TW" w:bidi="zh_TW"/>
+        </w:rPr>
+        <w:t>。</w:t>
+      </w:r>
+      <w:r>
+        <w:rPr>
+          <w:lang w:val="zh_TW" w:bidi="zh_TW"/>
+        </w:rPr>
+      </w:r>
+      <w:r>
+        <w:rPr>
+          <w:lang w:val="zh_TW" w:bidi="zh_TW"/>
+        </w:rPr>
+      </w:r>
+    </w:p>
+    <w:p>
+      <w:pPr/>
+      <w:r>
+        <w:rPr>
+          <w:lang w:val="zh_TW" w:bidi="zh_TW"/>
+        </w:rPr>
+      </w:r>
+    </w:p>
+    <w:p>
+      <w:pPr>
+        <w:pStyle w:val="Heading2"/>
+      </w:pPr>
+      <w:r>
+        <w:rPr>
+          <w:lang w:val="zh_TW" w:bidi="zh_TW"/>
+        </w:rPr>
+        <w:t>流瑪</w:t>
+      </w:r>
+      <w:r>
+        <w:rPr>
+          <w:lang w:val="zh_TW" w:bidi="zh_TW"/>
+        </w:rPr>
+      </w:r>
+    </w:p>
+    <w:p>
+      <w:pPr>
+        <w:pStyle w:val="Heading2"/>
+      </w:pPr>
+      <w:r>
+        <w:rPr>
+          <w:lang w:val="zh_TW" w:bidi="zh_TW"/>
+        </w:rPr>
+        <w:t>流瑪</w:t>
+      </w:r>
+    </w:p>
+    <w:p>
+      <w:pPr/>
+      <w:r>
+        <w:rPr>
+          <w:lang w:val="zh_TW" w:bidi="zh_TW"/>
+        </w:rPr>
+      </w:r>
+      <w:r>
+        <w:rPr>
+          <w:lang w:val="zh_TW" w:bidi="zh_TW"/>
+        </w:rPr>
+        <w:t>拿鶴的妾（</w:t>
+      </w:r>
+      <w:hyperlink r:id="rId49">
+        <w:r>
+          <w:rPr>
+            <w:lang w:val="zh_TW" w:bidi="zh_TW"/>
+          </w:rPr>
+          <w:rPr>
+            <w:color w:val="0000EE"/>
+            <w:u w:val="single"/>
+          </w:rPr>
+          <w:t>創22:24</w:t>
+        </w:r>
+      </w:hyperlink>
+      <w:r>
+        <w:rPr>
+          <w:lang w:val="zh_TW" w:bidi="zh_TW"/>
+        </w:rPr>
+        <w:t>）。她的四個兒子是居住在大馬士革以北的亞蘭人的祖先。</w:t>
+      </w:r>
+      <w:r>
+        <w:rPr>
+          <w:lang w:val="zh_TW" w:bidi="zh_TW"/>
+        </w:rPr>
+      </w:r>
+      <w:r>
+        <w:rPr>
+          <w:lang w:val="zh_TW" w:bidi="zh_TW"/>
+        </w:rPr>
+      </w:r>
+    </w:p>
+    <w:p>
+      <w:pPr/>
+      <w:r>
+        <w:rPr>
+          <w:lang w:val="zh_TW" w:bidi="zh_TW"/>
+        </w:rPr>
+      </w:r>
+    </w:p>
+    <w:p>
+      <w:pPr>
+        <w:pStyle w:val="Heading2"/>
+      </w:pPr>
+      <w:r>
+        <w:rPr>
+          <w:lang w:val="zh_TW" w:bidi="zh_TW"/>
+        </w:rPr>
+        <w:t>流人血的罪</w:t>
+      </w:r>
+      <w:r>
+        <w:rPr>
+          <w:lang w:val="zh_TW" w:bidi="zh_TW"/>
+        </w:rPr>
+      </w:r>
+    </w:p>
+    <w:p>
+      <w:pPr/>
+      <w:r>
+        <w:rPr>
+          <w:lang w:val="zh_TW" w:bidi="zh_TW"/>
+        </w:rPr>
+      </w:r>
+      <w:r>
+        <w:rPr>
+          <w:lang w:val="zh_TW" w:bidi="zh_TW"/>
+        </w:rPr>
+        <w:t>「流人血的罪」指對他人的死亡負上責任。在聖經中，這術語來自一個希伯來文，意思是「血」或「流血」（</w:t>
+      </w:r>
+      <w:hyperlink r:id="rId50">
+        <w:r>
+          <w:rPr>
+            <w:lang w:val="zh_TW" w:bidi="zh_TW"/>
+          </w:rPr>
+          <w:rPr>
+            <w:color w:val="0000EE"/>
+            <w:u w:val="single"/>
+          </w:rPr>
+          <w:t>出22:2–3</w:t>
+        </w:r>
+      </w:hyperlink>
+      <w:r>
+        <w:rPr>
+          <w:lang w:val="zh_TW" w:bidi="zh_TW"/>
+        </w:rPr>
+        <w:t>；</w:t>
       </w:r>
       <w:hyperlink r:id="rId51">
         <w:r>
@@ -1931,7 +1689,276 @@
             <w:color w:val="0000EE"/>
             <w:u w:val="single"/>
           </w:rPr>
-          <w:t>何6:4</w:t>
+          <w:t>利17:4</w:t>
+        </w:r>
+      </w:hyperlink>
+      <w:r>
+        <w:rPr>
+          <w:lang w:val="zh_TW" w:bidi="zh_TW"/>
+        </w:rPr>
+        <w:t>；</w:t>
+      </w:r>
+      <w:hyperlink r:id="rId52">
+        <w:r>
+          <w:rPr>
+            <w:lang w:val="zh_TW" w:bidi="zh_TW"/>
+          </w:rPr>
+          <w:rPr>
+            <w:color w:val="0000EE"/>
+            <w:u w:val="single"/>
+          </w:rPr>
+          <w:t>撒上25:26、33</w:t>
+        </w:r>
+      </w:hyperlink>
+      <w:r>
+        <w:rPr>
+          <w:lang w:val="zh_TW" w:bidi="zh_TW"/>
+        </w:rPr>
+        <w:t>；</w:t>
+      </w:r>
+      <w:hyperlink r:id="rId53">
+        <w:r>
+          <w:rPr>
+            <w:lang w:val="zh_TW" w:bidi="zh_TW"/>
+          </w:rPr>
+          <w:rPr>
+            <w:color w:val="0000EE"/>
+            <w:u w:val="single"/>
+          </w:rPr>
+          <w:t>何12:14</w:t>
+        </w:r>
+      </w:hyperlink>
+      <w:r>
+        <w:rPr>
+          <w:lang w:val="zh_TW" w:bidi="zh_TW"/>
+        </w:rPr>
+        <w:t>）。當一個人殺死另一個人，就被稱為「流血」，並且因令那人死亡而有罪。</w:t>
+      </w:r>
+    </w:p>
+    <w:p>
+      <w:pPr/>
+      <w:r>
+        <w:rPr>
+          <w:lang w:val="zh_TW" w:bidi="zh_TW"/>
+        </w:rPr>
+      </w:r>
+      <w:r>
+        <w:rPr>
+          <w:lang w:val="zh_TW" w:bidi="zh_TW"/>
+        </w:rPr>
+        <w:t>「流人血的罪（bloodguiltiness）」這翻譯只在</w:t>
+      </w:r>
+      <w:hyperlink r:id="rId54">
+        <w:r>
+          <w:rPr>
+            <w:lang w:val="zh_TW" w:bidi="zh_TW"/>
+          </w:rPr>
+          <w:rPr>
+            <w:color w:val="0000EE"/>
+            <w:u w:val="single"/>
+          </w:rPr>
+          <w:t>詩篇五十一篇14節</w:t>
+        </w:r>
+      </w:hyperlink>
+      <w:r>
+        <w:rPr>
+          <w:lang w:val="zh_TW" w:bidi="zh_TW"/>
+        </w:rPr>
+        <w:t>中使用。當這個希伯來文詞語以複數形式出現時，通常是指某人殺了另一個人；單數形式則可能有三種意思，分別指：</w:t>
+      </w:r>
+    </w:p>
+    <w:p>
+      <w:pPr>
+        <w:pStyle w:val="ListBullet"/>
+        <w:spacing w:line="240" w:lineRule="auto"/>
+        <w:ind w:left="720"/>
+      </w:pPr>
+      <w:r>
+        <w:rPr>
+          <w:lang w:val="zh_TW" w:bidi="zh_TW"/>
+        </w:rPr>
+      </w:r>
+      <w:r>
+        <w:rPr>
+          <w:lang w:val="zh_TW" w:bidi="zh_TW"/>
+        </w:rPr>
+        <w:t>血本身</w:t>
+      </w:r>
+    </w:p>
+    <w:p>
+      <w:pPr>
+        <w:pStyle w:val="ListBullet"/>
+        <w:spacing w:line="240" w:lineRule="auto"/>
+        <w:ind w:left="720"/>
+      </w:pPr>
+      <w:r>
+        <w:rPr>
+          <w:lang w:val="zh_TW" w:bidi="zh_TW"/>
+        </w:rPr>
+      </w:r>
+      <w:r>
+        <w:rPr>
+          <w:lang w:val="zh_TW" w:bidi="zh_TW"/>
+        </w:rPr>
+        <w:t>殺人的行動</w:t>
+      </w:r>
+    </w:p>
+    <w:p>
+      <w:pPr>
+        <w:pStyle w:val="ListBullet"/>
+        <w:spacing w:line="240" w:lineRule="auto"/>
+        <w:ind w:left="720"/>
+      </w:pPr>
+      <w:r>
+        <w:rPr>
+          <w:lang w:val="zh_TW" w:bidi="zh_TW"/>
+        </w:rPr>
+      </w:r>
+      <w:r>
+        <w:rPr>
+          <w:lang w:val="zh_TW" w:bidi="zh_TW"/>
+        </w:rPr>
+        <w:t>因殺人而有罪</w:t>
+      </w:r>
+    </w:p>
+    <w:p>
+      <w:pPr/>
+      <w:r>
+        <w:rPr>
+          <w:lang w:val="zh_TW" w:bidi="zh_TW"/>
+        </w:rPr>
+      </w:r>
+      <w:r>
+        <w:rPr>
+          <w:lang w:val="zh_TW" w:bidi="zh_TW"/>
+        </w:rPr>
+        <w:t>在整本聖經裡，我們看到殺人者必須判以死刑。在聖經時代，殺人的情況多是使人流血而發生。</w:t>
+      </w:r>
+    </w:p>
+    <w:p>
+      <w:pPr>
+        <w:pStyle w:val="Heading3"/>
+      </w:pPr>
+      <w:r>
+        <w:rPr>
+          <w:lang w:val="zh_TW" w:bidi="zh_TW"/>
+        </w:rPr>
+        <w:t>流人血的罪的種類</w:t>
+      </w:r>
+    </w:p>
+    <w:p>
+      <w:pPr/>
+      <w:r>
+        <w:rPr>
+          <w:lang w:val="zh_TW" w:bidi="zh_TW"/>
+        </w:rPr>
+      </w:r>
+      <w:r>
+        <w:rPr>
+          <w:lang w:val="zh_TW" w:bidi="zh_TW"/>
+        </w:rPr>
+        <w:t>第一種流人血的罪，是有人故意殺害另一個人。舊約聖經把這類殺害稱為「流無辜血」（</w:t>
+      </w:r>
+      <w:hyperlink r:id="rId55">
+        <w:r>
+          <w:rPr>
+            <w:lang w:val="zh_TW" w:bidi="zh_TW"/>
+          </w:rPr>
+          <w:rPr>
+            <w:color w:val="0000EE"/>
+            <w:u w:val="single"/>
+          </w:rPr>
+          <w:t>拿1:14</w:t>
+        </w:r>
+      </w:hyperlink>
+      <w:r>
+        <w:rPr>
+          <w:lang w:val="zh_TW" w:bidi="zh_TW"/>
+        </w:rPr>
+        <w:t>）。聖經解釋了當有人殺了無辜的人時會發生甚麼事，以及這樣的人應當受甚麼懲罰（</w:t>
+      </w:r>
+      <w:hyperlink r:id="rId56">
+        <w:r>
+          <w:rPr>
+            <w:lang w:val="zh_TW" w:bidi="zh_TW"/>
+          </w:rPr>
+          <w:rPr>
+            <w:color w:val="0000EE"/>
+            <w:u w:val="single"/>
+          </w:rPr>
+          <w:t>創9:6</w:t>
+        </w:r>
+      </w:hyperlink>
+      <w:r>
+        <w:rPr>
+          <w:lang w:val="zh_TW" w:bidi="zh_TW"/>
+        </w:rPr>
+        <w:t>；</w:t>
+      </w:r>
+      <w:hyperlink r:id="rId57">
+        <w:r>
+          <w:rPr>
+            <w:lang w:val="zh_TW" w:bidi="zh_TW"/>
+          </w:rPr>
+          <w:rPr>
+            <w:color w:val="0000EE"/>
+            <w:u w:val="single"/>
+          </w:rPr>
+          <w:t>申19:11–13</w:t>
+        </w:r>
+      </w:hyperlink>
+      <w:r>
+        <w:rPr>
+          <w:lang w:val="zh_TW" w:bidi="zh_TW"/>
+        </w:rPr>
+        <w:t>；</w:t>
+      </w:r>
+      <w:hyperlink r:id="rId58">
+        <w:r>
+          <w:rPr>
+            <w:lang w:val="zh_TW" w:bidi="zh_TW"/>
+          </w:rPr>
+          <w:rPr>
+            <w:color w:val="0000EE"/>
+            <w:u w:val="single"/>
+          </w:rPr>
+          <w:t>王下24:4</w:t>
+        </w:r>
+      </w:hyperlink>
+      <w:r>
+        <w:rPr>
+          <w:lang w:val="zh_TW" w:bidi="zh_TW"/>
+        </w:rPr>
+        <w:t>；</w:t>
+      </w:r>
+      <w:hyperlink r:id="rId59">
+        <w:r>
+          <w:rPr>
+            <w:lang w:val="zh_TW" w:bidi="zh_TW"/>
+          </w:rPr>
+          <w:rPr>
+            <w:color w:val="0000EE"/>
+            <w:u w:val="single"/>
+          </w:rPr>
+          <w:t>結33:6</w:t>
+        </w:r>
+      </w:hyperlink>
+      <w:r>
+        <w:rPr>
+          <w:lang w:val="zh_TW" w:bidi="zh_TW"/>
+        </w:rPr>
+        <w:t>）。根據聖經的教導，謀殺別人的人不能以贖價來逃避刑罰（</w:t>
+      </w:r>
+      <w:hyperlink r:id="rId60">
+        <w:r>
+          <w:rPr>
+            <w:lang w:val="zh_TW" w:bidi="zh_TW"/>
+          </w:rPr>
+          <w:rPr>
+            <w:color w:val="0000EE"/>
+            <w:u w:val="single"/>
+          </w:rPr>
+          <w:t>民35:31</w:t>
         </w:r>
       </w:hyperlink>
       <w:r>
@@ -1952,18 +1979,112 @@
         <w:rPr>
           <w:lang w:val="zh_TW" w:bidi="zh_TW"/>
         </w:rPr>
-        <w:t>在大衛的一首詩篇中，他寫道，神要賜下如清晨露水一般的新力量 （</w:t>
-      </w:r>
-      <w:hyperlink r:id="rId52">
-        <w:r>
-          <w:rPr>
-            <w:lang w:val="zh_TW" w:bidi="zh_TW"/>
-          </w:rPr>
-          <w:rPr>
-            <w:color w:val="0000EE"/>
-            <w:u w:val="single"/>
-          </w:rPr>
-          <w:t>詩110:3</w:t>
+        <w:t>另一種流人血的罪是有人誤殺他人（</w:t>
+      </w:r>
+      <w:hyperlink r:id="rId61">
+        <w:r>
+          <w:rPr>
+            <w:lang w:val="zh_TW" w:bidi="zh_TW"/>
+          </w:rPr>
+          <w:rPr>
+            <w:color w:val="0000EE"/>
+            <w:u w:val="single"/>
+          </w:rPr>
+          <w:t>民35:9–28；</w:t>
+        </w:r>
+      </w:hyperlink>
+      <w:hyperlink r:id="rId62">
+        <w:r>
+          <w:rPr>
+            <w:lang w:val="zh_TW" w:bidi="zh_TW"/>
+          </w:rPr>
+          <w:rPr>
+            <w:color w:val="0000EE"/>
+            <w:u w:val="single"/>
+          </w:rPr>
+          <w:t>申19:4–10</w:t>
+        </w:r>
+      </w:hyperlink>
+      <w:r>
+        <w:rPr>
+          <w:lang w:val="zh_TW" w:bidi="zh_TW"/>
+        </w:rPr>
+        <w:t>）。在這類情況中，造成別人死亡的人可以逃到稱為「逃城」的地方尋求保護。如果他離開逃城，死者至親中有權申冤的人就可以殺死他，而這位至親被稱為「報血仇的人」。</w:t>
+      </w:r>
+    </w:p>
+    <w:p>
+      <w:pPr/>
+      <w:r>
+        <w:rPr>
+          <w:lang w:val="zh_TW" w:bidi="zh_TW"/>
+        </w:rPr>
+      </w:r>
+      <w:r>
+        <w:rPr>
+          <w:lang w:val="zh_TW" w:bidi="zh_TW"/>
+        </w:rPr>
+        <w:t>有時候，人們會發現屍體，但沒有人知道那人是被誰殺的。在這種情況下，離屍體最近的那座城要為這死亡負責。</w:t>
+      </w:r>
+      <w:hyperlink r:id="rId63">
+        <w:r>
+          <w:rPr>
+            <w:lang w:val="zh_TW" w:bidi="zh_TW"/>
+          </w:rPr>
+          <w:rPr>
+            <w:color w:val="0000EE"/>
+            <w:u w:val="single"/>
+          </w:rPr>
+          <w:t>申命記二十一章1至9節</w:t>
+        </w:r>
+      </w:hyperlink>
+      <w:r>
+        <w:rPr>
+          <w:lang w:val="zh_TW" w:bidi="zh_TW"/>
+        </w:rPr>
+        <w:t>說明，這些城可以一種特別禮儀，來除去這項責任。</w:t>
+      </w:r>
+    </w:p>
+    <w:p>
+      <w:pPr/>
+      <w:r>
+        <w:rPr>
+          <w:lang w:val="zh_TW" w:bidi="zh_TW"/>
+        </w:rPr>
+      </w:r>
+      <w:r>
+        <w:rPr>
+          <w:lang w:val="zh_TW" w:bidi="zh_TW"/>
+        </w:rPr>
+        <w:t>在古代以色列，百姓在處理牲畜時，也可能因處理不當而犯罪（</w:t>
+      </w:r>
+      <w:hyperlink r:id="rId64">
+        <w:r>
+          <w:rPr>
+            <w:lang w:val="zh_TW" w:bidi="zh_TW"/>
+          </w:rPr>
+          <w:rPr>
+            <w:color w:val="0000EE"/>
+            <w:u w:val="single"/>
+          </w:rPr>
+          <w:t>利17:3–4、10–11</w:t>
+        </w:r>
+      </w:hyperlink>
+      <w:r>
+        <w:rPr>
+          <w:lang w:val="zh_TW" w:bidi="zh_TW"/>
+        </w:rPr>
+        <w:t>）。如果一隻牲畜殺了人，就要用石頭打死那隻牲畜（</w:t>
+      </w:r>
+      <w:hyperlink r:id="rId65">
+        <w:r>
+          <w:rPr>
+            <w:lang w:val="zh_TW" w:bidi="zh_TW"/>
+          </w:rPr>
+          <w:rPr>
+            <w:color w:val="0000EE"/>
+            <w:u w:val="single"/>
+          </w:rPr>
+          <w:t>出21:28–29</w:t>
         </w:r>
       </w:hyperlink>
       <w:r>
@@ -1971,6 +2092,870 @@
           <w:lang w:val="zh_TW" w:bidi="zh_TW"/>
         </w:rPr>
         <w:t>）。</w:t>
+      </w:r>
+    </w:p>
+    <w:p>
+      <w:pPr/>
+      <w:r>
+        <w:rPr>
+          <w:lang w:val="zh_TW" w:bidi="zh_TW"/>
+        </w:rPr>
+      </w:r>
+      <w:r>
+        <w:rPr>
+          <w:lang w:val="zh_TW" w:bidi="zh_TW"/>
+        </w:rPr>
+        <w:t>有些情況下，殺人不算有罪：</w:t>
+      </w:r>
+    </w:p>
+    <w:p>
+      <w:pPr>
+        <w:pStyle w:val="ListBullet"/>
+        <w:spacing w:line="240" w:lineRule="auto"/>
+        <w:ind w:left="720"/>
+      </w:pPr>
+      <w:r>
+        <w:rPr>
+          <w:lang w:val="zh_TW" w:bidi="zh_TW"/>
+        </w:rPr>
+      </w:r>
+      <w:r>
+        <w:rPr>
+          <w:lang w:val="zh_TW" w:bidi="zh_TW"/>
+        </w:rPr>
+        <w:t>保護自己（</w:t>
+      </w:r>
+      <w:hyperlink r:id="rId66">
+        <w:r>
+          <w:rPr>
+            <w:lang w:val="zh_TW" w:bidi="zh_TW"/>
+          </w:rPr>
+          <w:rPr>
+            <w:color w:val="0000EE"/>
+            <w:u w:val="single"/>
+          </w:rPr>
+          <w:t>出22:2</w:t>
+        </w:r>
+      </w:hyperlink>
+      <w:r>
+        <w:rPr>
+          <w:lang w:val="zh_TW" w:bidi="zh_TW"/>
+        </w:rPr>
+        <w:t>）</w:t>
+      </w:r>
+    </w:p>
+    <w:p>
+      <w:pPr>
+        <w:pStyle w:val="ListBullet"/>
+        <w:spacing w:line="240" w:lineRule="auto"/>
+        <w:ind w:left="720"/>
+      </w:pPr>
+      <w:r>
+        <w:rPr>
+          <w:lang w:val="zh_TW" w:bidi="zh_TW"/>
+        </w:rPr>
+      </w:r>
+      <w:r>
+        <w:rPr>
+          <w:lang w:val="zh_TW" w:bidi="zh_TW"/>
+        </w:rPr>
+        <w:t>執行合法的處決（</w:t>
+      </w:r>
+      <w:hyperlink r:id="rId67">
+        <w:r>
+          <w:rPr>
+            <w:lang w:val="zh_TW" w:bidi="zh_TW"/>
+          </w:rPr>
+          <w:rPr>
+            <w:color w:val="0000EE"/>
+            <w:u w:val="single"/>
+          </w:rPr>
+          <w:t>利20:9–16</w:t>
+        </w:r>
+      </w:hyperlink>
+      <w:r>
+        <w:rPr>
+          <w:lang w:val="zh_TW" w:bidi="zh_TW"/>
+        </w:rPr>
+        <w:t>）</w:t>
+      </w:r>
+    </w:p>
+    <w:p>
+      <w:pPr>
+        <w:pStyle w:val="ListBullet"/>
+        <w:spacing w:line="240" w:lineRule="auto"/>
+        <w:ind w:left="720"/>
+      </w:pPr>
+      <w:r>
+        <w:rPr>
+          <w:lang w:val="zh_TW" w:bidi="zh_TW"/>
+        </w:rPr>
+      </w:r>
+      <w:r>
+        <w:rPr>
+          <w:lang w:val="zh_TW" w:bidi="zh_TW"/>
+        </w:rPr>
+        <w:t>在戰爭中的殺敵（</w:t>
+      </w:r>
+      <w:hyperlink r:id="rId68">
+        <w:r>
+          <w:rPr>
+            <w:lang w:val="zh_TW" w:bidi="zh_TW"/>
+          </w:rPr>
+          <w:rPr>
+            <w:color w:val="0000EE"/>
+            <w:u w:val="single"/>
+          </w:rPr>
+          <w:t>王上2:5–6</w:t>
+        </w:r>
+      </w:hyperlink>
+      <w:r>
+        <w:rPr>
+          <w:lang w:val="zh_TW" w:bidi="zh_TW"/>
+        </w:rPr>
+        <w:t>）</w:t>
+      </w:r>
+    </w:p>
+    <w:p>
+      <w:pPr/>
+      <w:r>
+        <w:rPr>
+          <w:lang w:val="zh_TW" w:bidi="zh_TW"/>
+        </w:rPr>
+      </w:r>
+      <w:r>
+        <w:rPr>
+          <w:lang w:val="zh_TW" w:bidi="zh_TW"/>
+        </w:rPr>
+        <w:t>先知們常用「血」這個詞，來指全以色列民的罪責（</w:t>
+      </w:r>
+      <w:hyperlink r:id="rId69">
+        <w:r>
+          <w:rPr>
+            <w:lang w:val="zh_TW" w:bidi="zh_TW"/>
+          </w:rPr>
+          <w:rPr>
+            <w:color w:val="0000EE"/>
+            <w:u w:val="single"/>
+          </w:rPr>
+          <w:t>賽1:15</w:t>
+        </w:r>
+      </w:hyperlink>
+      <w:r>
+        <w:rPr>
+          <w:lang w:val="zh_TW" w:bidi="zh_TW"/>
+        </w:rPr>
+        <w:t>，</w:t>
+      </w:r>
+      <w:hyperlink r:id="rId70">
+        <w:r>
+          <w:rPr>
+            <w:lang w:val="zh_TW" w:bidi="zh_TW"/>
+          </w:rPr>
+          <w:rPr>
+            <w:color w:val="0000EE"/>
+            <w:u w:val="single"/>
+          </w:rPr>
+          <w:t>4:4；</w:t>
+        </w:r>
+      </w:hyperlink>
+      <w:hyperlink r:id="rId71">
+        <w:r>
+          <w:rPr>
+            <w:lang w:val="zh_TW" w:bidi="zh_TW"/>
+          </w:rPr>
+          <w:rPr>
+            <w:color w:val="0000EE"/>
+            <w:u w:val="single"/>
+          </w:rPr>
+          <w:t>結7:23</w:t>
+        </w:r>
+      </w:hyperlink>
+      <w:r>
+        <w:rPr>
+          <w:lang w:val="zh_TW" w:bidi="zh_TW"/>
+        </w:rPr>
+        <w:t>，</w:t>
+      </w:r>
+      <w:hyperlink r:id="rId72">
+        <w:r>
+          <w:rPr>
+            <w:lang w:val="zh_TW" w:bidi="zh_TW"/>
+          </w:rPr>
+          <w:rPr>
+            <w:color w:val="0000EE"/>
+            <w:u w:val="single"/>
+          </w:rPr>
+          <w:t>9:9；</w:t>
+        </w:r>
+      </w:hyperlink>
+      <w:hyperlink r:id="rId73">
+        <w:r>
+          <w:rPr>
+            <w:lang w:val="zh_TW" w:bidi="zh_TW"/>
+          </w:rPr>
+          <w:rPr>
+            <w:color w:val="0000EE"/>
+            <w:u w:val="single"/>
+          </w:rPr>
+          <w:t>何1:4</w:t>
+        </w:r>
+      </w:hyperlink>
+      <w:r>
+        <w:rPr>
+          <w:lang w:val="zh_TW" w:bidi="zh_TW"/>
+        </w:rPr>
+        <w:t>，</w:t>
+      </w:r>
+      <w:hyperlink r:id="rId74">
+        <w:r>
+          <w:rPr>
+            <w:lang w:val="zh_TW" w:bidi="zh_TW"/>
+          </w:rPr>
+          <w:rPr>
+            <w:color w:val="0000EE"/>
+            <w:u w:val="single"/>
+          </w:rPr>
+          <w:t>4:2</w:t>
+        </w:r>
+      </w:hyperlink>
+      <w:r>
+        <w:rPr>
+          <w:lang w:val="zh_TW" w:bidi="zh_TW"/>
+        </w:rPr>
+        <w:t>；</w:t>
+      </w:r>
+      <w:hyperlink r:id="rId75">
+        <w:r>
+          <w:rPr>
+            <w:lang w:val="zh_TW" w:bidi="zh_TW"/>
+          </w:rPr>
+          <w:rPr>
+            <w:color w:val="0000EE"/>
+            <w:u w:val="single"/>
+          </w:rPr>
+          <w:t>彌3:10；</w:t>
+        </w:r>
+      </w:hyperlink>
+      <w:hyperlink r:id="rId76">
+        <w:r>
+          <w:rPr>
+            <w:lang w:val="zh_TW" w:bidi="zh_TW"/>
+          </w:rPr>
+          <w:rPr>
+            <w:color w:val="0000EE"/>
+            <w:u w:val="single"/>
+          </w:rPr>
+          <w:t>哈2:8、12、17</w:t>
+        </w:r>
+      </w:hyperlink>
+      <w:r>
+        <w:rPr>
+          <w:lang w:val="zh_TW" w:bidi="zh_TW"/>
+        </w:rPr>
+        <w:t>）。</w:t>
+      </w:r>
+    </w:p>
+    <w:p>
+      <w:pPr/>
+      <w:r>
+        <w:rPr>
+          <w:lang w:val="zh_TW" w:bidi="zh_TW"/>
+        </w:rPr>
+      </w:r>
+      <w:r>
+        <w:rPr>
+          <w:lang w:val="zh_TW" w:bidi="zh_TW"/>
+        </w:rPr>
+        <w:t>有些罪極為嚴重，即使不涉及殺人，律法也規定要用死刑來懲罰犯罪的人（</w:t>
+      </w:r>
+      <w:hyperlink r:id="rId67">
+        <w:r>
+          <w:rPr>
+            <w:lang w:val="zh_TW" w:bidi="zh_TW"/>
+          </w:rPr>
+          <w:rPr>
+            <w:color w:val="0000EE"/>
+            <w:u w:val="single"/>
+          </w:rPr>
+          <w:t>利20:9–16</w:t>
+        </w:r>
+      </w:hyperlink>
+      <w:r>
+        <w:rPr>
+          <w:lang w:val="zh_TW" w:bidi="zh_TW"/>
+        </w:rPr>
+        <w:t>；</w:t>
+      </w:r>
+      <w:hyperlink r:id="rId77">
+        <w:r>
+          <w:rPr>
+            <w:lang w:val="zh_TW" w:bidi="zh_TW"/>
+          </w:rPr>
+          <w:rPr>
+            <w:color w:val="0000EE"/>
+            <w:u w:val="single"/>
+          </w:rPr>
+          <w:t>結8:10–13</w:t>
+        </w:r>
+      </w:hyperlink>
+      <w:r>
+        <w:rPr>
+          <w:lang w:val="zh_TW" w:bidi="zh_TW"/>
+        </w:rPr>
+        <w:t>）。這些罪包括：</w:t>
+      </w:r>
+    </w:p>
+    <w:p>
+      <w:pPr>
+        <w:pStyle w:val="ListBullet"/>
+        <w:spacing w:line="240" w:lineRule="auto"/>
+        <w:ind w:left="720"/>
+      </w:pPr>
+      <w:r>
+        <w:rPr>
+          <w:lang w:val="zh_TW" w:bidi="zh_TW"/>
+        </w:rPr>
+      </w:r>
+      <w:r>
+        <w:rPr>
+          <w:lang w:val="zh_TW" w:bidi="zh_TW"/>
+        </w:rPr>
+        <w:t>敬拜假神</w:t>
+      </w:r>
+    </w:p>
+    <w:p>
+      <w:pPr>
+        <w:pStyle w:val="ListBullet"/>
+        <w:spacing w:line="240" w:lineRule="auto"/>
+        <w:ind w:left="720"/>
+      </w:pPr>
+      <w:r>
+        <w:rPr>
+          <w:lang w:val="zh_TW" w:bidi="zh_TW"/>
+        </w:rPr>
+      </w:r>
+      <w:r>
+        <w:rPr>
+          <w:lang w:val="zh_TW" w:bidi="zh_TW"/>
+        </w:rPr>
+        <w:t>將受造物當作神（偶像）來敬拜</w:t>
+      </w:r>
+    </w:p>
+    <w:p>
+      <w:pPr>
+        <w:pStyle w:val="ListBullet"/>
+        <w:spacing w:line="240" w:lineRule="auto"/>
+        <w:ind w:left="720"/>
+      </w:pPr>
+      <w:r>
+        <w:rPr>
+          <w:lang w:val="zh_TW" w:bidi="zh_TW"/>
+        </w:rPr>
+      </w:r>
+      <w:r>
+        <w:rPr>
+          <w:lang w:val="zh_TW" w:bidi="zh_TW"/>
+        </w:rPr>
+        <w:t>在婚姻中不忠（姦淫）</w:t>
+      </w:r>
+    </w:p>
+    <w:p>
+      <w:pPr>
+        <w:pStyle w:val="ListBullet"/>
+        <w:spacing w:line="240" w:lineRule="auto"/>
+        <w:ind w:left="720"/>
+      </w:pPr>
+      <w:r>
+        <w:rPr>
+          <w:lang w:val="zh_TW" w:bidi="zh_TW"/>
+        </w:rPr>
+      </w:r>
+      <w:r>
+        <w:rPr>
+          <w:lang w:val="zh_TW" w:bidi="zh_TW"/>
+        </w:rPr>
+        <w:t>偷竊（搶奪）</w:t>
+      </w:r>
+    </w:p>
+    <w:p>
+      <w:pPr>
+        <w:pStyle w:val="ListBullet"/>
+        <w:spacing w:line="240" w:lineRule="auto"/>
+        <w:ind w:left="720"/>
+      </w:pPr>
+      <w:r>
+        <w:rPr>
+          <w:lang w:val="zh_TW" w:bidi="zh_TW"/>
+        </w:rPr>
+      </w:r>
+      <w:r>
+        <w:rPr>
+          <w:lang w:val="zh_TW" w:bidi="zh_TW"/>
+        </w:rPr>
+        <w:t>欺壓貧窮人</w:t>
+      </w:r>
+    </w:p>
+    <w:p>
+      <w:pPr>
+        <w:pStyle w:val="ListBullet"/>
+        <w:spacing w:line="240" w:lineRule="auto"/>
+        <w:ind w:left="720"/>
+      </w:pPr>
+      <w:r>
+        <w:rPr>
+          <w:lang w:val="zh_TW" w:bidi="zh_TW"/>
+        </w:rPr>
+      </w:r>
+      <w:r>
+        <w:rPr>
+          <w:lang w:val="zh_TW" w:bidi="zh_TW"/>
+        </w:rPr>
+        <w:t>違背重要的誓言</w:t>
+      </w:r>
+    </w:p>
+    <w:p>
+      <w:pPr>
+        <w:pStyle w:val="ListBullet"/>
+        <w:spacing w:line="240" w:lineRule="auto"/>
+        <w:ind w:left="720"/>
+      </w:pPr>
+      <w:r>
+        <w:rPr>
+          <w:lang w:val="zh_TW" w:bidi="zh_TW"/>
+        </w:rPr>
+      </w:r>
+      <w:r>
+        <w:rPr>
+          <w:lang w:val="zh_TW" w:bidi="zh_TW"/>
+        </w:rPr>
+        <w:t>向別人收取不公平的利息</w:t>
+      </w:r>
+    </w:p>
+    <w:p>
+      <w:pPr/>
+      <w:r>
+        <w:rPr>
+          <w:lang w:val="zh_TW" w:bidi="zh_TW"/>
+        </w:rPr>
+      </w:r>
+      <w:r>
+        <w:rPr>
+          <w:lang w:val="zh_TW" w:bidi="zh_TW"/>
+        </w:rPr>
+        <w:t>在整本聖經中，從創世記（</w:t>
+      </w:r>
+      <w:hyperlink r:id="rId78">
+        <w:r>
+          <w:rPr>
+            <w:lang w:val="zh_TW" w:bidi="zh_TW"/>
+          </w:rPr>
+          <w:rPr>
+            <w:color w:val="0000EE"/>
+            <w:u w:val="single"/>
+          </w:rPr>
+          <w:t>4:10–12</w:t>
+        </w:r>
+      </w:hyperlink>
+      <w:r>
+        <w:rPr>
+          <w:lang w:val="zh_TW" w:bidi="zh_TW"/>
+        </w:rPr>
+        <w:t>）到先知書（</w:t>
+      </w:r>
+      <w:hyperlink r:id="rId79">
+        <w:r>
+          <w:rPr>
+            <w:lang w:val="zh_TW" w:bidi="zh_TW"/>
+          </w:rPr>
+          <w:rPr>
+            <w:color w:val="0000EE"/>
+            <w:u w:val="single"/>
+          </w:rPr>
+          <w:t>賽26:21；</w:t>
+        </w:r>
+      </w:hyperlink>
+      <w:hyperlink r:id="rId80">
+        <w:r>
+          <w:rPr>
+            <w:lang w:val="zh_TW" w:bidi="zh_TW"/>
+          </w:rPr>
+          <w:rPr>
+            <w:color w:val="0000EE"/>
+            <w:u w:val="single"/>
+          </w:rPr>
+          <w:t>結24:6–9</w:t>
+        </w:r>
+      </w:hyperlink>
+      <w:r>
+        <w:rPr>
+          <w:lang w:val="zh_TW" w:bidi="zh_TW"/>
+        </w:rPr>
+        <w:t>），直至新約聖經（</w:t>
+      </w:r>
+      <w:hyperlink r:id="rId81">
+        <w:r>
+          <w:rPr>
+            <w:lang w:val="zh_TW" w:bidi="zh_TW"/>
+          </w:rPr>
+          <w:rPr>
+            <w:color w:val="0000EE"/>
+            <w:u w:val="single"/>
+          </w:rPr>
+          <w:t>啟6:10</w:t>
+        </w:r>
+      </w:hyperlink>
+      <w:r>
+        <w:rPr>
+          <w:lang w:val="zh_TW" w:bidi="zh_TW"/>
+        </w:rPr>
+        <w:t>）我們都看見神要施行公義，並且懲罰那些殺害別人的人。</w:t>
+      </w:r>
+    </w:p>
+    <w:p>
+      <w:pPr/>
+      <w:r>
+        <w:rPr>
+          <w:lang w:val="zh_TW" w:bidi="zh_TW"/>
+        </w:rPr>
+      </w:r>
+      <w:r>
+        <w:rPr>
+          <w:i/>
+          <w:lang w:val="zh_TW" w:bidi="zh_TW"/>
+        </w:rPr>
+        <w:t>另見</w:t>
+      </w:r>
+      <w:r>
+        <w:rPr>
+          <w:lang w:val="zh_TW" w:bidi="zh_TW"/>
+        </w:rPr>
+        <w:t xml:space="preserve"> </w:t>
+      </w:r>
+      <w:r>
+        <w:rPr>
+          <w:lang w:val="zh_TW" w:bidi="zh_TW"/>
+        </w:rPr>
+        <w:t>逃城；</w:t>
+      </w:r>
+      <w:r>
+        <w:rPr>
+          <w:lang w:val="zh_TW" w:bidi="zh_TW"/>
+        </w:rPr>
+        <w:t>刑法和懲罰</w:t>
+      </w:r>
+      <w:r>
+        <w:rPr>
+          <w:lang w:val="zh_TW" w:bidi="zh_TW"/>
+        </w:rPr>
+        <w:t>。</w:t>
+      </w:r>
+      <w:r>
+        <w:rPr>
+          <w:lang w:val="zh_TW" w:bidi="zh_TW"/>
+        </w:rPr>
+      </w:r>
+      <w:r>
+        <w:rPr>
+          <w:lang w:val="zh_TW" w:bidi="zh_TW"/>
+        </w:rPr>
+      </w:r>
+    </w:p>
+    <w:p>
+      <w:pPr/>
+      <w:r>
+        <w:rPr>
+          <w:lang w:val="zh_TW" w:bidi="zh_TW"/>
+        </w:rPr>
+      </w:r>
+    </w:p>
+    <w:p>
+      <w:pPr>
+        <w:pStyle w:val="Heading2"/>
+      </w:pPr>
+      <w:r>
+        <w:rPr>
+          <w:lang w:val="zh_TW" w:bidi="zh_TW"/>
+        </w:rPr>
+        <w:t>硫磺</w:t>
+      </w:r>
+      <w:r>
+        <w:rPr>
+          <w:lang w:val="zh_TW" w:bidi="zh_TW"/>
+        </w:rPr>
+      </w:r>
+    </w:p>
+    <w:p>
+      <w:pPr/>
+      <w:r>
+        <w:rPr>
+          <w:lang w:val="zh_TW" w:bidi="zh_TW"/>
+        </w:rPr>
+      </w:r>
+      <w:r>
+        <w:rPr>
+          <w:lang w:val="zh_TW" w:bidi="zh_TW"/>
+        </w:rPr>
+        <w:t>硫磺是非金屬元素硫的古老名稱，字面意思是「會燃燒的石頭」硫磺的燃點比許多其他物質低，燃燒時會產生刺鼻的二氧化硫煙霧。硫磺自然存在於火山區，例如死海谷地。</w:t>
+      </w:r>
+    </w:p>
+    <w:p>
+      <w:pPr/>
+      <w:r>
+        <w:rPr>
+          <w:lang w:val="zh_TW" w:bidi="zh_TW"/>
+        </w:rPr>
+      </w:r>
+      <w:r>
+        <w:rPr>
+          <w:lang w:val="zh_TW" w:bidi="zh_TW"/>
+        </w:rPr>
+        <w:t>在聖經中，「火與硫磺」常被用來象徵神對惡人的懲罰（</w:t>
+      </w:r>
+      <w:hyperlink r:id="rId82">
+        <w:r>
+          <w:rPr>
+            <w:lang w:val="zh_TW" w:bidi="zh_TW"/>
+          </w:rPr>
+          <w:rPr>
+            <w:color w:val="0000EE"/>
+            <w:u w:val="single"/>
+          </w:rPr>
+          <w:t>創19:24</w:t>
+        </w:r>
+      </w:hyperlink>
+      <w:r>
+        <w:rPr>
+          <w:lang w:val="zh_TW" w:bidi="zh_TW"/>
+        </w:rPr>
+        <w:t>；</w:t>
+      </w:r>
+      <w:hyperlink r:id="rId83">
+        <w:r>
+          <w:rPr>
+            <w:lang w:val="zh_TW" w:bidi="zh_TW"/>
+          </w:rPr>
+          <w:rPr>
+            <w:color w:val="0000EE"/>
+            <w:u w:val="single"/>
+          </w:rPr>
+          <w:t>申29:23</w:t>
+        </w:r>
+      </w:hyperlink>
+      <w:r>
+        <w:rPr>
+          <w:lang w:val="zh_TW" w:bidi="zh_TW"/>
+        </w:rPr>
+        <w:t>；</w:t>
+      </w:r>
+      <w:hyperlink r:id="rId84">
+        <w:r>
+          <w:rPr>
+            <w:lang w:val="zh_TW" w:bidi="zh_TW"/>
+          </w:rPr>
+          <w:rPr>
+            <w:color w:val="0000EE"/>
+            <w:u w:val="single"/>
+          </w:rPr>
+          <w:t>伯18:15</w:t>
+        </w:r>
+      </w:hyperlink>
+      <w:r>
+        <w:rPr>
+          <w:lang w:val="zh_TW" w:bidi="zh_TW"/>
+        </w:rPr>
+        <w:t>；</w:t>
+      </w:r>
+      <w:hyperlink r:id="rId85">
+        <w:r>
+          <w:rPr>
+            <w:lang w:val="zh_TW" w:bidi="zh_TW"/>
+          </w:rPr>
+          <w:rPr>
+            <w:color w:val="0000EE"/>
+            <w:u w:val="single"/>
+          </w:rPr>
+          <w:t>詩11:6</w:t>
+        </w:r>
+      </w:hyperlink>
+      <w:r>
+        <w:rPr>
+          <w:lang w:val="zh_TW" w:bidi="zh_TW"/>
+        </w:rPr>
+        <w:t>；</w:t>
+      </w:r>
+      <w:hyperlink r:id="rId86">
+        <w:r>
+          <w:rPr>
+            <w:lang w:val="zh_TW" w:bidi="zh_TW"/>
+          </w:rPr>
+          <w:rPr>
+            <w:color w:val="0000EE"/>
+            <w:u w:val="single"/>
+          </w:rPr>
+          <w:t>結38:22</w:t>
+        </w:r>
+      </w:hyperlink>
+      <w:r>
+        <w:rPr>
+          <w:lang w:val="zh_TW" w:bidi="zh_TW"/>
+        </w:rPr>
+        <w:t>；</w:t>
+      </w:r>
+      <w:hyperlink r:id="rId87">
+        <w:r>
+          <w:rPr>
+            <w:lang w:val="zh_TW" w:bidi="zh_TW"/>
+          </w:rPr>
+          <w:rPr>
+            <w:color w:val="0000EE"/>
+            <w:u w:val="single"/>
+          </w:rPr>
+          <w:t>路17:29</w:t>
+        </w:r>
+      </w:hyperlink>
+      <w:r>
+        <w:rPr>
+          <w:lang w:val="zh_TW" w:bidi="zh_TW"/>
+        </w:rPr>
+        <w:t>；</w:t>
+      </w:r>
+      <w:hyperlink r:id="rId88">
+        <w:r>
+          <w:rPr>
+            <w:lang w:val="zh_TW" w:bidi="zh_TW"/>
+          </w:rPr>
+          <w:rPr>
+            <w:color w:val="0000EE"/>
+            <w:u w:val="single"/>
+          </w:rPr>
+          <w:t>啟9:17–18</w:t>
+        </w:r>
+      </w:hyperlink>
+      <w:r>
+        <w:rPr>
+          <w:lang w:val="zh_TW" w:bidi="zh_TW"/>
+        </w:rPr>
+        <w:t>，</w:t>
+      </w:r>
+      <w:hyperlink r:id="rId89">
+        <w:r>
+          <w:rPr>
+            <w:lang w:val="zh_TW" w:bidi="zh_TW"/>
+          </w:rPr>
+          <w:rPr>
+            <w:color w:val="0000EE"/>
+            <w:u w:val="single"/>
+          </w:rPr>
+          <w:t>14:10</w:t>
+        </w:r>
+      </w:hyperlink>
+      <w:r>
+        <w:rPr>
+          <w:lang w:val="zh_TW" w:bidi="zh_TW"/>
+        </w:rPr>
+        <w:t>，</w:t>
+      </w:r>
+      <w:hyperlink r:id="rId90">
+        <w:r>
+          <w:rPr>
+            <w:lang w:val="zh_TW" w:bidi="zh_TW"/>
+          </w:rPr>
+          <w:rPr>
+            <w:color w:val="0000EE"/>
+            <w:u w:val="single"/>
+          </w:rPr>
+          <w:t>19:20</w:t>
+        </w:r>
+      </w:hyperlink>
+      <w:r>
+        <w:rPr>
+          <w:lang w:val="zh_TW" w:bidi="zh_TW"/>
+        </w:rPr>
+        <w:t>，</w:t>
+      </w:r>
+      <w:hyperlink r:id="rId91">
+        <w:r>
+          <w:rPr>
+            <w:lang w:val="zh_TW" w:bidi="zh_TW"/>
+          </w:rPr>
+          <w:rPr>
+            <w:color w:val="0000EE"/>
+            <w:u w:val="single"/>
+          </w:rPr>
+          <w:t>20:10</w:t>
+        </w:r>
+      </w:hyperlink>
+      <w:r>
+        <w:rPr>
+          <w:lang w:val="zh_TW" w:bidi="zh_TW"/>
+        </w:rPr>
+        <w:t>，</w:t>
+      </w:r>
+      <w:hyperlink r:id="rId92">
+        <w:r>
+          <w:rPr>
+            <w:lang w:val="zh_TW" w:bidi="zh_TW"/>
+          </w:rPr>
+          <w:rPr>
+            <w:color w:val="0000EE"/>
+            <w:u w:val="single"/>
+          </w:rPr>
+          <w:t>21:8</w:t>
+        </w:r>
+      </w:hyperlink>
+      <w:r>
+        <w:rPr>
+          <w:lang w:val="zh_TW" w:bidi="zh_TW"/>
+        </w:rPr>
+        <w:t>）</w:t>
+      </w:r>
+    </w:p>
+    <w:p>
+      <w:pPr/>
+      <w:r>
+        <w:rPr>
+          <w:lang w:val="zh_TW" w:bidi="zh_TW"/>
+        </w:rPr>
+      </w:r>
+      <w:r>
+        <w:rPr>
+          <w:lang w:val="zh_TW" w:bidi="zh_TW"/>
+        </w:rPr>
+        <w:t>以色列境內最後一次火山噴發，大約發生在四千年前。科學家透過放射性碳定年法推算出這時間。當時這些劇烈的火山活動，對當時居住在該地的人群造成了深遠的影響。人們將這些親身經歷編成故事，並在世世代代之間口耳相傳。</w:t>
+      </w:r>
+    </w:p>
+    <w:p>
+      <w:pPr/>
+      <w:r>
+        <w:rPr>
+          <w:lang w:val="zh_TW" w:bidi="zh_TW"/>
+        </w:rPr>
+      </w:r>
+      <w:r>
+        <w:rPr>
+          <w:i/>
+          <w:lang w:val="zh_TW" w:bidi="zh_TW"/>
+        </w:rPr>
+        <w:t>見</w:t>
+      </w:r>
+      <w:r>
+        <w:rPr>
+          <w:lang w:val="zh_TW" w:bidi="zh_TW"/>
+        </w:rPr>
+        <w:t xml:space="preserve"> </w:t>
+      </w:r>
+      <w:r>
+        <w:rPr>
+          <w:lang w:val="zh_TW" w:bidi="zh_TW"/>
+        </w:rPr>
+        <w:t>礦物和金屬</w:t>
+      </w:r>
+      <w:r>
+        <w:rPr>
+          <w:lang w:val="zh_TW" w:bidi="zh_TW"/>
+        </w:rPr>
+        <w:t>。</w:t>
       </w:r>
       <w:r>
         <w:rPr>
@@ -3874,12 +4859,6 @@
     <w:abstractNumId w:val="11"/>
   </w:num>
   <w:num w:numId="14">
-    <w:abstractNumId w:val="3"/>
-    <w:lvlOverride w:ilvl="0">
-      <w:startOverride w:val="1"/>
-    </w:lvlOverride>
-  </w:num>
-  <w:num w:numId="15">
     <w:abstractNumId w:val="3"/>
     <w:lvlOverride w:ilvl="0">
       <w:startOverride w:val="1"/>

--- a/zht/docx/095.content.docx
+++ b/zht/docx/095.content.docx
@@ -149,7 +149,7 @@
         <w:rPr>
           <w:lang w:val="zh_TW" w:bidi="zh_TW"/>
         </w:rPr>
-        <w:t>liu</w:t>
+        <w:t>lin</w:t>
       </w:r>
       <w:r>
         <w:rPr>
@@ -212,7 +212,7 @@
         <w:rPr>
           <w:lang w:val="zh_TW" w:bidi="zh_TW"/>
         </w:rPr>
-        <w:t>流產</w:t>
+        <w:t>鄰舍</w:t>
       </w:r>
       <w:r>
         <w:rPr>
@@ -231,115 +231,48 @@
         <w:rPr>
           <w:lang w:val="zh_TW" w:bidi="zh_TW"/>
         </w:rPr>
-        <w:t>指胎兒在尚未能於母體外存活之前，自然死亡而終止妊娠的情況。流產可能發生在動物或人的懷孕過程中（</w:t>
-      </w:r>
-      <w:hyperlink r:id="rId13">
-        <w:r>
-          <w:rPr>
-            <w:lang w:val="zh_TW" w:bidi="zh_TW"/>
-          </w:rPr>
-          <w:rPr>
-            <w:color w:val="0000EE"/>
-            <w:u w:val="single"/>
-          </w:rPr>
-          <w:t>創31:38</w:t>
-        </w:r>
-      </w:hyperlink>
-      <w:r>
-        <w:rPr>
-          <w:lang w:val="zh_TW" w:bidi="zh_TW"/>
-        </w:rPr>
-        <w:t>；</w:t>
-      </w:r>
-      <w:hyperlink r:id="rId14">
-        <w:r>
-          <w:rPr>
-            <w:lang w:val="zh_TW" w:bidi="zh_TW"/>
-          </w:rPr>
-          <w:rPr>
-            <w:color w:val="0000EE"/>
-            <w:u w:val="single"/>
-          </w:rPr>
-          <w:t>伯3:16</w:t>
-        </w:r>
-      </w:hyperlink>
+        <w:t>在舊約時期和猶太教</w:t>
+      </w:r>
+      <w:r>
+        <w:rPr>
+          <w:lang w:val="zh_TW" w:bidi="zh_TW"/>
+        </w:rPr>
+        <w:t>晚期</w:t>
+      </w:r>
       <w:r>
         <w:rPr>
           <w:lang w:val="zh_TW" w:bidi="zh_TW"/>
         </w:rPr>
         <w:t>，</w:t>
       </w:r>
-      <w:hyperlink r:id="rId15">
-        <w:r>
-          <w:rPr>
-            <w:lang w:val="zh_TW" w:bidi="zh_TW"/>
-          </w:rPr>
-          <w:rPr>
-            <w:color w:val="0000EE"/>
-            <w:u w:val="single"/>
-          </w:rPr>
-          <w:t>21:10</w:t>
-        </w:r>
-      </w:hyperlink>
-      <w:r>
-        <w:rPr>
-          <w:lang w:val="zh_TW" w:bidi="zh_TW"/>
-        </w:rPr>
-        <w:t>；</w:t>
-      </w:r>
-      <w:hyperlink r:id="rId16">
-        <w:r>
-          <w:rPr>
-            <w:lang w:val="zh_TW" w:bidi="zh_TW"/>
-          </w:rPr>
-          <w:rPr>
-            <w:color w:val="0000EE"/>
-            <w:u w:val="single"/>
-          </w:rPr>
-          <w:t>何9:14</w:t>
-        </w:r>
-      </w:hyperlink>
-      <w:r>
-        <w:rPr>
-          <w:lang w:val="zh_TW" w:bidi="zh_TW"/>
-        </w:rPr>
-        <w:t>）。問題的重點不在於無法懷孕，而是在於難以把胎兒懷到足月。「胎墜」這個咒詛，表示婦人不能生育兒女（</w:t>
-      </w:r>
-      <w:hyperlink r:id="rId16">
-        <w:r>
-          <w:rPr>
-            <w:lang w:val="zh_TW" w:bidi="zh_TW"/>
-          </w:rPr>
-          <w:rPr>
-            <w:color w:val="0000EE"/>
-            <w:u w:val="single"/>
-          </w:rPr>
-          <w:t>何9:14</w:t>
-        </w:r>
-      </w:hyperlink>
-      <w:r>
-        <w:rPr>
-          <w:lang w:val="zh_TW" w:bidi="zh_TW"/>
-        </w:rPr>
-        <w:t>）。神的祝福則使人能順利懷孕、生產，並享長壽（</w:t>
-      </w:r>
-      <w:hyperlink r:id="rId17">
-        <w:r>
-          <w:rPr>
-            <w:lang w:val="zh_TW" w:bidi="zh_TW"/>
-          </w:rPr>
-          <w:rPr>
-            <w:color w:val="0000EE"/>
-            <w:u w:val="single"/>
-          </w:rPr>
-          <w:t>出23:26</w:t>
-        </w:r>
-      </w:hyperlink>
-      <w:r>
-        <w:rPr>
-          <w:lang w:val="zh_TW" w:bidi="zh_TW"/>
-        </w:rPr>
-        <w:t>）。</w:t>
+      <w:r>
+        <w:rPr>
+          <w:lang w:val="zh_TW" w:bidi="zh_TW"/>
+        </w:rPr>
+        <w:t>這個概念顯然僅限於以色列人，或與神訂的盟約</w:t>
+      </w:r>
+      <w:r>
+        <w:rPr>
+          <w:lang w:val="zh_TW" w:bidi="zh_TW"/>
+        </w:rPr>
+        <w:t>群體</w:t>
+      </w:r>
+      <w:r>
+        <w:rPr>
+          <w:lang w:val="zh_TW" w:bidi="zh_TW"/>
+        </w:rPr>
+        <w:t>中之成員。然而，耶穌將這一概念擴展，使其涵蓋所有在人生旅途中遇見的人。</w:t>
+      </w:r>
+    </w:p>
+    <w:p>
+      <w:pPr>
+        <w:pStyle w:val="Heading3"/>
+      </w:pPr>
+      <w:r>
+        <w:rPr>
+          <w:lang w:val="zh_TW" w:bidi="zh_TW"/>
+        </w:rPr>
+        <w:t>在舊約中</w:t>
       </w:r>
     </w:p>
     <w:p>
@@ -353,9 +286,9 @@
         <w:rPr>
           <w:lang w:val="zh_TW" w:bidi="zh_TW"/>
         </w:rPr>
-        <w:t>流產的關鍵在於胎兒過早離開母體，也就是聖經所說的「未見天日的胎」（</w:t>
-      </w:r>
-      <w:hyperlink r:id="rId18">
+        <w:t>雖然舊約從未明確將「鄰舍」限制為以色列人，但這個詞通常指的是盟約中的成員，即其他以色列人（見</w:t>
+      </w:r>
+      <w:hyperlink r:id="rId13">
         <w:r>
           <w:rPr>
             <w:lang w:val="zh_TW" w:bidi="zh_TW"/>
@@ -364,14 +297,14 @@
             <w:color w:val="0000EE"/>
             <w:u w:val="single"/>
           </w:rPr>
-          <w:t>詩58:8</w:t>
+          <w:t>利6:1–7</w:t>
         </w:r>
       </w:hyperlink>
       <w:r>
         <w:rPr>
           <w:lang w:val="zh_TW" w:bidi="zh_TW"/>
         </w:rPr>
-        <w:t>；</w:t>
+        <w:t>，</w:t>
       </w:r>
       <w:hyperlink r:id="rId14">
         <w:r>
@@ -382,34 +315,16 @@
             <w:color w:val="0000EE"/>
             <w:u w:val="single"/>
           </w:rPr>
-          <w:t>伯3:16</w:t>
+          <w:t>19</w:t>
         </w:r>
       </w:hyperlink>
       <w:r>
         <w:rPr>
           <w:lang w:val="zh_TW" w:bidi="zh_TW"/>
         </w:rPr>
-        <w:t>）。雖然流產可能有許多原因，但聖經特別提到兩種情況：</w:t>
-      </w:r>
-    </w:p>
-    <w:p>
-      <w:pPr>
-        <w:pStyle w:val="ListBullet"/>
-        <w:spacing w:line="240" w:lineRule="auto"/>
-        <w:ind w:left="720"/>
-      </w:pPr>
-      <w:r>
-        <w:rPr>
-          <w:lang w:val="zh_TW" w:bidi="zh_TW"/>
-        </w:rPr>
-      </w:r>
-      <w:r>
-        <w:rPr>
-          <w:lang w:val="zh_TW" w:bidi="zh_TW"/>
-        </w:rPr>
-        <w:t>疏於照料懷孕的牲畜（</w:t>
-      </w:r>
-      <w:hyperlink r:id="rId13">
+        <w:t>；</w:t>
+      </w:r>
+      <w:hyperlink r:id="rId15">
         <w:r>
           <w:rPr>
             <w:lang w:val="zh_TW" w:bidi="zh_TW"/>
@@ -418,34 +333,16 @@
             <w:color w:val="0000EE"/>
             <w:u w:val="single"/>
           </w:rPr>
-          <w:t>創31:38</w:t>
+          <w:t>申15:2–3</w:t>
         </w:r>
       </w:hyperlink>
       <w:r>
         <w:rPr>
           <w:lang w:val="zh_TW" w:bidi="zh_TW"/>
         </w:rPr>
-        <w:t>），以及</w:t>
-      </w:r>
-    </w:p>
-    <w:p>
-      <w:pPr>
-        <w:pStyle w:val="ListBullet"/>
-        <w:spacing w:line="240" w:lineRule="auto"/>
-        <w:ind w:left="720"/>
-      </w:pPr>
-      <w:r>
-        <w:rPr>
-          <w:lang w:val="zh_TW" w:bidi="zh_TW"/>
-        </w:rPr>
-      </w:r>
-      <w:r>
-        <w:rPr>
-          <w:lang w:val="zh_TW" w:bidi="zh_TW"/>
-        </w:rPr>
-        <w:t>孕婦受到身體傷害（</w:t>
-      </w:r>
-      <w:hyperlink r:id="rId19">
+        <w:t>）。在</w:t>
+      </w:r>
+      <w:hyperlink r:id="rId16">
         <w:r>
           <w:rPr>
             <w:lang w:val="zh_TW" w:bidi="zh_TW"/>
@@ -454,14 +351,92 @@
             <w:color w:val="0000EE"/>
             <w:u w:val="single"/>
           </w:rPr>
-          <w:t>出21:22</w:t>
+          <w:t>利未記十九章18節</w:t>
         </w:r>
       </w:hyperlink>
       <w:r>
         <w:rPr>
           <w:lang w:val="zh_TW" w:bidi="zh_TW"/>
         </w:rPr>
-        <w:t>）。</w:t>
+        <w:t>中，這段經文後來在新約中多次被引用，其中命令以色列人要「</w:t>
+      </w:r>
+      <w:r>
+        <w:rPr>
+          <w:lang w:val="zh_TW" w:bidi="zh_TW"/>
+        </w:rPr>
+        <w:t>愛人如己</w:t>
+      </w:r>
+      <w:r>
+        <w:rPr>
+          <w:lang w:val="zh_TW" w:bidi="zh_TW"/>
+        </w:rPr>
+        <w:t>」。然而，在</w:t>
+      </w:r>
+      <w:hyperlink r:id="rId17">
+        <w:r>
+          <w:rPr>
+            <w:lang w:val="zh_TW" w:bidi="zh_TW"/>
+          </w:rPr>
+          <w:rPr>
+            <w:color w:val="0000EE"/>
+            <w:u w:val="single"/>
+          </w:rPr>
+          <w:t>十九章34節</w:t>
+        </w:r>
+      </w:hyperlink>
+      <w:r>
+        <w:rPr>
+          <w:lang w:val="zh_TW" w:bidi="zh_TW"/>
+        </w:rPr>
+        <w:t>中，又特別指出這種愛也應該施予旅居其中的外邦人（或「寄居者」）。如果「鄰舍」（</w:t>
+      </w:r>
+      <w:hyperlink r:id="rId16">
+        <w:r>
+          <w:rPr>
+            <w:lang w:val="zh_TW" w:bidi="zh_TW"/>
+          </w:rPr>
+          <w:rPr>
+            <w:color w:val="0000EE"/>
+            <w:u w:val="single"/>
+          </w:rPr>
+          <w:t>18</w:t>
+        </w:r>
+      </w:hyperlink>
+      <w:r>
+        <w:rPr>
+          <w:lang w:val="zh_TW" w:bidi="zh_TW"/>
+        </w:rPr>
+        <w:t>節）暗示了一個更廣泛的概念，如「人類」或「同胞」，那麼在第</w:t>
+      </w:r>
+      <w:hyperlink r:id="rId17">
+        <w:r>
+          <w:rPr>
+            <w:lang w:val="zh_TW" w:bidi="zh_TW"/>
+          </w:rPr>
+          <w:rPr>
+            <w:color w:val="0000EE"/>
+            <w:u w:val="single"/>
+          </w:rPr>
+          <w:t>34</w:t>
+        </w:r>
+      </w:hyperlink>
+      <w:r>
+        <w:rPr>
+          <w:lang w:val="zh_TW" w:bidi="zh_TW"/>
+        </w:rPr>
+        <w:t>節中就沒有必要再特別提及</w:t>
+      </w:r>
+      <w:r>
+        <w:rPr>
+          <w:lang w:val="zh_TW" w:bidi="zh_TW"/>
+        </w:rPr>
+        <w:t>同居的外人</w:t>
+      </w:r>
+      <w:r>
+        <w:rPr>
+          <w:lang w:val="zh_TW" w:bidi="zh_TW"/>
+        </w:rPr>
+        <w:t>。因此，「鄰舍」應當是指一個人的直接鄰居，即以色列人。</w:t>
       </w:r>
     </w:p>
     <w:p>
@@ -471,6 +446,48 @@
           <w:lang w:val="zh_TW" w:bidi="zh_TW"/>
         </w:rPr>
       </w:r>
+      <w:r>
+        <w:rPr>
+          <w:lang w:val="zh_TW" w:bidi="zh_TW"/>
+        </w:rPr>
+        <w:t>在盟約社群中，愛鄰舍包含了一些律法上明確規定的責任。人應該公平地對待鄰舍（</w:t>
+      </w:r>
+      <w:hyperlink r:id="rId18">
+        <w:r>
+          <w:rPr>
+            <w:lang w:val="zh_TW" w:bidi="zh_TW"/>
+          </w:rPr>
+          <w:rPr>
+            <w:color w:val="0000EE"/>
+            <w:u w:val="single"/>
+          </w:rPr>
+          <w:t>出22:5–15</w:t>
+        </w:r>
+      </w:hyperlink>
+      <w:r>
+        <w:rPr>
+          <w:lang w:val="zh_TW" w:bidi="zh_TW"/>
+        </w:rPr>
+        <w:t>；</w:t>
+      </w:r>
+      <w:hyperlink r:id="rId19">
+        <w:r>
+          <w:rPr>
+            <w:lang w:val="zh_TW" w:bidi="zh_TW"/>
+          </w:rPr>
+          <w:rPr>
+            <w:color w:val="0000EE"/>
+            <w:u w:val="single"/>
+          </w:rPr>
+          <w:t>利6:2–7</w:t>
+        </w:r>
+      </w:hyperlink>
+      <w:r>
+        <w:rPr>
+          <w:lang w:val="zh_TW" w:bidi="zh_TW"/>
+        </w:rPr>
+        <w:t>，</w:t>
+      </w:r>
       <w:hyperlink r:id="rId20">
         <w:r>
           <w:rPr>
@@ -480,14 +497,14 @@
             <w:color w:val="0000EE"/>
             <w:u w:val="single"/>
           </w:rPr>
-          <w:t>民數記五章</w:t>
+          <w:t>19:9–18</w:t>
         </w:r>
       </w:hyperlink>
       <w:r>
         <w:rPr>
           <w:lang w:val="zh_TW" w:bidi="zh_TW"/>
         </w:rPr>
-        <w:t>中記載了一項用來查驗妻子是否不忠的試驗。如果她犯了姦淫罪，「她的肚腹就要發脹，大腿就要消瘦」（</w:t>
+        <w:t>），尊重他（</w:t>
       </w:r>
       <w:hyperlink r:id="rId21">
         <w:r>
@@ -498,14 +515,128 @@
             <w:color w:val="0000EE"/>
             <w:u w:val="single"/>
           </w:rPr>
-          <w:t>民5:27</w:t>
+          <w:t>出20:16</w:t>
         </w:r>
       </w:hyperlink>
       <w:r>
         <w:rPr>
           <w:lang w:val="zh_TW" w:bidi="zh_TW"/>
         </w:rPr>
-        <w:t>）。這些描述可能是在表達流產，也可能是指失去生育能力。</w:t>
+        <w:t>）以及他的財物（</w:t>
+      </w:r>
+      <w:hyperlink r:id="rId22">
+        <w:r>
+          <w:rPr>
+            <w:lang w:val="zh_TW" w:bidi="zh_TW"/>
+          </w:rPr>
+          <w:rPr>
+            <w:color w:val="0000EE"/>
+            <w:u w:val="single"/>
+          </w:rPr>
+          <w:t>出20:17</w:t>
+        </w:r>
+      </w:hyperlink>
+      <w:r>
+        <w:rPr>
+          <w:lang w:val="zh_TW" w:bidi="zh_TW"/>
+        </w:rPr>
+        <w:t>）。為了促進盟約社群中公正和憐憫的關係，以色列人應視鄰舍為「</w:t>
+      </w:r>
+      <w:r>
+        <w:rPr>
+          <w:lang w:val="zh_TW" w:bidi="zh_TW"/>
+        </w:rPr>
+        <w:t>弟兄</w:t>
+      </w:r>
+      <w:r>
+        <w:rPr>
+          <w:lang w:val="zh_TW" w:bidi="zh_TW"/>
+        </w:rPr>
+        <w:t>」（</w:t>
+      </w:r>
+      <w:hyperlink r:id="rId23">
+        <w:r>
+          <w:rPr>
+            <w:lang w:val="zh_TW" w:bidi="zh_TW"/>
+          </w:rPr>
+          <w:rPr>
+            <w:color w:val="0000EE"/>
+            <w:u w:val="single"/>
+          </w:rPr>
+          <w:t>利25:25</w:t>
+        </w:r>
+      </w:hyperlink>
+      <w:r>
+        <w:rPr>
+          <w:lang w:val="zh_TW" w:bidi="zh_TW"/>
+        </w:rPr>
+        <w:t>；</w:t>
+      </w:r>
+      <w:hyperlink r:id="rId24">
+        <w:r>
+          <w:rPr>
+            <w:lang w:val="zh_TW" w:bidi="zh_TW"/>
+          </w:rPr>
+          <w:rPr>
+            <w:color w:val="0000EE"/>
+            <w:u w:val="single"/>
+          </w:rPr>
+          <w:t>申22:1–4</w:t>
+        </w:r>
+      </w:hyperlink>
+      <w:r>
+        <w:rPr>
+          <w:lang w:val="zh_TW" w:bidi="zh_TW"/>
+        </w:rPr>
+        <w:t>）。</w:t>
+      </w:r>
+      <w:r>
+        <w:rPr>
+          <w:lang w:val="zh_TW" w:bidi="zh_TW"/>
+        </w:rPr>
+        <w:t>對鄰舍所做的，應以同樣的方式回報</w:t>
+      </w:r>
+      <w:r>
+        <w:rPr>
+          <w:lang w:val="zh_TW" w:bidi="zh_TW"/>
+        </w:rPr>
+        <w:t>（</w:t>
+      </w:r>
+      <w:hyperlink r:id="rId25">
+        <w:r>
+          <w:rPr>
+            <w:lang w:val="zh_TW" w:bidi="zh_TW"/>
+          </w:rPr>
+          <w:rPr>
+            <w:color w:val="0000EE"/>
+            <w:u w:val="single"/>
+          </w:rPr>
+          <w:t>利24:19–23</w:t>
+        </w:r>
+      </w:hyperlink>
+      <w:r>
+        <w:rPr>
+          <w:lang w:val="zh_TW" w:bidi="zh_TW"/>
+        </w:rPr>
+        <w:t>；</w:t>
+      </w:r>
+      <w:hyperlink r:id="rId26">
+        <w:r>
+          <w:rPr>
+            <w:lang w:val="zh_TW" w:bidi="zh_TW"/>
+          </w:rPr>
+          <w:rPr>
+            <w:color w:val="0000EE"/>
+            <w:u w:val="single"/>
+          </w:rPr>
+          <w:t>申19:11–19</w:t>
+        </w:r>
+      </w:hyperlink>
+      <w:r>
+        <w:rPr>
+          <w:lang w:val="zh_TW" w:bidi="zh_TW"/>
+        </w:rPr>
+        <w:t>）。</w:t>
       </w:r>
     </w:p>
     <w:p>
@@ -519,9 +650,9 @@
         <w:rPr>
           <w:lang w:val="zh_TW" w:bidi="zh_TW"/>
         </w:rPr>
-        <w:t>使徒保羅為了強調自己不配作使徒，把自己蒙召成為使徒的經歷比喻為未到產期而生的人（</w:t>
-      </w:r>
-      <w:hyperlink r:id="rId22">
+        <w:t>對待鄰舍的重要性在於，這與人跟神的關係息息相關，並且可能顯著影響人與神之間的關係（</w:t>
+      </w:r>
+      <w:hyperlink r:id="rId13">
         <w:r>
           <w:rPr>
             <w:lang w:val="zh_TW" w:bidi="zh_TW"/>
@@ -530,7 +661,127 @@
             <w:color w:val="0000EE"/>
             <w:u w:val="single"/>
           </w:rPr>
-          <w:t>林前15:8</w:t>
+          <w:t>利6:1–7</w:t>
+        </w:r>
+      </w:hyperlink>
+      <w:r>
+        <w:rPr>
+          <w:lang w:val="zh_TW" w:bidi="zh_TW"/>
+        </w:rPr>
+        <w:t>，</w:t>
+      </w:r>
+      <w:hyperlink r:id="rId14">
+        <w:r>
+          <w:rPr>
+            <w:lang w:val="zh_TW" w:bidi="zh_TW"/>
+          </w:rPr>
+          <w:rPr>
+            <w:color w:val="0000EE"/>
+            <w:u w:val="single"/>
+          </w:rPr>
+          <w:t>19</w:t>
+        </w:r>
+      </w:hyperlink>
+      <w:r>
+        <w:rPr>
+          <w:lang w:val="zh_TW" w:bidi="zh_TW"/>
+        </w:rPr>
+        <w:t>，</w:t>
+      </w:r>
+      <w:hyperlink r:id="rId27">
+        <w:r>
+          <w:rPr>
+            <w:lang w:val="zh_TW" w:bidi="zh_TW"/>
+          </w:rPr>
+          <w:rPr>
+            <w:color w:val="0000EE"/>
+            <w:u w:val="single"/>
+          </w:rPr>
+          <w:t>25:17</w:t>
+        </w:r>
+      </w:hyperlink>
+      <w:r>
+        <w:rPr>
+          <w:lang w:val="zh_TW" w:bidi="zh_TW"/>
+        </w:rPr>
+        <w:t>；</w:t>
+      </w:r>
+      <w:hyperlink r:id="rId28">
+        <w:r>
+          <w:rPr>
+            <w:lang w:val="zh_TW" w:bidi="zh_TW"/>
+          </w:rPr>
+          <w:rPr>
+            <w:color w:val="0000EE"/>
+            <w:u w:val="single"/>
+          </w:rPr>
+          <w:t>申24:10–13</w:t>
+        </w:r>
+      </w:hyperlink>
+      <w:r>
+        <w:rPr>
+          <w:lang w:val="zh_TW" w:bidi="zh_TW"/>
+        </w:rPr>
+        <w:t>；</w:t>
+      </w:r>
+      <w:hyperlink r:id="rId29">
+        <w:r>
+          <w:rPr>
+            <w:lang w:val="zh_TW" w:bidi="zh_TW"/>
+          </w:rPr>
+          <w:rPr>
+            <w:color w:val="0000EE"/>
+            <w:u w:val="single"/>
+          </w:rPr>
+          <w:t>詩12</w:t>
+        </w:r>
+      </w:hyperlink>
+      <w:r>
+        <w:rPr>
+          <w:lang w:val="zh_TW" w:bidi="zh_TW"/>
+        </w:rPr>
+        <w:t>）。神曾</w:t>
+      </w:r>
+      <w:r>
+        <w:rPr>
+          <w:lang w:val="zh_TW" w:bidi="zh_TW"/>
+        </w:rPr>
+        <w:t>以</w:t>
+      </w:r>
+      <w:r>
+        <w:rPr>
+          <w:lang w:val="zh_TW" w:bidi="zh_TW"/>
+        </w:rPr>
+        <w:t>憐憫對待以色列人，因此他們也應當以同樣的愛來對待鄰舍（</w:t>
+      </w:r>
+      <w:hyperlink r:id="rId30">
+        <w:r>
+          <w:rPr>
+            <w:lang w:val="zh_TW" w:bidi="zh_TW"/>
+          </w:rPr>
+          <w:rPr>
+            <w:color w:val="0000EE"/>
+            <w:u w:val="single"/>
+          </w:rPr>
+          <w:t>出22:21</w:t>
+        </w:r>
+      </w:hyperlink>
+      <w:r>
+        <w:rPr>
+          <w:lang w:val="zh_TW" w:bidi="zh_TW"/>
+        </w:rPr>
+        <w:t>；</w:t>
+      </w:r>
+      <w:hyperlink r:id="rId31">
+        <w:r>
+          <w:rPr>
+            <w:lang w:val="zh_TW" w:bidi="zh_TW"/>
+          </w:rPr>
+          <w:rPr>
+            <w:color w:val="0000EE"/>
+            <w:u w:val="single"/>
+          </w:rPr>
+          <w:t>利25:35–38</w:t>
         </w:r>
       </w:hyperlink>
       <w:r>
@@ -549,38 +800,236 @@
       </w:r>
       <w:r>
         <w:rPr>
-          <w:i/>
-          <w:lang w:val="zh_TW" w:bidi="zh_TW"/>
-        </w:rPr>
-        <w:t>另見</w:t>
-      </w:r>
-      <w:r>
-        <w:rPr>
-          <w:lang w:val="zh_TW" w:bidi="zh_TW"/>
-        </w:rPr>
-        <w:t xml:space="preserve"> </w:t>
-      </w:r>
-      <w:r>
-        <w:rPr>
-          <w:lang w:val="zh_TW" w:bidi="zh_TW"/>
-        </w:rPr>
-        <w:t>不能生育</w:t>
-      </w:r>
-      <w:r>
-        <w:rPr>
-          <w:lang w:val="zh_TW" w:bidi="zh_TW"/>
-        </w:rPr>
-        <w:t>。</w:t>
-      </w:r>
-      <w:r>
-        <w:rPr>
-          <w:lang w:val="zh_TW" w:bidi="zh_TW"/>
-        </w:rPr>
-      </w:r>
-      <w:r>
-        <w:rPr>
-          <w:lang w:val="zh_TW" w:bidi="zh_TW"/>
-        </w:rPr>
+          <w:lang w:val="zh_TW" w:bidi="zh_TW"/>
+        </w:rPr>
+        <w:t>當這些責任被忽視時，隨之而來的是社會的崩潰或國家的動盪（</w:t>
+      </w:r>
+      <w:hyperlink r:id="rId32">
+        <w:r>
+          <w:rPr>
+            <w:lang w:val="zh_TW" w:bidi="zh_TW"/>
+          </w:rPr>
+          <w:rPr>
+            <w:color w:val="0000EE"/>
+            <w:u w:val="single"/>
+          </w:rPr>
+          <w:t>申28:15–68</w:t>
+        </w:r>
+      </w:hyperlink>
+      <w:r>
+        <w:rPr>
+          <w:lang w:val="zh_TW" w:bidi="zh_TW"/>
+        </w:rPr>
+        <w:t>；</w:t>
+      </w:r>
+      <w:hyperlink r:id="rId33">
+        <w:r>
+          <w:rPr>
+            <w:lang w:val="zh_TW" w:bidi="zh_TW"/>
+          </w:rPr>
+          <w:rPr>
+            <w:color w:val="0000EE"/>
+            <w:u w:val="single"/>
+          </w:rPr>
+          <w:t>何4:1–3</w:t>
+        </w:r>
+      </w:hyperlink>
+      <w:r>
+        <w:rPr>
+          <w:lang w:val="zh_TW" w:bidi="zh_TW"/>
+        </w:rPr>
+        <w:t>；</w:t>
+      </w:r>
+      <w:hyperlink r:id="rId34">
+        <w:r>
+          <w:rPr>
+            <w:lang w:val="zh_TW" w:bidi="zh_TW"/>
+          </w:rPr>
+          <w:rPr>
+            <w:color w:val="0000EE"/>
+            <w:u w:val="single"/>
+          </w:rPr>
+          <w:t>摩2:6–7</w:t>
+        </w:r>
+      </w:hyperlink>
+      <w:r>
+        <w:rPr>
+          <w:lang w:val="zh_TW" w:bidi="zh_TW"/>
+        </w:rPr>
+        <w:t>），這也顯示了鄰舍關係在盟約社群中的重要性。以色列人經常忽視對鄰舍的愛，特別是對有需要的鄰舍，而這正是導致他們受神懲罰而被擄的重要原因之一（</w:t>
+      </w:r>
+      <w:hyperlink r:id="rId35">
+        <w:r>
+          <w:rPr>
+            <w:lang w:val="zh_TW" w:bidi="zh_TW"/>
+          </w:rPr>
+          <w:rPr>
+            <w:color w:val="0000EE"/>
+            <w:u w:val="single"/>
+          </w:rPr>
+          <w:t>耶5:7–9</w:t>
+        </w:r>
+      </w:hyperlink>
+      <w:r>
+        <w:rPr>
+          <w:lang w:val="zh_TW" w:bidi="zh_TW"/>
+        </w:rPr>
+        <w:t>，</w:t>
+      </w:r>
+      <w:hyperlink r:id="rId36">
+        <w:r>
+          <w:rPr>
+            <w:lang w:val="zh_TW" w:bidi="zh_TW"/>
+          </w:rPr>
+          <w:rPr>
+            <w:color w:val="0000EE"/>
+            <w:u w:val="single"/>
+          </w:rPr>
+          <w:t>7:1–15</w:t>
+        </w:r>
+      </w:hyperlink>
+      <w:r>
+        <w:rPr>
+          <w:lang w:val="zh_TW" w:bidi="zh_TW"/>
+        </w:rPr>
+        <w:t>，</w:t>
+      </w:r>
+      <w:hyperlink r:id="rId37">
+        <w:r>
+          <w:rPr>
+            <w:lang w:val="zh_TW" w:bidi="zh_TW"/>
+          </w:rPr>
+          <w:rPr>
+            <w:color w:val="0000EE"/>
+            <w:u w:val="single"/>
+          </w:rPr>
+          <w:t>9:2–9</w:t>
+        </w:r>
+      </w:hyperlink>
+      <w:r>
+        <w:rPr>
+          <w:lang w:val="zh_TW" w:bidi="zh_TW"/>
+        </w:rPr>
+        <w:t>；</w:t>
+      </w:r>
+      <w:hyperlink r:id="rId33">
+        <w:r>
+          <w:rPr>
+            <w:lang w:val="zh_TW" w:bidi="zh_TW"/>
+          </w:rPr>
+          <w:rPr>
+            <w:color w:val="0000EE"/>
+            <w:u w:val="single"/>
+          </w:rPr>
+          <w:t>何4:1–3</w:t>
+        </w:r>
+      </w:hyperlink>
+      <w:r>
+        <w:rPr>
+          <w:lang w:val="zh_TW" w:bidi="zh_TW"/>
+        </w:rPr>
+        <w:t>；</w:t>
+      </w:r>
+      <w:hyperlink r:id="rId34">
+        <w:r>
+          <w:rPr>
+            <w:lang w:val="zh_TW" w:bidi="zh_TW"/>
+          </w:rPr>
+          <w:rPr>
+            <w:color w:val="0000EE"/>
+            <w:u w:val="single"/>
+          </w:rPr>
+          <w:t>摩2:6–7</w:t>
+        </w:r>
+      </w:hyperlink>
+      <w:r>
+        <w:rPr>
+          <w:lang w:val="zh_TW" w:bidi="zh_TW"/>
+        </w:rPr>
+        <w:t>，</w:t>
+      </w:r>
+      <w:hyperlink r:id="rId38">
+        <w:r>
+          <w:rPr>
+            <w:lang w:val="zh_TW" w:bidi="zh_TW"/>
+          </w:rPr>
+          <w:rPr>
+            <w:color w:val="0000EE"/>
+            <w:u w:val="single"/>
+          </w:rPr>
+          <w:t>5:10–13</w:t>
+        </w:r>
+      </w:hyperlink>
+      <w:r>
+        <w:rPr>
+          <w:lang w:val="zh_TW" w:bidi="zh_TW"/>
+        </w:rPr>
+        <w:t>，</w:t>
+      </w:r>
+      <w:hyperlink r:id="rId39">
+        <w:r>
+          <w:rPr>
+            <w:lang w:val="zh_TW" w:bidi="zh_TW"/>
+          </w:rPr>
+          <w:rPr>
+            <w:color w:val="0000EE"/>
+            <w:u w:val="single"/>
+          </w:rPr>
+          <w:t>8:4–6</w:t>
+        </w:r>
+      </w:hyperlink>
+      <w:r>
+        <w:rPr>
+          <w:lang w:val="zh_TW" w:bidi="zh_TW"/>
+        </w:rPr>
+        <w:t>）。然而，以色列人也曾盼望，在彌賽亞的時代，這種真正的鄰舍之愛能夠實現（</w:t>
+      </w:r>
+      <w:hyperlink r:id="rId40">
+        <w:r>
+          <w:rPr>
+            <w:lang w:val="zh_TW" w:bidi="zh_TW"/>
+          </w:rPr>
+          <w:rPr>
+            <w:color w:val="0000EE"/>
+            <w:u w:val="single"/>
+          </w:rPr>
+          <w:t>耶31:34</w:t>
+        </w:r>
+      </w:hyperlink>
+      <w:r>
+        <w:rPr>
+          <w:lang w:val="zh_TW" w:bidi="zh_TW"/>
+        </w:rPr>
+        <w:t>；</w:t>
+      </w:r>
+      <w:hyperlink r:id="rId41">
+        <w:r>
+          <w:rPr>
+            <w:lang w:val="zh_TW" w:bidi="zh_TW"/>
+          </w:rPr>
+          <w:rPr>
+            <w:color w:val="0000EE"/>
+            <w:u w:val="single"/>
+          </w:rPr>
+          <w:t>亞3:10</w:t>
+        </w:r>
+      </w:hyperlink>
+      <w:r>
+        <w:rPr>
+          <w:lang w:val="zh_TW" w:bidi="zh_TW"/>
+        </w:rPr>
+        <w:t>），這也顯示出這種愛在舊約時代的盟約社群中常常被忽略。</w:t>
+      </w:r>
+    </w:p>
+    <w:p>
+      <w:pPr>
+        <w:pStyle w:val="Heading3"/>
+      </w:pPr>
+      <w:r>
+        <w:rPr>
+          <w:lang w:val="zh_TW" w:bidi="zh_TW"/>
+        </w:rPr>
+        <w:t>在晚期猶太教中</w:t>
       </w:r>
     </w:p>
     <w:p>
@@ -590,271 +1039,136 @@
           <w:lang w:val="zh_TW" w:bidi="zh_TW"/>
         </w:rPr>
       </w:r>
+      <w:r>
+        <w:rPr>
+          <w:lang w:val="zh_TW" w:bidi="zh_TW"/>
+        </w:rPr>
+        <w:t>在被擄歸回後，以色列人認識到，神的祝福在某種程度上取決於人們是否彼此實踐公義和愛（</w:t>
+      </w:r>
+      <w:hyperlink r:id="rId42">
+        <w:r>
+          <w:rPr>
+            <w:lang w:val="zh_TW" w:bidi="zh_TW"/>
+          </w:rPr>
+          <w:rPr>
+            <w:color w:val="0000EE"/>
+            <w:u w:val="single"/>
+          </w:rPr>
+          <w:t>亞8:14–17</w:t>
+        </w:r>
+      </w:hyperlink>
+      <w:r>
+        <w:rPr>
+          <w:lang w:val="zh_TW" w:bidi="zh_TW"/>
+        </w:rPr>
+        <w:t>）。然而，對於「鄰舍」的定義仍然存在爭議。有以下幾個因素表明，在這個時期，「鄰舍」僅限於以色列人和改信猶太教的人（改信猶太教的外邦人）。從拉比文獻中可以看出，撒馬利亞人及居住在以色列地的外邦人，通常不被視為「鄰舍」，因此也不值得被愛。在昆蘭的猶太愛色尼派（Jewish Essene community at Qumran）社</w:t>
+      </w:r>
+      <w:r>
+        <w:rPr>
+          <w:lang w:val="zh_TW" w:bidi="zh_TW"/>
+        </w:rPr>
+        <w:t>群</w:t>
+      </w:r>
+      <w:r>
+        <w:rPr>
+          <w:lang w:val="zh_TW" w:bidi="zh_TW"/>
+        </w:rPr>
+        <w:t>內，</w:t>
+      </w:r>
+      <w:r>
+        <w:rPr>
+          <w:lang w:val="zh_TW" w:bidi="zh_TW"/>
+        </w:rPr>
+        <w:t>被尊重和公平對待的「鄰舍」僅限於社群成員</w:t>
+      </w:r>
+      <w:r>
+        <w:rPr>
+          <w:lang w:val="zh_TW" w:bidi="zh_TW"/>
+        </w:rPr>
+        <w:t>。最後，當耶穌</w:t>
+      </w:r>
+      <w:r>
+        <w:rPr>
+          <w:lang w:val="zh_TW" w:bidi="zh_TW"/>
+        </w:rPr>
+        <w:t>提到，</w:t>
+      </w:r>
+      <w:r>
+        <w:rPr>
+          <w:lang w:val="zh_TW" w:bidi="zh_TW"/>
+        </w:rPr>
+        <w:t>「</w:t>
+      </w:r>
+      <w:r>
+        <w:rPr>
+          <w:lang w:val="zh_TW" w:bidi="zh_TW"/>
+        </w:rPr>
+        <w:t>你們聽見有話說：『當愛你的鄰舍，恨你的仇敵。』</w:t>
+      </w:r>
+      <w:r>
+        <w:rPr>
+          <w:lang w:val="zh_TW" w:bidi="zh_TW"/>
+        </w:rPr>
+        <w:t>」（</w:t>
+      </w:r>
+      <w:hyperlink r:id="rId43">
+        <w:r>
+          <w:rPr>
+            <w:lang w:val="zh_TW" w:bidi="zh_TW"/>
+          </w:rPr>
+          <w:rPr>
+            <w:color w:val="0000EE"/>
+            <w:u w:val="single"/>
+          </w:rPr>
+          <w:t>太5:43</w:t>
+        </w:r>
+      </w:hyperlink>
+      <w:r>
+        <w:rPr>
+          <w:lang w:val="zh_TW" w:bidi="zh_TW"/>
+        </w:rPr>
+        <w:t>）時，衪只是引用了部份舊約（</w:t>
+      </w:r>
+      <w:hyperlink r:id="rId16">
+        <w:r>
+          <w:rPr>
+            <w:lang w:val="zh_TW" w:bidi="zh_TW"/>
+          </w:rPr>
+          <w:rPr>
+            <w:color w:val="0000EE"/>
+            <w:u w:val="single"/>
+          </w:rPr>
+          <w:t>利19:18</w:t>
+        </w:r>
+      </w:hyperlink>
+      <w:r>
+        <w:rPr>
+          <w:lang w:val="zh_TW" w:bidi="zh_TW"/>
+        </w:rPr>
+        <w:t>——「</w:t>
+      </w:r>
+      <w:r>
+        <w:rPr>
+          <w:lang w:val="zh_TW" w:bidi="zh_TW"/>
+        </w:rPr>
+        <w:t>要愛人如己</w:t>
+      </w:r>
+      <w:r>
+        <w:rPr>
+          <w:lang w:val="zh_TW" w:bidi="zh_TW"/>
+        </w:rPr>
+        <w:t>」）。而最後的片語「恨你的仇敵」則反映了當時猶太人的普遍觀念，即神只要求他們愛自己的同胞，而不必愛那些被視為「敵人」的外族人。</w:t>
+      </w:r>
     </w:p>
     <w:p>
       <w:pPr>
-        <w:pStyle w:val="Heading2"/>
-      </w:pPr>
-      <w:r>
-        <w:rPr>
-          <w:lang w:val="zh_TW" w:bidi="zh_TW"/>
-        </w:rPr>
-        <w:t>流珥</w:t>
-      </w:r>
-      <w:r>
-        <w:rPr>
-          <w:lang w:val="zh_TW" w:bidi="zh_TW"/>
-        </w:rPr>
-      </w:r>
-    </w:p>
-    <w:p>
-      <w:pPr>
-        <w:pStyle w:val="ListNumber"/>
-        <w:numPr>
-          <w:ilvl w:val="0"/>
-          <w:numId w:val="14"/>
-        </w:numPr>
-        <w:spacing w:line="240" w:lineRule="auto"/>
-        <w:ind w:left="720"/>
-      </w:pPr>
-      <w:r>
-        <w:rPr>
-          <w:lang w:val="zh_TW" w:bidi="zh_TW"/>
-        </w:rPr>
-      </w:r>
-      <w:r>
-        <w:rPr>
-          <w:lang w:val="zh_TW" w:bidi="zh_TW"/>
-        </w:rPr>
-        <w:t>以掃和妻子巴實抹所生的兒子，也是拿哈、謝拉、沙瑪和米撒四人的父親（</w:t>
-      </w:r>
-      <w:hyperlink r:id="rId23">
-        <w:r>
-          <w:rPr>
-            <w:lang w:val="zh_TW" w:bidi="zh_TW"/>
-          </w:rPr>
-          <w:rPr>
-            <w:color w:val="0000EE"/>
-            <w:u w:val="single"/>
-          </w:rPr>
-          <w:t>創36:4</w:t>
-        </w:r>
-      </w:hyperlink>
-      <w:r>
-        <w:rPr>
-          <w:lang w:val="zh_TW" w:bidi="zh_TW"/>
-        </w:rPr>
-        <w:t>、</w:t>
-      </w:r>
-      <w:hyperlink r:id="rId23">
-        <w:r>
-          <w:rPr>
-            <w:lang w:val="zh_TW" w:bidi="zh_TW"/>
-          </w:rPr>
-          <w:rPr>
-            <w:color w:val="0000EE"/>
-            <w:u w:val="single"/>
-          </w:rPr>
-          <w:t>10–17</w:t>
-        </w:r>
-      </w:hyperlink>
-      <w:r>
-        <w:rPr>
-          <w:lang w:val="zh_TW" w:bidi="zh_TW"/>
-        </w:rPr>
-        <w:t>）。</w:t>
-      </w:r>
-    </w:p>
-    <w:p>
-      <w:pPr>
-        <w:pStyle w:val="ListNumber"/>
-        <w:spacing w:line="240" w:lineRule="auto"/>
-        <w:ind w:left="720"/>
-      </w:pPr>
-      <w:r>
-        <w:rPr>
-          <w:lang w:val="zh_TW" w:bidi="zh_TW"/>
-        </w:rPr>
-      </w:r>
-      <w:r>
-        <w:rPr>
-          <w:lang w:val="zh_TW" w:bidi="zh_TW"/>
-        </w:rPr>
-        <w:t>米甸的祭司，把女兒嫁給摩西為妻。他可能與上面第1項的人是同一人，也就是葉忒羅（</w:t>
-      </w:r>
-      <w:hyperlink r:id="rId24">
-        <w:r>
-          <w:rPr>
-            <w:lang w:val="zh_TW" w:bidi="zh_TW"/>
-          </w:rPr>
-          <w:rPr>
-            <w:color w:val="0000EE"/>
-            <w:u w:val="single"/>
-          </w:rPr>
-          <w:t>出2:18</w:t>
-        </w:r>
-      </w:hyperlink>
-      <w:r>
-        <w:rPr>
-          <w:lang w:val="zh_TW" w:bidi="zh_TW"/>
-        </w:rPr>
-        <w:t>；參</w:t>
-      </w:r>
-      <w:hyperlink r:id="rId25">
-        <w:r>
-          <w:rPr>
-            <w:lang w:val="zh_TW" w:bidi="zh_TW"/>
-          </w:rPr>
-          <w:rPr>
-            <w:color w:val="0000EE"/>
-            <w:u w:val="single"/>
-          </w:rPr>
-          <w:t>出3:1</w:t>
-        </w:r>
-      </w:hyperlink>
-      <w:r>
-        <w:rPr>
-          <w:lang w:val="zh_TW" w:bidi="zh_TW"/>
-        </w:rPr>
-        <w:t>）。有英文譯本將流珥（Reuel）拼寫為Raguel（</w:t>
-      </w:r>
-      <w:hyperlink r:id="rId26">
-        <w:r>
-          <w:rPr>
-            <w:lang w:val="zh_TW" w:bidi="zh_TW"/>
-          </w:rPr>
-          <w:rPr>
-            <w:color w:val="0000EE"/>
-            <w:u w:val="single"/>
-          </w:rPr>
-          <w:t>民10:29</w:t>
-        </w:r>
-      </w:hyperlink>
-      <w:r>
-        <w:rPr>
-          <w:lang w:val="zh_TW" w:bidi="zh_TW"/>
-        </w:rPr>
-        <w:t>）。</w:t>
-      </w:r>
-      <w:r>
-        <w:rPr>
-          <w:i/>
-          <w:lang w:val="zh_TW" w:bidi="zh_TW"/>
-        </w:rPr>
-        <w:t xml:space="preserve">見 </w:t>
-      </w:r>
-      <w:r>
-        <w:rPr>
-          <w:lang w:val="zh_TW" w:bidi="zh_TW"/>
-        </w:rPr>
-        <w:t>葉忒羅</w:t>
-      </w:r>
-      <w:r>
-        <w:rPr>
-          <w:lang w:val="zh_TW" w:bidi="zh_TW"/>
-        </w:rPr>
-        <w:t>。</w:t>
-      </w:r>
-    </w:p>
-    <w:p>
-      <w:pPr>
-        <w:pStyle w:val="ListNumber"/>
-        <w:spacing w:line="240" w:lineRule="auto"/>
-        <w:ind w:left="720"/>
-      </w:pPr>
-      <w:r>
-        <w:rPr>
-          <w:lang w:val="zh_TW" w:bidi="zh_TW"/>
-        </w:rPr>
-      </w:r>
-      <w:r>
-        <w:rPr>
-          <w:lang w:val="zh_TW" w:bidi="zh_TW"/>
-        </w:rPr>
-        <w:t>在</w:t>
-      </w:r>
-      <w:hyperlink r:id="rId27">
-        <w:r>
-          <w:rPr>
-            <w:lang w:val="zh_TW" w:bidi="zh_TW"/>
-          </w:rPr>
-          <w:rPr>
-            <w:color w:val="0000EE"/>
-            <w:u w:val="single"/>
-          </w:rPr>
-          <w:t>民數記二章14節</w:t>
-        </w:r>
-      </w:hyperlink>
-      <w:r>
-        <w:rPr>
-          <w:lang w:val="zh_TW" w:bidi="zh_TW"/>
-        </w:rPr>
-        <w:t>中，流珥（Reuel）是丟珥（Deuel）的另一種寫法。丟珥是以利雅薩的父親。</w:t>
-      </w:r>
-      <w:r>
-        <w:rPr>
-          <w:i/>
-          <w:lang w:val="zh_TW" w:bidi="zh_TW"/>
-        </w:rPr>
-        <w:t xml:space="preserve">見 </w:t>
-      </w:r>
-      <w:r>
-        <w:rPr>
-          <w:lang w:val="zh_TW" w:bidi="zh_TW"/>
-        </w:rPr>
-        <w:t>丟珥</w:t>
-      </w:r>
-      <w:r>
-        <w:rPr>
-          <w:lang w:val="zh_TW" w:bidi="zh_TW"/>
-        </w:rPr>
-        <w:t>。</w:t>
-      </w:r>
-    </w:p>
-    <w:p>
-      <w:pPr>
-        <w:pStyle w:val="ListNumber"/>
-        <w:spacing w:line="240" w:lineRule="auto"/>
-        <w:ind w:left="720"/>
-      </w:pPr>
-      <w:r>
-        <w:rPr>
-          <w:lang w:val="zh_TW" w:bidi="zh_TW"/>
-        </w:rPr>
-      </w:r>
-      <w:r>
-        <w:rPr>
-          <w:lang w:val="zh_TW" w:bidi="zh_TW"/>
-        </w:rPr>
-        <w:t>便雅憫支派中米書蘭的一位祖先（</w:t>
-      </w:r>
-      <w:hyperlink r:id="rId28">
-        <w:r>
-          <w:rPr>
-            <w:lang w:val="zh_TW" w:bidi="zh_TW"/>
-          </w:rPr>
-          <w:rPr>
-            <w:color w:val="0000EE"/>
-            <w:u w:val="single"/>
-          </w:rPr>
-          <w:t>代上9:8</w:t>
-        </w:r>
-      </w:hyperlink>
-      <w:r>
-        <w:rPr>
-          <w:lang w:val="zh_TW" w:bidi="zh_TW"/>
-        </w:rPr>
-        <w:t>）。</w:t>
-      </w:r>
-      <w:r>
-        <w:rPr>
-          <w:lang w:val="zh_TW" w:bidi="zh_TW"/>
-        </w:rPr>
-      </w:r>
-      <w:r>
-        <w:rPr>
-          <w:lang w:val="zh_TW" w:bidi="zh_TW"/>
-        </w:rPr>
+        <w:pStyle w:val="Heading3"/>
+      </w:pPr>
+      <w:r>
+        <w:rPr>
+          <w:lang w:val="zh_TW" w:bidi="zh_TW"/>
+        </w:rPr>
+        <w:t>在新約中</w:t>
       </w:r>
     </w:p>
     <w:p>
@@ -864,21 +1178,53 @@
           <w:lang w:val="zh_TW" w:bidi="zh_TW"/>
         </w:rPr>
       </w:r>
-    </w:p>
-    <w:p>
-      <w:pPr>
-        <w:pStyle w:val="Heading2"/>
-      </w:pPr>
-      <w:r>
-        <w:rPr>
-          <w:lang w:val="zh_TW" w:bidi="zh_TW"/>
-        </w:rPr>
-        <w:t>流放，放逐</w:t>
-      </w:r>
-      <w:r>
-        <w:rPr>
-          <w:lang w:val="zh_TW" w:bidi="zh_TW"/>
-        </w:rPr>
+      <w:r>
+        <w:rPr>
+          <w:lang w:val="zh_TW" w:bidi="zh_TW"/>
+        </w:rPr>
+        <w:t>耶穌對「鄰舍」的理解與當時猶太人的觀念大相逕庭，祂消除了對鄰舍之愛的限制。</w:t>
+      </w:r>
+      <w:r>
+        <w:rPr>
+          <w:lang w:val="zh_TW" w:bidi="zh_TW"/>
+        </w:rPr>
+        <w:t>與那些將愛狹義套用在同胞身上的人不同</w:t>
+      </w:r>
+      <w:r>
+        <w:rPr>
+          <w:lang w:val="zh_TW" w:bidi="zh_TW"/>
+        </w:rPr>
+        <w:t>，耶穌主張將對愛鄰舍的義務擴展到</w:t>
+      </w:r>
+      <w:r>
+        <w:rPr>
+          <w:lang w:val="zh_TW" w:bidi="zh_TW"/>
+        </w:rPr>
+        <w:t>仇敵</w:t>
+      </w:r>
+      <w:r>
+        <w:rPr>
+          <w:lang w:val="zh_TW" w:bidi="zh_TW"/>
+        </w:rPr>
+        <w:t>身上（</w:t>
+      </w:r>
+      <w:hyperlink r:id="rId44">
+        <w:r>
+          <w:rPr>
+            <w:lang w:val="zh_TW" w:bidi="zh_TW"/>
+          </w:rPr>
+          <w:rPr>
+            <w:color w:val="0000EE"/>
+            <w:u w:val="single"/>
+          </w:rPr>
+          <w:t>太5:43–48</w:t>
+        </w:r>
+      </w:hyperlink>
+      <w:r>
+        <w:rPr>
+          <w:lang w:val="zh_TW" w:bidi="zh_TW"/>
+        </w:rPr>
+        <w:t>），如此一來，祂完全消除了鄰舍與仇敵之間的區別。</w:t>
       </w:r>
     </w:p>
     <w:p>
@@ -892,7 +1238,133 @@
         <w:rPr>
           <w:lang w:val="zh_TW" w:bidi="zh_TW"/>
         </w:rPr>
-        <w:t>懲罰的一種，將人從國家或群體中排除。</w:t>
+        <w:t>在另一個場合中，</w:t>
+      </w:r>
+      <w:r>
+        <w:rPr>
+          <w:lang w:val="zh_TW" w:bidi="zh_TW"/>
+        </w:rPr>
+        <w:t>一個</w:t>
+      </w:r>
+      <w:r>
+        <w:rPr>
+          <w:lang w:val="zh_TW" w:bidi="zh_TW"/>
+        </w:rPr>
+        <w:t>文士問耶穌什麼是神賜下的最大誡命（</w:t>
+      </w:r>
+      <w:hyperlink r:id="rId45">
+        <w:r>
+          <w:rPr>
+            <w:lang w:val="zh_TW" w:bidi="zh_TW"/>
+          </w:rPr>
+          <w:rPr>
+            <w:color w:val="0000EE"/>
+            <w:u w:val="single"/>
+          </w:rPr>
+          <w:t>可12:28–31）</w:t>
+        </w:r>
+      </w:hyperlink>
+      <w:r>
+        <w:rPr>
+          <w:lang w:val="zh_TW" w:bidi="zh_TW"/>
+        </w:rPr>
+        <w:t>。</w:t>
+      </w:r>
+      <w:r>
+        <w:rPr>
+          <w:lang w:val="zh_TW" w:bidi="zh_TW"/>
+        </w:rPr>
+        <w:t>耶穌回應時</w:t>
+      </w:r>
+      <w:r>
+        <w:rPr>
+          <w:lang w:val="zh_TW" w:bidi="zh_TW"/>
+        </w:rPr>
+        <w:t>引用了</w:t>
+      </w:r>
+      <w:hyperlink r:id="rId46">
+        <w:r>
+          <w:rPr>
+            <w:lang w:val="zh_TW" w:bidi="zh_TW"/>
+          </w:rPr>
+          <w:rPr>
+            <w:color w:val="0000EE"/>
+            <w:u w:val="single"/>
+          </w:rPr>
+          <w:t>申命記六章5節</w:t>
+        </w:r>
+      </w:hyperlink>
+      <w:r>
+        <w:rPr>
+          <w:lang w:val="zh_TW" w:bidi="zh_TW"/>
+        </w:rPr>
+        <w:t>，關於神的本質以及人</w:t>
+      </w:r>
+      <w:r>
+        <w:rPr>
+          <w:lang w:val="zh_TW" w:bidi="zh_TW"/>
+        </w:rPr>
+        <w:t>應</w:t>
+      </w:r>
+      <w:r>
+        <w:rPr>
+          <w:lang w:val="zh_TW" w:bidi="zh_TW"/>
+        </w:rPr>
+        <w:t>盡心、盡性和盡力愛神的義務。而值得注意的是，耶穌並沒有止步於此，而是將此與第二條誡命，即「愛人如己」（</w:t>
+      </w:r>
+      <w:hyperlink r:id="rId16">
+        <w:r>
+          <w:rPr>
+            <w:lang w:val="zh_TW" w:bidi="zh_TW"/>
+          </w:rPr>
+          <w:rPr>
+            <w:color w:val="0000EE"/>
+            <w:u w:val="single"/>
+          </w:rPr>
+          <w:t>利19:18）</w:t>
+        </w:r>
+      </w:hyperlink>
+      <w:r>
+        <w:rPr>
+          <w:lang w:val="zh_TW" w:bidi="zh_TW"/>
+        </w:rPr>
+        <w:t>，連結起來。一些學者認為，這種將愛神和愛鄰舍緊密聯繫在一起的教導起源於耶穌。如果耶穌是第一個將這兩個誡命聯繫在一起的人（見</w:t>
+      </w:r>
+      <w:hyperlink r:id="rId47">
+        <w:r>
+          <w:rPr>
+            <w:lang w:val="zh_TW" w:bidi="zh_TW"/>
+          </w:rPr>
+          <w:rPr>
+            <w:color w:val="0000EE"/>
+            <w:u w:val="single"/>
+          </w:rPr>
+          <w:t>太22:37</w:t>
+        </w:r>
+      </w:hyperlink>
+      <w:r>
+        <w:rPr>
+          <w:lang w:val="zh_TW" w:bidi="zh_TW"/>
+        </w:rPr>
+        <w:t>；</w:t>
+      </w:r>
+      <w:hyperlink r:id="rId48">
+        <w:r>
+          <w:rPr>
+            <w:lang w:val="zh_TW" w:bidi="zh_TW"/>
+          </w:rPr>
+          <w:rPr>
+            <w:color w:val="0000EE"/>
+            <w:u w:val="single"/>
+          </w:rPr>
+          <w:t>可12:29–31</w:t>
+        </w:r>
+      </w:hyperlink>
+      <w:r>
+        <w:rPr>
+          <w:lang w:val="zh_TW" w:bidi="zh_TW"/>
+        </w:rPr>
+        <w:t>），這便揭示了我們的主對這兩項義務關係的理解；真正的愛鄰舍源於對神的愛，反之亦然，對神的愛與在愛中滿足鄰舍的需求是不可分割的。</w:t>
       </w:r>
     </w:p>
     <w:p>
@@ -906,27 +1378,9 @@
         <w:rPr>
           <w:lang w:val="zh_TW" w:bidi="zh_TW"/>
         </w:rPr>
-        <w:t>在聖經中，「放逐」或類似詞語多次出現：</w:t>
-      </w:r>
-    </w:p>
-    <w:p>
-      <w:pPr>
-        <w:pStyle w:val="ListBullet"/>
-        <w:spacing w:line="240" w:lineRule="auto"/>
-        <w:ind w:left="720"/>
-      </w:pPr>
-      <w:r>
-        <w:rPr>
-          <w:lang w:val="zh_TW" w:bidi="zh_TW"/>
-        </w:rPr>
-      </w:r>
-      <w:r>
-        <w:rPr>
-          <w:lang w:val="zh_TW" w:bidi="zh_TW"/>
-        </w:rPr>
-        <w:t>神審判亞當和夏娃（</w:t>
-      </w:r>
-      <w:hyperlink r:id="rId29">
+        <w:t>在耶穌的時代，辯論的焦點不是如何正確地對待鄰舍，而是誰才是真正的鄰舍。一位律法師問了耶穌這個問題（</w:t>
+      </w:r>
+      <w:hyperlink r:id="rId49">
         <w:r>
           <w:rPr>
             <w:lang w:val="zh_TW" w:bidi="zh_TW"/>
@@ -935,34 +1389,52 @@
             <w:color w:val="0000EE"/>
             <w:u w:val="single"/>
           </w:rPr>
-          <w:t>創3:23–24</w:t>
+          <w:t>路10:29</w:t>
         </w:r>
       </w:hyperlink>
       <w:r>
         <w:rPr>
           <w:lang w:val="zh_TW" w:bidi="zh_TW"/>
         </w:rPr>
-        <w:t>，譯註：和合本譯為打發）</w:t>
-      </w:r>
-    </w:p>
-    <w:p>
-      <w:pPr>
-        <w:pStyle w:val="ListBullet"/>
-        <w:spacing w:line="240" w:lineRule="auto"/>
-        <w:ind w:left="720"/>
-      </w:pPr>
-      <w:r>
-        <w:rPr>
-          <w:lang w:val="zh_TW" w:bidi="zh_TW"/>
-        </w:rPr>
-      </w:r>
-      <w:r>
-        <w:rPr>
-          <w:lang w:val="zh_TW" w:bidi="zh_TW"/>
-        </w:rPr>
-        <w:t>神審判該隱 （</w:t>
-      </w:r>
-      <w:hyperlink r:id="rId30">
+        <w:t>）。耶穌讚揚這位律法師，因為他清楚理解</w:t>
+      </w:r>
+      <w:r>
+        <w:rPr>
+          <w:lang w:val="zh_TW" w:bidi="zh_TW"/>
+        </w:rPr>
+        <w:t>得到永生</w:t>
+      </w:r>
+      <w:r>
+        <w:rPr>
+          <w:lang w:val="zh_TW" w:bidi="zh_TW"/>
+        </w:rPr>
+        <w:t>所需的條件，即</w:t>
+      </w:r>
+      <w:r>
+        <w:rPr>
+          <w:lang w:val="zh_TW" w:bidi="zh_TW"/>
+        </w:rPr>
+        <w:t>愛神和愛鄰舍</w:t>
+      </w:r>
+      <w:r>
+        <w:rPr>
+          <w:lang w:val="zh_TW" w:bidi="zh_TW"/>
+        </w:rPr>
+        <w:t>。路加卻暗示，這位律法師提出的進一步限制性問題是為了「顯明自己有理」，也就是</w:t>
+      </w:r>
+      <w:r>
+        <w:rPr>
+          <w:lang w:val="zh_TW" w:bidi="zh_TW"/>
+        </w:rPr>
+        <w:t>為自己同胞有限的愛的行為辯護</w:t>
+      </w:r>
+      <w:r>
+        <w:rPr>
+          <w:lang w:val="zh_TW" w:bidi="zh_TW"/>
+        </w:rPr>
+        <w:t>。耶穌選擇不直接回答，而是用一個比喻來回應，就是我們耳熟能詳好撒馬利亞人的比喻（</w:t>
+      </w:r>
+      <w:hyperlink r:id="rId50">
         <w:r>
           <w:rPr>
             <w:lang w:val="zh_TW" w:bidi="zh_TW"/>
@@ -971,152 +1443,14 @@
             <w:color w:val="0000EE"/>
             <w:u w:val="single"/>
           </w:rPr>
-          <w:t>4:9–14</w:t>
+          <w:t>30–35</w:t>
         </w:r>
       </w:hyperlink>
       <w:r>
         <w:rPr>
           <w:lang w:val="zh_TW" w:bidi="zh_TW"/>
         </w:rPr>
-        <w:t>，譯註：和合本未有譯出放逐一詞）</w:t>
-      </w:r>
-    </w:p>
-    <w:p>
-      <w:pPr>
-        <w:pStyle w:val="ListBullet"/>
-        <w:spacing w:line="240" w:lineRule="auto"/>
-        <w:ind w:left="720"/>
-      </w:pPr>
-      <w:r>
-        <w:rPr>
-          <w:lang w:val="zh_TW" w:bidi="zh_TW"/>
-        </w:rPr>
-      </w:r>
-      <w:r>
-        <w:rPr>
-          <w:lang w:val="zh_TW" w:bidi="zh_TW"/>
-        </w:rPr>
-        <w:t>押沙龍的父親把押沙龍流放（</w:t>
-      </w:r>
-      <w:hyperlink r:id="rId31">
-        <w:r>
-          <w:rPr>
-            <w:lang w:val="zh_TW" w:bidi="zh_TW"/>
-          </w:rPr>
-          <w:rPr>
-            <w:color w:val="0000EE"/>
-            <w:u w:val="single"/>
-          </w:rPr>
-          <w:t>撒下13:37–39，</w:t>
-        </w:r>
-      </w:hyperlink>
-      <w:hyperlink r:id="rId32">
-        <w:r>
-          <w:rPr>
-            <w:lang w:val="zh_TW" w:bidi="zh_TW"/>
-          </w:rPr>
-          <w:rPr>
-            <w:color w:val="0000EE"/>
-            <w:u w:val="single"/>
-          </w:rPr>
-          <w:t>14:13–14</w:t>
-        </w:r>
-      </w:hyperlink>
-      <w:r>
-        <w:rPr>
-          <w:lang w:val="zh_TW" w:bidi="zh_TW"/>
-        </w:rPr>
-        <w:t>，譯註：和合本譯為逃亡）</w:t>
-      </w:r>
-    </w:p>
-    <w:p>
-      <w:pPr>
-        <w:pStyle w:val="ListBullet"/>
-        <w:spacing w:line="240" w:lineRule="auto"/>
-        <w:ind w:left="720"/>
-      </w:pPr>
-      <w:r>
-        <w:rPr>
-          <w:lang w:val="zh_TW" w:bidi="zh_TW"/>
-        </w:rPr>
-      </w:r>
-      <w:r>
-        <w:rPr>
-          <w:lang w:val="zh_TW" w:bidi="zh_TW"/>
-        </w:rPr>
-        <w:t>以色列從應許之地被擄（</w:t>
-      </w:r>
-      <w:hyperlink r:id="rId33">
-        <w:r>
-          <w:rPr>
-            <w:lang w:val="zh_TW" w:bidi="zh_TW"/>
-          </w:rPr>
-          <w:rPr>
-            <w:color w:val="0000EE"/>
-            <w:u w:val="single"/>
-          </w:rPr>
-          <w:t>申30:1</w:t>
-        </w:r>
-      </w:hyperlink>
-      <w:r>
-        <w:rPr>
-          <w:lang w:val="zh_TW" w:bidi="zh_TW"/>
-        </w:rPr>
-        <w:t>；</w:t>
-      </w:r>
-      <w:hyperlink r:id="rId34">
-        <w:r>
-          <w:rPr>
-            <w:lang w:val="zh_TW" w:bidi="zh_TW"/>
-          </w:rPr>
-          <w:rPr>
-            <w:color w:val="0000EE"/>
-            <w:u w:val="single"/>
-          </w:rPr>
-          <w:t>賽11:12</w:t>
-        </w:r>
-      </w:hyperlink>
-      <w:r>
-        <w:rPr>
-          <w:lang w:val="zh_TW" w:bidi="zh_TW"/>
-        </w:rPr>
-        <w:t>；</w:t>
-      </w:r>
-      <w:hyperlink r:id="rId35">
-        <w:r>
-          <w:rPr>
-            <w:lang w:val="zh_TW" w:bidi="zh_TW"/>
-          </w:rPr>
-          <w:rPr>
-            <w:color w:val="0000EE"/>
-            <w:u w:val="single"/>
-          </w:rPr>
-          <w:t>耶16:15</w:t>
-        </w:r>
-      </w:hyperlink>
-      <w:r>
-        <w:rPr>
-          <w:lang w:val="zh_TW" w:bidi="zh_TW"/>
-        </w:rPr>
-        <w:t>；</w:t>
-      </w:r>
-      <w:hyperlink r:id="rId36">
-        <w:r>
-          <w:rPr>
-            <w:lang w:val="zh_TW" w:bidi="zh_TW"/>
-          </w:rPr>
-          <w:rPr>
-            <w:color w:val="0000EE"/>
-            <w:u w:val="single"/>
-          </w:rPr>
-          <w:t>結4:13</w:t>
-        </w:r>
-      </w:hyperlink>
-      <w:r>
-        <w:rPr>
-          <w:lang w:val="zh_TW" w:bidi="zh_TW"/>
-        </w:rPr>
-        <w:t>，譯註：和合本譯為追趕、趕）</w:t>
+        <w:t>節）。</w:t>
       </w:r>
     </w:p>
     <w:p>
@@ -1130,9 +1464,69 @@
         <w:rPr>
           <w:lang w:val="zh_TW" w:bidi="zh_TW"/>
         </w:rPr>
-        <w:t>在以色列被擄到巴比倫期間，放逐也是懲罰之一，適用於不順服神或波斯王亞達薛西的人（</w:t>
-      </w:r>
-      <w:hyperlink r:id="rId37">
+        <w:t>為了讓這位律法師看到他的問題是何等短視</w:t>
+      </w:r>
+      <w:r>
+        <w:rPr>
+          <w:lang w:val="zh_TW" w:bidi="zh_TW"/>
+        </w:rPr>
+        <w:t>和</w:t>
+      </w:r>
+      <w:r>
+        <w:rPr>
+          <w:lang w:val="zh_TW" w:bidi="zh_TW"/>
+        </w:rPr>
+        <w:t>可悲，耶穌講述了一個日常的故事：一個人行走在從耶路撒冷到耶利哥的道路上，因這條路常有強盜出沒，十分危險。這名旅行者被搶劫、剝光</w:t>
+      </w:r>
+      <w:r>
+        <w:rPr>
+          <w:lang w:val="zh_TW" w:bidi="zh_TW"/>
+        </w:rPr>
+        <w:t>衣服</w:t>
+      </w:r>
+      <w:r>
+        <w:rPr>
+          <w:lang w:val="zh_TW" w:bidi="zh_TW"/>
+        </w:rPr>
+        <w:t>、毆打，</w:t>
+      </w:r>
+      <w:r>
+        <w:rPr>
+          <w:lang w:val="zh_TW" w:bidi="zh_TW"/>
+        </w:rPr>
+        <w:t>並在半死狀態被丟下</w:t>
+      </w:r>
+      <w:r>
+        <w:rPr>
+          <w:lang w:val="zh_TW" w:bidi="zh_TW"/>
+        </w:rPr>
+        <w:t>。</w:t>
+      </w:r>
+      <w:r>
+        <w:rPr>
+          <w:lang w:val="zh_TW" w:bidi="zh_TW"/>
+        </w:rPr>
+        <w:t>到這裡</w:t>
+      </w:r>
+      <w:r>
+        <w:rPr>
+          <w:lang w:val="zh_TW" w:bidi="zh_TW"/>
+        </w:rPr>
+        <w:t>，律法師可能以為耶穌是在舉例說明誰是「鄰舍」，就是一位需要幫助的猶太同胞。然而，耶穌接著介紹了兩個人物，一位祭司和一</w:t>
+      </w:r>
+      <w:r>
+        <w:rPr>
+          <w:lang w:val="zh_TW" w:bidi="zh_TW"/>
+        </w:rPr>
+        <w:t>個</w:t>
+      </w:r>
+      <w:r>
+        <w:rPr>
+          <w:lang w:val="zh_TW" w:bidi="zh_TW"/>
+        </w:rPr>
+        <w:t>利未人，他們在學術討論誰是神要他們去愛的鄰舍。律法師無疑會預期這些律法師以正確的方式對待受害者。相反，當祭司和利未人看到需要幫助的人時，他們卻選擇從另一邊走過。由於這些律法師無法確定受害者是死了還是奄奄一息，又不想冒不潔的風險，他們便繞過，從而違反了律法師剛剛指出最大的誡命（</w:t>
+      </w:r>
+      <w:hyperlink r:id="rId51">
         <w:r>
           <w:rPr>
             <w:lang w:val="zh_TW" w:bidi="zh_TW"/>
@@ -1141,14 +1535,14 @@
             <w:color w:val="0000EE"/>
             <w:u w:val="single"/>
           </w:rPr>
-          <w:t>拉7:26</w:t>
+          <w:t>10:25–28</w:t>
         </w:r>
       </w:hyperlink>
       <w:r>
         <w:rPr>
           <w:lang w:val="zh_TW" w:bidi="zh_TW"/>
         </w:rPr>
-        <w:t>，譯註：和合本譯為充軍）。</w:t>
+        <w:t>）。</w:t>
       </w:r>
     </w:p>
     <w:p>
@@ -1162,27 +1556,87 @@
         <w:rPr>
           <w:lang w:val="zh_TW" w:bidi="zh_TW"/>
         </w:rPr>
-        <w:t>摩西律法規定，以色列人因各種過犯可能會被「剪除」，也就是被排除於群體之外：</w:t>
-      </w:r>
-    </w:p>
-    <w:p>
-      <w:pPr>
-        <w:pStyle w:val="ListBullet"/>
-        <w:spacing w:line="240" w:lineRule="auto"/>
-        <w:ind w:left="720"/>
-      </w:pPr>
-      <w:r>
-        <w:rPr>
-          <w:lang w:val="zh_TW" w:bidi="zh_TW"/>
-        </w:rPr>
-      </w:r>
-      <w:r>
-        <w:rPr>
-          <w:lang w:val="zh_TW" w:bidi="zh_TW"/>
-        </w:rPr>
-        <w:t>沒有給男嬰行割禮（</w:t>
-      </w:r>
-      <w:hyperlink r:id="rId38">
+        <w:t>這時，</w:t>
+      </w:r>
+      <w:r>
+        <w:rPr>
+          <w:lang w:val="zh_TW" w:bidi="zh_TW"/>
+        </w:rPr>
+        <w:t>一位撒馬利亞人</w:t>
+      </w:r>
+      <w:r>
+        <w:rPr>
+          <w:lang w:val="zh_TW" w:bidi="zh_TW"/>
+        </w:rPr>
+        <w:t>出現了——</w:t>
+      </w:r>
+      <w:r>
+        <w:rPr>
+          <w:lang w:val="zh_TW" w:bidi="zh_TW"/>
+        </w:rPr>
+        <w:t>一個被猶太人特別鄙視的種族。</w:t>
+      </w:r>
+      <w:r>
+        <w:rPr>
+          <w:lang w:val="zh_TW" w:bidi="zh_TW"/>
+        </w:rPr>
+        <w:t>猶太宗教權威視撒馬利亞人為異端</w:t>
+      </w:r>
+      <w:r>
+        <w:rPr>
+          <w:lang w:val="zh_TW" w:bidi="zh_TW"/>
+        </w:rPr>
+        <w:t>，在</w:t>
+      </w:r>
+      <w:r>
+        <w:rPr>
+          <w:lang w:val="zh_TW" w:bidi="zh_TW"/>
+        </w:rPr>
+        <w:t>拉比圈子中，</w:t>
+      </w:r>
+      <w:r>
+        <w:rPr>
+          <w:lang w:val="zh_TW" w:bidi="zh_TW"/>
+        </w:rPr>
+        <w:t>撒馬利亞人</w:t>
+      </w:r>
+      <w:r>
+        <w:rPr>
+          <w:lang w:val="zh_TW" w:bidi="zh_TW"/>
+        </w:rPr>
+        <w:t>不被視為</w:t>
+      </w:r>
+      <w:r>
+        <w:rPr>
+          <w:lang w:val="zh_TW" w:bidi="zh_TW"/>
+        </w:rPr>
+        <w:t>「鄰舍」，因此不值得被愛。事實上，</w:t>
+      </w:r>
+      <w:r>
+        <w:rPr>
+          <w:lang w:val="zh_TW" w:bidi="zh_TW"/>
+        </w:rPr>
+        <w:t>前</w:t>
+      </w:r>
+      <w:r>
+        <w:rPr>
+          <w:lang w:val="zh_TW" w:bidi="zh_TW"/>
+        </w:rPr>
+        <w:t>幾個世紀</w:t>
+      </w:r>
+      <w:r>
+        <w:rPr>
+          <w:lang w:val="zh_TW" w:bidi="zh_TW"/>
+        </w:rPr>
+        <w:t>中，</w:t>
+      </w:r>
+      <w:r>
+        <w:rPr>
+          <w:lang w:val="zh_TW" w:bidi="zh_TW"/>
+        </w:rPr>
+        <w:t>許多撒馬利亞人被猶太統治者屠殺，兩族之間明顯存在敵意（見</w:t>
+      </w:r>
+      <w:hyperlink r:id="rId52">
         <w:r>
           <w:rPr>
             <w:lang w:val="zh_TW" w:bidi="zh_TW"/>
@@ -1191,34 +1645,40 @@
             <w:color w:val="0000EE"/>
             <w:u w:val="single"/>
           </w:rPr>
-          <w:t>創17:12、14</w:t>
+          <w:t>約4:9</w:t>
         </w:r>
       </w:hyperlink>
       <w:r>
         <w:rPr>
           <w:lang w:val="zh_TW" w:bidi="zh_TW"/>
         </w:rPr>
-        <w:t>）</w:t>
-      </w:r>
-    </w:p>
-    <w:p>
-      <w:pPr>
-        <w:pStyle w:val="ListBullet"/>
-        <w:spacing w:line="240" w:lineRule="auto"/>
-        <w:ind w:left="720"/>
-      </w:pPr>
-      <w:r>
-        <w:rPr>
-          <w:lang w:val="zh_TW" w:bidi="zh_TW"/>
-        </w:rPr>
-      </w:r>
-      <w:r>
-        <w:rPr>
-          <w:lang w:val="zh_TW" w:bidi="zh_TW"/>
-        </w:rPr>
-        <w:t>在逾越節期間吃有酵的餅 （</w:t>
-      </w:r>
-      <w:hyperlink r:id="rId39">
+        <w:t>）。當律法師聽到這個比喻時，他本來預期祭司和利未人會公正地對待受害者，</w:t>
+      </w:r>
+      <w:r>
+        <w:rPr>
+          <w:lang w:val="zh_TW" w:bidi="zh_TW"/>
+        </w:rPr>
+        <w:t>但他一定驚訝於一個被憎恨的撒馬利亞人，竟然會表現出憐憫，從而履行了最大的誡命</w:t>
+      </w:r>
+      <w:r>
+        <w:rPr>
+          <w:lang w:val="zh_TW" w:bidi="zh_TW"/>
+        </w:rPr>
+        <w:t>。耶穌</w:t>
+      </w:r>
+      <w:r>
+        <w:rPr>
+          <w:lang w:val="zh_TW" w:bidi="zh_TW"/>
+        </w:rPr>
+        <w:t>特</w:t>
+      </w:r>
+      <w:r>
+        <w:rPr>
+          <w:lang w:val="zh_TW" w:bidi="zh_TW"/>
+        </w:rPr>
+        <w:t>意詳細描述了撒馬利亞人的憐憫（立即處理傷口、運送到旅店、在那裡照顧受害者，以及在離開時支付他人照顧的費用，</w:t>
+      </w:r>
+      <w:hyperlink r:id="rId53">
         <w:r>
           <w:rPr>
             <w:lang w:val="zh_TW" w:bidi="zh_TW"/>
@@ -1227,34 +1687,64 @@
             <w:color w:val="0000EE"/>
             <w:u w:val="single"/>
           </w:rPr>
-          <w:t>出12:15</w:t>
+          <w:t>路10:34–35</w:t>
         </w:r>
       </w:hyperlink>
       <w:r>
         <w:rPr>
           <w:lang w:val="zh_TW" w:bidi="zh_TW"/>
         </w:rPr>
-        <w:t>）</w:t>
-      </w:r>
-    </w:p>
-    <w:p>
-      <w:pPr>
-        <w:pStyle w:val="ListBullet"/>
-        <w:spacing w:line="240" w:lineRule="auto"/>
-        <w:ind w:left="720"/>
-      </w:pPr>
-      <w:r>
-        <w:rPr>
-          <w:lang w:val="zh_TW" w:bidi="zh_TW"/>
-        </w:rPr>
-      </w:r>
-      <w:r>
-        <w:rPr>
-          <w:lang w:val="zh_TW" w:bidi="zh_TW"/>
-        </w:rPr>
-        <w:t>獻上不潔的牲畜作供物 （</w:t>
-      </w:r>
-      <w:hyperlink r:id="rId40">
+        <w:t>），以</w:t>
+      </w:r>
+      <w:r>
+        <w:rPr>
+          <w:lang w:val="zh_TW" w:bidi="zh_TW"/>
+        </w:rPr>
+        <w:t>致律法師無疑會認為撒馬利亞人的愛是真誠的</w:t>
+      </w:r>
+      <w:r>
+        <w:rPr>
+          <w:lang w:val="zh_TW" w:bidi="zh_TW"/>
+        </w:rPr>
+        <w:t>。</w:t>
+      </w:r>
+      <w:r>
+        <w:rPr>
+          <w:lang w:val="zh_TW" w:bidi="zh_TW"/>
+        </w:rPr>
+        <w:t>這個故事的諷刺之處在於</w:t>
+      </w:r>
+      <w:r>
+        <w:rPr>
+          <w:lang w:val="zh_TW" w:bidi="zh_TW"/>
+        </w:rPr>
+        <w:t>，一個不被猶太人</w:t>
+      </w:r>
+      <w:r>
+        <w:rPr>
+          <w:lang w:val="zh_TW" w:bidi="zh_TW"/>
+        </w:rPr>
+        <w:t>視為</w:t>
+      </w:r>
+      <w:r>
+        <w:rPr>
+          <w:lang w:val="zh_TW" w:bidi="zh_TW"/>
+        </w:rPr>
+        <w:t>值得被稱為「鄰舍」的人，</w:t>
+      </w:r>
+      <w:r>
+        <w:rPr>
+          <w:lang w:val="zh_TW" w:bidi="zh_TW"/>
+        </w:rPr>
+        <w:t>正是那個對受害者表現出「鄰舍」之愛的人</w:t>
+      </w:r>
+      <w:r>
+        <w:rPr>
+          <w:lang w:val="zh_TW" w:bidi="zh_TW"/>
+        </w:rPr>
+        <w:t>（</w:t>
+      </w:r>
+      <w:hyperlink r:id="rId54">
         <w:r>
           <w:rPr>
             <w:lang w:val="zh_TW" w:bidi="zh_TW"/>
@@ -1263,122 +1753,14 @@
             <w:color w:val="0000EE"/>
             <w:u w:val="single"/>
           </w:rPr>
-          <w:t>利17:1–4</w:t>
+          <w:t>36–37節</w:t>
         </w:r>
       </w:hyperlink>
       <w:r>
         <w:rPr>
           <w:lang w:val="zh_TW" w:bidi="zh_TW"/>
         </w:rPr>
-        <w:t>）</w:t>
-      </w:r>
-    </w:p>
-    <w:p>
-      <w:pPr>
-        <w:pStyle w:val="ListBullet"/>
-        <w:spacing w:line="240" w:lineRule="auto"/>
-        <w:ind w:left="720"/>
-      </w:pPr>
-      <w:r>
-        <w:rPr>
-          <w:lang w:val="zh_TW" w:bidi="zh_TW"/>
-        </w:rPr>
-      </w:r>
-      <w:r>
-        <w:rPr>
-          <w:lang w:val="zh_TW" w:bidi="zh_TW"/>
-        </w:rPr>
-        <w:t>吃血（</w:t>
-      </w:r>
-      <w:hyperlink r:id="rId41">
-        <w:r>
-          <w:rPr>
-            <w:lang w:val="zh_TW" w:bidi="zh_TW"/>
-          </w:rPr>
-          <w:rPr>
-            <w:color w:val="0000EE"/>
-            <w:u w:val="single"/>
-          </w:rPr>
-          <w:t>利17:10</w:t>
-        </w:r>
-      </w:hyperlink>
-      <w:r>
-        <w:rPr>
-          <w:lang w:val="zh_TW" w:bidi="zh_TW"/>
-        </w:rPr>
-        <w:t>）</w:t>
-      </w:r>
-    </w:p>
-    <w:p>
-      <w:pPr>
-        <w:pStyle w:val="ListBullet"/>
-        <w:spacing w:line="240" w:lineRule="auto"/>
-        <w:ind w:left="720"/>
-      </w:pPr>
-      <w:r>
-        <w:rPr>
-          <w:lang w:val="zh_TW" w:bidi="zh_TW"/>
-        </w:rPr>
-      </w:r>
-      <w:r>
-        <w:rPr>
-          <w:lang w:val="zh_TW" w:bidi="zh_TW"/>
-        </w:rPr>
-        <w:t>故意犯罪（</w:t>
-      </w:r>
-      <w:hyperlink r:id="rId42">
-        <w:r>
-          <w:rPr>
-            <w:lang w:val="zh_TW" w:bidi="zh_TW"/>
-          </w:rPr>
-          <w:rPr>
-            <w:color w:val="0000EE"/>
-            <w:u w:val="single"/>
-          </w:rPr>
-          <w:t>民15:30–31</w:t>
-        </w:r>
-      </w:hyperlink>
-      <w:r>
-        <w:rPr>
-          <w:lang w:val="zh_TW" w:bidi="zh_TW"/>
-        </w:rPr>
-        <w:t>）</w:t>
-      </w:r>
-    </w:p>
-    <w:p>
-      <w:pPr>
-        <w:pStyle w:val="ListBullet"/>
-        <w:spacing w:line="240" w:lineRule="auto"/>
-        <w:ind w:left="720"/>
-      </w:pPr>
-      <w:r>
-        <w:rPr>
-          <w:lang w:val="zh_TW" w:bidi="zh_TW"/>
-        </w:rPr>
-      </w:r>
-      <w:r>
-        <w:rPr>
-          <w:lang w:val="zh_TW" w:bidi="zh_TW"/>
-        </w:rPr>
-        <w:t>與死人接觸後沒有進行禮儀上的潔淨（</w:t>
-      </w:r>
-      <w:hyperlink r:id="rId43">
-        <w:r>
-          <w:rPr>
-            <w:lang w:val="zh_TW" w:bidi="zh_TW"/>
-          </w:rPr>
-          <w:rPr>
-            <w:color w:val="0000EE"/>
-            <w:u w:val="single"/>
-          </w:rPr>
-          <w:t>民19:11–20</w:t>
-        </w:r>
-      </w:hyperlink>
-      <w:r>
-        <w:rPr>
-          <w:lang w:val="zh_TW" w:bidi="zh_TW"/>
-        </w:rPr>
-        <w:t>）</w:t>
+        <w:t>）。</w:t>
       </w:r>
     </w:p>
     <w:p>
@@ -1392,7 +1774,7 @@
         <w:rPr>
           <w:lang w:val="zh_TW" w:bidi="zh_TW"/>
         </w:rPr>
-        <w:t>被「剪除」很可能表示同時被排除在社會與宗教生活之外（</w:t>
+        <w:t>這個比喻，就像在</w:t>
       </w:r>
       <w:hyperlink r:id="rId44">
         <w:r>
@@ -1403,56 +1785,26 @@
             <w:color w:val="0000EE"/>
             <w:u w:val="single"/>
           </w:rPr>
-          <w:t>約9:18</w:t>
+          <w:t>馬太福音五章43至48節</w:t>
         </w:r>
       </w:hyperlink>
-      <w:hyperlink r:id="rId45">
-        <w:r>
-          <w:rPr>
-            <w:lang w:val="zh_TW" w:bidi="zh_TW"/>
-          </w:rPr>
-          <w:rPr>
-            <w:color w:val="0000EE"/>
-            <w:u w:val="single"/>
-          </w:rPr>
-          <w:t>–</w:t>
-        </w:r>
-      </w:hyperlink>
-      <w:hyperlink r:id="rId44">
-        <w:r>
-          <w:rPr>
-            <w:lang w:val="zh_TW" w:bidi="zh_TW"/>
-          </w:rPr>
-          <w:rPr>
-            <w:color w:val="0000EE"/>
-            <w:u w:val="single"/>
-          </w:rPr>
-          <w:t>23、34</w:t>
-        </w:r>
-      </w:hyperlink>
-      <w:r>
-        <w:rPr>
-          <w:lang w:val="zh_TW" w:bidi="zh_TW"/>
-        </w:rPr>
-        <w:t>）。以色列民族曾被流放在外邦，到了被擄歸回之後，失去產業與永遠從神的百姓中被剪除，便成了正式的懲罰（</w:t>
-      </w:r>
-      <w:hyperlink r:id="rId46">
-        <w:r>
-          <w:rPr>
-            <w:lang w:val="zh_TW" w:bidi="zh_TW"/>
-          </w:rPr>
-          <w:rPr>
-            <w:color w:val="0000EE"/>
-            <w:u w:val="single"/>
-          </w:rPr>
-          <w:t>拉10:7–8</w:t>
-        </w:r>
-      </w:hyperlink>
-      <w:r>
-        <w:rPr>
-          <w:lang w:val="zh_TW" w:bidi="zh_TW"/>
-        </w:rPr>
-        <w:t>）。</w:t>
+      <w:r>
+        <w:rPr>
+          <w:lang w:val="zh_TW" w:bidi="zh_TW"/>
+        </w:rPr>
+        <w:t>中的陳述一樣，揭示了耶穌對「鄰舍」的理解以及「愛鄰舍」的要求。</w:t>
+      </w:r>
+      <w:r>
+        <w:rPr>
+          <w:lang w:val="zh_TW" w:bidi="zh_TW"/>
+        </w:rPr>
+        <w:t>耶穌對誰有資格成為神命令去愛的鄰舍，沒有設限</w:t>
+      </w:r>
+      <w:r>
+        <w:rPr>
+          <w:lang w:val="zh_TW" w:bidi="zh_TW"/>
+        </w:rPr>
+        <w:t>。</w:t>
       </w:r>
     </w:p>
     <w:p>
@@ -1466,9 +1818,21 @@
         <w:rPr>
           <w:lang w:val="zh_TW" w:bidi="zh_TW"/>
         </w:rPr>
-        <w:t>羅馬人與其他征服者一樣，把放逐當作懲罰的方式。例如，在皇帝克勞第時期，由於猶太人之間為了基督的事起了紛爭，克勞第將他們逐出羅馬城（</w:t>
-      </w:r>
-      <w:hyperlink r:id="rId47">
+        <w:t>耶穌強而有力的教導——關於愛鄰舍及其與愛神直接關係——在初代教會中也有類似的強調。在兩個不同場合中，保羅稱愛鄰舍</w:t>
+      </w:r>
+      <w:r>
+        <w:rPr>
+          <w:lang w:val="zh_TW" w:bidi="zh_TW"/>
+        </w:rPr>
+        <w:t>完全了律法</w:t>
+      </w:r>
+      <w:r>
+        <w:rPr>
+          <w:lang w:val="zh_TW" w:bidi="zh_TW"/>
+        </w:rPr>
+        <w:t>（</w:t>
+      </w:r>
+      <w:hyperlink r:id="rId55">
         <w:r>
           <w:rPr>
             <w:lang w:val="zh_TW" w:bidi="zh_TW"/>
@@ -1477,16 +1841,16 @@
             <w:color w:val="0000EE"/>
             <w:u w:val="single"/>
           </w:rPr>
-          <w:t>徒18:2</w:t>
+          <w:t>羅13:8–10</w:t>
         </w:r>
       </w:hyperlink>
       <w:r>
         <w:rPr>
           <w:lang w:val="zh_TW" w:bidi="zh_TW"/>
         </w:rPr>
-        <w:t>）。啟示錄的作者也在羅馬逼迫基督徒期間，被流放到拔摩島（</w:t>
-      </w:r>
-      <w:hyperlink r:id="rId48">
+        <w:t>；</w:t>
+      </w:r>
+      <w:hyperlink r:id="rId56">
         <w:r>
           <w:rPr>
             <w:lang w:val="zh_TW" w:bidi="zh_TW"/>
@@ -1495,108 +1859,16 @@
             <w:color w:val="0000EE"/>
             <w:u w:val="single"/>
           </w:rPr>
-          <w:t>啟1:9</w:t>
+          <w:t>加5:14</w:t>
         </w:r>
       </w:hyperlink>
       <w:r>
         <w:rPr>
           <w:lang w:val="zh_TW" w:bidi="zh_TW"/>
         </w:rPr>
-        <w:t>）。更嚴厲的放逐包括永遠不得返回某地、喪失公民權，以及財產被沒收。</w:t>
-      </w:r>
-    </w:p>
-    <w:p>
-      <w:pPr/>
-      <w:r>
-        <w:rPr>
-          <w:lang w:val="zh_TW" w:bidi="zh_TW"/>
-        </w:rPr>
-      </w:r>
-      <w:r>
-        <w:rPr>
-          <w:i/>
-          <w:lang w:val="zh_TW" w:bidi="zh_TW"/>
-        </w:rPr>
-        <w:t>另見</w:t>
-      </w:r>
-      <w:r>
-        <w:rPr>
-          <w:lang w:val="zh_TW" w:bidi="zh_TW"/>
-        </w:rPr>
-        <w:t xml:space="preserve"> </w:t>
-      </w:r>
-      <w:r>
-        <w:rPr>
-          <w:lang w:val="zh_TW" w:bidi="zh_TW"/>
-        </w:rPr>
-        <w:t>猶太人的散居</w:t>
-      </w:r>
-      <w:r>
-        <w:rPr>
-          <w:lang w:val="zh_TW" w:bidi="zh_TW"/>
-        </w:rPr>
-        <w:t>。</w:t>
-      </w:r>
-      <w:r>
-        <w:rPr>
-          <w:lang w:val="zh_TW" w:bidi="zh_TW"/>
-        </w:rPr>
-      </w:r>
-      <w:r>
-        <w:rPr>
-          <w:lang w:val="zh_TW" w:bidi="zh_TW"/>
-        </w:rPr>
-      </w:r>
-    </w:p>
-    <w:p>
-      <w:pPr/>
-      <w:r>
-        <w:rPr>
-          <w:lang w:val="zh_TW" w:bidi="zh_TW"/>
-        </w:rPr>
-      </w:r>
-    </w:p>
-    <w:p>
-      <w:pPr>
-        <w:pStyle w:val="Heading2"/>
-      </w:pPr>
-      <w:r>
-        <w:rPr>
-          <w:lang w:val="zh_TW" w:bidi="zh_TW"/>
-        </w:rPr>
-        <w:t>流瑪</w:t>
-      </w:r>
-      <w:r>
-        <w:rPr>
-          <w:lang w:val="zh_TW" w:bidi="zh_TW"/>
-        </w:rPr>
-      </w:r>
-    </w:p>
-    <w:p>
-      <w:pPr>
-        <w:pStyle w:val="Heading2"/>
-      </w:pPr>
-      <w:r>
-        <w:rPr>
-          <w:lang w:val="zh_TW" w:bidi="zh_TW"/>
-        </w:rPr>
-        <w:t>流瑪</w:t>
-      </w:r>
-    </w:p>
-    <w:p>
-      <w:pPr/>
-      <w:r>
-        <w:rPr>
-          <w:lang w:val="zh_TW" w:bidi="zh_TW"/>
-        </w:rPr>
-      </w:r>
-      <w:r>
-        <w:rPr>
-          <w:lang w:val="zh_TW" w:bidi="zh_TW"/>
-        </w:rPr>
-        <w:t>拿鶴的妾（</w:t>
-      </w:r>
-      <w:hyperlink r:id="rId49">
+        <w:t>），而雅各則將這誡命稱為「至尊的律法」（</w:t>
+      </w:r>
+      <w:hyperlink r:id="rId57">
         <w:r>
           <w:rPr>
             <w:lang w:val="zh_TW" w:bidi="zh_TW"/>
@@ -1605,1357 +1877,14 @@
             <w:color w:val="0000EE"/>
             <w:u w:val="single"/>
           </w:rPr>
-          <w:t>創22:24</w:t>
+          <w:t>雅2:8</w:t>
         </w:r>
       </w:hyperlink>
       <w:r>
         <w:rPr>
           <w:lang w:val="zh_TW" w:bidi="zh_TW"/>
         </w:rPr>
-        <w:t>）。她的四個兒子是居住在大馬士革以北的亞蘭人的祖先。</w:t>
-      </w:r>
-      <w:r>
-        <w:rPr>
-          <w:lang w:val="zh_TW" w:bidi="zh_TW"/>
-        </w:rPr>
-      </w:r>
-      <w:r>
-        <w:rPr>
-          <w:lang w:val="zh_TW" w:bidi="zh_TW"/>
-        </w:rPr>
-      </w:r>
-    </w:p>
-    <w:p>
-      <w:pPr/>
-      <w:r>
-        <w:rPr>
-          <w:lang w:val="zh_TW" w:bidi="zh_TW"/>
-        </w:rPr>
-      </w:r>
-    </w:p>
-    <w:p>
-      <w:pPr>
-        <w:pStyle w:val="Heading2"/>
-      </w:pPr>
-      <w:r>
-        <w:rPr>
-          <w:lang w:val="zh_TW" w:bidi="zh_TW"/>
-        </w:rPr>
-        <w:t>流人血的罪</w:t>
-      </w:r>
-      <w:r>
-        <w:rPr>
-          <w:lang w:val="zh_TW" w:bidi="zh_TW"/>
-        </w:rPr>
-      </w:r>
-    </w:p>
-    <w:p>
-      <w:pPr/>
-      <w:r>
-        <w:rPr>
-          <w:lang w:val="zh_TW" w:bidi="zh_TW"/>
-        </w:rPr>
-      </w:r>
-      <w:r>
-        <w:rPr>
-          <w:lang w:val="zh_TW" w:bidi="zh_TW"/>
-        </w:rPr>
-        <w:t>「流人血的罪」指對他人的死亡負上責任。在聖經中，這術語來自一個希伯來文，意思是「血」或「流血」（</w:t>
-      </w:r>
-      <w:hyperlink r:id="rId50">
-        <w:r>
-          <w:rPr>
-            <w:lang w:val="zh_TW" w:bidi="zh_TW"/>
-          </w:rPr>
-          <w:rPr>
-            <w:color w:val="0000EE"/>
-            <w:u w:val="single"/>
-          </w:rPr>
-          <w:t>出22:2–3</w:t>
-        </w:r>
-      </w:hyperlink>
-      <w:r>
-        <w:rPr>
-          <w:lang w:val="zh_TW" w:bidi="zh_TW"/>
-        </w:rPr>
-        <w:t>；</w:t>
-      </w:r>
-      <w:hyperlink r:id="rId51">
-        <w:r>
-          <w:rPr>
-            <w:lang w:val="zh_TW" w:bidi="zh_TW"/>
-          </w:rPr>
-          <w:rPr>
-            <w:color w:val="0000EE"/>
-            <w:u w:val="single"/>
-          </w:rPr>
-          <w:t>利17:4</w:t>
-        </w:r>
-      </w:hyperlink>
-      <w:r>
-        <w:rPr>
-          <w:lang w:val="zh_TW" w:bidi="zh_TW"/>
-        </w:rPr>
-        <w:t>；</w:t>
-      </w:r>
-      <w:hyperlink r:id="rId52">
-        <w:r>
-          <w:rPr>
-            <w:lang w:val="zh_TW" w:bidi="zh_TW"/>
-          </w:rPr>
-          <w:rPr>
-            <w:color w:val="0000EE"/>
-            <w:u w:val="single"/>
-          </w:rPr>
-          <w:t>撒上25:26、33</w:t>
-        </w:r>
-      </w:hyperlink>
-      <w:r>
-        <w:rPr>
-          <w:lang w:val="zh_TW" w:bidi="zh_TW"/>
-        </w:rPr>
-        <w:t>；</w:t>
-      </w:r>
-      <w:hyperlink r:id="rId53">
-        <w:r>
-          <w:rPr>
-            <w:lang w:val="zh_TW" w:bidi="zh_TW"/>
-          </w:rPr>
-          <w:rPr>
-            <w:color w:val="0000EE"/>
-            <w:u w:val="single"/>
-          </w:rPr>
-          <w:t>何12:14</w:t>
-        </w:r>
-      </w:hyperlink>
-      <w:r>
-        <w:rPr>
-          <w:lang w:val="zh_TW" w:bidi="zh_TW"/>
-        </w:rPr>
-        <w:t>）。當一個人殺死另一個人，就被稱為「流血」，並且因令那人死亡而有罪。</w:t>
-      </w:r>
-    </w:p>
-    <w:p>
-      <w:pPr/>
-      <w:r>
-        <w:rPr>
-          <w:lang w:val="zh_TW" w:bidi="zh_TW"/>
-        </w:rPr>
-      </w:r>
-      <w:r>
-        <w:rPr>
-          <w:lang w:val="zh_TW" w:bidi="zh_TW"/>
-        </w:rPr>
-        <w:t>「流人血的罪（bloodguiltiness）」這翻譯只在</w:t>
-      </w:r>
-      <w:hyperlink r:id="rId54">
-        <w:r>
-          <w:rPr>
-            <w:lang w:val="zh_TW" w:bidi="zh_TW"/>
-          </w:rPr>
-          <w:rPr>
-            <w:color w:val="0000EE"/>
-            <w:u w:val="single"/>
-          </w:rPr>
-          <w:t>詩篇五十一篇14節</w:t>
-        </w:r>
-      </w:hyperlink>
-      <w:r>
-        <w:rPr>
-          <w:lang w:val="zh_TW" w:bidi="zh_TW"/>
-        </w:rPr>
-        <w:t>中使用。當這個希伯來文詞語以複數形式出現時，通常是指某人殺了另一個人；單數形式則可能有三種意思，分別指：</w:t>
-      </w:r>
-    </w:p>
-    <w:p>
-      <w:pPr>
-        <w:pStyle w:val="ListBullet"/>
-        <w:spacing w:line="240" w:lineRule="auto"/>
-        <w:ind w:left="720"/>
-      </w:pPr>
-      <w:r>
-        <w:rPr>
-          <w:lang w:val="zh_TW" w:bidi="zh_TW"/>
-        </w:rPr>
-      </w:r>
-      <w:r>
-        <w:rPr>
-          <w:lang w:val="zh_TW" w:bidi="zh_TW"/>
-        </w:rPr>
-        <w:t>血本身</w:t>
-      </w:r>
-    </w:p>
-    <w:p>
-      <w:pPr>
-        <w:pStyle w:val="ListBullet"/>
-        <w:spacing w:line="240" w:lineRule="auto"/>
-        <w:ind w:left="720"/>
-      </w:pPr>
-      <w:r>
-        <w:rPr>
-          <w:lang w:val="zh_TW" w:bidi="zh_TW"/>
-        </w:rPr>
-      </w:r>
-      <w:r>
-        <w:rPr>
-          <w:lang w:val="zh_TW" w:bidi="zh_TW"/>
-        </w:rPr>
-        <w:t>殺人的行動</w:t>
-      </w:r>
-    </w:p>
-    <w:p>
-      <w:pPr>
-        <w:pStyle w:val="ListBullet"/>
-        <w:spacing w:line="240" w:lineRule="auto"/>
-        <w:ind w:left="720"/>
-      </w:pPr>
-      <w:r>
-        <w:rPr>
-          <w:lang w:val="zh_TW" w:bidi="zh_TW"/>
-        </w:rPr>
-      </w:r>
-      <w:r>
-        <w:rPr>
-          <w:lang w:val="zh_TW" w:bidi="zh_TW"/>
-        </w:rPr>
-        <w:t>因殺人而有罪</w:t>
-      </w:r>
-    </w:p>
-    <w:p>
-      <w:pPr/>
-      <w:r>
-        <w:rPr>
-          <w:lang w:val="zh_TW" w:bidi="zh_TW"/>
-        </w:rPr>
-      </w:r>
-      <w:r>
-        <w:rPr>
-          <w:lang w:val="zh_TW" w:bidi="zh_TW"/>
-        </w:rPr>
-        <w:t>在整本聖經裡，我們看到殺人者必須判以死刑。在聖經時代，殺人的情況多是使人流血而發生。</w:t>
-      </w:r>
-    </w:p>
-    <w:p>
-      <w:pPr>
-        <w:pStyle w:val="Heading3"/>
-      </w:pPr>
-      <w:r>
-        <w:rPr>
-          <w:lang w:val="zh_TW" w:bidi="zh_TW"/>
-        </w:rPr>
-        <w:t>流人血的罪的種類</w:t>
-      </w:r>
-    </w:p>
-    <w:p>
-      <w:pPr/>
-      <w:r>
-        <w:rPr>
-          <w:lang w:val="zh_TW" w:bidi="zh_TW"/>
-        </w:rPr>
-      </w:r>
-      <w:r>
-        <w:rPr>
-          <w:lang w:val="zh_TW" w:bidi="zh_TW"/>
-        </w:rPr>
-        <w:t>第一種流人血的罪，是有人故意殺害另一個人。舊約聖經把這類殺害稱為「流無辜血」（</w:t>
-      </w:r>
-      <w:hyperlink r:id="rId55">
-        <w:r>
-          <w:rPr>
-            <w:lang w:val="zh_TW" w:bidi="zh_TW"/>
-          </w:rPr>
-          <w:rPr>
-            <w:color w:val="0000EE"/>
-            <w:u w:val="single"/>
-          </w:rPr>
-          <w:t>拿1:14</w:t>
-        </w:r>
-      </w:hyperlink>
-      <w:r>
-        <w:rPr>
-          <w:lang w:val="zh_TW" w:bidi="zh_TW"/>
-        </w:rPr>
-        <w:t>）。聖經解釋了當有人殺了無辜的人時會發生甚麼事，以及這樣的人應當受甚麼懲罰（</w:t>
-      </w:r>
-      <w:hyperlink r:id="rId56">
-        <w:r>
-          <w:rPr>
-            <w:lang w:val="zh_TW" w:bidi="zh_TW"/>
-          </w:rPr>
-          <w:rPr>
-            <w:color w:val="0000EE"/>
-            <w:u w:val="single"/>
-          </w:rPr>
-          <w:t>創9:6</w:t>
-        </w:r>
-      </w:hyperlink>
-      <w:r>
-        <w:rPr>
-          <w:lang w:val="zh_TW" w:bidi="zh_TW"/>
-        </w:rPr>
-        <w:t>；</w:t>
-      </w:r>
-      <w:hyperlink r:id="rId57">
-        <w:r>
-          <w:rPr>
-            <w:lang w:val="zh_TW" w:bidi="zh_TW"/>
-          </w:rPr>
-          <w:rPr>
-            <w:color w:val="0000EE"/>
-            <w:u w:val="single"/>
-          </w:rPr>
-          <w:t>申19:11–13</w:t>
-        </w:r>
-      </w:hyperlink>
-      <w:r>
-        <w:rPr>
-          <w:lang w:val="zh_TW" w:bidi="zh_TW"/>
-        </w:rPr>
-        <w:t>；</w:t>
-      </w:r>
-      <w:hyperlink r:id="rId58">
-        <w:r>
-          <w:rPr>
-            <w:lang w:val="zh_TW" w:bidi="zh_TW"/>
-          </w:rPr>
-          <w:rPr>
-            <w:color w:val="0000EE"/>
-            <w:u w:val="single"/>
-          </w:rPr>
-          <w:t>王下24:4</w:t>
-        </w:r>
-      </w:hyperlink>
-      <w:r>
-        <w:rPr>
-          <w:lang w:val="zh_TW" w:bidi="zh_TW"/>
-        </w:rPr>
-        <w:t>；</w:t>
-      </w:r>
-      <w:hyperlink r:id="rId59">
-        <w:r>
-          <w:rPr>
-            <w:lang w:val="zh_TW" w:bidi="zh_TW"/>
-          </w:rPr>
-          <w:rPr>
-            <w:color w:val="0000EE"/>
-            <w:u w:val="single"/>
-          </w:rPr>
-          <w:t>結33:6</w:t>
-        </w:r>
-      </w:hyperlink>
-      <w:r>
-        <w:rPr>
-          <w:lang w:val="zh_TW" w:bidi="zh_TW"/>
-        </w:rPr>
-        <w:t>）。根據聖經的教導，謀殺別人的人不能以贖價來逃避刑罰（</w:t>
-      </w:r>
-      <w:hyperlink r:id="rId60">
-        <w:r>
-          <w:rPr>
-            <w:lang w:val="zh_TW" w:bidi="zh_TW"/>
-          </w:rPr>
-          <w:rPr>
-            <w:color w:val="0000EE"/>
-            <w:u w:val="single"/>
-          </w:rPr>
-          <w:t>民35:31</w:t>
-        </w:r>
-      </w:hyperlink>
-      <w:r>
-        <w:rPr>
-          <w:lang w:val="zh_TW" w:bidi="zh_TW"/>
-        </w:rPr>
         <w:t>）。</w:t>
-      </w:r>
-    </w:p>
-    <w:p>
-      <w:pPr/>
-      <w:r>
-        <w:rPr>
-          <w:lang w:val="zh_TW" w:bidi="zh_TW"/>
-        </w:rPr>
-      </w:r>
-      <w:r>
-        <w:rPr>
-          <w:lang w:val="zh_TW" w:bidi="zh_TW"/>
-        </w:rPr>
-        <w:t>另一種流人血的罪是有人誤殺他人（</w:t>
-      </w:r>
-      <w:hyperlink r:id="rId61">
-        <w:r>
-          <w:rPr>
-            <w:lang w:val="zh_TW" w:bidi="zh_TW"/>
-          </w:rPr>
-          <w:rPr>
-            <w:color w:val="0000EE"/>
-            <w:u w:val="single"/>
-          </w:rPr>
-          <w:t>民35:9–28；</w:t>
-        </w:r>
-      </w:hyperlink>
-      <w:hyperlink r:id="rId62">
-        <w:r>
-          <w:rPr>
-            <w:lang w:val="zh_TW" w:bidi="zh_TW"/>
-          </w:rPr>
-          <w:rPr>
-            <w:color w:val="0000EE"/>
-            <w:u w:val="single"/>
-          </w:rPr>
-          <w:t>申19:4–10</w:t>
-        </w:r>
-      </w:hyperlink>
-      <w:r>
-        <w:rPr>
-          <w:lang w:val="zh_TW" w:bidi="zh_TW"/>
-        </w:rPr>
-        <w:t>）。在這類情況中，造成別人死亡的人可以逃到稱為「逃城」的地方尋求保護。如果他離開逃城，死者至親中有權申冤的人就可以殺死他，而這位至親被稱為「報血仇的人」。</w:t>
-      </w:r>
-    </w:p>
-    <w:p>
-      <w:pPr/>
-      <w:r>
-        <w:rPr>
-          <w:lang w:val="zh_TW" w:bidi="zh_TW"/>
-        </w:rPr>
-      </w:r>
-      <w:r>
-        <w:rPr>
-          <w:lang w:val="zh_TW" w:bidi="zh_TW"/>
-        </w:rPr>
-        <w:t>有時候，人們會發現屍體，但沒有人知道那人是被誰殺的。在這種情況下，離屍體最近的那座城要為這死亡負責。</w:t>
-      </w:r>
-      <w:hyperlink r:id="rId63">
-        <w:r>
-          <w:rPr>
-            <w:lang w:val="zh_TW" w:bidi="zh_TW"/>
-          </w:rPr>
-          <w:rPr>
-            <w:color w:val="0000EE"/>
-            <w:u w:val="single"/>
-          </w:rPr>
-          <w:t>申命記二十一章1至9節</w:t>
-        </w:r>
-      </w:hyperlink>
-      <w:r>
-        <w:rPr>
-          <w:lang w:val="zh_TW" w:bidi="zh_TW"/>
-        </w:rPr>
-        <w:t>說明，這些城可以一種特別禮儀，來除去這項責任。</w:t>
-      </w:r>
-    </w:p>
-    <w:p>
-      <w:pPr/>
-      <w:r>
-        <w:rPr>
-          <w:lang w:val="zh_TW" w:bidi="zh_TW"/>
-        </w:rPr>
-      </w:r>
-      <w:r>
-        <w:rPr>
-          <w:lang w:val="zh_TW" w:bidi="zh_TW"/>
-        </w:rPr>
-        <w:t>在古代以色列，百姓在處理牲畜時，也可能因處理不當而犯罪（</w:t>
-      </w:r>
-      <w:hyperlink r:id="rId64">
-        <w:r>
-          <w:rPr>
-            <w:lang w:val="zh_TW" w:bidi="zh_TW"/>
-          </w:rPr>
-          <w:rPr>
-            <w:color w:val="0000EE"/>
-            <w:u w:val="single"/>
-          </w:rPr>
-          <w:t>利17:3–4、10–11</w:t>
-        </w:r>
-      </w:hyperlink>
-      <w:r>
-        <w:rPr>
-          <w:lang w:val="zh_TW" w:bidi="zh_TW"/>
-        </w:rPr>
-        <w:t>）。如果一隻牲畜殺了人，就要用石頭打死那隻牲畜（</w:t>
-      </w:r>
-      <w:hyperlink r:id="rId65">
-        <w:r>
-          <w:rPr>
-            <w:lang w:val="zh_TW" w:bidi="zh_TW"/>
-          </w:rPr>
-          <w:rPr>
-            <w:color w:val="0000EE"/>
-            <w:u w:val="single"/>
-          </w:rPr>
-          <w:t>出21:28–29</w:t>
-        </w:r>
-      </w:hyperlink>
-      <w:r>
-        <w:rPr>
-          <w:lang w:val="zh_TW" w:bidi="zh_TW"/>
-        </w:rPr>
-        <w:t>）。</w:t>
-      </w:r>
-    </w:p>
-    <w:p>
-      <w:pPr/>
-      <w:r>
-        <w:rPr>
-          <w:lang w:val="zh_TW" w:bidi="zh_TW"/>
-        </w:rPr>
-      </w:r>
-      <w:r>
-        <w:rPr>
-          <w:lang w:val="zh_TW" w:bidi="zh_TW"/>
-        </w:rPr>
-        <w:t>有些情況下，殺人不算有罪：</w:t>
-      </w:r>
-    </w:p>
-    <w:p>
-      <w:pPr>
-        <w:pStyle w:val="ListBullet"/>
-        <w:spacing w:line="240" w:lineRule="auto"/>
-        <w:ind w:left="720"/>
-      </w:pPr>
-      <w:r>
-        <w:rPr>
-          <w:lang w:val="zh_TW" w:bidi="zh_TW"/>
-        </w:rPr>
-      </w:r>
-      <w:r>
-        <w:rPr>
-          <w:lang w:val="zh_TW" w:bidi="zh_TW"/>
-        </w:rPr>
-        <w:t>保護自己（</w:t>
-      </w:r>
-      <w:hyperlink r:id="rId66">
-        <w:r>
-          <w:rPr>
-            <w:lang w:val="zh_TW" w:bidi="zh_TW"/>
-          </w:rPr>
-          <w:rPr>
-            <w:color w:val="0000EE"/>
-            <w:u w:val="single"/>
-          </w:rPr>
-          <w:t>出22:2</w:t>
-        </w:r>
-      </w:hyperlink>
-      <w:r>
-        <w:rPr>
-          <w:lang w:val="zh_TW" w:bidi="zh_TW"/>
-        </w:rPr>
-        <w:t>）</w:t>
-      </w:r>
-    </w:p>
-    <w:p>
-      <w:pPr>
-        <w:pStyle w:val="ListBullet"/>
-        <w:spacing w:line="240" w:lineRule="auto"/>
-        <w:ind w:left="720"/>
-      </w:pPr>
-      <w:r>
-        <w:rPr>
-          <w:lang w:val="zh_TW" w:bidi="zh_TW"/>
-        </w:rPr>
-      </w:r>
-      <w:r>
-        <w:rPr>
-          <w:lang w:val="zh_TW" w:bidi="zh_TW"/>
-        </w:rPr>
-        <w:t>執行合法的處決（</w:t>
-      </w:r>
-      <w:hyperlink r:id="rId67">
-        <w:r>
-          <w:rPr>
-            <w:lang w:val="zh_TW" w:bidi="zh_TW"/>
-          </w:rPr>
-          <w:rPr>
-            <w:color w:val="0000EE"/>
-            <w:u w:val="single"/>
-          </w:rPr>
-          <w:t>利20:9–16</w:t>
-        </w:r>
-      </w:hyperlink>
-      <w:r>
-        <w:rPr>
-          <w:lang w:val="zh_TW" w:bidi="zh_TW"/>
-        </w:rPr>
-        <w:t>）</w:t>
-      </w:r>
-    </w:p>
-    <w:p>
-      <w:pPr>
-        <w:pStyle w:val="ListBullet"/>
-        <w:spacing w:line="240" w:lineRule="auto"/>
-        <w:ind w:left="720"/>
-      </w:pPr>
-      <w:r>
-        <w:rPr>
-          <w:lang w:val="zh_TW" w:bidi="zh_TW"/>
-        </w:rPr>
-      </w:r>
-      <w:r>
-        <w:rPr>
-          <w:lang w:val="zh_TW" w:bidi="zh_TW"/>
-        </w:rPr>
-        <w:t>在戰爭中的殺敵（</w:t>
-      </w:r>
-      <w:hyperlink r:id="rId68">
-        <w:r>
-          <w:rPr>
-            <w:lang w:val="zh_TW" w:bidi="zh_TW"/>
-          </w:rPr>
-          <w:rPr>
-            <w:color w:val="0000EE"/>
-            <w:u w:val="single"/>
-          </w:rPr>
-          <w:t>王上2:5–6</w:t>
-        </w:r>
-      </w:hyperlink>
-      <w:r>
-        <w:rPr>
-          <w:lang w:val="zh_TW" w:bidi="zh_TW"/>
-        </w:rPr>
-        <w:t>）</w:t>
-      </w:r>
-    </w:p>
-    <w:p>
-      <w:pPr/>
-      <w:r>
-        <w:rPr>
-          <w:lang w:val="zh_TW" w:bidi="zh_TW"/>
-        </w:rPr>
-      </w:r>
-      <w:r>
-        <w:rPr>
-          <w:lang w:val="zh_TW" w:bidi="zh_TW"/>
-        </w:rPr>
-        <w:t>先知們常用「血」這個詞，來指全以色列民的罪責（</w:t>
-      </w:r>
-      <w:hyperlink r:id="rId69">
-        <w:r>
-          <w:rPr>
-            <w:lang w:val="zh_TW" w:bidi="zh_TW"/>
-          </w:rPr>
-          <w:rPr>
-            <w:color w:val="0000EE"/>
-            <w:u w:val="single"/>
-          </w:rPr>
-          <w:t>賽1:15</w:t>
-        </w:r>
-      </w:hyperlink>
-      <w:r>
-        <w:rPr>
-          <w:lang w:val="zh_TW" w:bidi="zh_TW"/>
-        </w:rPr>
-        <w:t>，</w:t>
-      </w:r>
-      <w:hyperlink r:id="rId70">
-        <w:r>
-          <w:rPr>
-            <w:lang w:val="zh_TW" w:bidi="zh_TW"/>
-          </w:rPr>
-          <w:rPr>
-            <w:color w:val="0000EE"/>
-            <w:u w:val="single"/>
-          </w:rPr>
-          <w:t>4:4；</w:t>
-        </w:r>
-      </w:hyperlink>
-      <w:hyperlink r:id="rId71">
-        <w:r>
-          <w:rPr>
-            <w:lang w:val="zh_TW" w:bidi="zh_TW"/>
-          </w:rPr>
-          <w:rPr>
-            <w:color w:val="0000EE"/>
-            <w:u w:val="single"/>
-          </w:rPr>
-          <w:t>結7:23</w:t>
-        </w:r>
-      </w:hyperlink>
-      <w:r>
-        <w:rPr>
-          <w:lang w:val="zh_TW" w:bidi="zh_TW"/>
-        </w:rPr>
-        <w:t>，</w:t>
-      </w:r>
-      <w:hyperlink r:id="rId72">
-        <w:r>
-          <w:rPr>
-            <w:lang w:val="zh_TW" w:bidi="zh_TW"/>
-          </w:rPr>
-          <w:rPr>
-            <w:color w:val="0000EE"/>
-            <w:u w:val="single"/>
-          </w:rPr>
-          <w:t>9:9；</w:t>
-        </w:r>
-      </w:hyperlink>
-      <w:hyperlink r:id="rId73">
-        <w:r>
-          <w:rPr>
-            <w:lang w:val="zh_TW" w:bidi="zh_TW"/>
-          </w:rPr>
-          <w:rPr>
-            <w:color w:val="0000EE"/>
-            <w:u w:val="single"/>
-          </w:rPr>
-          <w:t>何1:4</w:t>
-        </w:r>
-      </w:hyperlink>
-      <w:r>
-        <w:rPr>
-          <w:lang w:val="zh_TW" w:bidi="zh_TW"/>
-        </w:rPr>
-        <w:t>，</w:t>
-      </w:r>
-      <w:hyperlink r:id="rId74">
-        <w:r>
-          <w:rPr>
-            <w:lang w:val="zh_TW" w:bidi="zh_TW"/>
-          </w:rPr>
-          <w:rPr>
-            <w:color w:val="0000EE"/>
-            <w:u w:val="single"/>
-          </w:rPr>
-          <w:t>4:2</w:t>
-        </w:r>
-      </w:hyperlink>
-      <w:r>
-        <w:rPr>
-          <w:lang w:val="zh_TW" w:bidi="zh_TW"/>
-        </w:rPr>
-        <w:t>；</w:t>
-      </w:r>
-      <w:hyperlink r:id="rId75">
-        <w:r>
-          <w:rPr>
-            <w:lang w:val="zh_TW" w:bidi="zh_TW"/>
-          </w:rPr>
-          <w:rPr>
-            <w:color w:val="0000EE"/>
-            <w:u w:val="single"/>
-          </w:rPr>
-          <w:t>彌3:10；</w:t>
-        </w:r>
-      </w:hyperlink>
-      <w:hyperlink r:id="rId76">
-        <w:r>
-          <w:rPr>
-            <w:lang w:val="zh_TW" w:bidi="zh_TW"/>
-          </w:rPr>
-          <w:rPr>
-            <w:color w:val="0000EE"/>
-            <w:u w:val="single"/>
-          </w:rPr>
-          <w:t>哈2:8、12、17</w:t>
-        </w:r>
-      </w:hyperlink>
-      <w:r>
-        <w:rPr>
-          <w:lang w:val="zh_TW" w:bidi="zh_TW"/>
-        </w:rPr>
-        <w:t>）。</w:t>
-      </w:r>
-    </w:p>
-    <w:p>
-      <w:pPr/>
-      <w:r>
-        <w:rPr>
-          <w:lang w:val="zh_TW" w:bidi="zh_TW"/>
-        </w:rPr>
-      </w:r>
-      <w:r>
-        <w:rPr>
-          <w:lang w:val="zh_TW" w:bidi="zh_TW"/>
-        </w:rPr>
-        <w:t>有些罪極為嚴重，即使不涉及殺人，律法也規定要用死刑來懲罰犯罪的人（</w:t>
-      </w:r>
-      <w:hyperlink r:id="rId67">
-        <w:r>
-          <w:rPr>
-            <w:lang w:val="zh_TW" w:bidi="zh_TW"/>
-          </w:rPr>
-          <w:rPr>
-            <w:color w:val="0000EE"/>
-            <w:u w:val="single"/>
-          </w:rPr>
-          <w:t>利20:9–16</w:t>
-        </w:r>
-      </w:hyperlink>
-      <w:r>
-        <w:rPr>
-          <w:lang w:val="zh_TW" w:bidi="zh_TW"/>
-        </w:rPr>
-        <w:t>；</w:t>
-      </w:r>
-      <w:hyperlink r:id="rId77">
-        <w:r>
-          <w:rPr>
-            <w:lang w:val="zh_TW" w:bidi="zh_TW"/>
-          </w:rPr>
-          <w:rPr>
-            <w:color w:val="0000EE"/>
-            <w:u w:val="single"/>
-          </w:rPr>
-          <w:t>結8:10–13</w:t>
-        </w:r>
-      </w:hyperlink>
-      <w:r>
-        <w:rPr>
-          <w:lang w:val="zh_TW" w:bidi="zh_TW"/>
-        </w:rPr>
-        <w:t>）。這些罪包括：</w:t>
-      </w:r>
-    </w:p>
-    <w:p>
-      <w:pPr>
-        <w:pStyle w:val="ListBullet"/>
-        <w:spacing w:line="240" w:lineRule="auto"/>
-        <w:ind w:left="720"/>
-      </w:pPr>
-      <w:r>
-        <w:rPr>
-          <w:lang w:val="zh_TW" w:bidi="zh_TW"/>
-        </w:rPr>
-      </w:r>
-      <w:r>
-        <w:rPr>
-          <w:lang w:val="zh_TW" w:bidi="zh_TW"/>
-        </w:rPr>
-        <w:t>敬拜假神</w:t>
-      </w:r>
-    </w:p>
-    <w:p>
-      <w:pPr>
-        <w:pStyle w:val="ListBullet"/>
-        <w:spacing w:line="240" w:lineRule="auto"/>
-        <w:ind w:left="720"/>
-      </w:pPr>
-      <w:r>
-        <w:rPr>
-          <w:lang w:val="zh_TW" w:bidi="zh_TW"/>
-        </w:rPr>
-      </w:r>
-      <w:r>
-        <w:rPr>
-          <w:lang w:val="zh_TW" w:bidi="zh_TW"/>
-        </w:rPr>
-        <w:t>將受造物當作神（偶像）來敬拜</w:t>
-      </w:r>
-    </w:p>
-    <w:p>
-      <w:pPr>
-        <w:pStyle w:val="ListBullet"/>
-        <w:spacing w:line="240" w:lineRule="auto"/>
-        <w:ind w:left="720"/>
-      </w:pPr>
-      <w:r>
-        <w:rPr>
-          <w:lang w:val="zh_TW" w:bidi="zh_TW"/>
-        </w:rPr>
-      </w:r>
-      <w:r>
-        <w:rPr>
-          <w:lang w:val="zh_TW" w:bidi="zh_TW"/>
-        </w:rPr>
-        <w:t>在婚姻中不忠（姦淫）</w:t>
-      </w:r>
-    </w:p>
-    <w:p>
-      <w:pPr>
-        <w:pStyle w:val="ListBullet"/>
-        <w:spacing w:line="240" w:lineRule="auto"/>
-        <w:ind w:left="720"/>
-      </w:pPr>
-      <w:r>
-        <w:rPr>
-          <w:lang w:val="zh_TW" w:bidi="zh_TW"/>
-        </w:rPr>
-      </w:r>
-      <w:r>
-        <w:rPr>
-          <w:lang w:val="zh_TW" w:bidi="zh_TW"/>
-        </w:rPr>
-        <w:t>偷竊（搶奪）</w:t>
-      </w:r>
-    </w:p>
-    <w:p>
-      <w:pPr>
-        <w:pStyle w:val="ListBullet"/>
-        <w:spacing w:line="240" w:lineRule="auto"/>
-        <w:ind w:left="720"/>
-      </w:pPr>
-      <w:r>
-        <w:rPr>
-          <w:lang w:val="zh_TW" w:bidi="zh_TW"/>
-        </w:rPr>
-      </w:r>
-      <w:r>
-        <w:rPr>
-          <w:lang w:val="zh_TW" w:bidi="zh_TW"/>
-        </w:rPr>
-        <w:t>欺壓貧窮人</w:t>
-      </w:r>
-    </w:p>
-    <w:p>
-      <w:pPr>
-        <w:pStyle w:val="ListBullet"/>
-        <w:spacing w:line="240" w:lineRule="auto"/>
-        <w:ind w:left="720"/>
-      </w:pPr>
-      <w:r>
-        <w:rPr>
-          <w:lang w:val="zh_TW" w:bidi="zh_TW"/>
-        </w:rPr>
-      </w:r>
-      <w:r>
-        <w:rPr>
-          <w:lang w:val="zh_TW" w:bidi="zh_TW"/>
-        </w:rPr>
-        <w:t>違背重要的誓言</w:t>
-      </w:r>
-    </w:p>
-    <w:p>
-      <w:pPr>
-        <w:pStyle w:val="ListBullet"/>
-        <w:spacing w:line="240" w:lineRule="auto"/>
-        <w:ind w:left="720"/>
-      </w:pPr>
-      <w:r>
-        <w:rPr>
-          <w:lang w:val="zh_TW" w:bidi="zh_TW"/>
-        </w:rPr>
-      </w:r>
-      <w:r>
-        <w:rPr>
-          <w:lang w:val="zh_TW" w:bidi="zh_TW"/>
-        </w:rPr>
-        <w:t>向別人收取不公平的利息</w:t>
-      </w:r>
-    </w:p>
-    <w:p>
-      <w:pPr/>
-      <w:r>
-        <w:rPr>
-          <w:lang w:val="zh_TW" w:bidi="zh_TW"/>
-        </w:rPr>
-      </w:r>
-      <w:r>
-        <w:rPr>
-          <w:lang w:val="zh_TW" w:bidi="zh_TW"/>
-        </w:rPr>
-        <w:t>在整本聖經中，從創世記（</w:t>
-      </w:r>
-      <w:hyperlink r:id="rId78">
-        <w:r>
-          <w:rPr>
-            <w:lang w:val="zh_TW" w:bidi="zh_TW"/>
-          </w:rPr>
-          <w:rPr>
-            <w:color w:val="0000EE"/>
-            <w:u w:val="single"/>
-          </w:rPr>
-          <w:t>4:10–12</w:t>
-        </w:r>
-      </w:hyperlink>
-      <w:r>
-        <w:rPr>
-          <w:lang w:val="zh_TW" w:bidi="zh_TW"/>
-        </w:rPr>
-        <w:t>）到先知書（</w:t>
-      </w:r>
-      <w:hyperlink r:id="rId79">
-        <w:r>
-          <w:rPr>
-            <w:lang w:val="zh_TW" w:bidi="zh_TW"/>
-          </w:rPr>
-          <w:rPr>
-            <w:color w:val="0000EE"/>
-            <w:u w:val="single"/>
-          </w:rPr>
-          <w:t>賽26:21；</w:t>
-        </w:r>
-      </w:hyperlink>
-      <w:hyperlink r:id="rId80">
-        <w:r>
-          <w:rPr>
-            <w:lang w:val="zh_TW" w:bidi="zh_TW"/>
-          </w:rPr>
-          <w:rPr>
-            <w:color w:val="0000EE"/>
-            <w:u w:val="single"/>
-          </w:rPr>
-          <w:t>結24:6–9</w:t>
-        </w:r>
-      </w:hyperlink>
-      <w:r>
-        <w:rPr>
-          <w:lang w:val="zh_TW" w:bidi="zh_TW"/>
-        </w:rPr>
-        <w:t>），直至新約聖經（</w:t>
-      </w:r>
-      <w:hyperlink r:id="rId81">
-        <w:r>
-          <w:rPr>
-            <w:lang w:val="zh_TW" w:bidi="zh_TW"/>
-          </w:rPr>
-          <w:rPr>
-            <w:color w:val="0000EE"/>
-            <w:u w:val="single"/>
-          </w:rPr>
-          <w:t>啟6:10</w:t>
-        </w:r>
-      </w:hyperlink>
-      <w:r>
-        <w:rPr>
-          <w:lang w:val="zh_TW" w:bidi="zh_TW"/>
-        </w:rPr>
-        <w:t>）我們都看見神要施行公義，並且懲罰那些殺害別人的人。</w:t>
-      </w:r>
-    </w:p>
-    <w:p>
-      <w:pPr/>
-      <w:r>
-        <w:rPr>
-          <w:lang w:val="zh_TW" w:bidi="zh_TW"/>
-        </w:rPr>
-      </w:r>
-      <w:r>
-        <w:rPr>
-          <w:i/>
-          <w:lang w:val="zh_TW" w:bidi="zh_TW"/>
-        </w:rPr>
-        <w:t>另見</w:t>
-      </w:r>
-      <w:r>
-        <w:rPr>
-          <w:lang w:val="zh_TW" w:bidi="zh_TW"/>
-        </w:rPr>
-        <w:t xml:space="preserve"> </w:t>
-      </w:r>
-      <w:r>
-        <w:rPr>
-          <w:lang w:val="zh_TW" w:bidi="zh_TW"/>
-        </w:rPr>
-        <w:t>逃城；</w:t>
-      </w:r>
-      <w:r>
-        <w:rPr>
-          <w:lang w:val="zh_TW" w:bidi="zh_TW"/>
-        </w:rPr>
-        <w:t>刑法和懲罰</w:t>
-      </w:r>
-      <w:r>
-        <w:rPr>
-          <w:lang w:val="zh_TW" w:bidi="zh_TW"/>
-        </w:rPr>
-        <w:t>。</w:t>
-      </w:r>
-      <w:r>
-        <w:rPr>
-          <w:lang w:val="zh_TW" w:bidi="zh_TW"/>
-        </w:rPr>
-      </w:r>
-      <w:r>
-        <w:rPr>
-          <w:lang w:val="zh_TW" w:bidi="zh_TW"/>
-        </w:rPr>
-      </w:r>
-    </w:p>
-    <w:p>
-      <w:pPr/>
-      <w:r>
-        <w:rPr>
-          <w:lang w:val="zh_TW" w:bidi="zh_TW"/>
-        </w:rPr>
-      </w:r>
-    </w:p>
-    <w:p>
-      <w:pPr>
-        <w:pStyle w:val="Heading2"/>
-      </w:pPr>
-      <w:r>
-        <w:rPr>
-          <w:lang w:val="zh_TW" w:bidi="zh_TW"/>
-        </w:rPr>
-        <w:t>硫磺</w:t>
-      </w:r>
-      <w:r>
-        <w:rPr>
-          <w:lang w:val="zh_TW" w:bidi="zh_TW"/>
-        </w:rPr>
-      </w:r>
-    </w:p>
-    <w:p>
-      <w:pPr/>
-      <w:r>
-        <w:rPr>
-          <w:lang w:val="zh_TW" w:bidi="zh_TW"/>
-        </w:rPr>
-      </w:r>
-      <w:r>
-        <w:rPr>
-          <w:lang w:val="zh_TW" w:bidi="zh_TW"/>
-        </w:rPr>
-        <w:t>硫磺是非金屬元素硫的古老名稱，字面意思是「會燃燒的石頭」硫磺的燃點比許多其他物質低，燃燒時會產生刺鼻的二氧化硫煙霧。硫磺自然存在於火山區，例如死海谷地。</w:t>
-      </w:r>
-    </w:p>
-    <w:p>
-      <w:pPr/>
-      <w:r>
-        <w:rPr>
-          <w:lang w:val="zh_TW" w:bidi="zh_TW"/>
-        </w:rPr>
-      </w:r>
-      <w:r>
-        <w:rPr>
-          <w:lang w:val="zh_TW" w:bidi="zh_TW"/>
-        </w:rPr>
-        <w:t>在聖經中，「火與硫磺」常被用來象徵神對惡人的懲罰（</w:t>
-      </w:r>
-      <w:hyperlink r:id="rId82">
-        <w:r>
-          <w:rPr>
-            <w:lang w:val="zh_TW" w:bidi="zh_TW"/>
-          </w:rPr>
-          <w:rPr>
-            <w:color w:val="0000EE"/>
-            <w:u w:val="single"/>
-          </w:rPr>
-          <w:t>創19:24</w:t>
-        </w:r>
-      </w:hyperlink>
-      <w:r>
-        <w:rPr>
-          <w:lang w:val="zh_TW" w:bidi="zh_TW"/>
-        </w:rPr>
-        <w:t>；</w:t>
-      </w:r>
-      <w:hyperlink r:id="rId83">
-        <w:r>
-          <w:rPr>
-            <w:lang w:val="zh_TW" w:bidi="zh_TW"/>
-          </w:rPr>
-          <w:rPr>
-            <w:color w:val="0000EE"/>
-            <w:u w:val="single"/>
-          </w:rPr>
-          <w:t>申29:23</w:t>
-        </w:r>
-      </w:hyperlink>
-      <w:r>
-        <w:rPr>
-          <w:lang w:val="zh_TW" w:bidi="zh_TW"/>
-        </w:rPr>
-        <w:t>；</w:t>
-      </w:r>
-      <w:hyperlink r:id="rId84">
-        <w:r>
-          <w:rPr>
-            <w:lang w:val="zh_TW" w:bidi="zh_TW"/>
-          </w:rPr>
-          <w:rPr>
-            <w:color w:val="0000EE"/>
-            <w:u w:val="single"/>
-          </w:rPr>
-          <w:t>伯18:15</w:t>
-        </w:r>
-      </w:hyperlink>
-      <w:r>
-        <w:rPr>
-          <w:lang w:val="zh_TW" w:bidi="zh_TW"/>
-        </w:rPr>
-        <w:t>；</w:t>
-      </w:r>
-      <w:hyperlink r:id="rId85">
-        <w:r>
-          <w:rPr>
-            <w:lang w:val="zh_TW" w:bidi="zh_TW"/>
-          </w:rPr>
-          <w:rPr>
-            <w:color w:val="0000EE"/>
-            <w:u w:val="single"/>
-          </w:rPr>
-          <w:t>詩11:6</w:t>
-        </w:r>
-      </w:hyperlink>
-      <w:r>
-        <w:rPr>
-          <w:lang w:val="zh_TW" w:bidi="zh_TW"/>
-        </w:rPr>
-        <w:t>；</w:t>
-      </w:r>
-      <w:hyperlink r:id="rId86">
-        <w:r>
-          <w:rPr>
-            <w:lang w:val="zh_TW" w:bidi="zh_TW"/>
-          </w:rPr>
-          <w:rPr>
-            <w:color w:val="0000EE"/>
-            <w:u w:val="single"/>
-          </w:rPr>
-          <w:t>結38:22</w:t>
-        </w:r>
-      </w:hyperlink>
-      <w:r>
-        <w:rPr>
-          <w:lang w:val="zh_TW" w:bidi="zh_TW"/>
-        </w:rPr>
-        <w:t>；</w:t>
-      </w:r>
-      <w:hyperlink r:id="rId87">
-        <w:r>
-          <w:rPr>
-            <w:lang w:val="zh_TW" w:bidi="zh_TW"/>
-          </w:rPr>
-          <w:rPr>
-            <w:color w:val="0000EE"/>
-            <w:u w:val="single"/>
-          </w:rPr>
-          <w:t>路17:29</w:t>
-        </w:r>
-      </w:hyperlink>
-      <w:r>
-        <w:rPr>
-          <w:lang w:val="zh_TW" w:bidi="zh_TW"/>
-        </w:rPr>
-        <w:t>；</w:t>
-      </w:r>
-      <w:hyperlink r:id="rId88">
-        <w:r>
-          <w:rPr>
-            <w:lang w:val="zh_TW" w:bidi="zh_TW"/>
-          </w:rPr>
-          <w:rPr>
-            <w:color w:val="0000EE"/>
-            <w:u w:val="single"/>
-          </w:rPr>
-          <w:t>啟9:17–18</w:t>
-        </w:r>
-      </w:hyperlink>
-      <w:r>
-        <w:rPr>
-          <w:lang w:val="zh_TW" w:bidi="zh_TW"/>
-        </w:rPr>
-        <w:t>，</w:t>
-      </w:r>
-      <w:hyperlink r:id="rId89">
-        <w:r>
-          <w:rPr>
-            <w:lang w:val="zh_TW" w:bidi="zh_TW"/>
-          </w:rPr>
-          <w:rPr>
-            <w:color w:val="0000EE"/>
-            <w:u w:val="single"/>
-          </w:rPr>
-          <w:t>14:10</w:t>
-        </w:r>
-      </w:hyperlink>
-      <w:r>
-        <w:rPr>
-          <w:lang w:val="zh_TW" w:bidi="zh_TW"/>
-        </w:rPr>
-        <w:t>，</w:t>
-      </w:r>
-      <w:hyperlink r:id="rId90">
-        <w:r>
-          <w:rPr>
-            <w:lang w:val="zh_TW" w:bidi="zh_TW"/>
-          </w:rPr>
-          <w:rPr>
-            <w:color w:val="0000EE"/>
-            <w:u w:val="single"/>
-          </w:rPr>
-          <w:t>19:20</w:t>
-        </w:r>
-      </w:hyperlink>
-      <w:r>
-        <w:rPr>
-          <w:lang w:val="zh_TW" w:bidi="zh_TW"/>
-        </w:rPr>
-        <w:t>，</w:t>
-      </w:r>
-      <w:hyperlink r:id="rId91">
-        <w:r>
-          <w:rPr>
-            <w:lang w:val="zh_TW" w:bidi="zh_TW"/>
-          </w:rPr>
-          <w:rPr>
-            <w:color w:val="0000EE"/>
-            <w:u w:val="single"/>
-          </w:rPr>
-          <w:t>20:10</w:t>
-        </w:r>
-      </w:hyperlink>
-      <w:r>
-        <w:rPr>
-          <w:lang w:val="zh_TW" w:bidi="zh_TW"/>
-        </w:rPr>
-        <w:t>，</w:t>
-      </w:r>
-      <w:hyperlink r:id="rId92">
-        <w:r>
-          <w:rPr>
-            <w:lang w:val="zh_TW" w:bidi="zh_TW"/>
-          </w:rPr>
-          <w:rPr>
-            <w:color w:val="0000EE"/>
-            <w:u w:val="single"/>
-          </w:rPr>
-          <w:t>21:8</w:t>
-        </w:r>
-      </w:hyperlink>
-      <w:r>
-        <w:rPr>
-          <w:lang w:val="zh_TW" w:bidi="zh_TW"/>
-        </w:rPr>
-        <w:t>）</w:t>
-      </w:r>
-    </w:p>
-    <w:p>
-      <w:pPr/>
-      <w:r>
-        <w:rPr>
-          <w:lang w:val="zh_TW" w:bidi="zh_TW"/>
-        </w:rPr>
-      </w:r>
-      <w:r>
-        <w:rPr>
-          <w:lang w:val="zh_TW" w:bidi="zh_TW"/>
-        </w:rPr>
-        <w:t>以色列境內最後一次火山噴發，大約發生在四千年前。科學家透過放射性碳定年法推算出這時間。當時這些劇烈的火山活動，對當時居住在該地的人群造成了深遠的影響。人們將這些親身經歷編成故事，並在世世代代之間口耳相傳。</w:t>
-      </w:r>
-    </w:p>
-    <w:p>
-      <w:pPr/>
-      <w:r>
-        <w:rPr>
-          <w:lang w:val="zh_TW" w:bidi="zh_TW"/>
-        </w:rPr>
-      </w:r>
-      <w:r>
-        <w:rPr>
-          <w:i/>
-          <w:lang w:val="zh_TW" w:bidi="zh_TW"/>
-        </w:rPr>
-        <w:t>見</w:t>
-      </w:r>
-      <w:r>
-        <w:rPr>
-          <w:lang w:val="zh_TW" w:bidi="zh_TW"/>
-        </w:rPr>
-        <w:t xml:space="preserve"> </w:t>
-      </w:r>
-      <w:r>
-        <w:rPr>
-          <w:lang w:val="zh_TW" w:bidi="zh_TW"/>
-        </w:rPr>
-        <w:t>礦物和金屬</w:t>
-      </w:r>
-      <w:r>
-        <w:rPr>
-          <w:lang w:val="zh_TW" w:bidi="zh_TW"/>
-        </w:rPr>
-        <w:t>。</w:t>
       </w:r>
       <w:r>
         <w:rPr>
@@ -4857,12 +3786,6 @@
   </w:num>
   <w:num w:numId="13" w16cid:durableId="592781308">
     <w:abstractNumId w:val="11"/>
-  </w:num>
-  <w:num w:numId="14">
-    <w:abstractNumId w:val="3"/>
-    <w:lvlOverride w:ilvl="0">
-      <w:startOverride w:val="1"/>
-    </w:lvlOverride>
   </w:num>
   <w:numIdMacAtCleanup w:val="10"/>
 </w:numbering>

--- a/zht/docx/095.content.docx
+++ b/zht/docx/095.content.docx
@@ -288,72 +288,48 @@
         </w:rPr>
         <w:t>雖然舊約從未明確將「鄰舍」限制為以色列人，但這個詞通常指的是盟約中的成員，即其他以色列人（見</w:t>
       </w:r>
-      <w:hyperlink r:id="rId13">
-        <w:r>
-          <w:rPr>
-            <w:lang w:val="zh_TW" w:bidi="zh_TW"/>
-          </w:rPr>
-          <w:rPr>
-            <w:color w:val="0000EE"/>
-            <w:u w:val="single"/>
-          </w:rPr>
-          <w:t>利6:1–7</w:t>
-        </w:r>
-      </w:hyperlink>
+      <w:r>
+        <w:rPr>
+          <w:lang w:val="zh_TW" w:bidi="zh_TW"/>
+        </w:rPr>
+        <w:t>利6:1–7</w:t>
+      </w:r>
       <w:r>
         <w:rPr>
           <w:lang w:val="zh_TW" w:bidi="zh_TW"/>
         </w:rPr>
         <w:t>，</w:t>
       </w:r>
-      <w:hyperlink r:id="rId14">
-        <w:r>
-          <w:rPr>
-            <w:lang w:val="zh_TW" w:bidi="zh_TW"/>
-          </w:rPr>
-          <w:rPr>
-            <w:color w:val="0000EE"/>
-            <w:u w:val="single"/>
-          </w:rPr>
-          <w:t>19</w:t>
-        </w:r>
-      </w:hyperlink>
+      <w:r>
+        <w:rPr>
+          <w:lang w:val="zh_TW" w:bidi="zh_TW"/>
+        </w:rPr>
+        <w:t>19</w:t>
+      </w:r>
       <w:r>
         <w:rPr>
           <w:lang w:val="zh_TW" w:bidi="zh_TW"/>
         </w:rPr>
         <w:t>；</w:t>
       </w:r>
-      <w:hyperlink r:id="rId15">
-        <w:r>
-          <w:rPr>
-            <w:lang w:val="zh_TW" w:bidi="zh_TW"/>
-          </w:rPr>
-          <w:rPr>
-            <w:color w:val="0000EE"/>
-            <w:u w:val="single"/>
-          </w:rPr>
-          <w:t>申15:2–3</w:t>
-        </w:r>
-      </w:hyperlink>
+      <w:r>
+        <w:rPr>
+          <w:lang w:val="zh_TW" w:bidi="zh_TW"/>
+        </w:rPr>
+        <w:t>申15:2–3</w:t>
+      </w:r>
       <w:r>
         <w:rPr>
           <w:lang w:val="zh_TW" w:bidi="zh_TW"/>
         </w:rPr>
         <w:t>）。在</w:t>
       </w:r>
-      <w:hyperlink r:id="rId16">
-        <w:r>
-          <w:rPr>
-            <w:lang w:val="zh_TW" w:bidi="zh_TW"/>
-          </w:rPr>
-          <w:rPr>
-            <w:color w:val="0000EE"/>
-            <w:u w:val="single"/>
-          </w:rPr>
-          <w:t>利未記十九章18節</w:t>
-        </w:r>
-      </w:hyperlink>
+      <w:r>
+        <w:rPr>
+          <w:lang w:val="zh_TW" w:bidi="zh_TW"/>
+        </w:rPr>
+        <w:t>利未記十九章18節</w:t>
+      </w:r>
       <w:r>
         <w:rPr>
           <w:lang w:val="zh_TW" w:bidi="zh_TW"/>
@@ -372,54 +348,36 @@
         </w:rPr>
         <w:t>」。然而，在</w:t>
       </w:r>
-      <w:hyperlink r:id="rId17">
-        <w:r>
-          <w:rPr>
-            <w:lang w:val="zh_TW" w:bidi="zh_TW"/>
-          </w:rPr>
-          <w:rPr>
-            <w:color w:val="0000EE"/>
-            <w:u w:val="single"/>
-          </w:rPr>
-          <w:t>十九章34節</w:t>
-        </w:r>
-      </w:hyperlink>
+      <w:r>
+        <w:rPr>
+          <w:lang w:val="zh_TW" w:bidi="zh_TW"/>
+        </w:rPr>
+        <w:t>十九章34節</w:t>
+      </w:r>
       <w:r>
         <w:rPr>
           <w:lang w:val="zh_TW" w:bidi="zh_TW"/>
         </w:rPr>
         <w:t>中，又特別指出這種愛也應該施予旅居其中的外邦人（或「寄居者」）。如果「鄰舍」（</w:t>
       </w:r>
-      <w:hyperlink r:id="rId16">
-        <w:r>
-          <w:rPr>
-            <w:lang w:val="zh_TW" w:bidi="zh_TW"/>
-          </w:rPr>
-          <w:rPr>
-            <w:color w:val="0000EE"/>
-            <w:u w:val="single"/>
-          </w:rPr>
-          <w:t>18</w:t>
-        </w:r>
-      </w:hyperlink>
+      <w:r>
+        <w:rPr>
+          <w:lang w:val="zh_TW" w:bidi="zh_TW"/>
+        </w:rPr>
+        <w:t>18</w:t>
+      </w:r>
       <w:r>
         <w:rPr>
           <w:lang w:val="zh_TW" w:bidi="zh_TW"/>
         </w:rPr>
         <w:t>節）暗示了一個更廣泛的概念，如「人類」或「同胞」，那麼在第</w:t>
       </w:r>
-      <w:hyperlink r:id="rId17">
-        <w:r>
-          <w:rPr>
-            <w:lang w:val="zh_TW" w:bidi="zh_TW"/>
-          </w:rPr>
-          <w:rPr>
-            <w:color w:val="0000EE"/>
-            <w:u w:val="single"/>
-          </w:rPr>
-          <w:t>34</w:t>
-        </w:r>
-      </w:hyperlink>
+      <w:r>
+        <w:rPr>
+          <w:lang w:val="zh_TW" w:bidi="zh_TW"/>
+        </w:rPr>
+        <w:t>34</w:t>
+      </w:r>
       <w:r>
         <w:rPr>
           <w:lang w:val="zh_TW" w:bidi="zh_TW"/>
@@ -452,90 +410,60 @@
         </w:rPr>
         <w:t>在盟約社群中，愛鄰舍包含了一些律法上明確規定的責任。人應該公平地對待鄰舍（</w:t>
       </w:r>
-      <w:hyperlink r:id="rId18">
-        <w:r>
-          <w:rPr>
-            <w:lang w:val="zh_TW" w:bidi="zh_TW"/>
-          </w:rPr>
-          <w:rPr>
-            <w:color w:val="0000EE"/>
-            <w:u w:val="single"/>
-          </w:rPr>
-          <w:t>出22:5–15</w:t>
-        </w:r>
-      </w:hyperlink>
+      <w:r>
+        <w:rPr>
+          <w:lang w:val="zh_TW" w:bidi="zh_TW"/>
+        </w:rPr>
+        <w:t>出22:5–15</w:t>
+      </w:r>
       <w:r>
         <w:rPr>
           <w:lang w:val="zh_TW" w:bidi="zh_TW"/>
         </w:rPr>
         <w:t>；</w:t>
       </w:r>
-      <w:hyperlink r:id="rId19">
-        <w:r>
-          <w:rPr>
-            <w:lang w:val="zh_TW" w:bidi="zh_TW"/>
-          </w:rPr>
-          <w:rPr>
-            <w:color w:val="0000EE"/>
-            <w:u w:val="single"/>
-          </w:rPr>
-          <w:t>利6:2–7</w:t>
-        </w:r>
-      </w:hyperlink>
+      <w:r>
+        <w:rPr>
+          <w:lang w:val="zh_TW" w:bidi="zh_TW"/>
+        </w:rPr>
+        <w:t>利6:2–7</w:t>
+      </w:r>
       <w:r>
         <w:rPr>
           <w:lang w:val="zh_TW" w:bidi="zh_TW"/>
         </w:rPr>
         <w:t>，</w:t>
       </w:r>
-      <w:hyperlink r:id="rId20">
-        <w:r>
-          <w:rPr>
-            <w:lang w:val="zh_TW" w:bidi="zh_TW"/>
-          </w:rPr>
-          <w:rPr>
-            <w:color w:val="0000EE"/>
-            <w:u w:val="single"/>
-          </w:rPr>
-          <w:t>19:9–18</w:t>
-        </w:r>
-      </w:hyperlink>
+      <w:r>
+        <w:rPr>
+          <w:lang w:val="zh_TW" w:bidi="zh_TW"/>
+        </w:rPr>
+        <w:t>19:9–18</w:t>
+      </w:r>
       <w:r>
         <w:rPr>
           <w:lang w:val="zh_TW" w:bidi="zh_TW"/>
         </w:rPr>
         <w:t>），尊重他（</w:t>
       </w:r>
-      <w:hyperlink r:id="rId21">
-        <w:r>
-          <w:rPr>
-            <w:lang w:val="zh_TW" w:bidi="zh_TW"/>
-          </w:rPr>
-          <w:rPr>
-            <w:color w:val="0000EE"/>
-            <w:u w:val="single"/>
-          </w:rPr>
-          <w:t>出20:16</w:t>
-        </w:r>
-      </w:hyperlink>
+      <w:r>
+        <w:rPr>
+          <w:lang w:val="zh_TW" w:bidi="zh_TW"/>
+        </w:rPr>
+        <w:t>出20:16</w:t>
+      </w:r>
       <w:r>
         <w:rPr>
           <w:lang w:val="zh_TW" w:bidi="zh_TW"/>
         </w:rPr>
         <w:t>）以及他的財物（</w:t>
       </w:r>
-      <w:hyperlink r:id="rId22">
-        <w:r>
-          <w:rPr>
-            <w:lang w:val="zh_TW" w:bidi="zh_TW"/>
-          </w:rPr>
-          <w:rPr>
-            <w:color w:val="0000EE"/>
-            <w:u w:val="single"/>
-          </w:rPr>
-          <w:t>出20:17</w:t>
-        </w:r>
-      </w:hyperlink>
+      <w:r>
+        <w:rPr>
+          <w:lang w:val="zh_TW" w:bidi="zh_TW"/>
+        </w:rPr>
+        <w:t>出20:17</w:t>
+      </w:r>
       <w:r>
         <w:rPr>
           <w:lang w:val="zh_TW" w:bidi="zh_TW"/>
@@ -554,36 +482,24 @@
         </w:rPr>
         <w:t>」（</w:t>
       </w:r>
-      <w:hyperlink r:id="rId23">
-        <w:r>
-          <w:rPr>
-            <w:lang w:val="zh_TW" w:bidi="zh_TW"/>
-          </w:rPr>
-          <w:rPr>
-            <w:color w:val="0000EE"/>
-            <w:u w:val="single"/>
-          </w:rPr>
-          <w:t>利25:25</w:t>
-        </w:r>
-      </w:hyperlink>
+      <w:r>
+        <w:rPr>
+          <w:lang w:val="zh_TW" w:bidi="zh_TW"/>
+        </w:rPr>
+        <w:t>利25:25</w:t>
+      </w:r>
       <w:r>
         <w:rPr>
           <w:lang w:val="zh_TW" w:bidi="zh_TW"/>
         </w:rPr>
         <w:t>；</w:t>
       </w:r>
-      <w:hyperlink r:id="rId24">
-        <w:r>
-          <w:rPr>
-            <w:lang w:val="zh_TW" w:bidi="zh_TW"/>
-          </w:rPr>
-          <w:rPr>
-            <w:color w:val="0000EE"/>
-            <w:u w:val="single"/>
-          </w:rPr>
-          <w:t>申22:1–4</w:t>
-        </w:r>
-      </w:hyperlink>
+      <w:r>
+        <w:rPr>
+          <w:lang w:val="zh_TW" w:bidi="zh_TW"/>
+        </w:rPr>
+        <w:t>申22:1–4</w:t>
+      </w:r>
       <w:r>
         <w:rPr>
           <w:lang w:val="zh_TW" w:bidi="zh_TW"/>
@@ -602,36 +518,24 @@
         </w:rPr>
         <w:t>（</w:t>
       </w:r>
-      <w:hyperlink r:id="rId25">
-        <w:r>
-          <w:rPr>
-            <w:lang w:val="zh_TW" w:bidi="zh_TW"/>
-          </w:rPr>
-          <w:rPr>
-            <w:color w:val="0000EE"/>
-            <w:u w:val="single"/>
-          </w:rPr>
-          <w:t>利24:19–23</w:t>
-        </w:r>
-      </w:hyperlink>
+      <w:r>
+        <w:rPr>
+          <w:lang w:val="zh_TW" w:bidi="zh_TW"/>
+        </w:rPr>
+        <w:t>利24:19–23</w:t>
+      </w:r>
       <w:r>
         <w:rPr>
           <w:lang w:val="zh_TW" w:bidi="zh_TW"/>
         </w:rPr>
         <w:t>；</w:t>
       </w:r>
-      <w:hyperlink r:id="rId26">
-        <w:r>
-          <w:rPr>
-            <w:lang w:val="zh_TW" w:bidi="zh_TW"/>
-          </w:rPr>
-          <w:rPr>
-            <w:color w:val="0000EE"/>
-            <w:u w:val="single"/>
-          </w:rPr>
-          <w:t>申19:11–19</w:t>
-        </w:r>
-      </w:hyperlink>
+      <w:r>
+        <w:rPr>
+          <w:lang w:val="zh_TW" w:bidi="zh_TW"/>
+        </w:rPr>
+        <w:t>申19:11–19</w:t>
+      </w:r>
       <w:r>
         <w:rPr>
           <w:lang w:val="zh_TW" w:bidi="zh_TW"/>
@@ -652,90 +556,60 @@
         </w:rPr>
         <w:t>對待鄰舍的重要性在於，這與人跟神的關係息息相關，並且可能顯著影響人與神之間的關係（</w:t>
       </w:r>
-      <w:hyperlink r:id="rId13">
-        <w:r>
-          <w:rPr>
-            <w:lang w:val="zh_TW" w:bidi="zh_TW"/>
-          </w:rPr>
-          <w:rPr>
-            <w:color w:val="0000EE"/>
-            <w:u w:val="single"/>
-          </w:rPr>
-          <w:t>利6:1–7</w:t>
-        </w:r>
-      </w:hyperlink>
+      <w:r>
+        <w:rPr>
+          <w:lang w:val="zh_TW" w:bidi="zh_TW"/>
+        </w:rPr>
+        <w:t>利6:1–7</w:t>
+      </w:r>
       <w:r>
         <w:rPr>
           <w:lang w:val="zh_TW" w:bidi="zh_TW"/>
         </w:rPr>
         <w:t>，</w:t>
       </w:r>
-      <w:hyperlink r:id="rId14">
-        <w:r>
-          <w:rPr>
-            <w:lang w:val="zh_TW" w:bidi="zh_TW"/>
-          </w:rPr>
-          <w:rPr>
-            <w:color w:val="0000EE"/>
-            <w:u w:val="single"/>
-          </w:rPr>
-          <w:t>19</w:t>
-        </w:r>
-      </w:hyperlink>
+      <w:r>
+        <w:rPr>
+          <w:lang w:val="zh_TW" w:bidi="zh_TW"/>
+        </w:rPr>
+        <w:t>19</w:t>
+      </w:r>
       <w:r>
         <w:rPr>
           <w:lang w:val="zh_TW" w:bidi="zh_TW"/>
         </w:rPr>
         <w:t>，</w:t>
       </w:r>
-      <w:hyperlink r:id="rId27">
-        <w:r>
-          <w:rPr>
-            <w:lang w:val="zh_TW" w:bidi="zh_TW"/>
-          </w:rPr>
-          <w:rPr>
-            <w:color w:val="0000EE"/>
-            <w:u w:val="single"/>
-          </w:rPr>
-          <w:t>25:17</w:t>
-        </w:r>
-      </w:hyperlink>
+      <w:r>
+        <w:rPr>
+          <w:lang w:val="zh_TW" w:bidi="zh_TW"/>
+        </w:rPr>
+        <w:t>25:17</w:t>
+      </w:r>
       <w:r>
         <w:rPr>
           <w:lang w:val="zh_TW" w:bidi="zh_TW"/>
         </w:rPr>
         <w:t>；</w:t>
       </w:r>
-      <w:hyperlink r:id="rId28">
-        <w:r>
-          <w:rPr>
-            <w:lang w:val="zh_TW" w:bidi="zh_TW"/>
-          </w:rPr>
-          <w:rPr>
-            <w:color w:val="0000EE"/>
-            <w:u w:val="single"/>
-          </w:rPr>
-          <w:t>申24:10–13</w:t>
-        </w:r>
-      </w:hyperlink>
+      <w:r>
+        <w:rPr>
+          <w:lang w:val="zh_TW" w:bidi="zh_TW"/>
+        </w:rPr>
+        <w:t>申24:10–13</w:t>
+      </w:r>
       <w:r>
         <w:rPr>
           <w:lang w:val="zh_TW" w:bidi="zh_TW"/>
         </w:rPr>
         <w:t>；</w:t>
       </w:r>
-      <w:hyperlink r:id="rId29">
-        <w:r>
-          <w:rPr>
-            <w:lang w:val="zh_TW" w:bidi="zh_TW"/>
-          </w:rPr>
-          <w:rPr>
-            <w:color w:val="0000EE"/>
-            <w:u w:val="single"/>
-          </w:rPr>
-          <w:t>詩12</w:t>
-        </w:r>
-      </w:hyperlink>
+      <w:r>
+        <w:rPr>
+          <w:lang w:val="zh_TW" w:bidi="zh_TW"/>
+        </w:rPr>
+        <w:t>詩12</w:t>
+      </w:r>
       <w:r>
         <w:rPr>
           <w:lang w:val="zh_TW" w:bidi="zh_TW"/>
@@ -754,36 +628,24 @@
         </w:rPr>
         <w:t>憐憫對待以色列人，因此他們也應當以同樣的愛來對待鄰舍（</w:t>
       </w:r>
-      <w:hyperlink r:id="rId30">
-        <w:r>
-          <w:rPr>
-            <w:lang w:val="zh_TW" w:bidi="zh_TW"/>
-          </w:rPr>
-          <w:rPr>
-            <w:color w:val="0000EE"/>
-            <w:u w:val="single"/>
-          </w:rPr>
-          <w:t>出22:21</w:t>
-        </w:r>
-      </w:hyperlink>
+      <w:r>
+        <w:rPr>
+          <w:lang w:val="zh_TW" w:bidi="zh_TW"/>
+        </w:rPr>
+        <w:t>出22:21</w:t>
+      </w:r>
       <w:r>
         <w:rPr>
           <w:lang w:val="zh_TW" w:bidi="zh_TW"/>
         </w:rPr>
         <w:t>；</w:t>
       </w:r>
-      <w:hyperlink r:id="rId31">
-        <w:r>
-          <w:rPr>
-            <w:lang w:val="zh_TW" w:bidi="zh_TW"/>
-          </w:rPr>
-          <w:rPr>
-            <w:color w:val="0000EE"/>
-            <w:u w:val="single"/>
-          </w:rPr>
-          <w:t>利25:35–38</w:t>
-        </w:r>
-      </w:hyperlink>
+      <w:r>
+        <w:rPr>
+          <w:lang w:val="zh_TW" w:bidi="zh_TW"/>
+        </w:rPr>
+        <w:t>利25:35–38</w:t>
+      </w:r>
       <w:r>
         <w:rPr>
           <w:lang w:val="zh_TW" w:bidi="zh_TW"/>
@@ -804,216 +666,144 @@
         </w:rPr>
         <w:t>當這些責任被忽視時，隨之而來的是社會的崩潰或國家的動盪（</w:t>
       </w:r>
-      <w:hyperlink r:id="rId32">
-        <w:r>
-          <w:rPr>
-            <w:lang w:val="zh_TW" w:bidi="zh_TW"/>
-          </w:rPr>
-          <w:rPr>
-            <w:color w:val="0000EE"/>
-            <w:u w:val="single"/>
-          </w:rPr>
-          <w:t>申28:15–68</w:t>
-        </w:r>
-      </w:hyperlink>
+      <w:r>
+        <w:rPr>
+          <w:lang w:val="zh_TW" w:bidi="zh_TW"/>
+        </w:rPr>
+        <w:t>申28:15–68</w:t>
+      </w:r>
       <w:r>
         <w:rPr>
           <w:lang w:val="zh_TW" w:bidi="zh_TW"/>
         </w:rPr>
         <w:t>；</w:t>
       </w:r>
-      <w:hyperlink r:id="rId33">
-        <w:r>
-          <w:rPr>
-            <w:lang w:val="zh_TW" w:bidi="zh_TW"/>
-          </w:rPr>
-          <w:rPr>
-            <w:color w:val="0000EE"/>
-            <w:u w:val="single"/>
-          </w:rPr>
-          <w:t>何4:1–3</w:t>
-        </w:r>
-      </w:hyperlink>
+      <w:r>
+        <w:rPr>
+          <w:lang w:val="zh_TW" w:bidi="zh_TW"/>
+        </w:rPr>
+        <w:t>何4:1–3</w:t>
+      </w:r>
       <w:r>
         <w:rPr>
           <w:lang w:val="zh_TW" w:bidi="zh_TW"/>
         </w:rPr>
         <w:t>；</w:t>
       </w:r>
-      <w:hyperlink r:id="rId34">
-        <w:r>
-          <w:rPr>
-            <w:lang w:val="zh_TW" w:bidi="zh_TW"/>
-          </w:rPr>
-          <w:rPr>
-            <w:color w:val="0000EE"/>
-            <w:u w:val="single"/>
-          </w:rPr>
-          <w:t>摩2:6–7</w:t>
-        </w:r>
-      </w:hyperlink>
+      <w:r>
+        <w:rPr>
+          <w:lang w:val="zh_TW" w:bidi="zh_TW"/>
+        </w:rPr>
+        <w:t>摩2:6–7</w:t>
+      </w:r>
       <w:r>
         <w:rPr>
           <w:lang w:val="zh_TW" w:bidi="zh_TW"/>
         </w:rPr>
         <w:t>），這也顯示了鄰舍關係在盟約社群中的重要性。以色列人經常忽視對鄰舍的愛，特別是對有需要的鄰舍，而這正是導致他們受神懲罰而被擄的重要原因之一（</w:t>
       </w:r>
-      <w:hyperlink r:id="rId35">
-        <w:r>
-          <w:rPr>
-            <w:lang w:val="zh_TW" w:bidi="zh_TW"/>
-          </w:rPr>
-          <w:rPr>
-            <w:color w:val="0000EE"/>
-            <w:u w:val="single"/>
-          </w:rPr>
-          <w:t>耶5:7–9</w:t>
-        </w:r>
-      </w:hyperlink>
+      <w:r>
+        <w:rPr>
+          <w:lang w:val="zh_TW" w:bidi="zh_TW"/>
+        </w:rPr>
+        <w:t>耶5:7–9</w:t>
+      </w:r>
       <w:r>
         <w:rPr>
           <w:lang w:val="zh_TW" w:bidi="zh_TW"/>
         </w:rPr>
         <w:t>，</w:t>
       </w:r>
-      <w:hyperlink r:id="rId36">
-        <w:r>
-          <w:rPr>
-            <w:lang w:val="zh_TW" w:bidi="zh_TW"/>
-          </w:rPr>
-          <w:rPr>
-            <w:color w:val="0000EE"/>
-            <w:u w:val="single"/>
-          </w:rPr>
-          <w:t>7:1–15</w:t>
-        </w:r>
-      </w:hyperlink>
+      <w:r>
+        <w:rPr>
+          <w:lang w:val="zh_TW" w:bidi="zh_TW"/>
+        </w:rPr>
+        <w:t>7:1–15</w:t>
+      </w:r>
       <w:r>
         <w:rPr>
           <w:lang w:val="zh_TW" w:bidi="zh_TW"/>
         </w:rPr>
         <w:t>，</w:t>
       </w:r>
-      <w:hyperlink r:id="rId37">
-        <w:r>
-          <w:rPr>
-            <w:lang w:val="zh_TW" w:bidi="zh_TW"/>
-          </w:rPr>
-          <w:rPr>
-            <w:color w:val="0000EE"/>
-            <w:u w:val="single"/>
-          </w:rPr>
-          <w:t>9:2–9</w:t>
-        </w:r>
-      </w:hyperlink>
+      <w:r>
+        <w:rPr>
+          <w:lang w:val="zh_TW" w:bidi="zh_TW"/>
+        </w:rPr>
+        <w:t>9:2–9</w:t>
+      </w:r>
       <w:r>
         <w:rPr>
           <w:lang w:val="zh_TW" w:bidi="zh_TW"/>
         </w:rPr>
         <w:t>；</w:t>
       </w:r>
-      <w:hyperlink r:id="rId33">
-        <w:r>
-          <w:rPr>
-            <w:lang w:val="zh_TW" w:bidi="zh_TW"/>
-          </w:rPr>
-          <w:rPr>
-            <w:color w:val="0000EE"/>
-            <w:u w:val="single"/>
-          </w:rPr>
-          <w:t>何4:1–3</w:t>
-        </w:r>
-      </w:hyperlink>
+      <w:r>
+        <w:rPr>
+          <w:lang w:val="zh_TW" w:bidi="zh_TW"/>
+        </w:rPr>
+        <w:t>何4:1–3</w:t>
+      </w:r>
       <w:r>
         <w:rPr>
           <w:lang w:val="zh_TW" w:bidi="zh_TW"/>
         </w:rPr>
         <w:t>；</w:t>
       </w:r>
-      <w:hyperlink r:id="rId34">
-        <w:r>
-          <w:rPr>
-            <w:lang w:val="zh_TW" w:bidi="zh_TW"/>
-          </w:rPr>
-          <w:rPr>
-            <w:color w:val="0000EE"/>
-            <w:u w:val="single"/>
-          </w:rPr>
-          <w:t>摩2:6–7</w:t>
-        </w:r>
-      </w:hyperlink>
+      <w:r>
+        <w:rPr>
+          <w:lang w:val="zh_TW" w:bidi="zh_TW"/>
+        </w:rPr>
+        <w:t>摩2:6–7</w:t>
+      </w:r>
       <w:r>
         <w:rPr>
           <w:lang w:val="zh_TW" w:bidi="zh_TW"/>
         </w:rPr>
         <w:t>，</w:t>
       </w:r>
-      <w:hyperlink r:id="rId38">
-        <w:r>
-          <w:rPr>
-            <w:lang w:val="zh_TW" w:bidi="zh_TW"/>
-          </w:rPr>
-          <w:rPr>
-            <w:color w:val="0000EE"/>
-            <w:u w:val="single"/>
-          </w:rPr>
-          <w:t>5:10–13</w:t>
-        </w:r>
-      </w:hyperlink>
+      <w:r>
+        <w:rPr>
+          <w:lang w:val="zh_TW" w:bidi="zh_TW"/>
+        </w:rPr>
+        <w:t>5:10–13</w:t>
+      </w:r>
       <w:r>
         <w:rPr>
           <w:lang w:val="zh_TW" w:bidi="zh_TW"/>
         </w:rPr>
         <w:t>，</w:t>
       </w:r>
-      <w:hyperlink r:id="rId39">
-        <w:r>
-          <w:rPr>
-            <w:lang w:val="zh_TW" w:bidi="zh_TW"/>
-          </w:rPr>
-          <w:rPr>
-            <w:color w:val="0000EE"/>
-            <w:u w:val="single"/>
-          </w:rPr>
-          <w:t>8:4–6</w:t>
-        </w:r>
-      </w:hyperlink>
+      <w:r>
+        <w:rPr>
+          <w:lang w:val="zh_TW" w:bidi="zh_TW"/>
+        </w:rPr>
+        <w:t>8:4–6</w:t>
+      </w:r>
       <w:r>
         <w:rPr>
           <w:lang w:val="zh_TW" w:bidi="zh_TW"/>
         </w:rPr>
         <w:t>）。然而，以色列人也曾盼望，在彌賽亞的時代，這種真正的鄰舍之愛能夠實現（</w:t>
       </w:r>
-      <w:hyperlink r:id="rId40">
-        <w:r>
-          <w:rPr>
-            <w:lang w:val="zh_TW" w:bidi="zh_TW"/>
-          </w:rPr>
-          <w:rPr>
-            <w:color w:val="0000EE"/>
-            <w:u w:val="single"/>
-          </w:rPr>
-          <w:t>耶31:34</w:t>
-        </w:r>
-      </w:hyperlink>
+      <w:r>
+        <w:rPr>
+          <w:lang w:val="zh_TW" w:bidi="zh_TW"/>
+        </w:rPr>
+        <w:t>耶31:34</w:t>
+      </w:r>
       <w:r>
         <w:rPr>
           <w:lang w:val="zh_TW" w:bidi="zh_TW"/>
         </w:rPr>
         <w:t>；</w:t>
       </w:r>
-      <w:hyperlink r:id="rId41">
-        <w:r>
-          <w:rPr>
-            <w:lang w:val="zh_TW" w:bidi="zh_TW"/>
-          </w:rPr>
-          <w:rPr>
-            <w:color w:val="0000EE"/>
-            <w:u w:val="single"/>
-          </w:rPr>
-          <w:t>亞3:10</w:t>
-        </w:r>
-      </w:hyperlink>
+      <w:r>
+        <w:rPr>
+          <w:lang w:val="zh_TW" w:bidi="zh_TW"/>
+        </w:rPr>
+        <w:t>亞3:10</w:t>
+      </w:r>
       <w:r>
         <w:rPr>
           <w:lang w:val="zh_TW" w:bidi="zh_TW"/>
@@ -1045,18 +835,12 @@
         </w:rPr>
         <w:t>在被擄歸回後，以色列人認識到，神的祝福在某種程度上取決於人們是否彼此實踐公義和愛（</w:t>
       </w:r>
-      <w:hyperlink r:id="rId42">
-        <w:r>
-          <w:rPr>
-            <w:lang w:val="zh_TW" w:bidi="zh_TW"/>
-          </w:rPr>
-          <w:rPr>
-            <w:color w:val="0000EE"/>
-            <w:u w:val="single"/>
-          </w:rPr>
-          <w:t>亞8:14–17</w:t>
-        </w:r>
-      </w:hyperlink>
+      <w:r>
+        <w:rPr>
+          <w:lang w:val="zh_TW" w:bidi="zh_TW"/>
+        </w:rPr>
+        <w:t>亞8:14–17</w:t>
+      </w:r>
       <w:r>
         <w:rPr>
           <w:lang w:val="zh_TW" w:bidi="zh_TW"/>
@@ -1111,36 +895,24 @@
         </w:rPr>
         <w:t>」（</w:t>
       </w:r>
-      <w:hyperlink r:id="rId43">
-        <w:r>
-          <w:rPr>
-            <w:lang w:val="zh_TW" w:bidi="zh_TW"/>
-          </w:rPr>
-          <w:rPr>
-            <w:color w:val="0000EE"/>
-            <w:u w:val="single"/>
-          </w:rPr>
-          <w:t>太5:43</w:t>
-        </w:r>
-      </w:hyperlink>
+      <w:r>
+        <w:rPr>
+          <w:lang w:val="zh_TW" w:bidi="zh_TW"/>
+        </w:rPr>
+        <w:t>太5:43</w:t>
+      </w:r>
       <w:r>
         <w:rPr>
           <w:lang w:val="zh_TW" w:bidi="zh_TW"/>
         </w:rPr>
         <w:t>）時，衪只是引用了部份舊約（</w:t>
       </w:r>
-      <w:hyperlink r:id="rId16">
-        <w:r>
-          <w:rPr>
-            <w:lang w:val="zh_TW" w:bidi="zh_TW"/>
-          </w:rPr>
-          <w:rPr>
-            <w:color w:val="0000EE"/>
-            <w:u w:val="single"/>
-          </w:rPr>
-          <w:t>利19:18</w:t>
-        </w:r>
-      </w:hyperlink>
+      <w:r>
+        <w:rPr>
+          <w:lang w:val="zh_TW" w:bidi="zh_TW"/>
+        </w:rPr>
+        <w:t>利19:18</w:t>
+      </w:r>
       <w:r>
         <w:rPr>
           <w:lang w:val="zh_TW" w:bidi="zh_TW"/>
@@ -1208,18 +980,12 @@
         </w:rPr>
         <w:t>身上（</w:t>
       </w:r>
-      <w:hyperlink r:id="rId44">
-        <w:r>
-          <w:rPr>
-            <w:lang w:val="zh_TW" w:bidi="zh_TW"/>
-          </w:rPr>
-          <w:rPr>
-            <w:color w:val="0000EE"/>
-            <w:u w:val="single"/>
-          </w:rPr>
-          <w:t>太5:43–48</w:t>
-        </w:r>
-      </w:hyperlink>
+      <w:r>
+        <w:rPr>
+          <w:lang w:val="zh_TW" w:bidi="zh_TW"/>
+        </w:rPr>
+        <w:t>太5:43–48</w:t>
+      </w:r>
       <w:r>
         <w:rPr>
           <w:lang w:val="zh_TW" w:bidi="zh_TW"/>
@@ -1252,18 +1018,12 @@
         </w:rPr>
         <w:t>文士問耶穌什麼是神賜下的最大誡命（</w:t>
       </w:r>
-      <w:hyperlink r:id="rId45">
-        <w:r>
-          <w:rPr>
-            <w:lang w:val="zh_TW" w:bidi="zh_TW"/>
-          </w:rPr>
-          <w:rPr>
-            <w:color w:val="0000EE"/>
-            <w:u w:val="single"/>
-          </w:rPr>
-          <w:t>可12:28–31）</w:t>
-        </w:r>
-      </w:hyperlink>
+      <w:r>
+        <w:rPr>
+          <w:lang w:val="zh_TW" w:bidi="zh_TW"/>
+        </w:rPr>
+        <w:t>可12:28–31）</w:t>
+      </w:r>
       <w:r>
         <w:rPr>
           <w:lang w:val="zh_TW" w:bidi="zh_TW"/>
@@ -1282,18 +1042,12 @@
         </w:rPr>
         <w:t>引用了</w:t>
       </w:r>
-      <w:hyperlink r:id="rId46">
-        <w:r>
-          <w:rPr>
-            <w:lang w:val="zh_TW" w:bidi="zh_TW"/>
-          </w:rPr>
-          <w:rPr>
-            <w:color w:val="0000EE"/>
-            <w:u w:val="single"/>
-          </w:rPr>
-          <w:t>申命記六章5節</w:t>
-        </w:r>
-      </w:hyperlink>
+      <w:r>
+        <w:rPr>
+          <w:lang w:val="zh_TW" w:bidi="zh_TW"/>
+        </w:rPr>
+        <w:t>申命記六章5節</w:t>
+      </w:r>
       <w:r>
         <w:rPr>
           <w:lang w:val="zh_TW" w:bidi="zh_TW"/>
@@ -1312,54 +1066,36 @@
         </w:rPr>
         <w:t>盡心、盡性和盡力愛神的義務。而值得注意的是，耶穌並沒有止步於此，而是將此與第二條誡命，即「愛人如己」（</w:t>
       </w:r>
-      <w:hyperlink r:id="rId16">
-        <w:r>
-          <w:rPr>
-            <w:lang w:val="zh_TW" w:bidi="zh_TW"/>
-          </w:rPr>
-          <w:rPr>
-            <w:color w:val="0000EE"/>
-            <w:u w:val="single"/>
-          </w:rPr>
-          <w:t>利19:18）</w:t>
-        </w:r>
-      </w:hyperlink>
+      <w:r>
+        <w:rPr>
+          <w:lang w:val="zh_TW" w:bidi="zh_TW"/>
+        </w:rPr>
+        <w:t>利19:18）</w:t>
+      </w:r>
       <w:r>
         <w:rPr>
           <w:lang w:val="zh_TW" w:bidi="zh_TW"/>
         </w:rPr>
         <w:t>，連結起來。一些學者認為，這種將愛神和愛鄰舍緊密聯繫在一起的教導起源於耶穌。如果耶穌是第一個將這兩個誡命聯繫在一起的人（見</w:t>
       </w:r>
-      <w:hyperlink r:id="rId47">
-        <w:r>
-          <w:rPr>
-            <w:lang w:val="zh_TW" w:bidi="zh_TW"/>
-          </w:rPr>
-          <w:rPr>
-            <w:color w:val="0000EE"/>
-            <w:u w:val="single"/>
-          </w:rPr>
-          <w:t>太22:37</w:t>
-        </w:r>
-      </w:hyperlink>
+      <w:r>
+        <w:rPr>
+          <w:lang w:val="zh_TW" w:bidi="zh_TW"/>
+        </w:rPr>
+        <w:t>太22:37</w:t>
+      </w:r>
       <w:r>
         <w:rPr>
           <w:lang w:val="zh_TW" w:bidi="zh_TW"/>
         </w:rPr>
         <w:t>；</w:t>
       </w:r>
-      <w:hyperlink r:id="rId48">
-        <w:r>
-          <w:rPr>
-            <w:lang w:val="zh_TW" w:bidi="zh_TW"/>
-          </w:rPr>
-          <w:rPr>
-            <w:color w:val="0000EE"/>
-            <w:u w:val="single"/>
-          </w:rPr>
-          <w:t>可12:29–31</w:t>
-        </w:r>
-      </w:hyperlink>
+      <w:r>
+        <w:rPr>
+          <w:lang w:val="zh_TW" w:bidi="zh_TW"/>
+        </w:rPr>
+        <w:t>可12:29–31</w:t>
+      </w:r>
       <w:r>
         <w:rPr>
           <w:lang w:val="zh_TW" w:bidi="zh_TW"/>
@@ -1380,18 +1116,12 @@
         </w:rPr>
         <w:t>在耶穌的時代，辯論的焦點不是如何正確地對待鄰舍，而是誰才是真正的鄰舍。一位律法師問了耶穌這個問題（</w:t>
       </w:r>
-      <w:hyperlink r:id="rId49">
-        <w:r>
-          <w:rPr>
-            <w:lang w:val="zh_TW" w:bidi="zh_TW"/>
-          </w:rPr>
-          <w:rPr>
-            <w:color w:val="0000EE"/>
-            <w:u w:val="single"/>
-          </w:rPr>
-          <w:t>路10:29</w:t>
-        </w:r>
-      </w:hyperlink>
+      <w:r>
+        <w:rPr>
+          <w:lang w:val="zh_TW" w:bidi="zh_TW"/>
+        </w:rPr>
+        <w:t>路10:29</w:t>
+      </w:r>
       <w:r>
         <w:rPr>
           <w:lang w:val="zh_TW" w:bidi="zh_TW"/>
@@ -1434,18 +1164,12 @@
         </w:rPr>
         <w:t>。耶穌選擇不直接回答，而是用一個比喻來回應，就是我們耳熟能詳好撒馬利亞人的比喻（</w:t>
       </w:r>
-      <w:hyperlink r:id="rId50">
-        <w:r>
-          <w:rPr>
-            <w:lang w:val="zh_TW" w:bidi="zh_TW"/>
-          </w:rPr>
-          <w:rPr>
-            <w:color w:val="0000EE"/>
-            <w:u w:val="single"/>
-          </w:rPr>
-          <w:t>30–35</w:t>
-        </w:r>
-      </w:hyperlink>
+      <w:r>
+        <w:rPr>
+          <w:lang w:val="zh_TW" w:bidi="zh_TW"/>
+        </w:rPr>
+        <w:t>30–35</w:t>
+      </w:r>
       <w:r>
         <w:rPr>
           <w:lang w:val="zh_TW" w:bidi="zh_TW"/>
@@ -1526,18 +1250,12 @@
         </w:rPr>
         <w:t>利未人，他們在學術討論誰是神要他們去愛的鄰舍。律法師無疑會預期這些律法師以正確的方式對待受害者。相反，當祭司和利未人看到需要幫助的人時，他們卻選擇從另一邊走過。由於這些律法師無法確定受害者是死了還是奄奄一息，又不想冒不潔的風險，他們便繞過，從而違反了律法師剛剛指出最大的誡命（</w:t>
       </w:r>
-      <w:hyperlink r:id="rId51">
-        <w:r>
-          <w:rPr>
-            <w:lang w:val="zh_TW" w:bidi="zh_TW"/>
-          </w:rPr>
-          <w:rPr>
-            <w:color w:val="0000EE"/>
-            <w:u w:val="single"/>
-          </w:rPr>
-          <w:t>10:25–28</w:t>
-        </w:r>
-      </w:hyperlink>
+      <w:r>
+        <w:rPr>
+          <w:lang w:val="zh_TW" w:bidi="zh_TW"/>
+        </w:rPr>
+        <w:t>10:25–28</w:t>
+      </w:r>
       <w:r>
         <w:rPr>
           <w:lang w:val="zh_TW" w:bidi="zh_TW"/>
@@ -1636,18 +1354,12 @@
         </w:rPr>
         <w:t>許多撒馬利亞人被猶太統治者屠殺，兩族之間明顯存在敵意（見</w:t>
       </w:r>
-      <w:hyperlink r:id="rId52">
-        <w:r>
-          <w:rPr>
-            <w:lang w:val="zh_TW" w:bidi="zh_TW"/>
-          </w:rPr>
-          <w:rPr>
-            <w:color w:val="0000EE"/>
-            <w:u w:val="single"/>
-          </w:rPr>
-          <w:t>約4:9</w:t>
-        </w:r>
-      </w:hyperlink>
+      <w:r>
+        <w:rPr>
+          <w:lang w:val="zh_TW" w:bidi="zh_TW"/>
+        </w:rPr>
+        <w:t>約4:9</w:t>
+      </w:r>
       <w:r>
         <w:rPr>
           <w:lang w:val="zh_TW" w:bidi="zh_TW"/>
@@ -1678,18 +1390,12 @@
         </w:rPr>
         <w:t>意詳細描述了撒馬利亞人的憐憫（立即處理傷口、運送到旅店、在那裡照顧受害者，以及在離開時支付他人照顧的費用，</w:t>
       </w:r>
-      <w:hyperlink r:id="rId53">
-        <w:r>
-          <w:rPr>
-            <w:lang w:val="zh_TW" w:bidi="zh_TW"/>
-          </w:rPr>
-          <w:rPr>
-            <w:color w:val="0000EE"/>
-            <w:u w:val="single"/>
-          </w:rPr>
-          <w:t>路10:34–35</w:t>
-        </w:r>
-      </w:hyperlink>
+      <w:r>
+        <w:rPr>
+          <w:lang w:val="zh_TW" w:bidi="zh_TW"/>
+        </w:rPr>
+        <w:t>路10:34–35</w:t>
+      </w:r>
       <w:r>
         <w:rPr>
           <w:lang w:val="zh_TW" w:bidi="zh_TW"/>
@@ -1744,18 +1450,12 @@
         </w:rPr>
         <w:t>（</w:t>
       </w:r>
-      <w:hyperlink r:id="rId54">
-        <w:r>
-          <w:rPr>
-            <w:lang w:val="zh_TW" w:bidi="zh_TW"/>
-          </w:rPr>
-          <w:rPr>
-            <w:color w:val="0000EE"/>
-            <w:u w:val="single"/>
-          </w:rPr>
-          <w:t>36–37節</w:t>
-        </w:r>
-      </w:hyperlink>
+      <w:r>
+        <w:rPr>
+          <w:lang w:val="zh_TW" w:bidi="zh_TW"/>
+        </w:rPr>
+        <w:t>36–37節</w:t>
+      </w:r>
       <w:r>
         <w:rPr>
           <w:lang w:val="zh_TW" w:bidi="zh_TW"/>
@@ -1776,18 +1476,12 @@
         </w:rPr>
         <w:t>這個比喻，就像在</w:t>
       </w:r>
-      <w:hyperlink r:id="rId44">
-        <w:r>
-          <w:rPr>
-            <w:lang w:val="zh_TW" w:bidi="zh_TW"/>
-          </w:rPr>
-          <w:rPr>
-            <w:color w:val="0000EE"/>
-            <w:u w:val="single"/>
-          </w:rPr>
-          <w:t>馬太福音五章43至48節</w:t>
-        </w:r>
-      </w:hyperlink>
+      <w:r>
+        <w:rPr>
+          <w:lang w:val="zh_TW" w:bidi="zh_TW"/>
+        </w:rPr>
+        <w:t>馬太福音五章43至48節</w:t>
+      </w:r>
       <w:r>
         <w:rPr>
           <w:lang w:val="zh_TW" w:bidi="zh_TW"/>
@@ -1832,54 +1526,36 @@
         </w:rPr>
         <w:t>（</w:t>
       </w:r>
-      <w:hyperlink r:id="rId55">
-        <w:r>
-          <w:rPr>
-            <w:lang w:val="zh_TW" w:bidi="zh_TW"/>
-          </w:rPr>
-          <w:rPr>
-            <w:color w:val="0000EE"/>
-            <w:u w:val="single"/>
-          </w:rPr>
-          <w:t>羅13:8–10</w:t>
-        </w:r>
-      </w:hyperlink>
+      <w:r>
+        <w:rPr>
+          <w:lang w:val="zh_TW" w:bidi="zh_TW"/>
+        </w:rPr>
+        <w:t>羅13:8–10</w:t>
+      </w:r>
       <w:r>
         <w:rPr>
           <w:lang w:val="zh_TW" w:bidi="zh_TW"/>
         </w:rPr>
         <w:t>；</w:t>
       </w:r>
-      <w:hyperlink r:id="rId56">
-        <w:r>
-          <w:rPr>
-            <w:lang w:val="zh_TW" w:bidi="zh_TW"/>
-          </w:rPr>
-          <w:rPr>
-            <w:color w:val="0000EE"/>
-            <w:u w:val="single"/>
-          </w:rPr>
-          <w:t>加5:14</w:t>
-        </w:r>
-      </w:hyperlink>
+      <w:r>
+        <w:rPr>
+          <w:lang w:val="zh_TW" w:bidi="zh_TW"/>
+        </w:rPr>
+        <w:t>加5:14</w:t>
+      </w:r>
       <w:r>
         <w:rPr>
           <w:lang w:val="zh_TW" w:bidi="zh_TW"/>
         </w:rPr>
         <w:t>），而雅各則將這誡命稱為「至尊的律法」（</w:t>
       </w:r>
-      <w:hyperlink r:id="rId57">
-        <w:r>
-          <w:rPr>
-            <w:lang w:val="zh_TW" w:bidi="zh_TW"/>
-          </w:rPr>
-          <w:rPr>
-            <w:color w:val="0000EE"/>
-            <w:u w:val="single"/>
-          </w:rPr>
-          <w:t>雅2:8</w:t>
-        </w:r>
-      </w:hyperlink>
+      <w:r>
+        <w:rPr>
+          <w:lang w:val="zh_TW" w:bidi="zh_TW"/>
+        </w:rPr>
+        <w:t>雅2:8</w:t>
+      </w:r>
       <w:r>
         <w:rPr>
           <w:lang w:val="zh_TW" w:bidi="zh_TW"/>
